--- a/labo/FPGA_MSXtR_VDP_Stack_001/src/v9968/manual/v9968_programmers_manual_register_map.docx
+++ b/labo/FPGA_MSXtR_VDP_Stack_001/src/v9968/manual/v9968_programmers_manual_register_map.docx
@@ -2573,7 +2573,88 @@
         <w:pStyle w:val="Standard"/>
       </w:pPr>
       <w:r>
-        <w:t xml:space="preserve">　TEXT0, TEXT1, MULTI COLOR, GRAPHIC1,  GRAPHIC2,  GRAPHIC3 では全ビット有効。A17 は、R#20のEVR=1のときにのみ有効。EVR=0のときは、1を書いても 0を書いたことになる。</w:t>
+        <w:t xml:space="preserve">　TEXT0, TEXT1, MULTI COLOR, GRAPHIC1,  GRAPHIC2,  GRAPHIC3 では全ビット有効。A17 は、R#2</w:t>
+      </w:r>
+      <w:r>
+        <w:rPr>
+          <w:rFonts w:hint="eastAsia"/>
+        </w:rPr>
+        <w:t>1</w:t>
+      </w:r>
+      <w:r>
+        <w:t>の</w:t>
+      </w:r>
+      <w:r>
+        <w:rPr>
+          <w:rFonts w:hint="eastAsia"/>
+        </w:rPr>
+        <w:t>V58</w:t>
+      </w:r>
+      <w:r>
+        <w:t>=</w:t>
+      </w:r>
+      <w:r>
+        <w:rPr>
+          <w:rFonts w:hint="eastAsia"/>
+        </w:rPr>
+        <w:t>0</w:t>
+      </w:r>
+      <w:r>
+        <w:t>のときにのみ有効。</w:t>
+      </w:r>
+      <w:r>
+        <w:rPr>
+          <w:rFonts w:hint="eastAsia"/>
+        </w:rPr>
+        <w:t>V58</w:t>
+      </w:r>
+      <w:r>
+        <w:t>=</w:t>
+      </w:r>
+      <w:r>
+        <w:rPr>
+          <w:rFonts w:hint="eastAsia"/>
+        </w:rPr>
+        <w:t>1</w:t>
+      </w:r>
+      <w:r>
+        <w:t>のときは、</w:t>
+      </w:r>
+      <w:r>
+        <w:rPr>
+          <w:rFonts w:hint="eastAsia"/>
+        </w:rPr>
+        <w:t>A17に</w:t>
+      </w:r>
+      <w:r>
+        <w:t>1を書いても</w:t>
+      </w:r>
+      <w:r>
+        <w:rPr>
+          <w:rFonts w:hint="eastAsia"/>
+        </w:rPr>
+        <w:t>無視され</w:t>
+      </w:r>
+      <w:r>
+        <w:t xml:space="preserve"> </w:t>
+      </w:r>
+      <w:r>
+        <w:rPr>
+          <w:rFonts w:hint="eastAsia"/>
+        </w:rPr>
+        <w:t>A17=</w:t>
+      </w:r>
+      <w:r>
+        <w:t>0</w:t>
+      </w:r>
+      <w:r>
+        <w:rPr>
+          <w:rFonts w:hint="eastAsia"/>
+        </w:rPr>
+        <w:t>の扱い</w:t>
+      </w:r>
+      <w:r>
+        <w:t>になる。</w:t>
       </w:r>
     </w:p>
     <w:p>
@@ -2647,7 +2728,43 @@
         <w:pStyle w:val="Standard"/>
       </w:pPr>
       <w:r>
-        <w:t xml:space="preserve">　GRAPHIC4,  GRAPHIC5 では、bit4～bit0 は 1 を指定する。A17 は、R#20のEVR=1のときにのみ有効。EVR=0のときは、1を書いても 0を書いたことになる。</w:t>
+        <w:t xml:space="preserve">　GRAPHIC4,  GRAPHIC5 では、bit4～bit0 は 1 を指定する。A17 は、R#20の</w:t>
+      </w:r>
+      <w:r>
+        <w:rPr>
+          <w:rFonts w:hint="eastAsia"/>
+        </w:rPr>
+        <w:t>V58</w:t>
+      </w:r>
+      <w:r>
+        <w:t>=</w:t>
+      </w:r>
+      <w:r>
+        <w:rPr>
+          <w:rFonts w:hint="eastAsia"/>
+        </w:rPr>
+        <w:t>0</w:t>
+      </w:r>
+      <w:r>
+        <w:t>のときにのみ有効。</w:t>
+      </w:r>
+      <w:r>
+        <w:rPr>
+          <w:rFonts w:hint="eastAsia"/>
+        </w:rPr>
+        <w:t>V58</w:t>
+      </w:r>
+      <w:r>
+        <w:t>=</w:t>
+      </w:r>
+      <w:r>
+        <w:rPr>
+          <w:rFonts w:hint="eastAsia"/>
+        </w:rPr>
+        <w:t>1</w:t>
+      </w:r>
+      <w:r>
+        <w:t>のときは、1を書いても 0を書いたことになる。</w:t>
       </w:r>
     </w:p>
     <w:p>
@@ -2721,7 +2838,52 @@
         <w:pStyle w:val="Standard"/>
       </w:pPr>
       <w:r>
-        <w:t xml:space="preserve">　GRAPHIC6,  GRAPHIC7では、bit4～bit0 は 1 を指定し、他のモードとは bit の位置が異なることに注意すること。A17 は、R#20のEVR=1のときにのみ有効。EVR=0のときは、1を書いても 0を書いたことになる。</w:t>
+        <w:t xml:space="preserve">　GRAPHIC6,  GRAPHIC7では、bit4～bit0 は 1 を指定し、他のモードとは bit の位置が異なることに注意すること。A17 は、R#2</w:t>
+      </w:r>
+      <w:r>
+        <w:rPr>
+          <w:rFonts w:hint="eastAsia"/>
+        </w:rPr>
+        <w:t>1</w:t>
+      </w:r>
+      <w:r>
+        <w:t>の</w:t>
+      </w:r>
+      <w:r>
+        <w:rPr>
+          <w:rFonts w:hint="eastAsia"/>
+        </w:rPr>
+        <w:t>V58</w:t>
+      </w:r>
+      <w:r>
+        <w:t>=</w:t>
+      </w:r>
+      <w:r>
+        <w:rPr>
+          <w:rFonts w:hint="eastAsia"/>
+        </w:rPr>
+        <w:t>0</w:t>
+      </w:r>
+      <w:r>
+        <w:t>のときにのみ有効。</w:t>
+      </w:r>
+      <w:r>
+        <w:rPr>
+          <w:rFonts w:hint="eastAsia"/>
+        </w:rPr>
+        <w:t>V58</w:t>
+      </w:r>
+      <w:r>
+        <w:t>=</w:t>
+      </w:r>
+      <w:r>
+        <w:rPr>
+          <w:rFonts w:hint="eastAsia"/>
+        </w:rPr>
+        <w:t>1</w:t>
+      </w:r>
+      <w:r>
+        <w:t>のときは、1を書いても 0を書いたことになる。</w:t>
       </w:r>
     </w:p>
     <w:p>
@@ -4017,6 +4179,9 @@
         <w:pStyle w:val="Standard"/>
       </w:pPr>
       <w:r>
+        <w:rPr>
+          <w:noProof/>
+        </w:rPr>
         <w:drawing>
           <wp:inline distT="0" distB="0" distL="0" distR="0" wp14:anchorId="24F0B2D7" wp14:editId="77914992">
             <wp:extent cx="6120130" cy="777240"/>
@@ -4099,15 +4264,31 @@
         <w:pStyle w:val="Standard"/>
       </w:pPr>
       <w:r>
-        <w:t>EPAL (Expanded PALette) : 1 にすると、32768色から選択するパレットに切り替わる。</w:t>
-      </w:r>
-    </w:p>
-    <w:p>
-      <w:pPr>
-        <w:pStyle w:val="Standard"/>
-      </w:pPr>
-      <w:r>
-        <w:t>FIL (Flat InterLace mode) : 1にすると、インターレースによる疑似垂直高解像度表示時に、VRAM の並びをフラットに扱うように変更した新しいインターレースモードにする。R#9 の設定よりもこちらの設定の方が優先。</w:t>
+        <w:t xml:space="preserve">EPAL (Expanded </w:t>
+      </w:r>
+      <w:proofErr w:type="spellStart"/>
+      <w:r>
+        <w:t>PALette</w:t>
+      </w:r>
+      <w:proofErr w:type="spellEnd"/>
+      <w:r>
+        <w:t>) : 1 にすると、32768色から選択するパレットに切り替わる。</w:t>
+      </w:r>
+    </w:p>
+    <w:p>
+      <w:pPr>
+        <w:pStyle w:val="Standard"/>
+      </w:pPr>
+      <w:r>
+        <w:t xml:space="preserve">FIL (Flat </w:t>
+      </w:r>
+      <w:proofErr w:type="spellStart"/>
+      <w:r>
+        <w:t>InterLace</w:t>
+      </w:r>
+      <w:proofErr w:type="spellEnd"/>
+      <w:r>
+        <w:t xml:space="preserve"> mode) : 1にすると、インターレースによる疑似垂直高解像度表示時に、VRAM の並びをフラットに扱うように変更した新しいインターレースモードにする。R#9 の設定よりもこちらの設定の方が優先。</w:t>
       </w:r>
     </w:p>
     <w:p>
@@ -4146,6 +4327,9 @@
         <w:pStyle w:val="Standard"/>
       </w:pPr>
       <w:r>
+        <w:rPr>
+          <w:noProof/>
+        </w:rPr>
         <w:drawing>
           <wp:inline distT="0" distB="0" distL="0" distR="0" wp14:anchorId="1297AE37" wp14:editId="07B1F553">
             <wp:extent cx="6120130" cy="793115"/>
@@ -4257,9 +4441,6 @@
     <w:p>
       <w:pPr>
         <w:pStyle w:val="Standard"/>
-        <w:rPr>
-          <w:rFonts w:hint="eastAsia"/>
-        </w:rPr>
       </w:pPr>
     </w:p>
     <w:p>
@@ -4513,7 +4694,15 @@
         <w:pStyle w:val="Standard"/>
       </w:pPr>
       <w:r>
-        <w:t>YAE (Y Attribute Enable) : 1 にするとYJK+Paletteのハイブリッドモードに切り替える。Graphic7 で、かつ YJK=1 である必要がある。その他のモードでの動作は保証しない。</w:t>
+        <w:t>YAE (Y Attribute Enable) : 1 にすると</w:t>
+      </w:r>
+      <w:proofErr w:type="spellStart"/>
+      <w:r>
+        <w:t>YJK+Palette</w:t>
+      </w:r>
+      <w:proofErr w:type="spellEnd"/>
+      <w:r>
+        <w:t>のハイブリッドモードに切り替える。Graphic7 で、かつ YJK=1 である必要がある。その他のモードでの動作は保証しない。</w:t>
       </w:r>
     </w:p>
     <w:p>
@@ -5353,7 +5542,15 @@
         <w:pStyle w:val="Standard"/>
       </w:pPr>
       <w:r>
-        <w:t>MXC : 従来の裏VRAM に対応したソフトのためのダミーレジスタである。1を立てると、表VRAMに対してCPUからアクセス出来なくなる。VRAM読みだし結果は FFh になる。ECOM=0 の場合にのみ有効。</w:t>
+        <w:t xml:space="preserve">MXC : 従来の裏VRAM に対応したソフトのためのダミーレジスタである。1を立てると、表VRAMに対してCPUからアクセス出来なくなる。VRAM読みだし結果は </w:t>
+      </w:r>
+      <w:proofErr w:type="spellStart"/>
+      <w:r>
+        <w:t>FFh</w:t>
+      </w:r>
+      <w:proofErr w:type="spellEnd"/>
+      <w:r>
+        <w:t xml:space="preserve"> になる。ECOM=0 の場合にのみ有効。</w:t>
       </w:r>
     </w:p>
     <w:p>

--- a/labo/FPGA_MSXtR_VDP_Stack_001/src/v9968/manual/v9968_programmers_manual_register_map.docx
+++ b/labo/FPGA_MSXtR_VDP_Stack_001/src/v9968/manual/v9968_programmers_manual_register_map.docx
@@ -115,23 +115,30 @@
     </w:p>
     <w:p>
       <w:pPr>
-        <w:pStyle w:val="Standard"/>
-      </w:pPr>
-    </w:p>
-    <w:p>
-      <w:pPr>
-        <w:pStyle w:val="ContentsHeading"/>
-        <w:pageBreakBefore/>
+        <w:widowControl/>
+        <w:rPr>
+          <w:rFonts w:ascii="TAユニバーサルライン_DSP_R" w:eastAsia="TAユニバーサルライン_DSP_R" w:hAnsi="TAユニバーサルライン_DSP_R" w:cs="TAユニバーサルライン_DSP_R"/>
+        </w:rPr>
+      </w:pPr>
+      <w:r>
+        <w:br w:type="page"/>
+      </w:r>
+    </w:p>
+    <w:p>
+      <w:pPr>
+        <w:pStyle w:val="10"/>
         <w:tabs>
-          <w:tab w:val="right" w:leader="dot" w:pos="8838"/>
+          <w:tab w:val="right" w:leader="dot" w:pos="9628"/>
         </w:tabs>
+        <w:rPr>
+          <w:noProof/>
+        </w:rPr>
       </w:pPr>
       <w:r>
         <w:rPr>
           <w:rFonts w:ascii="TAユニバーサルライン_DSP_R" w:eastAsia="TAユニバーサルライン_DSP_R" w:hAnsi="TAユニバーサルライン_DSP_R" w:cs="TAユニバーサルライン_DSP_R"/>
-          <w:b w:val="0"/>
-          <w:bCs w:val="0"/>
-          <w:sz w:val="24"/>
+          <w:b/>
+          <w:bCs/>
           <w:szCs w:val="24"/>
         </w:rPr>
         <w:lastRenderedPageBreak/>
@@ -143,914 +150,3682 @@
       <w:r>
         <w:rPr>
           <w:rFonts w:ascii="TAユニバーサルライン_DSP_R" w:eastAsia="TAユニバーサルライン_DSP_R" w:hAnsi="TAユニバーサルライン_DSP_R" w:cs="TAユニバーサルライン_DSP_R"/>
-          <w:b w:val="0"/>
-          <w:bCs w:val="0"/>
-          <w:sz w:val="24"/>
+          <w:b/>
+          <w:bCs/>
           <w:szCs w:val="24"/>
         </w:rPr>
         <w:fldChar w:fldCharType="separate"/>
       </w:r>
-      <w:r>
-        <w:t>目次</w:t>
-      </w:r>
-    </w:p>
-    <w:p>
-      <w:pPr>
-        <w:pStyle w:val="Contents1"/>
+      <w:hyperlink w:anchor="_Toc241436372" w:history="1">
+        <w:r>
+          <w:rPr>
+            <w:rStyle w:val="a9"/>
+            <w:noProof/>
+          </w:rPr>
+          <w:t>はじめに</w:t>
+        </w:r>
+        <w:r>
+          <w:rPr>
+            <w:noProof/>
+          </w:rPr>
+          <w:tab/>
+        </w:r>
+        <w:r>
+          <w:rPr>
+            <w:noProof/>
+          </w:rPr>
+          <w:fldChar w:fldCharType="begin"/>
+        </w:r>
+        <w:r>
+          <w:rPr>
+            <w:noProof/>
+          </w:rPr>
+          <w:instrText xml:space="preserve"> PAGEREF _Toc241436372 \h </w:instrText>
+        </w:r>
+        <w:r>
+          <w:rPr>
+            <w:noProof/>
+          </w:rPr>
+        </w:r>
+        <w:r>
+          <w:rPr>
+            <w:noProof/>
+          </w:rPr>
+          <w:fldChar w:fldCharType="separate"/>
+        </w:r>
+        <w:r>
+          <w:rPr>
+            <w:noProof/>
+          </w:rPr>
+          <w:t>3</w:t>
+        </w:r>
+        <w:r>
+          <w:rPr>
+            <w:noProof/>
+          </w:rPr>
+          <w:fldChar w:fldCharType="end"/>
+        </w:r>
+      </w:hyperlink>
+    </w:p>
+    <w:p>
+      <w:pPr>
+        <w:pStyle w:val="10"/>
         <w:tabs>
-          <w:tab w:val="clear" w:pos="9638"/>
-          <w:tab w:val="right" w:leader="dot" w:pos="9637"/>
+          <w:tab w:val="right" w:leader="dot" w:pos="9628"/>
         </w:tabs>
-      </w:pPr>
-      <w:hyperlink w:anchor="__RefHeading___Toc210_761562591" w:history="1">
-        <w:r>
-          <w:t>はじめに</w:t>
-        </w:r>
-        <w:r>
+        <w:rPr>
+          <w:noProof/>
+        </w:rPr>
+      </w:pPr>
+      <w:hyperlink w:anchor="_Toc241436373" w:history="1">
+        <w:r>
+          <w:rPr>
+            <w:rStyle w:val="a9"/>
+            <w:noProof/>
+          </w:rPr>
+          <w:t>I/O</w:t>
+        </w:r>
+        <w:r>
+          <w:rPr>
+            <w:rStyle w:val="a9"/>
+            <w:noProof/>
+          </w:rPr>
+          <w:t>ポート</w:t>
+        </w:r>
+        <w:r>
+          <w:rPr>
+            <w:noProof/>
+          </w:rPr>
           <w:tab/>
+        </w:r>
+        <w:r>
+          <w:rPr>
+            <w:noProof/>
+          </w:rPr>
+          <w:fldChar w:fldCharType="begin"/>
+        </w:r>
+        <w:r>
+          <w:rPr>
+            <w:noProof/>
+          </w:rPr>
+          <w:instrText xml:space="preserve"> PAGEREF _Toc241436373 \h </w:instrText>
+        </w:r>
+        <w:r>
+          <w:rPr>
+            <w:noProof/>
+          </w:rPr>
+        </w:r>
+        <w:r>
+          <w:rPr>
+            <w:noProof/>
+          </w:rPr>
+          <w:fldChar w:fldCharType="separate"/>
+        </w:r>
+        <w:r>
+          <w:rPr>
+            <w:noProof/>
+          </w:rPr>
           <w:t>3</w:t>
         </w:r>
+        <w:r>
+          <w:rPr>
+            <w:noProof/>
+          </w:rPr>
+          <w:fldChar w:fldCharType="end"/>
+        </w:r>
       </w:hyperlink>
     </w:p>
     <w:p>
       <w:pPr>
-        <w:pStyle w:val="Contents1"/>
+        <w:pStyle w:val="20"/>
         <w:tabs>
-          <w:tab w:val="clear" w:pos="9638"/>
-          <w:tab w:val="right" w:leader="dot" w:pos="9637"/>
+          <w:tab w:val="right" w:leader="dot" w:pos="9628"/>
         </w:tabs>
-      </w:pPr>
-      <w:hyperlink w:anchor="__RefHeading___Toc212_761562591" w:history="1">
-        <w:r>
+        <w:rPr>
+          <w:noProof/>
+        </w:rPr>
+      </w:pPr>
+      <w:hyperlink w:anchor="_Toc241436374" w:history="1">
+        <w:r>
+          <w:rPr>
+            <w:rStyle w:val="a9"/>
+            <w:noProof/>
+          </w:rPr>
+          <w:t>直接指定によるコントロールレジスタへの書き込み</w:t>
+        </w:r>
+        <w:r>
+          <w:rPr>
+            <w:noProof/>
+          </w:rPr>
+          <w:tab/>
+        </w:r>
+        <w:r>
+          <w:rPr>
+            <w:noProof/>
+          </w:rPr>
+          <w:fldChar w:fldCharType="begin"/>
+        </w:r>
+        <w:r>
+          <w:rPr>
+            <w:noProof/>
+          </w:rPr>
+          <w:instrText xml:space="preserve"> PAGEREF _Toc241436374 \h </w:instrText>
+        </w:r>
+        <w:r>
+          <w:rPr>
+            <w:noProof/>
+          </w:rPr>
+        </w:r>
+        <w:r>
+          <w:rPr>
+            <w:noProof/>
+          </w:rPr>
+          <w:fldChar w:fldCharType="separate"/>
+        </w:r>
+        <w:r>
+          <w:rPr>
+            <w:noProof/>
+          </w:rPr>
+          <w:t>3</w:t>
+        </w:r>
+        <w:r>
+          <w:rPr>
+            <w:noProof/>
+          </w:rPr>
+          <w:fldChar w:fldCharType="end"/>
+        </w:r>
+      </w:hyperlink>
+    </w:p>
+    <w:p>
+      <w:pPr>
+        <w:pStyle w:val="20"/>
+        <w:tabs>
+          <w:tab w:val="right" w:leader="dot" w:pos="9628"/>
+        </w:tabs>
+        <w:rPr>
+          <w:noProof/>
+        </w:rPr>
+      </w:pPr>
+      <w:hyperlink w:anchor="_Toc241436375" w:history="1">
+        <w:r>
+          <w:rPr>
+            <w:rStyle w:val="a9"/>
+            <w:noProof/>
+          </w:rPr>
+          <w:t>関節指定によるコントロールレジスタの連続書き込み（非</w:t>
+        </w:r>
+        <w:r>
+          <w:rPr>
+            <w:rStyle w:val="a9"/>
+            <w:noProof/>
+          </w:rPr>
+          <w:t>inc</w:t>
+        </w:r>
+        <w:r>
+          <w:rPr>
+            <w:rStyle w:val="a9"/>
+            <w:noProof/>
+          </w:rPr>
+          <w:t>）</w:t>
+        </w:r>
+        <w:r>
+          <w:rPr>
+            <w:noProof/>
+          </w:rPr>
+          <w:tab/>
+        </w:r>
+        <w:r>
+          <w:rPr>
+            <w:noProof/>
+          </w:rPr>
+          <w:fldChar w:fldCharType="begin"/>
+        </w:r>
+        <w:r>
+          <w:rPr>
+            <w:noProof/>
+          </w:rPr>
+          <w:instrText xml:space="preserve"> PAGEREF _Toc241436375 \h </w:instrText>
+        </w:r>
+        <w:r>
+          <w:rPr>
+            <w:noProof/>
+          </w:rPr>
+        </w:r>
+        <w:r>
+          <w:rPr>
+            <w:noProof/>
+          </w:rPr>
+          <w:fldChar w:fldCharType="separate"/>
+        </w:r>
+        <w:r>
+          <w:rPr>
+            <w:noProof/>
+          </w:rPr>
+          <w:t>4</w:t>
+        </w:r>
+        <w:r>
+          <w:rPr>
+            <w:noProof/>
+          </w:rPr>
+          <w:fldChar w:fldCharType="end"/>
+        </w:r>
+      </w:hyperlink>
+    </w:p>
+    <w:p>
+      <w:pPr>
+        <w:pStyle w:val="20"/>
+        <w:tabs>
+          <w:tab w:val="right" w:leader="dot" w:pos="9628"/>
+        </w:tabs>
+        <w:rPr>
+          <w:noProof/>
+        </w:rPr>
+      </w:pPr>
+      <w:hyperlink w:anchor="_Toc241436376" w:history="1">
+        <w:r>
+          <w:rPr>
+            <w:rStyle w:val="a9"/>
+            <w:noProof/>
+          </w:rPr>
+          <w:t>関節指定によるコントロールレジスタの連続書き込み（</w:t>
+        </w:r>
+        <w:r>
+          <w:rPr>
+            <w:rStyle w:val="a9"/>
+            <w:noProof/>
+          </w:rPr>
+          <w:t>inc</w:t>
+        </w:r>
+        <w:r>
+          <w:rPr>
+            <w:rStyle w:val="a9"/>
+            <w:noProof/>
+          </w:rPr>
+          <w:t>）</w:t>
+        </w:r>
+        <w:r>
+          <w:rPr>
+            <w:noProof/>
+          </w:rPr>
+          <w:tab/>
+        </w:r>
+        <w:r>
+          <w:rPr>
+            <w:noProof/>
+          </w:rPr>
+          <w:fldChar w:fldCharType="begin"/>
+        </w:r>
+        <w:r>
+          <w:rPr>
+            <w:noProof/>
+          </w:rPr>
+          <w:instrText xml:space="preserve"> PAGEREF _Toc241436376 \h </w:instrText>
+        </w:r>
+        <w:r>
+          <w:rPr>
+            <w:noProof/>
+          </w:rPr>
+        </w:r>
+        <w:r>
+          <w:rPr>
+            <w:noProof/>
+          </w:rPr>
+          <w:fldChar w:fldCharType="separate"/>
+        </w:r>
+        <w:r>
+          <w:rPr>
+            <w:noProof/>
+          </w:rPr>
+          <w:t>4</w:t>
+        </w:r>
+        <w:r>
+          <w:rPr>
+            <w:noProof/>
+          </w:rPr>
+          <w:fldChar w:fldCharType="end"/>
+        </w:r>
+      </w:hyperlink>
+    </w:p>
+    <w:p>
+      <w:pPr>
+        <w:pStyle w:val="20"/>
+        <w:tabs>
+          <w:tab w:val="right" w:leader="dot" w:pos="9628"/>
+        </w:tabs>
+        <w:rPr>
+          <w:noProof/>
+        </w:rPr>
+      </w:pPr>
+      <w:hyperlink w:anchor="_Toc241436377" w:history="1">
+        <w:r>
+          <w:rPr>
+            <w:rStyle w:val="a9"/>
+            <w:noProof/>
+          </w:rPr>
+          <w:t>パレットレジスタへの書き込み</w:t>
+        </w:r>
+        <w:r>
+          <w:rPr>
+            <w:noProof/>
+          </w:rPr>
+          <w:tab/>
+        </w:r>
+        <w:r>
+          <w:rPr>
+            <w:noProof/>
+          </w:rPr>
+          <w:fldChar w:fldCharType="begin"/>
+        </w:r>
+        <w:r>
+          <w:rPr>
+            <w:noProof/>
+          </w:rPr>
+          <w:instrText xml:space="preserve"> PAGEREF _Toc241436377 \h </w:instrText>
+        </w:r>
+        <w:r>
+          <w:rPr>
+            <w:noProof/>
+          </w:rPr>
+        </w:r>
+        <w:r>
+          <w:rPr>
+            <w:noProof/>
+          </w:rPr>
+          <w:fldChar w:fldCharType="separate"/>
+        </w:r>
+        <w:r>
+          <w:rPr>
+            <w:noProof/>
+          </w:rPr>
+          <w:t>4</w:t>
+        </w:r>
+        <w:r>
+          <w:rPr>
+            <w:noProof/>
+          </w:rPr>
+          <w:fldChar w:fldCharType="end"/>
+        </w:r>
+      </w:hyperlink>
+    </w:p>
+    <w:p>
+      <w:pPr>
+        <w:pStyle w:val="20"/>
+        <w:tabs>
+          <w:tab w:val="right" w:leader="dot" w:pos="9628"/>
+        </w:tabs>
+        <w:rPr>
+          <w:noProof/>
+        </w:rPr>
+      </w:pPr>
+      <w:hyperlink w:anchor="_Toc241436378" w:history="1">
+        <w:r>
+          <w:rPr>
+            <w:rStyle w:val="a9"/>
+            <w:noProof/>
+          </w:rPr>
+          <w:t>ステータスレジスタへの書き込み</w:t>
+        </w:r>
+        <w:r>
+          <w:rPr>
+            <w:noProof/>
+          </w:rPr>
+          <w:tab/>
+        </w:r>
+        <w:r>
+          <w:rPr>
+            <w:noProof/>
+          </w:rPr>
+          <w:fldChar w:fldCharType="begin"/>
+        </w:r>
+        <w:r>
+          <w:rPr>
+            <w:noProof/>
+          </w:rPr>
+          <w:instrText xml:space="preserve"> PAGEREF _Toc241436378 \h </w:instrText>
+        </w:r>
+        <w:r>
+          <w:rPr>
+            <w:noProof/>
+          </w:rPr>
+        </w:r>
+        <w:r>
+          <w:rPr>
+            <w:noProof/>
+          </w:rPr>
+          <w:fldChar w:fldCharType="separate"/>
+        </w:r>
+        <w:r>
+          <w:rPr>
+            <w:noProof/>
+          </w:rPr>
+          <w:t>5</w:t>
+        </w:r>
+        <w:r>
+          <w:rPr>
+            <w:noProof/>
+          </w:rPr>
+          <w:fldChar w:fldCharType="end"/>
+        </w:r>
+      </w:hyperlink>
+    </w:p>
+    <w:p>
+      <w:pPr>
+        <w:pStyle w:val="20"/>
+        <w:tabs>
+          <w:tab w:val="right" w:leader="dot" w:pos="9628"/>
+        </w:tabs>
+        <w:rPr>
+          <w:noProof/>
+        </w:rPr>
+      </w:pPr>
+      <w:hyperlink w:anchor="_Toc241436379" w:history="1">
+        <w:r>
+          <w:rPr>
+            <w:rStyle w:val="a9"/>
+            <w:noProof/>
+          </w:rPr>
+          <w:t>CPU</w:t>
+        </w:r>
+        <w:r>
+          <w:rPr>
+            <w:rStyle w:val="a9"/>
+            <w:noProof/>
+          </w:rPr>
+          <w:t>からの</w:t>
+        </w:r>
+        <w:r>
+          <w:rPr>
+            <w:rStyle w:val="a9"/>
+            <w:noProof/>
+          </w:rPr>
+          <w:t>VRAM</w:t>
+        </w:r>
+        <w:r>
+          <w:rPr>
+            <w:rStyle w:val="a9"/>
+            <w:noProof/>
+          </w:rPr>
+          <w:t>への書き込みアクセス</w:t>
+        </w:r>
+        <w:r>
+          <w:rPr>
+            <w:noProof/>
+          </w:rPr>
+          <w:tab/>
+        </w:r>
+        <w:r>
+          <w:rPr>
+            <w:noProof/>
+          </w:rPr>
+          <w:fldChar w:fldCharType="begin"/>
+        </w:r>
+        <w:r>
+          <w:rPr>
+            <w:noProof/>
+          </w:rPr>
+          <w:instrText xml:space="preserve"> PAGEREF _Toc241436379 \h </w:instrText>
+        </w:r>
+        <w:r>
+          <w:rPr>
+            <w:noProof/>
+          </w:rPr>
+        </w:r>
+        <w:r>
+          <w:rPr>
+            <w:noProof/>
+          </w:rPr>
+          <w:fldChar w:fldCharType="separate"/>
+        </w:r>
+        <w:r>
+          <w:rPr>
+            <w:noProof/>
+          </w:rPr>
+          <w:t>5</w:t>
+        </w:r>
+        <w:r>
+          <w:rPr>
+            <w:noProof/>
+          </w:rPr>
+          <w:fldChar w:fldCharType="end"/>
+        </w:r>
+      </w:hyperlink>
+    </w:p>
+    <w:p>
+      <w:pPr>
+        <w:pStyle w:val="20"/>
+        <w:tabs>
+          <w:tab w:val="right" w:leader="dot" w:pos="9628"/>
+        </w:tabs>
+        <w:rPr>
+          <w:noProof/>
+        </w:rPr>
+      </w:pPr>
+      <w:hyperlink w:anchor="_Toc241436380" w:history="1">
+        <w:r>
+          <w:rPr>
+            <w:rStyle w:val="a9"/>
+            <w:noProof/>
+          </w:rPr>
+          <w:t>CPU</w:t>
+        </w:r>
+        <w:r>
+          <w:rPr>
+            <w:rStyle w:val="a9"/>
+            <w:noProof/>
+          </w:rPr>
+          <w:t>からの</w:t>
+        </w:r>
+        <w:r>
+          <w:rPr>
+            <w:rStyle w:val="a9"/>
+            <w:noProof/>
+          </w:rPr>
+          <w:t>VRAM</w:t>
+        </w:r>
+        <w:r>
+          <w:rPr>
+            <w:rStyle w:val="a9"/>
+            <w:noProof/>
+          </w:rPr>
+          <w:t>読み出しアクセス</w:t>
+        </w:r>
+        <w:r>
+          <w:rPr>
+            <w:noProof/>
+          </w:rPr>
+          <w:tab/>
+        </w:r>
+        <w:r>
+          <w:rPr>
+            <w:noProof/>
+          </w:rPr>
+          <w:fldChar w:fldCharType="begin"/>
+        </w:r>
+        <w:r>
+          <w:rPr>
+            <w:noProof/>
+          </w:rPr>
+          <w:instrText xml:space="preserve"> PAGEREF _Toc241436380 \h </w:instrText>
+        </w:r>
+        <w:r>
+          <w:rPr>
+            <w:noProof/>
+          </w:rPr>
+        </w:r>
+        <w:r>
+          <w:rPr>
+            <w:noProof/>
+          </w:rPr>
+          <w:fldChar w:fldCharType="separate"/>
+        </w:r>
+        <w:r>
+          <w:rPr>
+            <w:noProof/>
+          </w:rPr>
+          <w:t>6</w:t>
+        </w:r>
+        <w:r>
+          <w:rPr>
+            <w:noProof/>
+          </w:rPr>
+          <w:fldChar w:fldCharType="end"/>
+        </w:r>
+      </w:hyperlink>
+    </w:p>
+    <w:p>
+      <w:pPr>
+        <w:pStyle w:val="20"/>
+        <w:tabs>
+          <w:tab w:val="right" w:leader="dot" w:pos="9628"/>
+        </w:tabs>
+        <w:rPr>
+          <w:noProof/>
+        </w:rPr>
+      </w:pPr>
+      <w:hyperlink w:anchor="_Toc241436381" w:history="1">
+        <w:r>
+          <w:rPr>
+            <w:rStyle w:val="a9"/>
+            <w:noProof/>
+          </w:rPr>
+          <w:t>V9968</w:t>
+        </w:r>
+        <w:r>
+          <w:rPr>
+            <w:rStyle w:val="a9"/>
+            <w:noProof/>
+          </w:rPr>
+          <w:t>割り込み制御ポート</w:t>
+        </w:r>
+        <w:r>
+          <w:rPr>
+            <w:noProof/>
+          </w:rPr>
+          <w:tab/>
+        </w:r>
+        <w:r>
+          <w:rPr>
+            <w:noProof/>
+          </w:rPr>
+          <w:fldChar w:fldCharType="begin"/>
+        </w:r>
+        <w:r>
+          <w:rPr>
+            <w:noProof/>
+          </w:rPr>
+          <w:instrText xml:space="preserve"> PAGEREF _Toc241436381 \h </w:instrText>
+        </w:r>
+        <w:r>
+          <w:rPr>
+            <w:noProof/>
+          </w:rPr>
+        </w:r>
+        <w:r>
+          <w:rPr>
+            <w:noProof/>
+          </w:rPr>
+          <w:fldChar w:fldCharType="separate"/>
+        </w:r>
+        <w:r>
+          <w:rPr>
+            <w:noProof/>
+          </w:rPr>
+          <w:t>6</w:t>
+        </w:r>
+        <w:r>
+          <w:rPr>
+            <w:noProof/>
+          </w:rPr>
+          <w:fldChar w:fldCharType="end"/>
+        </w:r>
+      </w:hyperlink>
+    </w:p>
+    <w:p>
+      <w:pPr>
+        <w:pStyle w:val="10"/>
+        <w:tabs>
+          <w:tab w:val="right" w:leader="dot" w:pos="9628"/>
+        </w:tabs>
+        <w:rPr>
+          <w:noProof/>
+        </w:rPr>
+      </w:pPr>
+      <w:hyperlink w:anchor="_Toc241436382" w:history="1">
+        <w:r>
+          <w:rPr>
+            <w:rStyle w:val="a9"/>
+            <w:noProof/>
+          </w:rPr>
           <w:t>コントロールレジスタ</w:t>
         </w:r>
         <w:r>
+          <w:rPr>
+            <w:noProof/>
+          </w:rPr>
           <w:tab/>
-          <w:t>3</w:t>
+        </w:r>
+        <w:r>
+          <w:rPr>
+            <w:noProof/>
+          </w:rPr>
+          <w:fldChar w:fldCharType="begin"/>
+        </w:r>
+        <w:r>
+          <w:rPr>
+            <w:noProof/>
+          </w:rPr>
+          <w:instrText xml:space="preserve"> PAGEREF _Toc241436382 \h </w:instrText>
+        </w:r>
+        <w:r>
+          <w:rPr>
+            <w:noProof/>
+          </w:rPr>
+        </w:r>
+        <w:r>
+          <w:rPr>
+            <w:noProof/>
+          </w:rPr>
+          <w:fldChar w:fldCharType="separate"/>
+        </w:r>
+        <w:r>
+          <w:rPr>
+            <w:noProof/>
+          </w:rPr>
+          <w:t>7</w:t>
+        </w:r>
+        <w:r>
+          <w:rPr>
+            <w:noProof/>
+          </w:rPr>
+          <w:fldChar w:fldCharType="end"/>
         </w:r>
       </w:hyperlink>
     </w:p>
     <w:p>
       <w:pPr>
-        <w:pStyle w:val="Contents2"/>
+        <w:pStyle w:val="20"/>
         <w:tabs>
-          <w:tab w:val="clear" w:pos="9638"/>
-          <w:tab w:val="right" w:leader="dot" w:pos="9637"/>
+          <w:tab w:val="right" w:leader="dot" w:pos="9628"/>
         </w:tabs>
-      </w:pPr>
-      <w:hyperlink w:anchor="__RefHeading___Toc214_761562591" w:history="1">
-        <w:r>
+        <w:rPr>
+          <w:noProof/>
+        </w:rPr>
+      </w:pPr>
+      <w:hyperlink w:anchor="_Toc241436383" w:history="1">
+        <w:r>
+          <w:rPr>
+            <w:rStyle w:val="a9"/>
+            <w:noProof/>
+          </w:rPr>
           <w:t>R#0 Mode0</w:t>
         </w:r>
         <w:r>
+          <w:rPr>
+            <w:noProof/>
+          </w:rPr>
           <w:tab/>
-          <w:t>3</w:t>
+        </w:r>
+        <w:r>
+          <w:rPr>
+            <w:noProof/>
+          </w:rPr>
+          <w:fldChar w:fldCharType="begin"/>
+        </w:r>
+        <w:r>
+          <w:rPr>
+            <w:noProof/>
+          </w:rPr>
+          <w:instrText xml:space="preserve"> PAGEREF _Toc241436383 \h </w:instrText>
+        </w:r>
+        <w:r>
+          <w:rPr>
+            <w:noProof/>
+          </w:rPr>
+        </w:r>
+        <w:r>
+          <w:rPr>
+            <w:noProof/>
+          </w:rPr>
+          <w:fldChar w:fldCharType="separate"/>
+        </w:r>
+        <w:r>
+          <w:rPr>
+            <w:noProof/>
+          </w:rPr>
+          <w:t>7</w:t>
+        </w:r>
+        <w:r>
+          <w:rPr>
+            <w:noProof/>
+          </w:rPr>
+          <w:fldChar w:fldCharType="end"/>
         </w:r>
       </w:hyperlink>
     </w:p>
     <w:p>
       <w:pPr>
-        <w:pStyle w:val="Contents2"/>
+        <w:pStyle w:val="20"/>
         <w:tabs>
-          <w:tab w:val="clear" w:pos="9638"/>
-          <w:tab w:val="right" w:leader="dot" w:pos="9637"/>
+          <w:tab w:val="right" w:leader="dot" w:pos="9628"/>
         </w:tabs>
-      </w:pPr>
-      <w:hyperlink w:anchor="__RefHeading___Toc272_2656764749" w:history="1">
-        <w:r>
+        <w:rPr>
+          <w:noProof/>
+        </w:rPr>
+      </w:pPr>
+      <w:hyperlink w:anchor="_Toc241436384" w:history="1">
+        <w:r>
+          <w:rPr>
+            <w:rStyle w:val="a9"/>
+            <w:noProof/>
+          </w:rPr>
           <w:t>R#1 Mode1</w:t>
         </w:r>
         <w:r>
+          <w:rPr>
+            <w:noProof/>
+          </w:rPr>
           <w:tab/>
-          <w:t>3</w:t>
+        </w:r>
+        <w:r>
+          <w:rPr>
+            <w:noProof/>
+          </w:rPr>
+          <w:fldChar w:fldCharType="begin"/>
+        </w:r>
+        <w:r>
+          <w:rPr>
+            <w:noProof/>
+          </w:rPr>
+          <w:instrText xml:space="preserve"> PAGEREF _Toc241436384 \h </w:instrText>
+        </w:r>
+        <w:r>
+          <w:rPr>
+            <w:noProof/>
+          </w:rPr>
+        </w:r>
+        <w:r>
+          <w:rPr>
+            <w:noProof/>
+          </w:rPr>
+          <w:fldChar w:fldCharType="separate"/>
+        </w:r>
+        <w:r>
+          <w:rPr>
+            <w:noProof/>
+          </w:rPr>
+          <w:t>7</w:t>
+        </w:r>
+        <w:r>
+          <w:rPr>
+            <w:noProof/>
+          </w:rPr>
+          <w:fldChar w:fldCharType="end"/>
         </w:r>
       </w:hyperlink>
     </w:p>
     <w:p>
       <w:pPr>
-        <w:pStyle w:val="Contents2"/>
+        <w:pStyle w:val="20"/>
         <w:tabs>
-          <w:tab w:val="clear" w:pos="9638"/>
-          <w:tab w:val="right" w:leader="dot" w:pos="9637"/>
+          <w:tab w:val="right" w:leader="dot" w:pos="9628"/>
         </w:tabs>
-      </w:pPr>
-      <w:hyperlink w:anchor="__RefHeading___Toc288_2656764749" w:history="1">
-        <w:r>
+        <w:rPr>
+          <w:noProof/>
+        </w:rPr>
+      </w:pPr>
+      <w:hyperlink w:anchor="_Toc241436385" w:history="1">
+        <w:r>
+          <w:rPr>
+            <w:rStyle w:val="a9"/>
+            <w:noProof/>
+          </w:rPr>
           <w:t>R#2 Pattern Name Table Address</w:t>
         </w:r>
         <w:r>
+          <w:rPr>
+            <w:noProof/>
+          </w:rPr>
           <w:tab/>
-          <w:t>4</w:t>
+        </w:r>
+        <w:r>
+          <w:rPr>
+            <w:noProof/>
+          </w:rPr>
+          <w:fldChar w:fldCharType="begin"/>
+        </w:r>
+        <w:r>
+          <w:rPr>
+            <w:noProof/>
+          </w:rPr>
+          <w:instrText xml:space="preserve"> PAGEREF _Toc241436385 \h </w:instrText>
+        </w:r>
+        <w:r>
+          <w:rPr>
+            <w:noProof/>
+          </w:rPr>
+        </w:r>
+        <w:r>
+          <w:rPr>
+            <w:noProof/>
+          </w:rPr>
+          <w:fldChar w:fldCharType="separate"/>
+        </w:r>
+        <w:r>
+          <w:rPr>
+            <w:noProof/>
+          </w:rPr>
+          <w:t>8</w:t>
+        </w:r>
+        <w:r>
+          <w:rPr>
+            <w:noProof/>
+          </w:rPr>
+          <w:fldChar w:fldCharType="end"/>
         </w:r>
       </w:hyperlink>
     </w:p>
     <w:p>
       <w:pPr>
-        <w:pStyle w:val="Contents2"/>
+        <w:pStyle w:val="20"/>
         <w:tabs>
-          <w:tab w:val="clear" w:pos="9638"/>
-          <w:tab w:val="right" w:leader="dot" w:pos="9637"/>
+          <w:tab w:val="right" w:leader="dot" w:pos="9628"/>
         </w:tabs>
-      </w:pPr>
-      <w:hyperlink w:anchor="__RefHeading___Toc290_2656764749" w:history="1">
-        <w:r>
+        <w:rPr>
+          <w:noProof/>
+        </w:rPr>
+      </w:pPr>
+      <w:hyperlink w:anchor="_Toc241436386" w:history="1">
+        <w:r>
+          <w:rPr>
+            <w:rStyle w:val="a9"/>
+            <w:noProof/>
+          </w:rPr>
           <w:t>R#3 Color Table Address (L)</w:t>
         </w:r>
         <w:r>
+          <w:rPr>
+            <w:noProof/>
+          </w:rPr>
           <w:tab/>
-          <w:t>5</w:t>
+        </w:r>
+        <w:r>
+          <w:rPr>
+            <w:noProof/>
+          </w:rPr>
+          <w:fldChar w:fldCharType="begin"/>
+        </w:r>
+        <w:r>
+          <w:rPr>
+            <w:noProof/>
+          </w:rPr>
+          <w:instrText xml:space="preserve"> PAGEREF _Toc241436386 \h </w:instrText>
+        </w:r>
+        <w:r>
+          <w:rPr>
+            <w:noProof/>
+          </w:rPr>
+        </w:r>
+        <w:r>
+          <w:rPr>
+            <w:noProof/>
+          </w:rPr>
+          <w:fldChar w:fldCharType="separate"/>
+        </w:r>
+        <w:r>
+          <w:rPr>
+            <w:noProof/>
+          </w:rPr>
+          <w:t>9</w:t>
+        </w:r>
+        <w:r>
+          <w:rPr>
+            <w:noProof/>
+          </w:rPr>
+          <w:fldChar w:fldCharType="end"/>
         </w:r>
       </w:hyperlink>
     </w:p>
     <w:p>
       <w:pPr>
-        <w:pStyle w:val="Contents2"/>
+        <w:pStyle w:val="20"/>
         <w:tabs>
-          <w:tab w:val="clear" w:pos="9638"/>
-          <w:tab w:val="right" w:leader="dot" w:pos="9637"/>
+          <w:tab w:val="right" w:leader="dot" w:pos="9628"/>
         </w:tabs>
-      </w:pPr>
-      <w:hyperlink w:anchor="__RefHeading___Toc292_2656764749" w:history="1">
-        <w:r>
+        <w:rPr>
+          <w:noProof/>
+        </w:rPr>
+      </w:pPr>
+      <w:hyperlink w:anchor="_Toc241436387" w:history="1">
+        <w:r>
+          <w:rPr>
+            <w:rStyle w:val="a9"/>
+            <w:noProof/>
+          </w:rPr>
           <w:t>R#4 Pattern Generator Table Address</w:t>
         </w:r>
         <w:r>
+          <w:rPr>
+            <w:noProof/>
+          </w:rPr>
           <w:tab/>
-          <w:t>5</w:t>
+        </w:r>
+        <w:r>
+          <w:rPr>
+            <w:noProof/>
+          </w:rPr>
+          <w:fldChar w:fldCharType="begin"/>
+        </w:r>
+        <w:r>
+          <w:rPr>
+            <w:noProof/>
+          </w:rPr>
+          <w:instrText xml:space="preserve"> PAGEREF _Toc241436387 \h </w:instrText>
+        </w:r>
+        <w:r>
+          <w:rPr>
+            <w:noProof/>
+          </w:rPr>
+        </w:r>
+        <w:r>
+          <w:rPr>
+            <w:noProof/>
+          </w:rPr>
+          <w:fldChar w:fldCharType="separate"/>
+        </w:r>
+        <w:r>
+          <w:rPr>
+            <w:noProof/>
+          </w:rPr>
+          <w:t>9</w:t>
+        </w:r>
+        <w:r>
+          <w:rPr>
+            <w:noProof/>
+          </w:rPr>
+          <w:fldChar w:fldCharType="end"/>
         </w:r>
       </w:hyperlink>
     </w:p>
     <w:p>
       <w:pPr>
-        <w:pStyle w:val="Contents2"/>
+        <w:pStyle w:val="20"/>
         <w:tabs>
-          <w:tab w:val="clear" w:pos="9638"/>
-          <w:tab w:val="right" w:leader="dot" w:pos="9637"/>
+          <w:tab w:val="right" w:leader="dot" w:pos="9628"/>
         </w:tabs>
-      </w:pPr>
-      <w:hyperlink w:anchor="__RefHeading___Toc294_2656764749" w:history="1">
-        <w:r>
+        <w:rPr>
+          <w:noProof/>
+        </w:rPr>
+      </w:pPr>
+      <w:hyperlink w:anchor="_Toc241436388" w:history="1">
+        <w:r>
+          <w:rPr>
+            <w:rStyle w:val="a9"/>
+            <w:noProof/>
+          </w:rPr>
           <w:t>R#5 Sprite Attribute Table Address (L)</w:t>
         </w:r>
         <w:r>
+          <w:rPr>
+            <w:noProof/>
+          </w:rPr>
           <w:tab/>
-          <w:t>5</w:t>
+        </w:r>
+        <w:r>
+          <w:rPr>
+            <w:noProof/>
+          </w:rPr>
+          <w:fldChar w:fldCharType="begin"/>
+        </w:r>
+        <w:r>
+          <w:rPr>
+            <w:noProof/>
+          </w:rPr>
+          <w:instrText xml:space="preserve"> PAGEREF _Toc241436388 \h </w:instrText>
+        </w:r>
+        <w:r>
+          <w:rPr>
+            <w:noProof/>
+          </w:rPr>
+        </w:r>
+        <w:r>
+          <w:rPr>
+            <w:noProof/>
+          </w:rPr>
+          <w:fldChar w:fldCharType="separate"/>
+        </w:r>
+        <w:r>
+          <w:rPr>
+            <w:noProof/>
+          </w:rPr>
+          <w:t>9</w:t>
+        </w:r>
+        <w:r>
+          <w:rPr>
+            <w:noProof/>
+          </w:rPr>
+          <w:fldChar w:fldCharType="end"/>
         </w:r>
       </w:hyperlink>
     </w:p>
     <w:p>
       <w:pPr>
-        <w:pStyle w:val="Contents2"/>
+        <w:pStyle w:val="20"/>
         <w:tabs>
-          <w:tab w:val="clear" w:pos="9638"/>
-          <w:tab w:val="right" w:leader="dot" w:pos="9637"/>
+          <w:tab w:val="right" w:leader="dot" w:pos="9628"/>
         </w:tabs>
-      </w:pPr>
-      <w:hyperlink w:anchor="__RefHeading___Toc296_2656764749" w:history="1">
-        <w:r>
+        <w:rPr>
+          <w:noProof/>
+        </w:rPr>
+      </w:pPr>
+      <w:hyperlink w:anchor="_Toc241436389" w:history="1">
+        <w:r>
+          <w:rPr>
+            <w:rStyle w:val="a9"/>
+            <w:noProof/>
+          </w:rPr>
           <w:t>R#6 Sprite Pattern Generator Table Address</w:t>
         </w:r>
         <w:r>
+          <w:rPr>
+            <w:noProof/>
+          </w:rPr>
           <w:tab/>
-          <w:t>6</w:t>
+        </w:r>
+        <w:r>
+          <w:rPr>
+            <w:noProof/>
+          </w:rPr>
+          <w:fldChar w:fldCharType="begin"/>
+        </w:r>
+        <w:r>
+          <w:rPr>
+            <w:noProof/>
+          </w:rPr>
+          <w:instrText xml:space="preserve"> PAGEREF _Toc241436389 \h </w:instrText>
+        </w:r>
+        <w:r>
+          <w:rPr>
+            <w:noProof/>
+          </w:rPr>
+        </w:r>
+        <w:r>
+          <w:rPr>
+            <w:noProof/>
+          </w:rPr>
+          <w:fldChar w:fldCharType="separate"/>
+        </w:r>
+        <w:r>
+          <w:rPr>
+            <w:noProof/>
+          </w:rPr>
+          <w:t>10</w:t>
+        </w:r>
+        <w:r>
+          <w:rPr>
+            <w:noProof/>
+          </w:rPr>
+          <w:fldChar w:fldCharType="end"/>
         </w:r>
       </w:hyperlink>
     </w:p>
     <w:p>
       <w:pPr>
-        <w:pStyle w:val="Contents2"/>
+        <w:pStyle w:val="20"/>
         <w:tabs>
-          <w:tab w:val="clear" w:pos="9638"/>
-          <w:tab w:val="right" w:leader="dot" w:pos="9637"/>
+          <w:tab w:val="right" w:leader="dot" w:pos="9628"/>
         </w:tabs>
-      </w:pPr>
-      <w:hyperlink w:anchor="__RefHeading___Toc298_2656764749" w:history="1">
-        <w:r>
+        <w:rPr>
+          <w:noProof/>
+        </w:rPr>
+      </w:pPr>
+      <w:hyperlink w:anchor="_Toc241436390" w:history="1">
+        <w:r>
+          <w:rPr>
+            <w:rStyle w:val="a9"/>
+            <w:noProof/>
+          </w:rPr>
           <w:t>R#7 Background Color</w:t>
         </w:r>
         <w:r>
+          <w:rPr>
+            <w:noProof/>
+          </w:rPr>
           <w:tab/>
-          <w:t>6</w:t>
+        </w:r>
+        <w:r>
+          <w:rPr>
+            <w:noProof/>
+          </w:rPr>
+          <w:fldChar w:fldCharType="begin"/>
+        </w:r>
+        <w:r>
+          <w:rPr>
+            <w:noProof/>
+          </w:rPr>
+          <w:instrText xml:space="preserve"> PAGEREF _Toc241436390 \h </w:instrText>
+        </w:r>
+        <w:r>
+          <w:rPr>
+            <w:noProof/>
+          </w:rPr>
+        </w:r>
+        <w:r>
+          <w:rPr>
+            <w:noProof/>
+          </w:rPr>
+          <w:fldChar w:fldCharType="separate"/>
+        </w:r>
+        <w:r>
+          <w:rPr>
+            <w:noProof/>
+          </w:rPr>
+          <w:t>10</w:t>
+        </w:r>
+        <w:r>
+          <w:rPr>
+            <w:noProof/>
+          </w:rPr>
+          <w:fldChar w:fldCharType="end"/>
         </w:r>
       </w:hyperlink>
     </w:p>
     <w:p>
       <w:pPr>
-        <w:pStyle w:val="Contents2"/>
+        <w:pStyle w:val="20"/>
         <w:tabs>
-          <w:tab w:val="clear" w:pos="9638"/>
-          <w:tab w:val="right" w:leader="dot" w:pos="9637"/>
+          <w:tab w:val="right" w:leader="dot" w:pos="9628"/>
         </w:tabs>
-      </w:pPr>
-      <w:hyperlink w:anchor="__RefHeading___Toc300_2656764749" w:history="1">
-        <w:r>
+        <w:rPr>
+          <w:noProof/>
+        </w:rPr>
+      </w:pPr>
+      <w:hyperlink w:anchor="_Toc241436391" w:history="1">
+        <w:r>
+          <w:rPr>
+            <w:rStyle w:val="a9"/>
+            <w:noProof/>
+          </w:rPr>
           <w:t>R#8 Mode2</w:t>
         </w:r>
         <w:r>
+          <w:rPr>
+            <w:noProof/>
+          </w:rPr>
           <w:tab/>
-          <w:t>6</w:t>
+        </w:r>
+        <w:r>
+          <w:rPr>
+            <w:noProof/>
+          </w:rPr>
+          <w:fldChar w:fldCharType="begin"/>
+        </w:r>
+        <w:r>
+          <w:rPr>
+            <w:noProof/>
+          </w:rPr>
+          <w:instrText xml:space="preserve"> PAGEREF _Toc241436391 \h </w:instrText>
+        </w:r>
+        <w:r>
+          <w:rPr>
+            <w:noProof/>
+          </w:rPr>
+        </w:r>
+        <w:r>
+          <w:rPr>
+            <w:noProof/>
+          </w:rPr>
+          <w:fldChar w:fldCharType="separate"/>
+        </w:r>
+        <w:r>
+          <w:rPr>
+            <w:noProof/>
+          </w:rPr>
+          <w:t>10</w:t>
+        </w:r>
+        <w:r>
+          <w:rPr>
+            <w:noProof/>
+          </w:rPr>
+          <w:fldChar w:fldCharType="end"/>
         </w:r>
       </w:hyperlink>
     </w:p>
     <w:p>
       <w:pPr>
-        <w:pStyle w:val="Contents2"/>
+        <w:pStyle w:val="20"/>
         <w:tabs>
-          <w:tab w:val="clear" w:pos="9638"/>
-          <w:tab w:val="right" w:leader="dot" w:pos="9637"/>
+          <w:tab w:val="right" w:leader="dot" w:pos="9628"/>
         </w:tabs>
-      </w:pPr>
-      <w:hyperlink w:anchor="__RefHeading___Toc302_2656764749" w:history="1">
-        <w:r>
+        <w:rPr>
+          <w:noProof/>
+        </w:rPr>
+      </w:pPr>
+      <w:hyperlink w:anchor="_Toc241436392" w:history="1">
+        <w:r>
+          <w:rPr>
+            <w:rStyle w:val="a9"/>
+            <w:noProof/>
+          </w:rPr>
           <w:t>R#9 Mode3</w:t>
         </w:r>
         <w:r>
+          <w:rPr>
+            <w:noProof/>
+          </w:rPr>
           <w:tab/>
-          <w:t>6</w:t>
+        </w:r>
+        <w:r>
+          <w:rPr>
+            <w:noProof/>
+          </w:rPr>
+          <w:fldChar w:fldCharType="begin"/>
+        </w:r>
+        <w:r>
+          <w:rPr>
+            <w:noProof/>
+          </w:rPr>
+          <w:instrText xml:space="preserve"> PAGEREF _Toc241436392 \h </w:instrText>
+        </w:r>
+        <w:r>
+          <w:rPr>
+            <w:noProof/>
+          </w:rPr>
+        </w:r>
+        <w:r>
+          <w:rPr>
+            <w:noProof/>
+          </w:rPr>
+          <w:fldChar w:fldCharType="separate"/>
+        </w:r>
+        <w:r>
+          <w:rPr>
+            <w:noProof/>
+          </w:rPr>
+          <w:t>11</w:t>
+        </w:r>
+        <w:r>
+          <w:rPr>
+            <w:noProof/>
+          </w:rPr>
+          <w:fldChar w:fldCharType="end"/>
         </w:r>
       </w:hyperlink>
     </w:p>
     <w:p>
       <w:pPr>
-        <w:pStyle w:val="Contents2"/>
+        <w:pStyle w:val="20"/>
         <w:tabs>
-          <w:tab w:val="clear" w:pos="9638"/>
-          <w:tab w:val="right" w:leader="dot" w:pos="9637"/>
+          <w:tab w:val="right" w:leader="dot" w:pos="9628"/>
         </w:tabs>
-      </w:pPr>
-      <w:hyperlink w:anchor="__RefHeading___Toc304_2656764749" w:history="1">
-        <w:r>
+        <w:rPr>
+          <w:noProof/>
+        </w:rPr>
+      </w:pPr>
+      <w:hyperlink w:anchor="_Toc241436393" w:history="1">
+        <w:r>
+          <w:rPr>
+            <w:rStyle w:val="a9"/>
+            <w:noProof/>
+          </w:rPr>
           <w:t>R#10 Color Table Address (H)</w:t>
         </w:r>
         <w:r>
+          <w:rPr>
+            <w:noProof/>
+          </w:rPr>
           <w:tab/>
-          <w:t>6</w:t>
+        </w:r>
+        <w:r>
+          <w:rPr>
+            <w:noProof/>
+          </w:rPr>
+          <w:fldChar w:fldCharType="begin"/>
+        </w:r>
+        <w:r>
+          <w:rPr>
+            <w:noProof/>
+          </w:rPr>
+          <w:instrText xml:space="preserve"> PAGEREF _Toc241436393 \h </w:instrText>
+        </w:r>
+        <w:r>
+          <w:rPr>
+            <w:noProof/>
+          </w:rPr>
+        </w:r>
+        <w:r>
+          <w:rPr>
+            <w:noProof/>
+          </w:rPr>
+          <w:fldChar w:fldCharType="separate"/>
+        </w:r>
+        <w:r>
+          <w:rPr>
+            <w:noProof/>
+          </w:rPr>
+          <w:t>11</w:t>
+        </w:r>
+        <w:r>
+          <w:rPr>
+            <w:noProof/>
+          </w:rPr>
+          <w:fldChar w:fldCharType="end"/>
         </w:r>
       </w:hyperlink>
     </w:p>
     <w:p>
       <w:pPr>
-        <w:pStyle w:val="Contents2"/>
+        <w:pStyle w:val="20"/>
         <w:tabs>
-          <w:tab w:val="clear" w:pos="9638"/>
-          <w:tab w:val="right" w:leader="dot" w:pos="9637"/>
+          <w:tab w:val="right" w:leader="dot" w:pos="9628"/>
         </w:tabs>
-      </w:pPr>
-      <w:hyperlink w:anchor="__RefHeading___Toc306_2656764749" w:history="1">
-        <w:r>
+        <w:rPr>
+          <w:noProof/>
+        </w:rPr>
+      </w:pPr>
+      <w:hyperlink w:anchor="_Toc241436394" w:history="1">
+        <w:r>
+          <w:rPr>
+            <w:rStyle w:val="a9"/>
+            <w:noProof/>
+          </w:rPr>
           <w:t>R#11 Sprite Attribute Table Address (H)</w:t>
         </w:r>
         <w:r>
+          <w:rPr>
+            <w:noProof/>
+          </w:rPr>
           <w:tab/>
-          <w:t>6</w:t>
+        </w:r>
+        <w:r>
+          <w:rPr>
+            <w:noProof/>
+          </w:rPr>
+          <w:fldChar w:fldCharType="begin"/>
+        </w:r>
+        <w:r>
+          <w:rPr>
+            <w:noProof/>
+          </w:rPr>
+          <w:instrText xml:space="preserve"> PAGEREF _Toc241436394 \h </w:instrText>
+        </w:r>
+        <w:r>
+          <w:rPr>
+            <w:noProof/>
+          </w:rPr>
+        </w:r>
+        <w:r>
+          <w:rPr>
+            <w:noProof/>
+          </w:rPr>
+          <w:fldChar w:fldCharType="separate"/>
+        </w:r>
+        <w:r>
+          <w:rPr>
+            <w:noProof/>
+          </w:rPr>
+          <w:t>11</w:t>
+        </w:r>
+        <w:r>
+          <w:rPr>
+            <w:noProof/>
+          </w:rPr>
+          <w:fldChar w:fldCharType="end"/>
         </w:r>
       </w:hyperlink>
     </w:p>
     <w:p>
       <w:pPr>
-        <w:pStyle w:val="Contents2"/>
+        <w:pStyle w:val="20"/>
         <w:tabs>
-          <w:tab w:val="clear" w:pos="9638"/>
-          <w:tab w:val="right" w:leader="dot" w:pos="9637"/>
+          <w:tab w:val="right" w:leader="dot" w:pos="9628"/>
         </w:tabs>
-      </w:pPr>
-      <w:hyperlink w:anchor="__RefHeading___Toc308_2656764749" w:history="1">
-        <w:r>
+        <w:rPr>
+          <w:noProof/>
+        </w:rPr>
+      </w:pPr>
+      <w:hyperlink w:anchor="_Toc241436395" w:history="1">
+        <w:r>
+          <w:rPr>
+            <w:rStyle w:val="a9"/>
+            <w:noProof/>
+          </w:rPr>
           <w:t>R#12 Text Color/Back Color Register</w:t>
         </w:r>
         <w:r>
+          <w:rPr>
+            <w:noProof/>
+          </w:rPr>
           <w:tab/>
-          <w:t>7</w:t>
+        </w:r>
+        <w:r>
+          <w:rPr>
+            <w:noProof/>
+          </w:rPr>
+          <w:fldChar w:fldCharType="begin"/>
+        </w:r>
+        <w:r>
+          <w:rPr>
+            <w:noProof/>
+          </w:rPr>
+          <w:instrText xml:space="preserve"> PAGEREF _Toc241436395 \h </w:instrText>
+        </w:r>
+        <w:r>
+          <w:rPr>
+            <w:noProof/>
+          </w:rPr>
+        </w:r>
+        <w:r>
+          <w:rPr>
+            <w:noProof/>
+          </w:rPr>
+          <w:fldChar w:fldCharType="separate"/>
+        </w:r>
+        <w:r>
+          <w:rPr>
+            <w:noProof/>
+          </w:rPr>
+          <w:t>11</w:t>
+        </w:r>
+        <w:r>
+          <w:rPr>
+            <w:noProof/>
+          </w:rPr>
+          <w:fldChar w:fldCharType="end"/>
         </w:r>
       </w:hyperlink>
     </w:p>
     <w:p>
       <w:pPr>
-        <w:pStyle w:val="Contents2"/>
+        <w:pStyle w:val="20"/>
         <w:tabs>
-          <w:tab w:val="clear" w:pos="9638"/>
-          <w:tab w:val="right" w:leader="dot" w:pos="9637"/>
+          <w:tab w:val="right" w:leader="dot" w:pos="9628"/>
         </w:tabs>
-      </w:pPr>
-      <w:hyperlink w:anchor="__RefHeading___Toc310_2656764749" w:history="1">
-        <w:r>
+        <w:rPr>
+          <w:noProof/>
+        </w:rPr>
+      </w:pPr>
+      <w:hyperlink w:anchor="_Toc241436396" w:history="1">
+        <w:r>
+          <w:rPr>
+            <w:rStyle w:val="a9"/>
+            <w:noProof/>
+          </w:rPr>
           <w:t>R#13 Blinking Period Register</w:t>
         </w:r>
         <w:r>
+          <w:rPr>
+            <w:noProof/>
+          </w:rPr>
           <w:tab/>
-          <w:t>7</w:t>
+        </w:r>
+        <w:r>
+          <w:rPr>
+            <w:noProof/>
+          </w:rPr>
+          <w:fldChar w:fldCharType="begin"/>
+        </w:r>
+        <w:r>
+          <w:rPr>
+            <w:noProof/>
+          </w:rPr>
+          <w:instrText xml:space="preserve"> PAGEREF _Toc241436396 \h </w:instrText>
+        </w:r>
+        <w:r>
+          <w:rPr>
+            <w:noProof/>
+          </w:rPr>
+        </w:r>
+        <w:r>
+          <w:rPr>
+            <w:noProof/>
+          </w:rPr>
+          <w:fldChar w:fldCharType="separate"/>
+        </w:r>
+        <w:r>
+          <w:rPr>
+            <w:noProof/>
+          </w:rPr>
+          <w:t>11</w:t>
+        </w:r>
+        <w:r>
+          <w:rPr>
+            <w:noProof/>
+          </w:rPr>
+          <w:fldChar w:fldCharType="end"/>
         </w:r>
       </w:hyperlink>
     </w:p>
     <w:p>
       <w:pPr>
-        <w:pStyle w:val="Contents2"/>
+        <w:pStyle w:val="20"/>
         <w:tabs>
-          <w:tab w:val="clear" w:pos="9638"/>
-          <w:tab w:val="right" w:leader="dot" w:pos="9637"/>
+          <w:tab w:val="right" w:leader="dot" w:pos="9628"/>
         </w:tabs>
-      </w:pPr>
-      <w:hyperlink w:anchor="__RefHeading___Toc312_2656764749" w:history="1">
-        <w:r>
+        <w:rPr>
+          <w:noProof/>
+        </w:rPr>
+      </w:pPr>
+      <w:hyperlink w:anchor="_Toc241436397" w:history="1">
+        <w:r>
+          <w:rPr>
+            <w:rStyle w:val="a9"/>
+            <w:noProof/>
+          </w:rPr>
           <w:t>R#14 VRAM Access Base Address Register</w:t>
         </w:r>
         <w:r>
+          <w:rPr>
+            <w:noProof/>
+          </w:rPr>
           <w:tab/>
-          <w:t>7</w:t>
+        </w:r>
+        <w:r>
+          <w:rPr>
+            <w:noProof/>
+          </w:rPr>
+          <w:fldChar w:fldCharType="begin"/>
+        </w:r>
+        <w:r>
+          <w:rPr>
+            <w:noProof/>
+          </w:rPr>
+          <w:instrText xml:space="preserve"> PAGEREF _Toc241436397 \h </w:instrText>
+        </w:r>
+        <w:r>
+          <w:rPr>
+            <w:noProof/>
+          </w:rPr>
+        </w:r>
+        <w:r>
+          <w:rPr>
+            <w:noProof/>
+          </w:rPr>
+          <w:fldChar w:fldCharType="separate"/>
+        </w:r>
+        <w:r>
+          <w:rPr>
+            <w:noProof/>
+          </w:rPr>
+          <w:t>11</w:t>
+        </w:r>
+        <w:r>
+          <w:rPr>
+            <w:noProof/>
+          </w:rPr>
+          <w:fldChar w:fldCharType="end"/>
         </w:r>
       </w:hyperlink>
     </w:p>
     <w:p>
       <w:pPr>
-        <w:pStyle w:val="Contents2"/>
+        <w:pStyle w:val="20"/>
         <w:tabs>
-          <w:tab w:val="clear" w:pos="9638"/>
-          <w:tab w:val="right" w:leader="dot" w:pos="9637"/>
+          <w:tab w:val="right" w:leader="dot" w:pos="9628"/>
         </w:tabs>
-      </w:pPr>
-      <w:hyperlink w:anchor="__RefHeading___Toc314_2656764749" w:history="1">
-        <w:r>
+        <w:rPr>
+          <w:noProof/>
+        </w:rPr>
+      </w:pPr>
+      <w:hyperlink w:anchor="_Toc241436398" w:history="1">
+        <w:r>
+          <w:rPr>
+            <w:rStyle w:val="a9"/>
+            <w:noProof/>
+          </w:rPr>
           <w:t>R#15 Status Register Pointer</w:t>
         </w:r>
         <w:r>
+          <w:rPr>
+            <w:noProof/>
+          </w:rPr>
           <w:tab/>
-          <w:t>7</w:t>
+        </w:r>
+        <w:r>
+          <w:rPr>
+            <w:noProof/>
+          </w:rPr>
+          <w:fldChar w:fldCharType="begin"/>
+        </w:r>
+        <w:r>
+          <w:rPr>
+            <w:noProof/>
+          </w:rPr>
+          <w:instrText xml:space="preserve"> PAGEREF _Toc241436398 \h </w:instrText>
+        </w:r>
+        <w:r>
+          <w:rPr>
+            <w:noProof/>
+          </w:rPr>
+        </w:r>
+        <w:r>
+          <w:rPr>
+            <w:noProof/>
+          </w:rPr>
+          <w:fldChar w:fldCharType="separate"/>
+        </w:r>
+        <w:r>
+          <w:rPr>
+            <w:noProof/>
+          </w:rPr>
+          <w:t>12</w:t>
+        </w:r>
+        <w:r>
+          <w:rPr>
+            <w:noProof/>
+          </w:rPr>
+          <w:fldChar w:fldCharType="end"/>
         </w:r>
       </w:hyperlink>
     </w:p>
     <w:p>
       <w:pPr>
-        <w:pStyle w:val="Contents2"/>
+        <w:pStyle w:val="20"/>
         <w:tabs>
-          <w:tab w:val="clear" w:pos="9638"/>
-          <w:tab w:val="right" w:leader="dot" w:pos="9637"/>
+          <w:tab w:val="right" w:leader="dot" w:pos="9628"/>
         </w:tabs>
-      </w:pPr>
-      <w:hyperlink w:anchor="__RefHeading___Toc316_2656764749" w:history="1">
-        <w:r>
+        <w:rPr>
+          <w:noProof/>
+        </w:rPr>
+      </w:pPr>
+      <w:hyperlink w:anchor="_Toc241436399" w:history="1">
+        <w:r>
+          <w:rPr>
+            <w:rStyle w:val="a9"/>
+            <w:noProof/>
+          </w:rPr>
           <w:t>R#16 Color Palette Pointer</w:t>
         </w:r>
         <w:r>
+          <w:rPr>
+            <w:noProof/>
+          </w:rPr>
           <w:tab/>
-          <w:t>7</w:t>
+        </w:r>
+        <w:r>
+          <w:rPr>
+            <w:noProof/>
+          </w:rPr>
+          <w:fldChar w:fldCharType="begin"/>
+        </w:r>
+        <w:r>
+          <w:rPr>
+            <w:noProof/>
+          </w:rPr>
+          <w:instrText xml:space="preserve"> PAGEREF _Toc241436399 \h </w:instrText>
+        </w:r>
+        <w:r>
+          <w:rPr>
+            <w:noProof/>
+          </w:rPr>
+        </w:r>
+        <w:r>
+          <w:rPr>
+            <w:noProof/>
+          </w:rPr>
+          <w:fldChar w:fldCharType="separate"/>
+        </w:r>
+        <w:r>
+          <w:rPr>
+            <w:noProof/>
+          </w:rPr>
+          <w:t>12</w:t>
+        </w:r>
+        <w:r>
+          <w:rPr>
+            <w:noProof/>
+          </w:rPr>
+          <w:fldChar w:fldCharType="end"/>
         </w:r>
       </w:hyperlink>
     </w:p>
     <w:p>
       <w:pPr>
-        <w:pStyle w:val="Contents2"/>
+        <w:pStyle w:val="20"/>
         <w:tabs>
-          <w:tab w:val="clear" w:pos="9638"/>
-          <w:tab w:val="right" w:leader="dot" w:pos="9637"/>
+          <w:tab w:val="right" w:leader="dot" w:pos="9628"/>
         </w:tabs>
-      </w:pPr>
-      <w:hyperlink w:anchor="__RefHeading___Toc318_2656764749" w:history="1">
-        <w:r>
+        <w:rPr>
+          <w:noProof/>
+        </w:rPr>
+      </w:pPr>
+      <w:hyperlink w:anchor="_Toc241436400" w:history="1">
+        <w:r>
+          <w:rPr>
+            <w:rStyle w:val="a9"/>
+            <w:noProof/>
+          </w:rPr>
           <w:t>R#17 Control Register Pointer</w:t>
         </w:r>
         <w:r>
+          <w:rPr>
+            <w:noProof/>
+          </w:rPr>
           <w:tab/>
-          <w:t>7</w:t>
+        </w:r>
+        <w:r>
+          <w:rPr>
+            <w:noProof/>
+          </w:rPr>
+          <w:fldChar w:fldCharType="begin"/>
+        </w:r>
+        <w:r>
+          <w:rPr>
+            <w:noProof/>
+          </w:rPr>
+          <w:instrText xml:space="preserve"> PAGEREF _Toc241436400 \h </w:instrText>
+        </w:r>
+        <w:r>
+          <w:rPr>
+            <w:noProof/>
+          </w:rPr>
+        </w:r>
+        <w:r>
+          <w:rPr>
+            <w:noProof/>
+          </w:rPr>
+          <w:fldChar w:fldCharType="separate"/>
+        </w:r>
+        <w:r>
+          <w:rPr>
+            <w:noProof/>
+          </w:rPr>
+          <w:t>12</w:t>
+        </w:r>
+        <w:r>
+          <w:rPr>
+            <w:noProof/>
+          </w:rPr>
+          <w:fldChar w:fldCharType="end"/>
         </w:r>
       </w:hyperlink>
     </w:p>
     <w:p>
       <w:pPr>
-        <w:pStyle w:val="Contents2"/>
+        <w:pStyle w:val="20"/>
         <w:tabs>
-          <w:tab w:val="clear" w:pos="9638"/>
-          <w:tab w:val="right" w:leader="dot" w:pos="9637"/>
+          <w:tab w:val="right" w:leader="dot" w:pos="9628"/>
         </w:tabs>
-      </w:pPr>
-      <w:hyperlink w:anchor="__RefHeading___Toc320_2656764749" w:history="1">
-        <w:r>
+        <w:rPr>
+          <w:noProof/>
+        </w:rPr>
+      </w:pPr>
+      <w:hyperlink w:anchor="_Toc241436401" w:history="1">
+        <w:r>
+          <w:rPr>
+            <w:rStyle w:val="a9"/>
+            <w:noProof/>
+          </w:rPr>
           <w:t>R#18 Display Adjust Register</w:t>
         </w:r>
         <w:r>
+          <w:rPr>
+            <w:noProof/>
+          </w:rPr>
           <w:tab/>
-          <w:t>8</w:t>
+        </w:r>
+        <w:r>
+          <w:rPr>
+            <w:noProof/>
+          </w:rPr>
+          <w:fldChar w:fldCharType="begin"/>
+        </w:r>
+        <w:r>
+          <w:rPr>
+            <w:noProof/>
+          </w:rPr>
+          <w:instrText xml:space="preserve"> PAGEREF _Toc241436401 \h </w:instrText>
+        </w:r>
+        <w:r>
+          <w:rPr>
+            <w:noProof/>
+          </w:rPr>
+        </w:r>
+        <w:r>
+          <w:rPr>
+            <w:noProof/>
+          </w:rPr>
+          <w:fldChar w:fldCharType="separate"/>
+        </w:r>
+        <w:r>
+          <w:rPr>
+            <w:noProof/>
+          </w:rPr>
+          <w:t>12</w:t>
+        </w:r>
+        <w:r>
+          <w:rPr>
+            <w:noProof/>
+          </w:rPr>
+          <w:fldChar w:fldCharType="end"/>
         </w:r>
       </w:hyperlink>
     </w:p>
     <w:p>
       <w:pPr>
-        <w:pStyle w:val="Contents2"/>
+        <w:pStyle w:val="20"/>
         <w:tabs>
-          <w:tab w:val="clear" w:pos="9638"/>
-          <w:tab w:val="right" w:leader="dot" w:pos="9637"/>
+          <w:tab w:val="right" w:leader="dot" w:pos="9628"/>
         </w:tabs>
-      </w:pPr>
-      <w:hyperlink w:anchor="__RefHeading___Toc322_2656764749" w:history="1">
-        <w:r>
+        <w:rPr>
+          <w:noProof/>
+        </w:rPr>
+      </w:pPr>
+      <w:hyperlink w:anchor="_Toc241436402" w:history="1">
+        <w:r>
+          <w:rPr>
+            <w:rStyle w:val="a9"/>
+            <w:noProof/>
+          </w:rPr>
           <w:t>R#19 Interrupt Line Register</w:t>
         </w:r>
         <w:r>
+          <w:rPr>
+            <w:noProof/>
+          </w:rPr>
           <w:tab/>
-          <w:t>8</w:t>
+        </w:r>
+        <w:r>
+          <w:rPr>
+            <w:noProof/>
+          </w:rPr>
+          <w:fldChar w:fldCharType="begin"/>
+        </w:r>
+        <w:r>
+          <w:rPr>
+            <w:noProof/>
+          </w:rPr>
+          <w:instrText xml:space="preserve"> PAGEREF _Toc241436402 \h </w:instrText>
+        </w:r>
+        <w:r>
+          <w:rPr>
+            <w:noProof/>
+          </w:rPr>
+        </w:r>
+        <w:r>
+          <w:rPr>
+            <w:noProof/>
+          </w:rPr>
+          <w:fldChar w:fldCharType="separate"/>
+        </w:r>
+        <w:r>
+          <w:rPr>
+            <w:noProof/>
+          </w:rPr>
+          <w:t>12</w:t>
+        </w:r>
+        <w:r>
+          <w:rPr>
+            <w:noProof/>
+          </w:rPr>
+          <w:fldChar w:fldCharType="end"/>
         </w:r>
       </w:hyperlink>
     </w:p>
     <w:p>
       <w:pPr>
-        <w:pStyle w:val="Contents2"/>
+        <w:pStyle w:val="20"/>
         <w:tabs>
-          <w:tab w:val="clear" w:pos="9638"/>
-          <w:tab w:val="right" w:leader="dot" w:pos="9637"/>
+          <w:tab w:val="right" w:leader="dot" w:pos="9628"/>
         </w:tabs>
-      </w:pPr>
-      <w:hyperlink w:anchor="__RefHeading___Toc324_2656764749" w:history="1">
-        <w:r>
+        <w:rPr>
+          <w:noProof/>
+        </w:rPr>
+      </w:pPr>
+      <w:hyperlink w:anchor="_Toc241436403" w:history="1">
+        <w:r>
+          <w:rPr>
+            <w:rStyle w:val="a9"/>
+            <w:noProof/>
+          </w:rPr>
           <w:t>R#20 Mode5</w:t>
         </w:r>
         <w:r>
+          <w:rPr>
+            <w:noProof/>
+          </w:rPr>
           <w:tab/>
-          <w:t>8</w:t>
+        </w:r>
+        <w:r>
+          <w:rPr>
+            <w:noProof/>
+          </w:rPr>
+          <w:fldChar w:fldCharType="begin"/>
+        </w:r>
+        <w:r>
+          <w:rPr>
+            <w:noProof/>
+          </w:rPr>
+          <w:instrText xml:space="preserve"> PAGEREF _Toc241436403 \h </w:instrText>
+        </w:r>
+        <w:r>
+          <w:rPr>
+            <w:noProof/>
+          </w:rPr>
+        </w:r>
+        <w:r>
+          <w:rPr>
+            <w:noProof/>
+          </w:rPr>
+          <w:fldChar w:fldCharType="separate"/>
+        </w:r>
+        <w:r>
+          <w:rPr>
+            <w:noProof/>
+          </w:rPr>
+          <w:t>12</w:t>
+        </w:r>
+        <w:r>
+          <w:rPr>
+            <w:noProof/>
+          </w:rPr>
+          <w:fldChar w:fldCharType="end"/>
         </w:r>
       </w:hyperlink>
     </w:p>
     <w:p>
       <w:pPr>
-        <w:pStyle w:val="Contents2"/>
+        <w:pStyle w:val="20"/>
         <w:tabs>
-          <w:tab w:val="clear" w:pos="9638"/>
-          <w:tab w:val="right" w:leader="dot" w:pos="9637"/>
+          <w:tab w:val="right" w:leader="dot" w:pos="9628"/>
         </w:tabs>
-      </w:pPr>
-      <w:hyperlink w:anchor="__RefHeading___Toc326_2656764749" w:history="1">
-        <w:r>
+        <w:rPr>
+          <w:noProof/>
+        </w:rPr>
+      </w:pPr>
+      <w:hyperlink w:anchor="_Toc241436404" w:history="1">
+        <w:r>
+          <w:rPr>
+            <w:rStyle w:val="a9"/>
+            <w:noProof/>
+          </w:rPr>
           <w:t>R#21 Mode6</w:t>
         </w:r>
         <w:r>
+          <w:rPr>
+            <w:noProof/>
+          </w:rPr>
           <w:tab/>
-          <w:t>8</w:t>
+        </w:r>
+        <w:r>
+          <w:rPr>
+            <w:noProof/>
+          </w:rPr>
+          <w:fldChar w:fldCharType="begin"/>
+        </w:r>
+        <w:r>
+          <w:rPr>
+            <w:noProof/>
+          </w:rPr>
+          <w:instrText xml:space="preserve"> PAGEREF _Toc241436404 \h </w:instrText>
+        </w:r>
+        <w:r>
+          <w:rPr>
+            <w:noProof/>
+          </w:rPr>
+        </w:r>
+        <w:r>
+          <w:rPr>
+            <w:noProof/>
+          </w:rPr>
+          <w:fldChar w:fldCharType="separate"/>
+        </w:r>
+        <w:r>
+          <w:rPr>
+            <w:noProof/>
+          </w:rPr>
+          <w:t>13</w:t>
+        </w:r>
+        <w:r>
+          <w:rPr>
+            <w:noProof/>
+          </w:rPr>
+          <w:fldChar w:fldCharType="end"/>
         </w:r>
       </w:hyperlink>
     </w:p>
     <w:p>
       <w:pPr>
-        <w:pStyle w:val="Contents2"/>
+        <w:pStyle w:val="20"/>
         <w:tabs>
-          <w:tab w:val="clear" w:pos="9638"/>
-          <w:tab w:val="right" w:leader="dot" w:pos="9637"/>
+          <w:tab w:val="right" w:leader="dot" w:pos="9628"/>
         </w:tabs>
-      </w:pPr>
-      <w:hyperlink w:anchor="__RefHeading___Toc328_2656764749" w:history="1">
-        <w:r>
+        <w:rPr>
+          <w:noProof/>
+        </w:rPr>
+      </w:pPr>
+      <w:hyperlink w:anchor="_Toc241436405" w:history="1">
+        <w:r>
+          <w:rPr>
+            <w:rStyle w:val="a9"/>
+            <w:noProof/>
+          </w:rPr>
           <w:t>R#22 N/A</w:t>
         </w:r>
         <w:r>
+          <w:rPr>
+            <w:noProof/>
+          </w:rPr>
           <w:tab/>
-          <w:t>8</w:t>
+        </w:r>
+        <w:r>
+          <w:rPr>
+            <w:noProof/>
+          </w:rPr>
+          <w:fldChar w:fldCharType="begin"/>
+        </w:r>
+        <w:r>
+          <w:rPr>
+            <w:noProof/>
+          </w:rPr>
+          <w:instrText xml:space="preserve"> PAGEREF _Toc241436405 \h </w:instrText>
+        </w:r>
+        <w:r>
+          <w:rPr>
+            <w:noProof/>
+          </w:rPr>
+        </w:r>
+        <w:r>
+          <w:rPr>
+            <w:noProof/>
+          </w:rPr>
+          <w:fldChar w:fldCharType="separate"/>
+        </w:r>
+        <w:r>
+          <w:rPr>
+            <w:noProof/>
+          </w:rPr>
+          <w:t>13</w:t>
+        </w:r>
+        <w:r>
+          <w:rPr>
+            <w:noProof/>
+          </w:rPr>
+          <w:fldChar w:fldCharType="end"/>
         </w:r>
       </w:hyperlink>
     </w:p>
     <w:p>
       <w:pPr>
-        <w:pStyle w:val="Contents2"/>
+        <w:pStyle w:val="20"/>
         <w:tabs>
-          <w:tab w:val="clear" w:pos="9638"/>
-          <w:tab w:val="right" w:leader="dot" w:pos="9637"/>
+          <w:tab w:val="right" w:leader="dot" w:pos="9628"/>
         </w:tabs>
-      </w:pPr>
-      <w:hyperlink w:anchor="__RefHeading___Toc330_2656764749" w:history="1">
-        <w:r>
+        <w:rPr>
+          <w:noProof/>
+        </w:rPr>
+      </w:pPr>
+      <w:hyperlink w:anchor="_Toc241436406" w:history="1">
+        <w:r>
+          <w:rPr>
+            <w:rStyle w:val="a9"/>
+            <w:noProof/>
+          </w:rPr>
           <w:t>R#23 Display Offset Register</w:t>
         </w:r>
         <w:r>
+          <w:rPr>
+            <w:noProof/>
+          </w:rPr>
           <w:tab/>
-          <w:t>8</w:t>
+        </w:r>
+        <w:r>
+          <w:rPr>
+            <w:noProof/>
+          </w:rPr>
+          <w:fldChar w:fldCharType="begin"/>
+        </w:r>
+        <w:r>
+          <w:rPr>
+            <w:noProof/>
+          </w:rPr>
+          <w:instrText xml:space="preserve"> PAGEREF _Toc241436406 \h </w:instrText>
+        </w:r>
+        <w:r>
+          <w:rPr>
+            <w:noProof/>
+          </w:rPr>
+        </w:r>
+        <w:r>
+          <w:rPr>
+            <w:noProof/>
+          </w:rPr>
+          <w:fldChar w:fldCharType="separate"/>
+        </w:r>
+        <w:r>
+          <w:rPr>
+            <w:noProof/>
+          </w:rPr>
+          <w:t>13</w:t>
+        </w:r>
+        <w:r>
+          <w:rPr>
+            <w:noProof/>
+          </w:rPr>
+          <w:fldChar w:fldCharType="end"/>
         </w:r>
       </w:hyperlink>
     </w:p>
     <w:p>
       <w:pPr>
-        <w:pStyle w:val="Contents2"/>
+        <w:pStyle w:val="20"/>
         <w:tabs>
-          <w:tab w:val="clear" w:pos="9638"/>
-          <w:tab w:val="right" w:leader="dot" w:pos="9637"/>
+          <w:tab w:val="right" w:leader="dot" w:pos="9628"/>
         </w:tabs>
-      </w:pPr>
-      <w:hyperlink w:anchor="__RefHeading___Toc332_2656764749" w:history="1">
-        <w:r>
+        <w:rPr>
+          <w:noProof/>
+        </w:rPr>
+      </w:pPr>
+      <w:hyperlink w:anchor="_Toc241436407" w:history="1">
+        <w:r>
+          <w:rPr>
+            <w:rStyle w:val="a9"/>
+            <w:noProof/>
+          </w:rPr>
           <w:t>R#24 N/A</w:t>
         </w:r>
         <w:r>
+          <w:rPr>
+            <w:noProof/>
+          </w:rPr>
           <w:tab/>
-          <w:t>9</w:t>
+        </w:r>
+        <w:r>
+          <w:rPr>
+            <w:noProof/>
+          </w:rPr>
+          <w:fldChar w:fldCharType="begin"/>
+        </w:r>
+        <w:r>
+          <w:rPr>
+            <w:noProof/>
+          </w:rPr>
+          <w:instrText xml:space="preserve"> PAGEREF _Toc241436407 \h </w:instrText>
+        </w:r>
+        <w:r>
+          <w:rPr>
+            <w:noProof/>
+          </w:rPr>
+        </w:r>
+        <w:r>
+          <w:rPr>
+            <w:noProof/>
+          </w:rPr>
+          <w:fldChar w:fldCharType="separate"/>
+        </w:r>
+        <w:r>
+          <w:rPr>
+            <w:noProof/>
+          </w:rPr>
+          <w:t>14</w:t>
+        </w:r>
+        <w:r>
+          <w:rPr>
+            <w:noProof/>
+          </w:rPr>
+          <w:fldChar w:fldCharType="end"/>
         </w:r>
       </w:hyperlink>
     </w:p>
     <w:p>
       <w:pPr>
-        <w:pStyle w:val="Contents2"/>
+        <w:pStyle w:val="20"/>
         <w:tabs>
-          <w:tab w:val="clear" w:pos="9638"/>
-          <w:tab w:val="right" w:leader="dot" w:pos="9637"/>
+          <w:tab w:val="right" w:leader="dot" w:pos="9628"/>
         </w:tabs>
-      </w:pPr>
-      <w:hyperlink w:anchor="__RefHeading___Toc334_2656764749" w:history="1">
-        <w:r>
+        <w:rPr>
+          <w:noProof/>
+        </w:rPr>
+      </w:pPr>
+      <w:hyperlink w:anchor="_Toc241436408" w:history="1">
+        <w:r>
+          <w:rPr>
+            <w:rStyle w:val="a9"/>
+            <w:noProof/>
+          </w:rPr>
           <w:t>R#25 Mode4</w:t>
         </w:r>
         <w:r>
+          <w:rPr>
+            <w:noProof/>
+          </w:rPr>
           <w:tab/>
-          <w:t>9</w:t>
+        </w:r>
+        <w:r>
+          <w:rPr>
+            <w:noProof/>
+          </w:rPr>
+          <w:fldChar w:fldCharType="begin"/>
+        </w:r>
+        <w:r>
+          <w:rPr>
+            <w:noProof/>
+          </w:rPr>
+          <w:instrText xml:space="preserve"> PAGEREF _Toc241436408 \h </w:instrText>
+        </w:r>
+        <w:r>
+          <w:rPr>
+            <w:noProof/>
+          </w:rPr>
+        </w:r>
+        <w:r>
+          <w:rPr>
+            <w:noProof/>
+          </w:rPr>
+          <w:fldChar w:fldCharType="separate"/>
+        </w:r>
+        <w:r>
+          <w:rPr>
+            <w:noProof/>
+          </w:rPr>
+          <w:t>14</w:t>
+        </w:r>
+        <w:r>
+          <w:rPr>
+            <w:noProof/>
+          </w:rPr>
+          <w:fldChar w:fldCharType="end"/>
         </w:r>
       </w:hyperlink>
     </w:p>
     <w:p>
       <w:pPr>
-        <w:pStyle w:val="Contents2"/>
+        <w:pStyle w:val="20"/>
         <w:tabs>
-          <w:tab w:val="clear" w:pos="9638"/>
-          <w:tab w:val="right" w:leader="dot" w:pos="9637"/>
+          <w:tab w:val="right" w:leader="dot" w:pos="9628"/>
         </w:tabs>
-      </w:pPr>
-      <w:hyperlink w:anchor="__RefHeading___Toc336_2656764749" w:history="1">
-        <w:r>
+        <w:rPr>
+          <w:noProof/>
+        </w:rPr>
+      </w:pPr>
+      <w:hyperlink w:anchor="_Toc241436409" w:history="1">
+        <w:r>
+          <w:rPr>
+            <w:rStyle w:val="a9"/>
+            <w:noProof/>
+          </w:rPr>
           <w:t>R#26 Horizontal Offset Register (By Character Units)</w:t>
         </w:r>
         <w:r>
+          <w:rPr>
+            <w:noProof/>
+          </w:rPr>
           <w:tab/>
-          <w:t>9</w:t>
+        </w:r>
+        <w:r>
+          <w:rPr>
+            <w:noProof/>
+          </w:rPr>
+          <w:fldChar w:fldCharType="begin"/>
+        </w:r>
+        <w:r>
+          <w:rPr>
+            <w:noProof/>
+          </w:rPr>
+          <w:instrText xml:space="preserve"> PAGEREF _Toc241436409 \h </w:instrText>
+        </w:r>
+        <w:r>
+          <w:rPr>
+            <w:noProof/>
+          </w:rPr>
+        </w:r>
+        <w:r>
+          <w:rPr>
+            <w:noProof/>
+          </w:rPr>
+          <w:fldChar w:fldCharType="separate"/>
+        </w:r>
+        <w:r>
+          <w:rPr>
+            <w:noProof/>
+          </w:rPr>
+          <w:t>14</w:t>
+        </w:r>
+        <w:r>
+          <w:rPr>
+            <w:noProof/>
+          </w:rPr>
+          <w:fldChar w:fldCharType="end"/>
         </w:r>
       </w:hyperlink>
     </w:p>
     <w:p>
       <w:pPr>
-        <w:pStyle w:val="Contents2"/>
+        <w:pStyle w:val="20"/>
         <w:tabs>
-          <w:tab w:val="clear" w:pos="9638"/>
-          <w:tab w:val="right" w:leader="dot" w:pos="9637"/>
+          <w:tab w:val="right" w:leader="dot" w:pos="9628"/>
         </w:tabs>
-      </w:pPr>
-      <w:hyperlink w:anchor="__RefHeading___Toc338_2656764749" w:history="1">
-        <w:r>
+        <w:rPr>
+          <w:noProof/>
+        </w:rPr>
+      </w:pPr>
+      <w:hyperlink w:anchor="_Toc241436410" w:history="1">
+        <w:r>
+          <w:rPr>
+            <w:rStyle w:val="a9"/>
+            <w:noProof/>
+          </w:rPr>
           <w:t>R#27 Horizontal Offset Register (By Dot Units)</w:t>
         </w:r>
         <w:r>
+          <w:rPr>
+            <w:noProof/>
+          </w:rPr>
           <w:tab/>
-          <w:t>9</w:t>
+        </w:r>
+        <w:r>
+          <w:rPr>
+            <w:noProof/>
+          </w:rPr>
+          <w:fldChar w:fldCharType="begin"/>
+        </w:r>
+        <w:r>
+          <w:rPr>
+            <w:noProof/>
+          </w:rPr>
+          <w:instrText xml:space="preserve"> PAGEREF _Toc241436410 \h </w:instrText>
+        </w:r>
+        <w:r>
+          <w:rPr>
+            <w:noProof/>
+          </w:rPr>
+        </w:r>
+        <w:r>
+          <w:rPr>
+            <w:noProof/>
+          </w:rPr>
+          <w:fldChar w:fldCharType="separate"/>
+        </w:r>
+        <w:r>
+          <w:rPr>
+            <w:noProof/>
+          </w:rPr>
+          <w:t>14</w:t>
+        </w:r>
+        <w:r>
+          <w:rPr>
+            <w:noProof/>
+          </w:rPr>
+          <w:fldChar w:fldCharType="end"/>
         </w:r>
       </w:hyperlink>
     </w:p>
     <w:p>
       <w:pPr>
-        <w:pStyle w:val="Contents1"/>
+        <w:pStyle w:val="10"/>
         <w:tabs>
-          <w:tab w:val="clear" w:pos="9638"/>
-          <w:tab w:val="right" w:leader="dot" w:pos="9637"/>
+          <w:tab w:val="right" w:leader="dot" w:pos="9628"/>
         </w:tabs>
-      </w:pPr>
-      <w:hyperlink w:anchor="__RefHeading___Toc340_2656764749" w:history="1">
-        <w:r>
+        <w:rPr>
+          <w:noProof/>
+        </w:rPr>
+      </w:pPr>
+      <w:hyperlink w:anchor="_Toc241436411" w:history="1">
+        <w:r>
+          <w:rPr>
+            <w:rStyle w:val="a9"/>
+            <w:noProof/>
+          </w:rPr>
           <w:t>コマンドレジスタ</w:t>
         </w:r>
         <w:r>
+          <w:rPr>
+            <w:noProof/>
+          </w:rPr>
           <w:tab/>
-          <w:t>9</w:t>
+        </w:r>
+        <w:r>
+          <w:rPr>
+            <w:noProof/>
+          </w:rPr>
+          <w:fldChar w:fldCharType="begin"/>
+        </w:r>
+        <w:r>
+          <w:rPr>
+            <w:noProof/>
+          </w:rPr>
+          <w:instrText xml:space="preserve"> PAGEREF _Toc241436411 \h </w:instrText>
+        </w:r>
+        <w:r>
+          <w:rPr>
+            <w:noProof/>
+          </w:rPr>
+        </w:r>
+        <w:r>
+          <w:rPr>
+            <w:noProof/>
+          </w:rPr>
+          <w:fldChar w:fldCharType="separate"/>
+        </w:r>
+        <w:r>
+          <w:rPr>
+            <w:noProof/>
+          </w:rPr>
+          <w:t>14</w:t>
+        </w:r>
+        <w:r>
+          <w:rPr>
+            <w:noProof/>
+          </w:rPr>
+          <w:fldChar w:fldCharType="end"/>
         </w:r>
       </w:hyperlink>
     </w:p>
     <w:p>
       <w:pPr>
-        <w:pStyle w:val="Contents2"/>
+        <w:pStyle w:val="20"/>
         <w:tabs>
-          <w:tab w:val="clear" w:pos="9638"/>
-          <w:tab w:val="right" w:leader="dot" w:pos="9637"/>
+          <w:tab w:val="right" w:leader="dot" w:pos="9628"/>
         </w:tabs>
-      </w:pPr>
-      <w:hyperlink w:anchor="__RefHeading___Toc342_2656764749" w:history="1">
-        <w:r>
+        <w:rPr>
+          <w:noProof/>
+        </w:rPr>
+      </w:pPr>
+      <w:hyperlink w:anchor="_Toc241436412" w:history="1">
+        <w:r>
+          <w:rPr>
+            <w:rStyle w:val="a9"/>
+            <w:noProof/>
+          </w:rPr>
           <w:t>R#32, R#33 Source X Register</w:t>
         </w:r>
         <w:r>
+          <w:rPr>
+            <w:noProof/>
+          </w:rPr>
           <w:tab/>
-          <w:t>9</w:t>
+        </w:r>
+        <w:r>
+          <w:rPr>
+            <w:noProof/>
+          </w:rPr>
+          <w:fldChar w:fldCharType="begin"/>
+        </w:r>
+        <w:r>
+          <w:rPr>
+            <w:noProof/>
+          </w:rPr>
+          <w:instrText xml:space="preserve"> PAGEREF _Toc241436412 \h </w:instrText>
+        </w:r>
+        <w:r>
+          <w:rPr>
+            <w:noProof/>
+          </w:rPr>
+        </w:r>
+        <w:r>
+          <w:rPr>
+            <w:noProof/>
+          </w:rPr>
+          <w:fldChar w:fldCharType="separate"/>
+        </w:r>
+        <w:r>
+          <w:rPr>
+            <w:noProof/>
+          </w:rPr>
+          <w:t>15</w:t>
+        </w:r>
+        <w:r>
+          <w:rPr>
+            <w:noProof/>
+          </w:rPr>
+          <w:fldChar w:fldCharType="end"/>
         </w:r>
       </w:hyperlink>
     </w:p>
     <w:p>
       <w:pPr>
-        <w:pStyle w:val="Contents2"/>
+        <w:pStyle w:val="20"/>
         <w:tabs>
-          <w:tab w:val="clear" w:pos="9638"/>
-          <w:tab w:val="right" w:leader="dot" w:pos="9637"/>
+          <w:tab w:val="right" w:leader="dot" w:pos="9628"/>
         </w:tabs>
-      </w:pPr>
-      <w:hyperlink w:anchor="__RefHeading___Toc344_2656764749" w:history="1">
-        <w:r>
+        <w:rPr>
+          <w:noProof/>
+        </w:rPr>
+      </w:pPr>
+      <w:hyperlink w:anchor="_Toc241436413" w:history="1">
+        <w:r>
+          <w:rPr>
+            <w:rStyle w:val="a9"/>
+            <w:noProof/>
+          </w:rPr>
           <w:t>R#34, R#35 Source Y Register</w:t>
         </w:r>
         <w:r>
+          <w:rPr>
+            <w:noProof/>
+          </w:rPr>
           <w:tab/>
-          <w:t>10</w:t>
+        </w:r>
+        <w:r>
+          <w:rPr>
+            <w:noProof/>
+          </w:rPr>
+          <w:fldChar w:fldCharType="begin"/>
+        </w:r>
+        <w:r>
+          <w:rPr>
+            <w:noProof/>
+          </w:rPr>
+          <w:instrText xml:space="preserve"> PAGEREF _Toc241436413 \h </w:instrText>
+        </w:r>
+        <w:r>
+          <w:rPr>
+            <w:noProof/>
+          </w:rPr>
+        </w:r>
+        <w:r>
+          <w:rPr>
+            <w:noProof/>
+          </w:rPr>
+          <w:fldChar w:fldCharType="separate"/>
+        </w:r>
+        <w:r>
+          <w:rPr>
+            <w:noProof/>
+          </w:rPr>
+          <w:t>15</w:t>
+        </w:r>
+        <w:r>
+          <w:rPr>
+            <w:noProof/>
+          </w:rPr>
+          <w:fldChar w:fldCharType="end"/>
         </w:r>
       </w:hyperlink>
     </w:p>
     <w:p>
       <w:pPr>
-        <w:pStyle w:val="Contents2"/>
+        <w:pStyle w:val="20"/>
         <w:tabs>
-          <w:tab w:val="clear" w:pos="9638"/>
-          <w:tab w:val="right" w:leader="dot" w:pos="9637"/>
+          <w:tab w:val="right" w:leader="dot" w:pos="9628"/>
         </w:tabs>
-      </w:pPr>
-      <w:hyperlink w:anchor="__RefHeading___Toc346_2656764749" w:history="1">
-        <w:r>
+        <w:rPr>
+          <w:noProof/>
+        </w:rPr>
+      </w:pPr>
+      <w:hyperlink w:anchor="_Toc241436414" w:history="1">
+        <w:r>
+          <w:rPr>
+            <w:rStyle w:val="a9"/>
+            <w:noProof/>
+          </w:rPr>
           <w:t>R#36, R#37 Destination X Register</w:t>
         </w:r>
         <w:r>
+          <w:rPr>
+            <w:noProof/>
+          </w:rPr>
           <w:tab/>
-          <w:t>10</w:t>
+        </w:r>
+        <w:r>
+          <w:rPr>
+            <w:noProof/>
+          </w:rPr>
+          <w:fldChar w:fldCharType="begin"/>
+        </w:r>
+        <w:r>
+          <w:rPr>
+            <w:noProof/>
+          </w:rPr>
+          <w:instrText xml:space="preserve"> PAGEREF _Toc241436414 \h </w:instrText>
+        </w:r>
+        <w:r>
+          <w:rPr>
+            <w:noProof/>
+          </w:rPr>
+        </w:r>
+        <w:r>
+          <w:rPr>
+            <w:noProof/>
+          </w:rPr>
+          <w:fldChar w:fldCharType="separate"/>
+        </w:r>
+        <w:r>
+          <w:rPr>
+            <w:noProof/>
+          </w:rPr>
+          <w:t>15</w:t>
+        </w:r>
+        <w:r>
+          <w:rPr>
+            <w:noProof/>
+          </w:rPr>
+          <w:fldChar w:fldCharType="end"/>
         </w:r>
       </w:hyperlink>
     </w:p>
     <w:p>
       <w:pPr>
-        <w:pStyle w:val="Contents2"/>
+        <w:pStyle w:val="20"/>
         <w:tabs>
-          <w:tab w:val="clear" w:pos="9638"/>
-          <w:tab w:val="right" w:leader="dot" w:pos="9637"/>
+          <w:tab w:val="right" w:leader="dot" w:pos="9628"/>
         </w:tabs>
-      </w:pPr>
-      <w:hyperlink w:anchor="__RefHeading___Toc348_2656764749" w:history="1">
-        <w:r>
+        <w:rPr>
+          <w:noProof/>
+        </w:rPr>
+      </w:pPr>
+      <w:hyperlink w:anchor="_Toc241436415" w:history="1">
+        <w:r>
+          <w:rPr>
+            <w:rStyle w:val="a9"/>
+            <w:noProof/>
+          </w:rPr>
           <w:t>R#38, R#39 Destination Y Register</w:t>
         </w:r>
         <w:r>
+          <w:rPr>
+            <w:noProof/>
+          </w:rPr>
           <w:tab/>
-          <w:t>10</w:t>
+        </w:r>
+        <w:r>
+          <w:rPr>
+            <w:noProof/>
+          </w:rPr>
+          <w:fldChar w:fldCharType="begin"/>
+        </w:r>
+        <w:r>
+          <w:rPr>
+            <w:noProof/>
+          </w:rPr>
+          <w:instrText xml:space="preserve"> PAGEREF _Toc241436415 \h </w:instrText>
+        </w:r>
+        <w:r>
+          <w:rPr>
+            <w:noProof/>
+          </w:rPr>
+        </w:r>
+        <w:r>
+          <w:rPr>
+            <w:noProof/>
+          </w:rPr>
+          <w:fldChar w:fldCharType="separate"/>
+        </w:r>
+        <w:r>
+          <w:rPr>
+            <w:noProof/>
+          </w:rPr>
+          <w:t>16</w:t>
+        </w:r>
+        <w:r>
+          <w:rPr>
+            <w:noProof/>
+          </w:rPr>
+          <w:fldChar w:fldCharType="end"/>
         </w:r>
       </w:hyperlink>
     </w:p>
     <w:p>
       <w:pPr>
-        <w:pStyle w:val="Contents2"/>
+        <w:pStyle w:val="20"/>
         <w:tabs>
-          <w:tab w:val="clear" w:pos="9638"/>
-          <w:tab w:val="right" w:leader="dot" w:pos="9637"/>
+          <w:tab w:val="right" w:leader="dot" w:pos="9628"/>
         </w:tabs>
-      </w:pPr>
-      <w:hyperlink w:anchor="__RefHeading___Toc350_2656764749" w:history="1">
-        <w:r>
+        <w:rPr>
+          <w:noProof/>
+        </w:rPr>
+      </w:pPr>
+      <w:hyperlink w:anchor="_Toc241436416" w:history="1">
+        <w:r>
+          <w:rPr>
+            <w:rStyle w:val="a9"/>
+            <w:noProof/>
+          </w:rPr>
           <w:t>R#40, R#41 Number Of Dots X Register</w:t>
         </w:r>
         <w:r>
+          <w:rPr>
+            <w:noProof/>
+          </w:rPr>
           <w:tab/>
-          <w:t>11</w:t>
+        </w:r>
+        <w:r>
+          <w:rPr>
+            <w:noProof/>
+          </w:rPr>
+          <w:fldChar w:fldCharType="begin"/>
+        </w:r>
+        <w:r>
+          <w:rPr>
+            <w:noProof/>
+          </w:rPr>
+          <w:instrText xml:space="preserve"> PAGEREF _Toc241436416 \h </w:instrText>
+        </w:r>
+        <w:r>
+          <w:rPr>
+            <w:noProof/>
+          </w:rPr>
+        </w:r>
+        <w:r>
+          <w:rPr>
+            <w:noProof/>
+          </w:rPr>
+          <w:fldChar w:fldCharType="separate"/>
+        </w:r>
+        <w:r>
+          <w:rPr>
+            <w:noProof/>
+          </w:rPr>
+          <w:t>16</w:t>
+        </w:r>
+        <w:r>
+          <w:rPr>
+            <w:noProof/>
+          </w:rPr>
+          <w:fldChar w:fldCharType="end"/>
         </w:r>
       </w:hyperlink>
     </w:p>
     <w:p>
       <w:pPr>
-        <w:pStyle w:val="Contents2"/>
+        <w:pStyle w:val="20"/>
         <w:tabs>
-          <w:tab w:val="clear" w:pos="9638"/>
-          <w:tab w:val="right" w:leader="dot" w:pos="9637"/>
+          <w:tab w:val="right" w:leader="dot" w:pos="9628"/>
         </w:tabs>
-      </w:pPr>
-      <w:hyperlink w:anchor="__RefHeading___Toc352_2656764749" w:history="1">
-        <w:r>
+        <w:rPr>
+          <w:noProof/>
+        </w:rPr>
+      </w:pPr>
+      <w:hyperlink w:anchor="_Toc241436417" w:history="1">
+        <w:r>
+          <w:rPr>
+            <w:rStyle w:val="a9"/>
+            <w:noProof/>
+          </w:rPr>
           <w:t>R#42, R#43 Number Of Dots Y Register</w:t>
         </w:r>
         <w:r>
+          <w:rPr>
+            <w:noProof/>
+          </w:rPr>
           <w:tab/>
-          <w:t>11</w:t>
+        </w:r>
+        <w:r>
+          <w:rPr>
+            <w:noProof/>
+          </w:rPr>
+          <w:fldChar w:fldCharType="begin"/>
+        </w:r>
+        <w:r>
+          <w:rPr>
+            <w:noProof/>
+          </w:rPr>
+          <w:instrText xml:space="preserve"> PAGEREF _Toc241436417 \h </w:instrText>
+        </w:r>
+        <w:r>
+          <w:rPr>
+            <w:noProof/>
+          </w:rPr>
+        </w:r>
+        <w:r>
+          <w:rPr>
+            <w:noProof/>
+          </w:rPr>
+          <w:fldChar w:fldCharType="separate"/>
+        </w:r>
+        <w:r>
+          <w:rPr>
+            <w:noProof/>
+          </w:rPr>
+          <w:t>16</w:t>
+        </w:r>
+        <w:r>
+          <w:rPr>
+            <w:noProof/>
+          </w:rPr>
+          <w:fldChar w:fldCharType="end"/>
         </w:r>
       </w:hyperlink>
     </w:p>
     <w:p>
       <w:pPr>
-        <w:pStyle w:val="Contents2"/>
+        <w:pStyle w:val="20"/>
         <w:tabs>
-          <w:tab w:val="clear" w:pos="9638"/>
-          <w:tab w:val="right" w:leader="dot" w:pos="9637"/>
+          <w:tab w:val="right" w:leader="dot" w:pos="9628"/>
         </w:tabs>
-      </w:pPr>
-      <w:hyperlink w:anchor="__RefHeading___Toc354_2656764749" w:history="1">
-        <w:r>
+        <w:rPr>
+          <w:noProof/>
+        </w:rPr>
+      </w:pPr>
+      <w:hyperlink w:anchor="_Toc241436418" w:history="1">
+        <w:r>
+          <w:rPr>
+            <w:rStyle w:val="a9"/>
+            <w:noProof/>
+          </w:rPr>
           <w:t>R#44 Color Register</w:t>
         </w:r>
         <w:r>
+          <w:rPr>
+            <w:noProof/>
+          </w:rPr>
           <w:tab/>
-          <w:t>11</w:t>
+        </w:r>
+        <w:r>
+          <w:rPr>
+            <w:noProof/>
+          </w:rPr>
+          <w:fldChar w:fldCharType="begin"/>
+        </w:r>
+        <w:r>
+          <w:rPr>
+            <w:noProof/>
+          </w:rPr>
+          <w:instrText xml:space="preserve"> PAGEREF _Toc241436418 \h </w:instrText>
+        </w:r>
+        <w:r>
+          <w:rPr>
+            <w:noProof/>
+          </w:rPr>
+        </w:r>
+        <w:r>
+          <w:rPr>
+            <w:noProof/>
+          </w:rPr>
+          <w:fldChar w:fldCharType="separate"/>
+        </w:r>
+        <w:r>
+          <w:rPr>
+            <w:noProof/>
+          </w:rPr>
+          <w:t>17</w:t>
+        </w:r>
+        <w:r>
+          <w:rPr>
+            <w:noProof/>
+          </w:rPr>
+          <w:fldChar w:fldCharType="end"/>
         </w:r>
       </w:hyperlink>
     </w:p>
     <w:p>
       <w:pPr>
-        <w:pStyle w:val="Contents2"/>
+        <w:pStyle w:val="20"/>
         <w:tabs>
-          <w:tab w:val="clear" w:pos="9638"/>
-          <w:tab w:val="right" w:leader="dot" w:pos="9637"/>
+          <w:tab w:val="right" w:leader="dot" w:pos="9628"/>
         </w:tabs>
-      </w:pPr>
-      <w:hyperlink w:anchor="__RefHeading___Toc356_2656764749" w:history="1">
-        <w:r>
+        <w:rPr>
+          <w:noProof/>
+        </w:rPr>
+      </w:pPr>
+      <w:hyperlink w:anchor="_Toc241436419" w:history="1">
+        <w:r>
+          <w:rPr>
+            <w:rStyle w:val="a9"/>
+            <w:noProof/>
+          </w:rPr>
           <w:t>R#45 Argument Register</w:t>
         </w:r>
         <w:r>
+          <w:rPr>
+            <w:noProof/>
+          </w:rPr>
           <w:tab/>
-          <w:t>11</w:t>
+        </w:r>
+        <w:r>
+          <w:rPr>
+            <w:noProof/>
+          </w:rPr>
+          <w:fldChar w:fldCharType="begin"/>
+        </w:r>
+        <w:r>
+          <w:rPr>
+            <w:noProof/>
+          </w:rPr>
+          <w:instrText xml:space="preserve"> PAGEREF _Toc241436419 \h </w:instrText>
+        </w:r>
+        <w:r>
+          <w:rPr>
+            <w:noProof/>
+          </w:rPr>
+        </w:r>
+        <w:r>
+          <w:rPr>
+            <w:noProof/>
+          </w:rPr>
+          <w:fldChar w:fldCharType="separate"/>
+        </w:r>
+        <w:r>
+          <w:rPr>
+            <w:noProof/>
+          </w:rPr>
+          <w:t>17</w:t>
+        </w:r>
+        <w:r>
+          <w:rPr>
+            <w:noProof/>
+          </w:rPr>
+          <w:fldChar w:fldCharType="end"/>
         </w:r>
       </w:hyperlink>
     </w:p>
     <w:p>
       <w:pPr>
-        <w:pStyle w:val="Contents2"/>
+        <w:pStyle w:val="20"/>
         <w:tabs>
-          <w:tab w:val="clear" w:pos="9638"/>
-          <w:tab w:val="right" w:leader="dot" w:pos="9637"/>
+          <w:tab w:val="right" w:leader="dot" w:pos="9628"/>
         </w:tabs>
-      </w:pPr>
-      <w:hyperlink w:anchor="__RefHeading___Toc358_2656764749" w:history="1">
-        <w:r>
+        <w:rPr>
+          <w:noProof/>
+        </w:rPr>
+      </w:pPr>
+      <w:hyperlink w:anchor="_Toc241436420" w:history="1">
+        <w:r>
+          <w:rPr>
+            <w:rStyle w:val="a9"/>
+            <w:noProof/>
+          </w:rPr>
           <w:t>R#46 Command Register</w:t>
         </w:r>
         <w:r>
+          <w:rPr>
+            <w:noProof/>
+          </w:rPr>
           <w:tab/>
-          <w:t>12</w:t>
+        </w:r>
+        <w:r>
+          <w:rPr>
+            <w:noProof/>
+          </w:rPr>
+          <w:fldChar w:fldCharType="begin"/>
+        </w:r>
+        <w:r>
+          <w:rPr>
+            <w:noProof/>
+          </w:rPr>
+          <w:instrText xml:space="preserve"> PAGEREF _Toc241436420 \h </w:instrText>
+        </w:r>
+        <w:r>
+          <w:rPr>
+            <w:noProof/>
+          </w:rPr>
+        </w:r>
+        <w:r>
+          <w:rPr>
+            <w:noProof/>
+          </w:rPr>
+          <w:fldChar w:fldCharType="separate"/>
+        </w:r>
+        <w:r>
+          <w:rPr>
+            <w:noProof/>
+          </w:rPr>
+          <w:t>17</w:t>
+        </w:r>
+        <w:r>
+          <w:rPr>
+            <w:noProof/>
+          </w:rPr>
+          <w:fldChar w:fldCharType="end"/>
         </w:r>
       </w:hyperlink>
     </w:p>
     <w:p>
       <w:pPr>
-        <w:pStyle w:val="Contents2"/>
+        <w:pStyle w:val="20"/>
         <w:tabs>
-          <w:tab w:val="clear" w:pos="9638"/>
-          <w:tab w:val="right" w:leader="dot" w:pos="9637"/>
+          <w:tab w:val="right" w:leader="dot" w:pos="9628"/>
         </w:tabs>
-      </w:pPr>
-      <w:hyperlink w:anchor="__RefHeading___Toc451_2656764749" w:history="1">
-        <w:r>
+        <w:rPr>
+          <w:noProof/>
+        </w:rPr>
+      </w:pPr>
+      <w:hyperlink w:anchor="_Toc241436421" w:history="1">
+        <w:r>
+          <w:rPr>
+            <w:rStyle w:val="a9"/>
+            <w:noProof/>
+          </w:rPr>
           <w:t>R#47, R#48, R#49, R#50 Rotation unit vector</w:t>
         </w:r>
         <w:r>
+          <w:rPr>
+            <w:noProof/>
+          </w:rPr>
           <w:tab/>
-          <w:t>12</w:t>
+        </w:r>
+        <w:r>
+          <w:rPr>
+            <w:noProof/>
+          </w:rPr>
+          <w:fldChar w:fldCharType="begin"/>
+        </w:r>
+        <w:r>
+          <w:rPr>
+            <w:noProof/>
+          </w:rPr>
+          <w:instrText xml:space="preserve"> PAGEREF _Toc241436421 \h </w:instrText>
+        </w:r>
+        <w:r>
+          <w:rPr>
+            <w:noProof/>
+          </w:rPr>
+        </w:r>
+        <w:r>
+          <w:rPr>
+            <w:noProof/>
+          </w:rPr>
+          <w:fldChar w:fldCharType="separate"/>
+        </w:r>
+        <w:r>
+          <w:rPr>
+            <w:noProof/>
+          </w:rPr>
+          <w:t>18</w:t>
+        </w:r>
+        <w:r>
+          <w:rPr>
+            <w:noProof/>
+          </w:rPr>
+          <w:fldChar w:fldCharType="end"/>
         </w:r>
       </w:hyperlink>
     </w:p>
     <w:p>
       <w:pPr>
-        <w:pStyle w:val="Contents2"/>
+        <w:pStyle w:val="20"/>
         <w:tabs>
-          <w:tab w:val="clear" w:pos="9638"/>
-          <w:tab w:val="right" w:leader="dot" w:pos="9637"/>
+          <w:tab w:val="right" w:leader="dot" w:pos="9628"/>
         </w:tabs>
-      </w:pPr>
-      <w:hyperlink w:anchor="__RefHeading___Toc455_2656764749" w:history="1">
-        <w:r>
+        <w:rPr>
+          <w:noProof/>
+        </w:rPr>
+      </w:pPr>
+      <w:hyperlink w:anchor="_Toc241436422" w:history="1">
+        <w:r>
+          <w:rPr>
+            <w:rStyle w:val="a9"/>
+            <w:noProof/>
+          </w:rPr>
           <w:t>R#51, R#52, R#53, R#54 Output window start</w:t>
         </w:r>
         <w:r>
+          <w:rPr>
+            <w:noProof/>
+          </w:rPr>
           <w:tab/>
-          <w:t>13</w:t>
+        </w:r>
+        <w:r>
+          <w:rPr>
+            <w:noProof/>
+          </w:rPr>
+          <w:fldChar w:fldCharType="begin"/>
+        </w:r>
+        <w:r>
+          <w:rPr>
+            <w:noProof/>
+          </w:rPr>
+          <w:instrText xml:space="preserve"> PAGEREF _Toc241436422 \h </w:instrText>
+        </w:r>
+        <w:r>
+          <w:rPr>
+            <w:noProof/>
+          </w:rPr>
+        </w:r>
+        <w:r>
+          <w:rPr>
+            <w:noProof/>
+          </w:rPr>
+          <w:fldChar w:fldCharType="separate"/>
+        </w:r>
+        <w:r>
+          <w:rPr>
+            <w:noProof/>
+          </w:rPr>
+          <w:t>18</w:t>
+        </w:r>
+        <w:r>
+          <w:rPr>
+            <w:noProof/>
+          </w:rPr>
+          <w:fldChar w:fldCharType="end"/>
         </w:r>
       </w:hyperlink>
     </w:p>
     <w:p>
       <w:pPr>
-        <w:pStyle w:val="Contents2"/>
+        <w:pStyle w:val="20"/>
         <w:tabs>
-          <w:tab w:val="clear" w:pos="9638"/>
-          <w:tab w:val="right" w:leader="dot" w:pos="9637"/>
+          <w:tab w:val="right" w:leader="dot" w:pos="9628"/>
         </w:tabs>
-      </w:pPr>
-      <w:hyperlink w:anchor="__RefHeading___Toc459_2656764749" w:history="1">
-        <w:r>
+        <w:rPr>
+          <w:noProof/>
+        </w:rPr>
+      </w:pPr>
+      <w:hyperlink w:anchor="_Toc241436423" w:history="1">
+        <w:r>
+          <w:rPr>
+            <w:rStyle w:val="a9"/>
+            <w:noProof/>
+          </w:rPr>
           <w:t>R#55, R#56, R#57, R#58 Output window end</w:t>
         </w:r>
         <w:r>
+          <w:rPr>
+            <w:noProof/>
+          </w:rPr>
           <w:tab/>
-          <w:t>13</w:t>
+        </w:r>
+        <w:r>
+          <w:rPr>
+            <w:noProof/>
+          </w:rPr>
+          <w:fldChar w:fldCharType="begin"/>
+        </w:r>
+        <w:r>
+          <w:rPr>
+            <w:noProof/>
+          </w:rPr>
+          <w:instrText xml:space="preserve"> PAGEREF _Toc241436423 \h </w:instrText>
+        </w:r>
+        <w:r>
+          <w:rPr>
+            <w:noProof/>
+          </w:rPr>
+        </w:r>
+        <w:r>
+          <w:rPr>
+            <w:noProof/>
+          </w:rPr>
+          <w:fldChar w:fldCharType="separate"/>
+        </w:r>
+        <w:r>
+          <w:rPr>
+            <w:noProof/>
+          </w:rPr>
+          <w:t>19</w:t>
+        </w:r>
+        <w:r>
+          <w:rPr>
+            <w:noProof/>
+          </w:rPr>
+          <w:fldChar w:fldCharType="end"/>
         </w:r>
       </w:hyperlink>
     </w:p>
     <w:p>
       <w:pPr>
-        <w:pStyle w:val="Contents1"/>
+        <w:pStyle w:val="10"/>
         <w:tabs>
-          <w:tab w:val="clear" w:pos="9638"/>
-          <w:tab w:val="right" w:leader="dot" w:pos="9637"/>
+          <w:tab w:val="right" w:leader="dot" w:pos="9628"/>
         </w:tabs>
-      </w:pPr>
-      <w:hyperlink w:anchor="__RefHeading___Toc360_2656764749" w:history="1">
-        <w:r>
+        <w:rPr>
+          <w:noProof/>
+        </w:rPr>
+      </w:pPr>
+      <w:hyperlink w:anchor="_Toc241436424" w:history="1">
+        <w:r>
+          <w:rPr>
+            <w:rStyle w:val="a9"/>
+            <w:noProof/>
+          </w:rPr>
           <w:t>ステータスレジスタ</w:t>
         </w:r>
         <w:r>
+          <w:rPr>
+            <w:noProof/>
+          </w:rPr>
           <w:tab/>
-          <w:t>14</w:t>
+        </w:r>
+        <w:r>
+          <w:rPr>
+            <w:noProof/>
+          </w:rPr>
+          <w:fldChar w:fldCharType="begin"/>
+        </w:r>
+        <w:r>
+          <w:rPr>
+            <w:noProof/>
+          </w:rPr>
+          <w:instrText xml:space="preserve"> PAGEREF _Toc241436424 \h </w:instrText>
+        </w:r>
+        <w:r>
+          <w:rPr>
+            <w:noProof/>
+          </w:rPr>
+        </w:r>
+        <w:r>
+          <w:rPr>
+            <w:noProof/>
+          </w:rPr>
+          <w:fldChar w:fldCharType="separate"/>
+        </w:r>
+        <w:r>
+          <w:rPr>
+            <w:noProof/>
+          </w:rPr>
+          <w:t>19</w:t>
+        </w:r>
+        <w:r>
+          <w:rPr>
+            <w:noProof/>
+          </w:rPr>
+          <w:fldChar w:fldCharType="end"/>
         </w:r>
       </w:hyperlink>
     </w:p>
     <w:p>
       <w:pPr>
-        <w:pStyle w:val="Contents2"/>
+        <w:pStyle w:val="20"/>
         <w:tabs>
-          <w:tab w:val="clear" w:pos="9638"/>
-          <w:tab w:val="right" w:leader="dot" w:pos="9637"/>
+          <w:tab w:val="right" w:leader="dot" w:pos="9628"/>
         </w:tabs>
-      </w:pPr>
-      <w:hyperlink w:anchor="__RefHeading___Toc362_2656764749" w:history="1">
-        <w:r>
+        <w:rPr>
+          <w:noProof/>
+        </w:rPr>
+      </w:pPr>
+      <w:hyperlink w:anchor="_Toc241436425" w:history="1">
+        <w:r>
+          <w:rPr>
+            <w:rStyle w:val="a9"/>
+            <w:noProof/>
+          </w:rPr>
           <w:t>S#0 Status register 0</w:t>
         </w:r>
         <w:r>
+          <w:rPr>
+            <w:noProof/>
+          </w:rPr>
           <w:tab/>
-          <w:t>14</w:t>
+        </w:r>
+        <w:r>
+          <w:rPr>
+            <w:noProof/>
+          </w:rPr>
+          <w:fldChar w:fldCharType="begin"/>
+        </w:r>
+        <w:r>
+          <w:rPr>
+            <w:noProof/>
+          </w:rPr>
+          <w:instrText xml:space="preserve"> PAGEREF _Toc241436425 \h </w:instrText>
+        </w:r>
+        <w:r>
+          <w:rPr>
+            <w:noProof/>
+          </w:rPr>
+        </w:r>
+        <w:r>
+          <w:rPr>
+            <w:noProof/>
+          </w:rPr>
+          <w:fldChar w:fldCharType="separate"/>
+        </w:r>
+        <w:r>
+          <w:rPr>
+            <w:noProof/>
+          </w:rPr>
+          <w:t>19</w:t>
+        </w:r>
+        <w:r>
+          <w:rPr>
+            <w:noProof/>
+          </w:rPr>
+          <w:fldChar w:fldCharType="end"/>
         </w:r>
       </w:hyperlink>
     </w:p>
     <w:p>
       <w:pPr>
-        <w:pStyle w:val="Contents2"/>
+        <w:pStyle w:val="20"/>
         <w:tabs>
-          <w:tab w:val="clear" w:pos="9638"/>
-          <w:tab w:val="right" w:leader="dot" w:pos="9637"/>
+          <w:tab w:val="right" w:leader="dot" w:pos="9628"/>
         </w:tabs>
-      </w:pPr>
-      <w:hyperlink w:anchor="__RefHeading___Toc364_2656764749" w:history="1">
-        <w:r>
+        <w:rPr>
+          <w:noProof/>
+        </w:rPr>
+      </w:pPr>
+      <w:hyperlink w:anchor="_Toc241436426" w:history="1">
+        <w:r>
+          <w:rPr>
+            <w:rStyle w:val="a9"/>
+            <w:noProof/>
+          </w:rPr>
           <w:t>S#1 Status register 1</w:t>
         </w:r>
         <w:r>
+          <w:rPr>
+            <w:noProof/>
+          </w:rPr>
           <w:tab/>
-          <w:t>14</w:t>
+        </w:r>
+        <w:r>
+          <w:rPr>
+            <w:noProof/>
+          </w:rPr>
+          <w:fldChar w:fldCharType="begin"/>
+        </w:r>
+        <w:r>
+          <w:rPr>
+            <w:noProof/>
+          </w:rPr>
+          <w:instrText xml:space="preserve"> PAGEREF _Toc241436426 \h </w:instrText>
+        </w:r>
+        <w:r>
+          <w:rPr>
+            <w:noProof/>
+          </w:rPr>
+        </w:r>
+        <w:r>
+          <w:rPr>
+            <w:noProof/>
+          </w:rPr>
+          <w:fldChar w:fldCharType="separate"/>
+        </w:r>
+        <w:r>
+          <w:rPr>
+            <w:noProof/>
+          </w:rPr>
+          <w:t>20</w:t>
+        </w:r>
+        <w:r>
+          <w:rPr>
+            <w:noProof/>
+          </w:rPr>
+          <w:fldChar w:fldCharType="end"/>
         </w:r>
       </w:hyperlink>
     </w:p>
     <w:p>
       <w:pPr>
-        <w:pStyle w:val="Contents2"/>
+        <w:pStyle w:val="20"/>
         <w:tabs>
-          <w:tab w:val="clear" w:pos="9638"/>
-          <w:tab w:val="right" w:leader="dot" w:pos="9637"/>
+          <w:tab w:val="right" w:leader="dot" w:pos="9628"/>
         </w:tabs>
-      </w:pPr>
-      <w:hyperlink w:anchor="__RefHeading___Toc366_2656764749" w:history="1">
-        <w:r>
+        <w:rPr>
+          <w:noProof/>
+        </w:rPr>
+      </w:pPr>
+      <w:hyperlink w:anchor="_Toc241436427" w:history="1">
+        <w:r>
+          <w:rPr>
+            <w:rStyle w:val="a9"/>
+            <w:noProof/>
+          </w:rPr>
           <w:t>S#2 Status register 2</w:t>
         </w:r>
         <w:r>
+          <w:rPr>
+            <w:noProof/>
+          </w:rPr>
           <w:tab/>
-          <w:t>14</w:t>
+        </w:r>
+        <w:r>
+          <w:rPr>
+            <w:noProof/>
+          </w:rPr>
+          <w:fldChar w:fldCharType="begin"/>
+        </w:r>
+        <w:r>
+          <w:rPr>
+            <w:noProof/>
+          </w:rPr>
+          <w:instrText xml:space="preserve"> PAGEREF _Toc241436427 \h </w:instrText>
+        </w:r>
+        <w:r>
+          <w:rPr>
+            <w:noProof/>
+          </w:rPr>
+        </w:r>
+        <w:r>
+          <w:rPr>
+            <w:noProof/>
+          </w:rPr>
+          <w:fldChar w:fldCharType="separate"/>
+        </w:r>
+        <w:r>
+          <w:rPr>
+            <w:noProof/>
+          </w:rPr>
+          <w:t>20</w:t>
+        </w:r>
+        <w:r>
+          <w:rPr>
+            <w:noProof/>
+          </w:rPr>
+          <w:fldChar w:fldCharType="end"/>
         </w:r>
       </w:hyperlink>
     </w:p>
     <w:p>
       <w:pPr>
-        <w:pStyle w:val="Contents2"/>
+        <w:pStyle w:val="20"/>
         <w:tabs>
-          <w:tab w:val="clear" w:pos="9638"/>
-          <w:tab w:val="right" w:leader="dot" w:pos="9637"/>
+          <w:tab w:val="right" w:leader="dot" w:pos="9628"/>
         </w:tabs>
-      </w:pPr>
-      <w:hyperlink w:anchor="__RefHeading___Toc368_2656764749" w:history="1">
-        <w:r>
+        <w:rPr>
+          <w:noProof/>
+        </w:rPr>
+      </w:pPr>
+      <w:hyperlink w:anchor="_Toc241436428" w:history="1">
+        <w:r>
+          <w:rPr>
+            <w:rStyle w:val="a9"/>
+            <w:noProof/>
+          </w:rPr>
           <w:t>S#3, S#4, S#5, S#6 Column/Row register</w:t>
         </w:r>
         <w:r>
+          <w:rPr>
+            <w:noProof/>
+          </w:rPr>
           <w:tab/>
-          <w:t>15</w:t>
+        </w:r>
+        <w:r>
+          <w:rPr>
+            <w:noProof/>
+          </w:rPr>
+          <w:fldChar w:fldCharType="begin"/>
+        </w:r>
+        <w:r>
+          <w:rPr>
+            <w:noProof/>
+          </w:rPr>
+          <w:instrText xml:space="preserve"> PAGEREF _Toc241436428 \h </w:instrText>
+        </w:r>
+        <w:r>
+          <w:rPr>
+            <w:noProof/>
+          </w:rPr>
+        </w:r>
+        <w:r>
+          <w:rPr>
+            <w:noProof/>
+          </w:rPr>
+          <w:fldChar w:fldCharType="separate"/>
+        </w:r>
+        <w:r>
+          <w:rPr>
+            <w:noProof/>
+          </w:rPr>
+          <w:t>21</w:t>
+        </w:r>
+        <w:r>
+          <w:rPr>
+            <w:noProof/>
+          </w:rPr>
+          <w:fldChar w:fldCharType="end"/>
         </w:r>
       </w:hyperlink>
     </w:p>
     <w:p>
       <w:pPr>
-        <w:pStyle w:val="Contents2"/>
+        <w:pStyle w:val="20"/>
         <w:tabs>
-          <w:tab w:val="clear" w:pos="9638"/>
-          <w:tab w:val="right" w:leader="dot" w:pos="9637"/>
+          <w:tab w:val="right" w:leader="dot" w:pos="9628"/>
         </w:tabs>
-      </w:pPr>
-      <w:hyperlink w:anchor="__RefHeading___Toc372_2656764749" w:history="1">
-        <w:r>
+        <w:rPr>
+          <w:noProof/>
+        </w:rPr>
+      </w:pPr>
+      <w:hyperlink w:anchor="_Toc241436429" w:history="1">
+        <w:r>
+          <w:rPr>
+            <w:rStyle w:val="a9"/>
+            <w:noProof/>
+          </w:rPr>
           <w:t>S#7 Color register</w:t>
         </w:r>
         <w:r>
+          <w:rPr>
+            <w:noProof/>
+          </w:rPr>
           <w:tab/>
-          <w:t>15</w:t>
+        </w:r>
+        <w:r>
+          <w:rPr>
+            <w:noProof/>
+          </w:rPr>
+          <w:fldChar w:fldCharType="begin"/>
+        </w:r>
+        <w:r>
+          <w:rPr>
+            <w:noProof/>
+          </w:rPr>
+          <w:instrText xml:space="preserve"> PAGEREF _Toc241436429 \h </w:instrText>
+        </w:r>
+        <w:r>
+          <w:rPr>
+            <w:noProof/>
+          </w:rPr>
+        </w:r>
+        <w:r>
+          <w:rPr>
+            <w:noProof/>
+          </w:rPr>
+          <w:fldChar w:fldCharType="separate"/>
+        </w:r>
+        <w:r>
+          <w:rPr>
+            <w:noProof/>
+          </w:rPr>
+          <w:t>21</w:t>
+        </w:r>
+        <w:r>
+          <w:rPr>
+            <w:noProof/>
+          </w:rPr>
+          <w:fldChar w:fldCharType="end"/>
         </w:r>
       </w:hyperlink>
     </w:p>
     <w:p>
       <w:pPr>
-        <w:pStyle w:val="Contents2"/>
+        <w:pStyle w:val="20"/>
         <w:tabs>
-          <w:tab w:val="clear" w:pos="9638"/>
-          <w:tab w:val="right" w:leader="dot" w:pos="9637"/>
+          <w:tab w:val="right" w:leader="dot" w:pos="9628"/>
         </w:tabs>
-      </w:pPr>
-      <w:hyperlink w:anchor="__RefHeading___Toc374_2656764749" w:history="1">
-        <w:r>
+        <w:rPr>
+          <w:noProof/>
+        </w:rPr>
+      </w:pPr>
+      <w:hyperlink w:anchor="_Toc241436430" w:history="1">
+        <w:r>
+          <w:rPr>
+            <w:rStyle w:val="a9"/>
+            <w:noProof/>
+          </w:rPr>
           <w:t>S#8, S#9 Border X register</w:t>
         </w:r>
         <w:r>
+          <w:rPr>
+            <w:noProof/>
+          </w:rPr>
           <w:tab/>
-          <w:t>16</w:t>
+        </w:r>
+        <w:r>
+          <w:rPr>
+            <w:noProof/>
+          </w:rPr>
+          <w:fldChar w:fldCharType="begin"/>
+        </w:r>
+        <w:r>
+          <w:rPr>
+            <w:noProof/>
+          </w:rPr>
+          <w:instrText xml:space="preserve"> PAGEREF _Toc241436430 \h </w:instrText>
+        </w:r>
+        <w:r>
+          <w:rPr>
+            <w:noProof/>
+          </w:rPr>
+        </w:r>
+        <w:r>
+          <w:rPr>
+            <w:noProof/>
+          </w:rPr>
+          <w:fldChar w:fldCharType="separate"/>
+        </w:r>
+        <w:r>
+          <w:rPr>
+            <w:noProof/>
+          </w:rPr>
+          <w:t>21</w:t>
+        </w:r>
+        <w:r>
+          <w:rPr>
+            <w:noProof/>
+          </w:rPr>
+          <w:fldChar w:fldCharType="end"/>
         </w:r>
       </w:hyperlink>
     </w:p>
@@ -1067,7 +3842,7 @@
         <w:pStyle w:val="1"/>
         <w:pageBreakBefore/>
       </w:pPr>
-      <w:bookmarkStart w:id="0" w:name="__RefHeading___Toc210_761562591"/>
+      <w:bookmarkStart w:id="0" w:name="_Toc241436372"/>
       <w:r>
         <w:lastRenderedPageBreak/>
         <w:t>はじめに</w:t>
@@ -1113,80 +3888,6 @@
             <wp:effectExtent l="0" t="0" r="0" b="9360"/>
             <wp:wrapSquare wrapText="bothSides"/>
             <wp:docPr id="656803475" name="画像39"/>
-            <wp:cNvGraphicFramePr/>
-            <a:graphic xmlns:a="http://schemas.openxmlformats.org/drawingml/2006/main">
-              <a:graphicData uri="http://schemas.openxmlformats.org/drawingml/2006/picture">
-                <pic:pic xmlns:pic="http://schemas.openxmlformats.org/drawingml/2006/picture">
-                  <pic:nvPicPr>
-                    <pic:cNvPr id="0" name=""/>
-                    <pic:cNvPicPr/>
-                  </pic:nvPicPr>
-                  <pic:blipFill>
-                    <a:blip r:embed="rId6">
-                      <a:lum/>
-                      <a:alphaModFix/>
-                    </a:blip>
-                    <a:srcRect/>
-                    <a:stretch>
-                      <a:fillRect/>
-                    </a:stretch>
-                  </pic:blipFill>
-                  <pic:spPr>
-                    <a:xfrm>
-                      <a:off x="0" y="0"/>
-                      <a:ext cx="542880" cy="219240"/>
-                    </a:xfrm>
-                    <a:prstGeom prst="rect">
-                      <a:avLst/>
-                    </a:prstGeom>
-                    <a:noFill/>
-                  </pic:spPr>
-                </pic:pic>
-              </a:graphicData>
-            </a:graphic>
-          </wp:anchor>
-        </w:drawing>
-      </w:r>
-    </w:p>
-    <w:p>
-      <w:pPr>
-        <w:pStyle w:val="Standard"/>
-      </w:pPr>
-    </w:p>
-    <w:p>
-      <w:pPr>
-        <w:pStyle w:val="Standard"/>
-      </w:pPr>
-      <w:r>
-        <w:t xml:space="preserve">　グレーのビットは、無効ビットである。コントロールレジスタの場合、何を書き込んでも、何も作用しない。V9958の時点で無効だったビットと、V9968で無効に変わったビットがある。</w:t>
-      </w:r>
-    </w:p>
-    <w:p>
-      <w:pPr>
-        <w:pStyle w:val="Standard"/>
-      </w:pPr>
-    </w:p>
-    <w:p>
-      <w:pPr>
-        <w:pStyle w:val="Standard"/>
-      </w:pPr>
-      <w:r>
-        <w:rPr>
-          <w:noProof/>
-        </w:rPr>
-        <w:drawing>
-          <wp:anchor distT="0" distB="0" distL="114300" distR="114300" simplePos="0" relativeHeight="38" behindDoc="0" locked="0" layoutInCell="1" allowOverlap="1" wp14:anchorId="456719F5" wp14:editId="1F5B9DFA">
-            <wp:simplePos x="0" y="0"/>
-            <wp:positionH relativeFrom="column">
-              <wp:align>center</wp:align>
-            </wp:positionH>
-            <wp:positionV relativeFrom="paragraph">
-              <wp:align>top</wp:align>
-            </wp:positionV>
-            <wp:extent cx="542880" cy="219240"/>
-            <wp:effectExtent l="0" t="0" r="0" b="9360"/>
-            <wp:wrapSquare wrapText="bothSides"/>
-            <wp:docPr id="413581499" name="画像40"/>
             <wp:cNvGraphicFramePr/>
             <a:graphic xmlns:a="http://schemas.openxmlformats.org/drawingml/2006/main">
               <a:graphicData uri="http://schemas.openxmlformats.org/drawingml/2006/picture">
@@ -1232,7 +3933,7 @@
         <w:pStyle w:val="Standard"/>
       </w:pPr>
       <w:r>
-        <w:t xml:space="preserve">　薄紫のビットは、V9968で追加・変更が入ったビットである。何らかの新しい機能がある。</w:t>
+        <w:t xml:space="preserve">　グレーのビットは、無効ビットである。コントロールレジスタの場合、何を書き込んでも、何も作用しない。V9958の時点で無効だったビットと、V9968で無効に変わったビットがある。</w:t>
       </w:r>
     </w:p>
     <w:p>
@@ -1249,18 +3950,18 @@
           <w:noProof/>
         </w:rPr>
         <w:drawing>
-          <wp:anchor distT="0" distB="0" distL="114300" distR="114300" simplePos="0" relativeHeight="39" behindDoc="0" locked="0" layoutInCell="1" allowOverlap="1" wp14:anchorId="18C84EB9" wp14:editId="5780CCF2">
+          <wp:anchor distT="0" distB="0" distL="114300" distR="114300" simplePos="0" relativeHeight="38" behindDoc="0" locked="0" layoutInCell="1" allowOverlap="1" wp14:anchorId="456719F5" wp14:editId="1F5B9DFA">
             <wp:simplePos x="0" y="0"/>
             <wp:positionH relativeFrom="column">
-              <wp:posOffset>2788920</wp:posOffset>
+              <wp:align>center</wp:align>
             </wp:positionH>
             <wp:positionV relativeFrom="paragraph">
-              <wp:posOffset>0</wp:posOffset>
+              <wp:align>top</wp:align>
             </wp:positionV>
             <wp:extent cx="542880" cy="219240"/>
             <wp:effectExtent l="0" t="0" r="0" b="9360"/>
             <wp:wrapSquare wrapText="bothSides"/>
-            <wp:docPr id="1762634579" name="画像41"/>
+            <wp:docPr id="413581499" name="画像40"/>
             <wp:cNvGraphicFramePr/>
             <a:graphic xmlns:a="http://schemas.openxmlformats.org/drawingml/2006/main">
               <a:graphicData uri="http://schemas.openxmlformats.org/drawingml/2006/picture">
@@ -1306,6 +4007,80 @@
         <w:pStyle w:val="Standard"/>
       </w:pPr>
       <w:r>
+        <w:t xml:space="preserve">　薄紫のビットは、V9968で追加・変更が入ったビットである。何らかの新しい機能がある。</w:t>
+      </w:r>
+    </w:p>
+    <w:p>
+      <w:pPr>
+        <w:pStyle w:val="Standard"/>
+      </w:pPr>
+    </w:p>
+    <w:p>
+      <w:pPr>
+        <w:pStyle w:val="Standard"/>
+      </w:pPr>
+      <w:r>
+        <w:rPr>
+          <w:noProof/>
+        </w:rPr>
+        <w:drawing>
+          <wp:anchor distT="0" distB="0" distL="114300" distR="114300" simplePos="0" relativeHeight="39" behindDoc="0" locked="0" layoutInCell="1" allowOverlap="1" wp14:anchorId="18C84EB9" wp14:editId="5780CCF2">
+            <wp:simplePos x="0" y="0"/>
+            <wp:positionH relativeFrom="column">
+              <wp:posOffset>2788920</wp:posOffset>
+            </wp:positionH>
+            <wp:positionV relativeFrom="paragraph">
+              <wp:posOffset>0</wp:posOffset>
+            </wp:positionV>
+            <wp:extent cx="542880" cy="219240"/>
+            <wp:effectExtent l="0" t="0" r="0" b="9360"/>
+            <wp:wrapSquare wrapText="bothSides"/>
+            <wp:docPr id="1762634579" name="画像41"/>
+            <wp:cNvGraphicFramePr/>
+            <a:graphic xmlns:a="http://schemas.openxmlformats.org/drawingml/2006/main">
+              <a:graphicData uri="http://schemas.openxmlformats.org/drawingml/2006/picture">
+                <pic:pic xmlns:pic="http://schemas.openxmlformats.org/drawingml/2006/picture">
+                  <pic:nvPicPr>
+                    <pic:cNvPr id="0" name=""/>
+                    <pic:cNvPicPr/>
+                  </pic:nvPicPr>
+                  <pic:blipFill>
+                    <a:blip r:embed="rId9">
+                      <a:lum/>
+                      <a:alphaModFix/>
+                    </a:blip>
+                    <a:srcRect/>
+                    <a:stretch>
+                      <a:fillRect/>
+                    </a:stretch>
+                  </pic:blipFill>
+                  <pic:spPr>
+                    <a:xfrm>
+                      <a:off x="0" y="0"/>
+                      <a:ext cx="542880" cy="219240"/>
+                    </a:xfrm>
+                    <a:prstGeom prst="rect">
+                      <a:avLst/>
+                    </a:prstGeom>
+                    <a:noFill/>
+                  </pic:spPr>
+                </pic:pic>
+              </a:graphicData>
+            </a:graphic>
+          </wp:anchor>
+        </w:drawing>
+      </w:r>
+    </w:p>
+    <w:p>
+      <w:pPr>
+        <w:pStyle w:val="Standard"/>
+      </w:pPr>
+    </w:p>
+    <w:p>
+      <w:pPr>
+        <w:pStyle w:val="Standard"/>
+      </w:pPr>
+      <w:r>
         <w:t xml:space="preserve">　白いビットは、V9958の機能をそのまま継承しているビットである。</w:t>
       </w:r>
     </w:p>
@@ -1318,29 +4093,1116 @@
       <w:pPr>
         <w:pStyle w:val="1"/>
       </w:pPr>
-      <w:bookmarkStart w:id="1" w:name="__RefHeading___Toc212_761562591"/>
-      <w:r>
+      <w:bookmarkStart w:id="1" w:name="_Toc241436373"/>
+      <w:r>
+        <w:rPr>
+          <w:rFonts w:hint="eastAsia"/>
+        </w:rPr>
+        <w:t>I/O</w:t>
+      </w:r>
+      <w:r>
+        <w:rPr>
+          <w:rFonts w:hint="eastAsia"/>
+        </w:rPr>
+        <w:t>ポート</w:t>
+      </w:r>
+      <w:bookmarkEnd w:id="1"/>
+    </w:p>
+    <w:p>
+      <w:pPr>
+        <w:pStyle w:val="Standard"/>
+      </w:pPr>
+      <w:r>
+        <w:rPr>
+          <w:rFonts w:hint="eastAsia"/>
+        </w:rPr>
+        <w:t xml:space="preserve">　V9968には、V9958と互換の Port#0～#3と、新設の Port#4 が存在します。</w:t>
+      </w:r>
+    </w:p>
+    <w:p>
+      <w:pPr>
+        <w:pStyle w:val="Standard"/>
+      </w:pPr>
+      <w:r>
+        <w:rPr>
+          <w:rFonts w:hint="eastAsia"/>
+        </w:rPr>
+        <w:t xml:space="preserve">　それぞれ説明します。</w:t>
+      </w:r>
+    </w:p>
+    <w:p>
+      <w:pPr>
+        <w:pStyle w:val="Standard"/>
+      </w:pPr>
+      <w:r>
+        <w:rPr>
+          <w:rFonts w:hint="eastAsia"/>
+        </w:rPr>
+        <w:t xml:space="preserve">　BIOS の 0006h または 0007h に書かれているアドレスが Port#0 のアドレスです。Port#1 は +1, Port#2 は +2, Port#3 は +3, Port#4 は +4。</w:t>
+      </w:r>
+    </w:p>
+    <w:p>
+      <w:pPr>
+        <w:pStyle w:val="Standard"/>
+      </w:pPr>
+      <w:r>
+        <w:rPr>
+          <w:rFonts w:hint="eastAsia"/>
+        </w:rPr>
+        <w:t xml:space="preserve">　（0006h/0007h には 通常 98h が書かれています。）</w:t>
+      </w:r>
+    </w:p>
+    <w:p>
+      <w:pPr>
+        <w:pStyle w:val="Textbody"/>
+      </w:pPr>
+    </w:p>
+    <w:p>
+      <w:pPr>
+        <w:pStyle w:val="2"/>
+      </w:pPr>
+      <w:bookmarkStart w:id="2" w:name="_Toc241436374"/>
+      <w:r>
+        <w:rPr>
+          <w:rFonts w:hint="eastAsia"/>
+        </w:rPr>
+        <w:t>直接指定による</w:t>
+      </w:r>
+      <w:r>
+        <w:rPr>
+          <w:rFonts w:hint="eastAsia"/>
+        </w:rPr>
+        <w:t>コントロールレジスタへの書き込み</w:t>
+      </w:r>
+      <w:bookmarkEnd w:id="2"/>
+    </w:p>
+    <w:p>
+      <w:pPr>
+        <w:pStyle w:val="Textbody"/>
+      </w:pPr>
+      <w:r>
+        <w:rPr>
+          <w:rFonts w:hint="eastAsia"/>
+        </w:rPr>
+        <w:t xml:space="preserve">　Port#1に</w:t>
+      </w:r>
+      <w:r>
+        <w:rPr>
+          <w:rFonts w:hint="eastAsia"/>
+          <w:i/>
+          <w:iCs/>
+        </w:rPr>
+        <w:t>書き込む値</w:t>
+      </w:r>
+      <w:r>
+        <w:rPr>
+          <w:rFonts w:hint="eastAsia"/>
+        </w:rPr>
+        <w:t>、続けて Port#1に</w:t>
+      </w:r>
+      <w:r>
+        <w:rPr>
+          <w:rFonts w:hint="eastAsia"/>
+          <w:i/>
+          <w:iCs/>
+        </w:rPr>
         <w:t>コントロールレジスタ</w:t>
       </w:r>
-      <w:bookmarkEnd w:id="1"/>
-    </w:p>
-    <w:p>
-      <w:pPr>
-        <w:pStyle w:val="Standard"/>
-      </w:pPr>
-      <w:r>
+      <w:r>
+        <w:rPr>
+          <w:rFonts w:hint="eastAsia"/>
+        </w:rPr>
+        <w:t xml:space="preserve">番号 OR </w:t>
+      </w:r>
+      <w:r>
+        <w:rPr>
+          <w:rFonts w:hint="eastAsia"/>
+        </w:rPr>
+        <w:t>8</w:t>
+      </w:r>
+      <w:r>
+        <w:rPr>
+          <w:rFonts w:hint="eastAsia"/>
+        </w:rPr>
+        <w:t>0h の値を書きこむと、指定の</w:t>
+      </w:r>
+      <w:r>
+        <w:rPr>
+          <w:rFonts w:hint="eastAsia"/>
+          <w:i/>
+          <w:iCs/>
+        </w:rPr>
+        <w:t>コントロールレジスタ</w:t>
+      </w:r>
+      <w:r>
+        <w:rPr>
+          <w:rFonts w:hint="eastAsia"/>
+        </w:rPr>
+        <w:t>に</w:t>
+      </w:r>
+      <w:r>
+        <w:rPr>
+          <w:rFonts w:hint="eastAsia"/>
+          <w:i/>
+          <w:iCs/>
+        </w:rPr>
+        <w:t>書き込む値</w:t>
+      </w:r>
+      <w:r>
+        <w:rPr>
+          <w:rFonts w:hint="eastAsia"/>
+        </w:rPr>
+        <w:t>を書きこむことができます。</w:t>
+      </w:r>
+    </w:p>
+    <w:p>
+      <w:pPr>
+        <w:pStyle w:val="Textbody"/>
+      </w:pPr>
+      <w:r>
+        <w:rPr>
+          <w:rFonts w:hint="eastAsia"/>
+        </w:rPr>
+        <w:t xml:space="preserve">　例えば、コントロールレジスタ R#7 に 0x34 を書きたいのであれば、下記のようにします。これは、TMS9918/V9938/V9958と共通です。</w:t>
+      </w:r>
+    </w:p>
+    <w:tbl>
+      <w:tblPr>
+        <w:tblStyle w:val="a8"/>
+        <w:tblW w:w="0" w:type="auto"/>
+        <w:tblLook w:val="04A0" w:firstRow="1" w:lastRow="0" w:firstColumn="1" w:lastColumn="0" w:noHBand="0" w:noVBand="1"/>
+      </w:tblPr>
+      <w:tblGrid>
+        <w:gridCol w:w="9628"/>
+      </w:tblGrid>
+      <w:tr>
+        <w:tc>
+          <w:tcPr>
+            <w:tcW w:w="9628" w:type="dxa"/>
+          </w:tcPr>
+          <w:p>
+            <w:pPr>
+              <w:pStyle w:val="Textbody"/>
+            </w:pPr>
+            <w:r>
+              <w:tab/>
+            </w:r>
+            <w:r>
+              <w:rPr>
+                <w:rFonts w:hint="eastAsia"/>
+              </w:rPr>
+              <w:t>LD</w:t>
+            </w:r>
+            <w:r>
+              <w:tab/>
+            </w:r>
+            <w:r>
+              <w:tab/>
+            </w:r>
+            <w:r>
+              <w:rPr>
+                <w:rFonts w:hint="eastAsia"/>
+              </w:rPr>
+              <w:t>BC, (0006h)</w:t>
+            </w:r>
+          </w:p>
+          <w:p>
+            <w:pPr>
+              <w:pStyle w:val="Textbody"/>
+            </w:pPr>
+            <w:r>
+              <w:tab/>
+            </w:r>
+            <w:r>
+              <w:rPr>
+                <w:rFonts w:hint="eastAsia"/>
+              </w:rPr>
+              <w:t>INC</w:t>
+            </w:r>
+            <w:r>
+              <w:tab/>
+            </w:r>
+            <w:r>
+              <w:tab/>
+            </w:r>
+            <w:r>
+              <w:rPr>
+                <w:rFonts w:hint="eastAsia"/>
+              </w:rPr>
+              <w:t>C</w:t>
+            </w:r>
+            <w:r>
+              <w:tab/>
+            </w:r>
+            <w:r>
+              <w:tab/>
+            </w:r>
+            <w:r>
+              <w:tab/>
+            </w:r>
+            <w:r>
+              <w:tab/>
+            </w:r>
+            <w:r>
+              <w:rPr>
+                <w:rFonts w:hint="eastAsia"/>
+              </w:rPr>
+              <w:t>; Port#1のアドレス</w:t>
+            </w:r>
+          </w:p>
+          <w:p>
+            <w:pPr>
+              <w:pStyle w:val="Textbody"/>
+            </w:pPr>
+            <w:r>
+              <w:tab/>
+            </w:r>
+            <w:r>
+              <w:rPr>
+                <w:rFonts w:hint="eastAsia"/>
+              </w:rPr>
+              <w:t>DI</w:t>
+            </w:r>
+          </w:p>
+          <w:p>
+            <w:pPr>
+              <w:pStyle w:val="Textbody"/>
+            </w:pPr>
+            <w:r>
+              <w:tab/>
+            </w:r>
+            <w:r>
+              <w:rPr>
+                <w:rFonts w:hint="eastAsia"/>
+              </w:rPr>
+              <w:t>LD</w:t>
+            </w:r>
+            <w:r>
+              <w:tab/>
+            </w:r>
+            <w:r>
+              <w:tab/>
+            </w:r>
+            <w:r>
+              <w:rPr>
+                <w:rFonts w:hint="eastAsia"/>
+              </w:rPr>
+              <w:t>A, 0x34</w:t>
+            </w:r>
+            <w:r>
+              <w:tab/>
+            </w:r>
+            <w:r>
+              <w:tab/>
+            </w:r>
+            <w:r>
+              <w:tab/>
+            </w:r>
+            <w:r>
+              <w:rPr>
+                <w:rFonts w:hint="eastAsia"/>
+              </w:rPr>
+              <w:t>; 書き込む値</w:t>
+            </w:r>
+          </w:p>
+          <w:p>
+            <w:pPr>
+              <w:pStyle w:val="Textbody"/>
+            </w:pPr>
+            <w:r>
+              <w:tab/>
+            </w:r>
+            <w:r>
+              <w:rPr>
+                <w:rFonts w:hint="eastAsia"/>
+              </w:rPr>
+              <w:t>OUT</w:t>
+            </w:r>
+            <w:r>
+              <w:tab/>
+            </w:r>
+            <w:r>
+              <w:tab/>
+            </w:r>
+            <w:r>
+              <w:rPr>
+                <w:rFonts w:hint="eastAsia"/>
+              </w:rPr>
+              <w:t>(C), A</w:t>
+            </w:r>
+          </w:p>
+          <w:p>
+            <w:pPr>
+              <w:pStyle w:val="Textbody"/>
+            </w:pPr>
+            <w:r>
+              <w:lastRenderedPageBreak/>
+              <w:tab/>
+            </w:r>
+            <w:r>
+              <w:rPr>
+                <w:rFonts w:hint="eastAsia"/>
+              </w:rPr>
+              <w:t>LD</w:t>
+            </w:r>
+            <w:r>
+              <w:tab/>
+            </w:r>
+            <w:r>
+              <w:tab/>
+            </w:r>
+            <w:r>
+              <w:rPr>
+                <w:rFonts w:hint="eastAsia"/>
+              </w:rPr>
+              <w:t>A, 0x</w:t>
+            </w:r>
+            <w:r>
+              <w:rPr>
+                <w:rFonts w:hint="eastAsia"/>
+              </w:rPr>
+              <w:t>8</w:t>
+            </w:r>
+            <w:r>
+              <w:rPr>
+                <w:rFonts w:hint="eastAsia"/>
+              </w:rPr>
+              <w:t>7</w:t>
+            </w:r>
+            <w:r>
+              <w:tab/>
+            </w:r>
+            <w:r>
+              <w:tab/>
+            </w:r>
+            <w:r>
+              <w:tab/>
+            </w:r>
+            <w:r>
+              <w:rPr>
+                <w:rFonts w:hint="eastAsia"/>
+              </w:rPr>
+              <w:t>; R#7</w:t>
+            </w:r>
+          </w:p>
+          <w:p>
+            <w:pPr>
+              <w:pStyle w:val="Textbody"/>
+            </w:pPr>
+            <w:r>
+              <w:tab/>
+            </w:r>
+            <w:r>
+              <w:rPr>
+                <w:rFonts w:hint="eastAsia"/>
+              </w:rPr>
+              <w:t>OUT</w:t>
+            </w:r>
+            <w:r>
+              <w:tab/>
+            </w:r>
+            <w:r>
+              <w:tab/>
+            </w:r>
+            <w:r>
+              <w:rPr>
+                <w:rFonts w:hint="eastAsia"/>
+              </w:rPr>
+              <w:t>(C), A</w:t>
+            </w:r>
+          </w:p>
+          <w:p>
+            <w:pPr>
+              <w:pStyle w:val="Textbody"/>
+            </w:pPr>
+            <w:r>
+              <w:tab/>
+            </w:r>
+            <w:r>
+              <w:rPr>
+                <w:rFonts w:hint="eastAsia"/>
+              </w:rPr>
+              <w:t>EI</w:t>
+            </w:r>
+          </w:p>
+        </w:tc>
+      </w:tr>
+    </w:tbl>
+    <w:p>
+      <w:pPr>
+        <w:pStyle w:val="Textbody"/>
+      </w:pPr>
+    </w:p>
+    <w:p>
+      <w:pPr>
+        <w:pStyle w:val="2"/>
+      </w:pPr>
+      <w:bookmarkStart w:id="3" w:name="_Toc241436375"/>
+      <w:r>
+        <w:rPr>
+          <w:rFonts w:hint="eastAsia"/>
+        </w:rPr>
+        <w:t>関節指定によるコントロールレジスタの連続書き込み（非</w:t>
+      </w:r>
+      <w:proofErr w:type="spellStart"/>
+      <w:r>
+        <w:rPr>
+          <w:rFonts w:hint="eastAsia"/>
+        </w:rPr>
+        <w:t>inc</w:t>
+      </w:r>
+      <w:proofErr w:type="spellEnd"/>
+      <w:r>
+        <w:rPr>
+          <w:rFonts w:hint="eastAsia"/>
+        </w:rPr>
+        <w:t>）</w:t>
+      </w:r>
+      <w:bookmarkEnd w:id="3"/>
+    </w:p>
+    <w:p>
+      <w:pPr>
+        <w:pStyle w:val="Textbody"/>
+        <w:ind w:left="120" w:hangingChars="50" w:hanging="120"/>
+      </w:pPr>
+      <w:r>
+        <w:rPr>
+          <w:rFonts w:hint="eastAsia"/>
+        </w:rPr>
+        <w:t xml:space="preserve">　直接指定によるコントロールレジスタへの書き込みを使って、R#17に(レジスタ番号OR 80h)を書き込みます。続けて、Port#3 に値を書きこむと、その値が R#17 に指定したレジスタに書き込まれます。続けて Port#3 に値を書きこむと、同じレジスタに連続で書き込むことができます。</w:t>
+      </w:r>
+    </w:p>
+    <w:p>
+      <w:pPr>
+        <w:pStyle w:val="Textbody"/>
+        <w:ind w:left="120" w:hangingChars="50" w:hanging="120"/>
+      </w:pPr>
+      <w:r>
+        <w:rPr>
+          <w:rFonts w:hint="eastAsia"/>
+        </w:rPr>
+        <w:t xml:space="preserve">　LMMC, HMMC 等で CPU から一つのレジスタに連続で書き込んでデータを流し込むような用途で使います。</w:t>
+      </w:r>
+    </w:p>
+    <w:p>
+      <w:pPr>
+        <w:pStyle w:val="Textbody"/>
+      </w:pPr>
+      <w:r>
+        <w:rPr>
+          <w:rFonts w:hint="eastAsia"/>
+        </w:rPr>
+        <w:t xml:space="preserve">　Port＃3から R#17へ書き込もうとしても無視されます。</w:t>
+      </w:r>
+    </w:p>
+    <w:p>
+      <w:pPr>
+        <w:pStyle w:val="Textbody"/>
+      </w:pPr>
+    </w:p>
+    <w:p>
+      <w:pPr>
+        <w:pStyle w:val="2"/>
+      </w:pPr>
+      <w:bookmarkStart w:id="4" w:name="_Toc241436376"/>
+      <w:r>
+        <w:rPr>
+          <w:rFonts w:hint="eastAsia"/>
+        </w:rPr>
+        <w:t>関節指定によるコントロールレジスタの連続書き込み（</w:t>
+      </w:r>
+      <w:proofErr w:type="spellStart"/>
+      <w:r>
+        <w:rPr>
+          <w:rFonts w:hint="eastAsia"/>
+        </w:rPr>
+        <w:t>inc</w:t>
+      </w:r>
+      <w:proofErr w:type="spellEnd"/>
+      <w:r>
+        <w:rPr>
+          <w:rFonts w:hint="eastAsia"/>
+        </w:rPr>
+        <w:t>）</w:t>
+      </w:r>
+      <w:bookmarkEnd w:id="4"/>
+    </w:p>
+    <w:p>
+      <w:pPr>
+        <w:pStyle w:val="Textbody"/>
+        <w:ind w:left="120" w:hangingChars="50" w:hanging="120"/>
+      </w:pPr>
+      <w:r>
+        <w:rPr>
+          <w:rFonts w:hint="eastAsia"/>
+        </w:rPr>
+        <w:t xml:space="preserve">　関節指定によるコントロールレジスタの連続書き込み（非</w:t>
+      </w:r>
+      <w:proofErr w:type="spellStart"/>
+      <w:r>
+        <w:rPr>
+          <w:rFonts w:hint="eastAsia"/>
+        </w:rPr>
+        <w:t>inc</w:t>
+      </w:r>
+      <w:proofErr w:type="spellEnd"/>
+      <w:r>
+        <w:rPr>
+          <w:rFonts w:hint="eastAsia"/>
+        </w:rPr>
+        <w:t>）と似ていますが、R#17にはレジスタ番号をそのまま書き込みます。続けて、Port#3 に値を書きこむと、その値が R#17 に指定したレジスタに書き込まれ、R#17の値はインクリメントされます。続けて Port#3 に値を書きこむと、R#17が指すレジスタに書き込むことができます。</w:t>
+      </w:r>
+    </w:p>
+    <w:p>
+      <w:pPr>
+        <w:pStyle w:val="Textbody"/>
+        <w:ind w:left="120" w:hangingChars="50" w:hanging="120"/>
+      </w:pPr>
+      <w:r>
+        <w:rPr>
+          <w:rFonts w:hint="eastAsia"/>
+        </w:rPr>
+        <w:t xml:space="preserve">　SCREENモード設定などで大量のレジスタに書き込みたい場合や、VDPコマンドなどで連続するレジスタに書き込みたい場合などに有益なモードです。</w:t>
+      </w:r>
+    </w:p>
+    <w:p>
+      <w:pPr>
+        <w:pStyle w:val="Textbody"/>
+      </w:pPr>
+      <w:r>
+        <w:rPr>
+          <w:rFonts w:hint="eastAsia"/>
+        </w:rPr>
+        <w:t xml:space="preserve">　Port＃3から R#17へ書き込もうとしても無視されてアドレスだけインクリメントされます。</w:t>
+      </w:r>
+    </w:p>
+    <w:p>
+      <w:pPr>
+        <w:pStyle w:val="Textbody"/>
+      </w:pPr>
+    </w:p>
+    <w:p>
+      <w:pPr>
+        <w:pStyle w:val="2"/>
+      </w:pPr>
+      <w:bookmarkStart w:id="5" w:name="_Toc241436377"/>
+      <w:r>
+        <w:rPr>
+          <w:rFonts w:hint="eastAsia"/>
+        </w:rPr>
+        <w:t>パレットレジスタへの書き込み</w:t>
+      </w:r>
+      <w:bookmarkEnd w:id="5"/>
+    </w:p>
+    <w:p>
+      <w:pPr>
+        <w:pStyle w:val="Textbody"/>
+      </w:pPr>
+      <w:r>
+        <w:rPr>
+          <w:rFonts w:hint="eastAsia"/>
+        </w:rPr>
         <w:t xml:space="preserve">　</w:t>
       </w:r>
+      <w:r>
+        <w:rPr>
+          <w:rFonts w:hint="eastAsia"/>
+        </w:rPr>
+        <w:t>R#20 の EPAL が 0 の場合（デフォルト）</w:t>
+      </w:r>
+      <w:r>
+        <w:rPr>
+          <w:rFonts w:hint="eastAsia"/>
+        </w:rPr>
+        <w:t>、コントロールレジスタ R#16 に色を指定したいパレット番号</w:t>
+      </w:r>
+      <w:r>
+        <w:rPr>
+          <w:rFonts w:hint="eastAsia"/>
+        </w:rPr>
+        <w:t>（0～15）</w:t>
+      </w:r>
+      <w:r>
+        <w:rPr>
+          <w:rFonts w:hint="eastAsia"/>
+        </w:rPr>
+        <w:t>を書き込んだ後、Port＃2に2byte の値を書きこむと、指定のパレットが 2byte の値が示す色に変化します。</w:t>
+      </w:r>
+    </w:p>
+    <w:p>
+      <w:pPr>
+        <w:pStyle w:val="Textbody"/>
+      </w:pPr>
+      <w:r>
+        <w:rPr>
+          <w:noProof/>
+        </w:rPr>
+        <w:lastRenderedPageBreak/>
+        <w:drawing>
+          <wp:inline distT="0" distB="0" distL="0" distR="0" wp14:anchorId="56182AFF" wp14:editId="461CDF29">
+            <wp:extent cx="6120130" cy="1377315"/>
+            <wp:effectExtent l="0" t="0" r="0" b="0"/>
+            <wp:docPr id="1272571021" name="図 1" descr="The image shows a digital display with three ports (Port #2, Port #1, and Port #3) showing various values of red, green, and blue intensities, and a note indicating that when R#16 increments, data is being output to Port #2, enabling further settings.&#10;&#10;AI 生成コンテンツは誤りを含む可能性があります。"/>
+            <wp:cNvGraphicFramePr>
+              <a:graphicFrameLocks xmlns:a="http://schemas.openxmlformats.org/drawingml/2006/main" noChangeAspect="1"/>
+            </wp:cNvGraphicFramePr>
+            <a:graphic xmlns:a="http://schemas.openxmlformats.org/drawingml/2006/main">
+              <a:graphicData uri="http://schemas.openxmlformats.org/drawingml/2006/picture">
+                <pic:pic xmlns:pic="http://schemas.openxmlformats.org/drawingml/2006/picture">
+                  <pic:nvPicPr>
+                    <pic:cNvPr id="1272571021" name="図 1" descr="The image shows a digital display with three ports (Port #2, Port #1, and Port #3) showing various values of red, green, and blue intensities, and a note indicating that when R#16 increments, data is being output to Port #2, enabling further settings.&#10;&#10;AI 生成コンテンツは誤りを含む可能性があります。"/>
+                    <pic:cNvPicPr/>
+                  </pic:nvPicPr>
+                  <pic:blipFill>
+                    <a:blip r:embed="rId10"/>
+                    <a:stretch>
+                      <a:fillRect/>
+                    </a:stretch>
+                  </pic:blipFill>
+                  <pic:spPr>
+                    <a:xfrm>
+                      <a:off x="0" y="0"/>
+                      <a:ext cx="6120130" cy="1377315"/>
+                    </a:xfrm>
+                    <a:prstGeom prst="rect">
+                      <a:avLst/>
+                    </a:prstGeom>
+                  </pic:spPr>
+                </pic:pic>
+              </a:graphicData>
+            </a:graphic>
+          </wp:inline>
+        </w:drawing>
+      </w:r>
+    </w:p>
+    <w:p>
+      <w:pPr>
+        <w:pStyle w:val="Textbody"/>
+      </w:pPr>
+    </w:p>
+    <w:p>
+      <w:pPr>
+        <w:pStyle w:val="Textbody"/>
+      </w:pPr>
+      <w:r>
+        <w:rPr>
+          <w:rFonts w:hint="eastAsia"/>
+        </w:rPr>
+        <w:t>EPALが1の場合（拡張パレットモード）、コントロールレジスタ R#16 に色を指定したいパレット番号（0～255）を書き込んだ後、Port#2に3byte の値を書きこむと、指定のパレットが 3byte の値が示す色に変化します。</w:t>
+      </w:r>
+    </w:p>
+    <w:p>
+      <w:pPr>
+        <w:pStyle w:val="Textbody"/>
+      </w:pPr>
+    </w:p>
+    <w:p>
+      <w:pPr>
+        <w:pStyle w:val="Textbody"/>
+      </w:pPr>
+      <w:r>
+        <w:rPr>
+          <w:rFonts w:hint="eastAsia"/>
+        </w:rPr>
+        <w:t xml:space="preserve">　Port#2 [0][0][0][R][R][R][R][R] 赤の輝度</w:t>
+      </w:r>
+    </w:p>
+    <w:p>
+      <w:pPr>
+        <w:pStyle w:val="Textbody"/>
+      </w:pPr>
+      <w:r>
+        <w:rPr>
+          <w:rFonts w:hint="eastAsia"/>
+        </w:rPr>
+        <w:t xml:space="preserve">　Port#2 [0][0][0][G][G][G][G][G] 緑の輝度</w:t>
+      </w:r>
+    </w:p>
+    <w:p>
+      <w:pPr>
+        <w:pStyle w:val="Textbody"/>
+      </w:pPr>
+      <w:r>
+        <w:rPr>
+          <w:rFonts w:hint="eastAsia"/>
+        </w:rPr>
+        <w:t xml:space="preserve">　Port#2 [0][0][0][B][B][B][B][B] 青の輝度</w:t>
+      </w:r>
+    </w:p>
+    <w:p>
+      <w:pPr>
+        <w:pStyle w:val="Textbody"/>
+      </w:pPr>
+    </w:p>
+    <w:p>
+      <w:pPr>
+        <w:pStyle w:val="Textbody"/>
+      </w:pPr>
+      <w:r>
+        <w:rPr>
+          <w:rFonts w:hint="eastAsia"/>
+        </w:rPr>
+        <w:t>Port＃2への書き込みが途中の状態で、R#16を書き換えると、Port#2に何バイト目を書いている最中か保持している内部レジスタはクリアされて最初に戻ります。</w:t>
+      </w:r>
+    </w:p>
+    <w:p>
+      <w:pPr>
+        <w:pStyle w:val="Textbody"/>
+      </w:pPr>
+      <w:r>
+        <w:rPr>
+          <w:rFonts w:hint="eastAsia"/>
+        </w:rPr>
+        <w:t>Port#2への書き込みが途中の状態で、EPALを書き換えた場合、R#16を再設定するまでは動作不定ですのでご注意ください。</w:t>
+      </w:r>
+    </w:p>
+    <w:p>
+      <w:pPr>
+        <w:pStyle w:val="Textbody"/>
+      </w:pPr>
     </w:p>
     <w:p>
       <w:pPr>
         <w:pStyle w:val="2"/>
       </w:pPr>
-      <w:bookmarkStart w:id="2" w:name="__RefHeading___Toc214_761562591"/>
+      <w:bookmarkStart w:id="6" w:name="_Toc241436378"/>
+      <w:r>
+        <w:rPr>
+          <w:rFonts w:hint="eastAsia"/>
+        </w:rPr>
+        <w:t>ステータスレジスタへの書き込み</w:t>
+      </w:r>
+      <w:bookmarkEnd w:id="6"/>
+    </w:p>
+    <w:p>
+      <w:pPr>
+        <w:pStyle w:val="Textbody"/>
+      </w:pPr>
+      <w:r>
+        <w:rPr>
+          <w:rFonts w:hint="eastAsia"/>
+        </w:rPr>
+        <w:t xml:space="preserve">　R#15にステータスレジスタ番号を指定して、Port#1を読み出すと、そのステータスレジスタが読み出されます。R#15はインクリメントしませんのでご注意ください。</w:t>
+      </w:r>
+    </w:p>
+    <w:p>
+      <w:pPr>
+        <w:pStyle w:val="Textbody"/>
+      </w:pPr>
+    </w:p>
+    <w:p>
+      <w:pPr>
+        <w:pStyle w:val="2"/>
+      </w:pPr>
+      <w:bookmarkStart w:id="7" w:name="_Toc241436379"/>
+      <w:r>
+        <w:rPr>
+          <w:rFonts w:hint="eastAsia"/>
+        </w:rPr>
+        <w:t>CPU</w:t>
+      </w:r>
+      <w:r>
+        <w:rPr>
+          <w:rFonts w:hint="eastAsia"/>
+        </w:rPr>
+        <w:t>からの</w:t>
+      </w:r>
+      <w:r>
+        <w:rPr>
+          <w:rFonts w:hint="eastAsia"/>
+        </w:rPr>
+        <w:t>VRAM</w:t>
+      </w:r>
+      <w:r>
+        <w:rPr>
+          <w:rFonts w:hint="eastAsia"/>
+        </w:rPr>
+        <w:t>への書き込み</w:t>
+      </w:r>
+      <w:r>
+        <w:rPr>
+          <w:rFonts w:hint="eastAsia"/>
+        </w:rPr>
+        <w:t>アクセス</w:t>
+      </w:r>
+      <w:bookmarkEnd w:id="7"/>
+    </w:p>
+    <w:p>
+      <w:pPr>
+        <w:pStyle w:val="Textbody"/>
+      </w:pPr>
+      <w:r>
+        <w:rPr>
+          <w:rFonts w:hint="eastAsia"/>
+        </w:rPr>
+        <w:t xml:space="preserve">　</w:t>
+      </w:r>
+      <w:r>
+        <w:rPr>
+          <w:rFonts w:hint="eastAsia"/>
+        </w:rPr>
+        <w:t>R#14 にVRAMアドレスの A17, A16, A15, A14 を指定しておき、Port#1 に A7～A0 の値を書きこむ。次に Port#1 に A13～A8 OR 40h を書き込む。</w:t>
+      </w:r>
+    </w:p>
+    <w:p>
+      <w:pPr>
+        <w:pStyle w:val="Textbody"/>
+      </w:pPr>
+      <w:r>
+        <w:rPr>
+          <w:rFonts w:hint="eastAsia"/>
+        </w:rPr>
+        <w:t xml:space="preserve">　そのあとに Port#0 に書き込むと VRAMへ書き込むことができ、アドレスはインクリメントする。</w:t>
+      </w:r>
+    </w:p>
+    <w:p>
+      <w:pPr>
+        <w:pStyle w:val="Textbody"/>
+      </w:pPr>
+    </w:p>
+    <w:p>
+      <w:pPr>
+        <w:pStyle w:val="2"/>
+      </w:pPr>
+      <w:bookmarkStart w:id="8" w:name="_Toc241436380"/>
+      <w:r>
+        <w:rPr>
+          <w:rFonts w:hint="eastAsia"/>
+        </w:rPr>
+        <w:lastRenderedPageBreak/>
+        <w:t>CPU</w:t>
+      </w:r>
+      <w:r>
+        <w:rPr>
+          <w:rFonts w:hint="eastAsia"/>
+        </w:rPr>
+        <w:t>からの</w:t>
+      </w:r>
+      <w:r>
+        <w:rPr>
+          <w:rFonts w:hint="eastAsia"/>
+        </w:rPr>
+        <w:t>VRAM</w:t>
+      </w:r>
+      <w:r>
+        <w:rPr>
+          <w:rFonts w:hint="eastAsia"/>
+        </w:rPr>
+        <w:t>読み出しアクセス</w:t>
+      </w:r>
+      <w:bookmarkEnd w:id="8"/>
+    </w:p>
+    <w:p>
+      <w:pPr>
+        <w:pStyle w:val="Textbody"/>
+      </w:pPr>
+      <w:r>
+        <w:rPr>
+          <w:rFonts w:hint="eastAsia"/>
+        </w:rPr>
+        <w:t xml:space="preserve">　R#14にVRAMアドレスの A17, A16, A15, A14 を指定しておき、Port#1に A7～A0 の値を書きこむ。次に Port#1 に A13～A8 を書き込む。</w:t>
+      </w:r>
+    </w:p>
+    <w:p>
+      <w:pPr>
+        <w:pStyle w:val="Textbody"/>
+      </w:pPr>
+      <w:r>
+        <w:rPr>
+          <w:rFonts w:hint="eastAsia"/>
+        </w:rPr>
+        <w:t xml:space="preserve">　そのあとに Port#0 を読み出すと VRAMの値を得られる。アドレスはインクリメントする。</w:t>
+      </w:r>
+    </w:p>
+    <w:p>
+      <w:pPr>
+        <w:pStyle w:val="Textbody"/>
+      </w:pPr>
+    </w:p>
+    <w:p>
+      <w:pPr>
+        <w:pStyle w:val="Textbody"/>
+      </w:pPr>
+      <w:r>
+        <w:rPr>
+          <w:rFonts w:hint="eastAsia"/>
+        </w:rPr>
+        <w:t xml:space="preserve">　内部に保持しているVRAMの読み書き用のアドレスレジスタは共通ですが、書き込みモードと読み出しモードではアドレスインクリメントのタイミングが異なります。その違いを A13～A8 に対して 40h を ORするかしないかで選択しています。書き込むのに 40h ORするのを忘れてしまったり、逆に読み出すのに 40h OR してしまったりすると、少しずれたアドレスがアクセス対象になってしまうのでご注意ください。</w:t>
+      </w:r>
+    </w:p>
+    <w:p>
+      <w:pPr>
+        <w:pStyle w:val="Textbody"/>
+      </w:pPr>
+    </w:p>
+    <w:p>
+      <w:pPr>
+        <w:pStyle w:val="2"/>
+      </w:pPr>
+      <w:bookmarkStart w:id="9" w:name="_Toc241436381"/>
+      <w:r>
+        <w:rPr>
+          <w:rFonts w:hint="eastAsia"/>
+        </w:rPr>
+        <w:t>V9968</w:t>
+      </w:r>
+      <w:r>
+        <w:rPr>
+          <w:rFonts w:hint="eastAsia"/>
+        </w:rPr>
+        <w:t>割り込み制御ポート</w:t>
+      </w:r>
+      <w:bookmarkEnd w:id="9"/>
+    </w:p>
+    <w:p>
+      <w:pPr>
+        <w:pStyle w:val="Textbody"/>
+      </w:pPr>
+      <w:r>
+        <w:rPr>
+          <w:rFonts w:hint="eastAsia"/>
+        </w:rPr>
+        <w:t xml:space="preserve">　V9968では、V9958と同じように割り込み制御することもできますが、ステータスレジスタを読んだだけで割り込みがクリアされてしまったり、少し癖のある挙動が難点だったのが V9958までの割り込みです。</w:t>
+      </w:r>
+    </w:p>
+    <w:p>
+      <w:pPr>
+        <w:pStyle w:val="Textbody"/>
+      </w:pPr>
+      <w:r>
+        <w:rPr>
+          <w:rFonts w:hint="eastAsia"/>
+        </w:rPr>
+        <w:t xml:space="preserve">　V9968には、Port#4 が新設されており、下記のような意味を持っています。</w:t>
+      </w:r>
+    </w:p>
+    <w:p>
+      <w:pPr>
+        <w:pStyle w:val="Textbody"/>
+      </w:pPr>
+    </w:p>
+    <w:p>
+      <w:pPr>
+        <w:pStyle w:val="Textbody"/>
+      </w:pPr>
+      <w:r>
+        <w:rPr>
+          <w:rFonts w:hint="eastAsia"/>
+        </w:rPr>
+        <w:t xml:space="preserve">　Port#4 [</w:t>
+      </w:r>
+      <w:proofErr w:type="spellStart"/>
+      <w:r>
+        <w:rPr>
+          <w:rFonts w:hint="eastAsia"/>
+        </w:rPr>
+        <w:t>LockExtReg</w:t>
+      </w:r>
+      <w:proofErr w:type="spellEnd"/>
+      <w:r>
+        <w:rPr>
+          <w:rFonts w:hint="eastAsia"/>
+        </w:rPr>
+        <w:t>][0][0][0][0][CI][LI][FI]</w:t>
+      </w:r>
+    </w:p>
+    <w:p>
+      <w:pPr>
+        <w:pStyle w:val="Textbody"/>
+      </w:pPr>
+    </w:p>
+    <w:p>
+      <w:pPr>
+        <w:pStyle w:val="Textbody"/>
+      </w:pPr>
+      <w:r>
+        <w:rPr>
+          <w:rFonts w:hint="eastAsia"/>
+        </w:rPr>
+        <w:t xml:space="preserve">　</w:t>
+      </w:r>
+      <w:proofErr w:type="spellStart"/>
+      <w:r>
+        <w:rPr>
+          <w:rFonts w:hint="eastAsia"/>
+        </w:rPr>
+        <w:t>LockExtReg</w:t>
+      </w:r>
+      <w:proofErr w:type="spellEnd"/>
+      <w:r>
+        <w:rPr>
+          <w:rFonts w:hint="eastAsia"/>
+        </w:rPr>
+        <w:t xml:space="preserve"> (デフォルト=1) : これは、1にしておくと R#20, R#21 に書き込めなくなります。デフォルトで 1 です。R#20, R#21 に書き込みたい場合は、まずこのビットを 1 にする必要があります。読み書き可能です。</w:t>
+      </w:r>
+    </w:p>
+    <w:p>
+      <w:pPr>
+        <w:pStyle w:val="Textbody"/>
+      </w:pPr>
+      <w:r>
+        <w:rPr>
+          <w:rFonts w:hint="eastAsia"/>
+        </w:rPr>
+        <w:t xml:space="preserve">　CI : Command End Interrupt です。VDPコマンド完了割り込みの制御ビットで 1 を書き込むと、コマンド完了割り込みクリア。0 を書き込んだ場合は何も起きません。読み出した場合は、ここにコマンド完了割り込み要因（割り込み発生中なら 1）が得られます。</w:t>
+      </w:r>
+    </w:p>
+    <w:p>
+      <w:pPr>
+        <w:pStyle w:val="Textbody"/>
+      </w:pPr>
+      <w:r>
+        <w:rPr>
+          <w:rFonts w:hint="eastAsia"/>
+        </w:rPr>
+        <w:t xml:space="preserve">　LI : Line Interrupt です。走査線割込み制御ビットで 1 を書き込むと、走査線割込みクリア。0 を書き込んだ場合は何も起きません。読み出した場合は、ここに走査線割込み要因（割り込み発生中なら 1）が得られます。</w:t>
+      </w:r>
+    </w:p>
+    <w:p>
+      <w:pPr>
+        <w:pStyle w:val="Textbody"/>
+        <w:ind w:firstLineChars="100" w:firstLine="240"/>
+      </w:pPr>
+      <w:r>
+        <w:rPr>
+          <w:rFonts w:hint="eastAsia"/>
+        </w:rPr>
+        <w:t>FI : Frame Interrupt です。垂直同期割り込み制御ビットで 1 を書き込むと、垂直同期割り込みクリア。0 を書き込んだ場合は何も起きません。読み出した場合は、ここに垂直同期割り込み要因（割り込み発生中なら 1）が得られます。</w:t>
+      </w:r>
+    </w:p>
+    <w:p>
+      <w:pPr>
+        <w:pStyle w:val="Textbody"/>
+        <w:ind w:firstLineChars="100" w:firstLine="240"/>
+      </w:pPr>
+    </w:p>
+    <w:p>
+      <w:pPr>
+        <w:pStyle w:val="1"/>
+      </w:pPr>
+      <w:bookmarkStart w:id="10" w:name="_Toc241436382"/>
+      <w:r>
+        <w:t>コントロールレジスタ</w:t>
+      </w:r>
+      <w:bookmarkEnd w:id="10"/>
+    </w:p>
+    <w:p>
+      <w:pPr>
+        <w:pStyle w:val="Standard"/>
+      </w:pPr>
+      <w:r>
+        <w:t xml:space="preserve">　</w:t>
+      </w:r>
+    </w:p>
+    <w:p>
+      <w:pPr>
+        <w:pStyle w:val="2"/>
+      </w:pPr>
+      <w:bookmarkStart w:id="11" w:name="_Toc241436383"/>
       <w:r>
         <w:t>R#0 Mode0</w:t>
       </w:r>
-      <w:bookmarkEnd w:id="2"/>
+      <w:bookmarkEnd w:id="11"/>
     </w:p>
     <w:p>
       <w:pPr>
@@ -1372,7 +5234,7 @@
                     <pic:cNvPicPr/>
                   </pic:nvPicPr>
                   <pic:blipFill>
-                    <a:blip r:embed="rId9">
+                    <a:blip r:embed="rId11">
                       <a:lum/>
                       <a:alphaModFix/>
                     </a:blip>
@@ -1472,12 +5334,11 @@
       <w:pPr>
         <w:pStyle w:val="2"/>
       </w:pPr>
-      <w:bookmarkStart w:id="3" w:name="__RefHeading___Toc272_2656764749"/>
-      <w:r>
-        <w:lastRenderedPageBreak/>
+      <w:bookmarkStart w:id="12" w:name="_Toc241436384"/>
+      <w:r>
         <w:t>R#1 Mode1</w:t>
       </w:r>
-      <w:bookmarkEnd w:id="3"/>
+      <w:bookmarkEnd w:id="12"/>
     </w:p>
     <w:p>
       <w:pPr>
@@ -1509,7 +5370,7 @@
                     <pic:cNvPicPr/>
                   </pic:nvPicPr>
                   <pic:blipFill>
-                    <a:blip r:embed="rId10">
+                    <a:blip r:embed="rId12">
                       <a:lum/>
                       <a:alphaModFix/>
                     </a:blip>
@@ -1592,6 +5453,7 @@
         <w:pStyle w:val="Standard"/>
       </w:pPr>
       <w:r>
+        <w:lastRenderedPageBreak/>
         <w:t xml:space="preserve">　IE0 は、垂直同期割込許可レジスタ。ここに1を書き込むと垂直ブランキング期間開始のタイミングで、割込が発生するようになる。</w:t>
       </w:r>
     </w:p>
@@ -2497,12 +6359,11 @@
       <w:pPr>
         <w:pStyle w:val="2"/>
       </w:pPr>
-      <w:bookmarkStart w:id="4" w:name="__RefHeading___Toc288_2656764749"/>
-      <w:r>
-        <w:lastRenderedPageBreak/>
+      <w:bookmarkStart w:id="13" w:name="_Toc241436385"/>
+      <w:r>
         <w:t>R#2 Pattern Name Table Address</w:t>
       </w:r>
-      <w:bookmarkEnd w:id="4"/>
+      <w:bookmarkEnd w:id="13"/>
     </w:p>
     <w:p>
       <w:pPr>
@@ -2534,7 +6395,7 @@
                     <pic:cNvPicPr/>
                   </pic:nvPicPr>
                   <pic:blipFill>
-                    <a:blip r:embed="rId11">
+                    <a:blip r:embed="rId13">
                       <a:lum/>
                       <a:alphaModFix/>
                     </a:blip>
@@ -2697,7 +6558,7 @@
                     <pic:cNvPicPr/>
                   </pic:nvPicPr>
                   <pic:blipFill>
-                    <a:blip r:embed="rId12">
+                    <a:blip r:embed="rId14">
                       <a:lum/>
                       <a:alphaModFix/>
                     </a:blip>
@@ -2728,6 +6589,7 @@
         <w:pStyle w:val="Standard"/>
       </w:pPr>
       <w:r>
+        <w:lastRenderedPageBreak/>
         <w:t xml:space="preserve">　GRAPHIC4,  GRAPHIC5 では、bit4～bit0 は 1 を指定する。A17 は、R#20の</w:t>
       </w:r>
       <w:r>
@@ -2807,7 +6669,7 @@
                     <pic:cNvPicPr/>
                   </pic:nvPicPr>
                   <pic:blipFill>
-                    <a:blip r:embed="rId13">
+                    <a:blip r:embed="rId15">
                       <a:lum/>
                       <a:alphaModFix/>
                     </a:blip>
@@ -2908,11 +6770,11 @@
       <w:pPr>
         <w:pStyle w:val="2"/>
       </w:pPr>
-      <w:bookmarkStart w:id="5" w:name="__RefHeading___Toc290_2656764749"/>
+      <w:bookmarkStart w:id="14" w:name="_Toc241436386"/>
       <w:r>
         <w:t>R#3 Color Table Address (L)</w:t>
       </w:r>
-      <w:bookmarkEnd w:id="5"/>
+      <w:bookmarkEnd w:id="14"/>
     </w:p>
     <w:p>
       <w:pPr>
@@ -2944,7 +6806,7 @@
                     <pic:cNvPicPr/>
                   </pic:nvPicPr>
                   <pic:blipFill>
-                    <a:blip r:embed="rId14">
+                    <a:blip r:embed="rId16">
                       <a:lum/>
                       <a:alphaModFix/>
                     </a:blip>
@@ -2974,12 +6836,11 @@
       <w:pPr>
         <w:pStyle w:val="2"/>
       </w:pPr>
-      <w:bookmarkStart w:id="6" w:name="__RefHeading___Toc292_2656764749"/>
-      <w:r>
-        <w:lastRenderedPageBreak/>
+      <w:bookmarkStart w:id="15" w:name="_Toc241436387"/>
+      <w:r>
         <w:t>R#4 Pattern Generator Table Address</w:t>
       </w:r>
-      <w:bookmarkEnd w:id="6"/>
+      <w:bookmarkEnd w:id="15"/>
     </w:p>
     <w:p>
       <w:pPr>
@@ -3011,7 +6872,7 @@
                     <pic:cNvPicPr/>
                   </pic:nvPicPr>
                   <pic:blipFill>
-                    <a:blip r:embed="rId15">
+                    <a:blip r:embed="rId17">
                       <a:lum/>
                       <a:alphaModFix/>
                     </a:blip>
@@ -3041,11 +6902,11 @@
       <w:pPr>
         <w:pStyle w:val="2"/>
       </w:pPr>
-      <w:bookmarkStart w:id="7" w:name="__RefHeading___Toc294_2656764749"/>
+      <w:bookmarkStart w:id="16" w:name="_Toc241436388"/>
       <w:r>
         <w:t>R#5 Sprite Attribute Table Address (L)</w:t>
       </w:r>
-      <w:bookmarkEnd w:id="7"/>
+      <w:bookmarkEnd w:id="16"/>
     </w:p>
     <w:p>
       <w:pPr>
@@ -3077,7 +6938,7 @@
                     <pic:cNvPicPr/>
                   </pic:nvPicPr>
                   <pic:blipFill>
-                    <a:blip r:embed="rId16">
+                    <a:blip r:embed="rId18">
                       <a:lum/>
                       <a:alphaModFix/>
                     </a:blip>
@@ -3129,6 +6990,7 @@
         <w:rPr>
           <w:noProof/>
         </w:rPr>
+        <w:lastRenderedPageBreak/>
         <w:drawing>
           <wp:anchor distT="0" distB="0" distL="114300" distR="114300" simplePos="0" relativeHeight="5" behindDoc="0" locked="0" layoutInCell="1" allowOverlap="1" wp14:anchorId="6BC52CD3" wp14:editId="06559E01">
             <wp:simplePos x="0" y="0"/>
@@ -3151,7 +7013,7 @@
                     <pic:cNvPicPr/>
                   </pic:nvPicPr>
                   <pic:blipFill>
-                    <a:blip r:embed="rId17">
+                    <a:blip r:embed="rId19">
                       <a:lum/>
                       <a:alphaModFix/>
                     </a:blip>
@@ -3207,11 +7069,11 @@
       <w:pPr>
         <w:pStyle w:val="2"/>
       </w:pPr>
-      <w:bookmarkStart w:id="8" w:name="__RefHeading___Toc296_2656764749"/>
+      <w:bookmarkStart w:id="17" w:name="_Toc241436389"/>
       <w:r>
         <w:t>R#6 Sprite Pattern Generator Table Address</w:t>
       </w:r>
-      <w:bookmarkEnd w:id="8"/>
+      <w:bookmarkEnd w:id="17"/>
     </w:p>
     <w:p>
       <w:pPr>
@@ -3243,7 +7105,7 @@
                     <pic:cNvPicPr/>
                   </pic:nvPicPr>
                   <pic:blipFill>
-                    <a:blip r:embed="rId18">
+                    <a:blip r:embed="rId20">
                       <a:lum/>
                       <a:alphaModFix/>
                     </a:blip>
@@ -3286,12 +7148,11 @@
       <w:pPr>
         <w:pStyle w:val="2"/>
       </w:pPr>
-      <w:bookmarkStart w:id="9" w:name="__RefHeading___Toc298_2656764749"/>
-      <w:r>
-        <w:lastRenderedPageBreak/>
+      <w:bookmarkStart w:id="18" w:name="_Toc241436390"/>
+      <w:r>
         <w:t>R#7 Background Color</w:t>
       </w:r>
-      <w:bookmarkEnd w:id="9"/>
+      <w:bookmarkEnd w:id="18"/>
     </w:p>
     <w:p>
       <w:pPr>
@@ -3323,7 +7184,7 @@
                     <pic:cNvPicPr/>
                   </pic:nvPicPr>
                   <pic:blipFill>
-                    <a:blip r:embed="rId19">
+                    <a:blip r:embed="rId21">
                       <a:lum/>
                       <a:alphaModFix/>
                     </a:blip>
@@ -3374,11 +7235,11 @@
       <w:pPr>
         <w:pStyle w:val="2"/>
       </w:pPr>
-      <w:bookmarkStart w:id="10" w:name="__RefHeading___Toc300_2656764749"/>
+      <w:bookmarkStart w:id="19" w:name="_Toc241436391"/>
       <w:r>
         <w:t>R#8 Mode2</w:t>
       </w:r>
-      <w:bookmarkEnd w:id="10"/>
+      <w:bookmarkEnd w:id="19"/>
     </w:p>
     <w:p>
       <w:pPr>
@@ -3410,7 +7271,7 @@
                     <pic:cNvPicPr/>
                   </pic:nvPicPr>
                   <pic:blipFill>
-                    <a:blip r:embed="rId20">
+                    <a:blip r:embed="rId22">
                       <a:lum/>
                       <a:alphaModFix/>
                     </a:blip>
@@ -3440,11 +7301,12 @@
       <w:pPr>
         <w:pStyle w:val="2"/>
       </w:pPr>
-      <w:bookmarkStart w:id="11" w:name="__RefHeading___Toc302_2656764749"/>
-      <w:r>
+      <w:bookmarkStart w:id="20" w:name="_Toc241436392"/>
+      <w:r>
+        <w:lastRenderedPageBreak/>
         <w:t>R#9 Mode3</w:t>
       </w:r>
-      <w:bookmarkEnd w:id="11"/>
+      <w:bookmarkEnd w:id="20"/>
     </w:p>
     <w:p>
       <w:pPr>
@@ -3476,7 +7338,7 @@
                     <pic:cNvPicPr/>
                   </pic:nvPicPr>
                   <pic:blipFill>
-                    <a:blip r:embed="rId21">
+                    <a:blip r:embed="rId23">
                       <a:lum/>
                       <a:alphaModFix/>
                     </a:blip>
@@ -3506,11 +7368,11 @@
       <w:pPr>
         <w:pStyle w:val="2"/>
       </w:pPr>
-      <w:bookmarkStart w:id="12" w:name="__RefHeading___Toc304_2656764749"/>
+      <w:bookmarkStart w:id="21" w:name="_Toc241436393"/>
       <w:r>
         <w:t>R#10 Color Table Address (H)</w:t>
       </w:r>
-      <w:bookmarkEnd w:id="12"/>
+      <w:bookmarkEnd w:id="21"/>
     </w:p>
     <w:p>
       <w:pPr>
@@ -3542,7 +7404,7 @@
                     <pic:cNvPicPr/>
                   </pic:nvPicPr>
                   <pic:blipFill>
-                    <a:blip r:embed="rId22">
+                    <a:blip r:embed="rId24">
                       <a:lum/>
                       <a:alphaModFix/>
                     </a:blip>
@@ -3572,11 +7434,11 @@
       <w:pPr>
         <w:pStyle w:val="2"/>
       </w:pPr>
-      <w:bookmarkStart w:id="13" w:name="__RefHeading___Toc306_2656764749"/>
+      <w:bookmarkStart w:id="22" w:name="_Toc241436394"/>
       <w:r>
         <w:t>R#11 Sprite Attribute Table Address (H)</w:t>
       </w:r>
-      <w:bookmarkEnd w:id="13"/>
+      <w:bookmarkEnd w:id="22"/>
     </w:p>
     <w:p>
       <w:pPr>
@@ -3608,7 +7470,7 @@
                     <pic:cNvPicPr/>
                   </pic:nvPicPr>
                   <pic:blipFill>
-                    <a:blip r:embed="rId23">
+                    <a:blip r:embed="rId25">
                       <a:lum/>
                       <a:alphaModFix/>
                     </a:blip>
@@ -3638,11 +7500,11 @@
       <w:pPr>
         <w:pStyle w:val="2"/>
       </w:pPr>
-      <w:bookmarkStart w:id="14" w:name="__RefHeading___Toc308_2656764749"/>
+      <w:bookmarkStart w:id="23" w:name="_Toc241436395"/>
       <w:r>
         <w:t>R#12 Text Color/Back Color Register</w:t>
       </w:r>
-      <w:bookmarkEnd w:id="14"/>
+      <w:bookmarkEnd w:id="23"/>
     </w:p>
     <w:p>
       <w:pPr>
@@ -3674,7 +7536,7 @@
                     <pic:cNvPicPr/>
                   </pic:nvPicPr>
                   <pic:blipFill>
-                    <a:blip r:embed="rId24">
+                    <a:blip r:embed="rId26">
                       <a:lum/>
                       <a:alphaModFix/>
                     </a:blip>
@@ -3704,12 +7566,11 @@
       <w:pPr>
         <w:pStyle w:val="2"/>
       </w:pPr>
-      <w:bookmarkStart w:id="15" w:name="__RefHeading___Toc310_2656764749"/>
-      <w:r>
-        <w:lastRenderedPageBreak/>
+      <w:bookmarkStart w:id="24" w:name="_Toc241436396"/>
+      <w:r>
         <w:t>R#13 Blinking Period Register</w:t>
       </w:r>
-      <w:bookmarkEnd w:id="15"/>
+      <w:bookmarkEnd w:id="24"/>
     </w:p>
     <w:p>
       <w:pPr>
@@ -3741,7 +7602,7 @@
                     <pic:cNvPicPr/>
                   </pic:nvPicPr>
                   <pic:blipFill>
-                    <a:blip r:embed="rId25">
+                    <a:blip r:embed="rId27">
                       <a:lum/>
                       <a:alphaModFix/>
                     </a:blip>
@@ -3771,11 +7632,11 @@
       <w:pPr>
         <w:pStyle w:val="2"/>
       </w:pPr>
-      <w:bookmarkStart w:id="16" w:name="__RefHeading___Toc312_2656764749"/>
+      <w:bookmarkStart w:id="25" w:name="_Toc241436397"/>
       <w:r>
         <w:t>R#14 VRAM Access Base Address Register</w:t>
       </w:r>
-      <w:bookmarkEnd w:id="16"/>
+      <w:bookmarkEnd w:id="25"/>
     </w:p>
     <w:p>
       <w:pPr>
@@ -3807,7 +7668,7 @@
                     <pic:cNvPicPr/>
                   </pic:nvPicPr>
                   <pic:blipFill>
-                    <a:blip r:embed="rId26">
+                    <a:blip r:embed="rId28">
                       <a:lum/>
                       <a:alphaModFix/>
                     </a:blip>
@@ -3837,11 +7698,12 @@
       <w:pPr>
         <w:pStyle w:val="2"/>
       </w:pPr>
-      <w:bookmarkStart w:id="17" w:name="__RefHeading___Toc314_2656764749"/>
-      <w:r>
+      <w:bookmarkStart w:id="26" w:name="_Toc241436398"/>
+      <w:r>
+        <w:lastRenderedPageBreak/>
         <w:t>R#15 Status Register Pointer</w:t>
       </w:r>
-      <w:bookmarkEnd w:id="17"/>
+      <w:bookmarkEnd w:id="26"/>
     </w:p>
     <w:p>
       <w:pPr>
@@ -3873,7 +7735,7 @@
                     <pic:cNvPicPr/>
                   </pic:nvPicPr>
                   <pic:blipFill>
-                    <a:blip r:embed="rId27">
+                    <a:blip r:embed="rId29">
                       <a:lum/>
                       <a:alphaModFix/>
                     </a:blip>
@@ -3903,11 +7765,11 @@
       <w:pPr>
         <w:pStyle w:val="2"/>
       </w:pPr>
-      <w:bookmarkStart w:id="18" w:name="__RefHeading___Toc316_2656764749"/>
+      <w:bookmarkStart w:id="27" w:name="_Toc241436399"/>
       <w:r>
         <w:t>R#16 Color Palette Pointer</w:t>
       </w:r>
-      <w:bookmarkEnd w:id="18"/>
+      <w:bookmarkEnd w:id="27"/>
     </w:p>
     <w:p>
       <w:pPr>
@@ -3939,7 +7801,7 @@
                     <pic:cNvPicPr/>
                   </pic:nvPicPr>
                   <pic:blipFill>
-                    <a:blip r:embed="rId28">
+                    <a:blip r:embed="rId30">
                       <a:lum/>
                       <a:alphaModFix/>
                     </a:blip>
@@ -3969,11 +7831,11 @@
       <w:pPr>
         <w:pStyle w:val="2"/>
       </w:pPr>
-      <w:bookmarkStart w:id="19" w:name="__RefHeading___Toc318_2656764749"/>
+      <w:bookmarkStart w:id="28" w:name="_Toc241436400"/>
       <w:r>
         <w:t>R#17 Control Register Pointer</w:t>
       </w:r>
-      <w:bookmarkEnd w:id="19"/>
+      <w:bookmarkEnd w:id="28"/>
     </w:p>
     <w:p>
       <w:pPr>
@@ -4005,7 +7867,7 @@
                     <pic:cNvPicPr/>
                   </pic:nvPicPr>
                   <pic:blipFill>
-                    <a:blip r:embed="rId29">
+                    <a:blip r:embed="rId31">
                       <a:lum/>
                       <a:alphaModFix/>
                     </a:blip>
@@ -4035,11 +7897,11 @@
       <w:pPr>
         <w:pStyle w:val="2"/>
       </w:pPr>
-      <w:bookmarkStart w:id="20" w:name="__RefHeading___Toc320_2656764749"/>
+      <w:bookmarkStart w:id="29" w:name="_Toc241436401"/>
       <w:r>
         <w:t>R#18 Display Adjust Register</w:t>
       </w:r>
-      <w:bookmarkEnd w:id="20"/>
+      <w:bookmarkEnd w:id="29"/>
     </w:p>
     <w:p>
       <w:pPr>
@@ -4071,7 +7933,7 @@
                     <pic:cNvPicPr/>
                   </pic:nvPicPr>
                   <pic:blipFill>
-                    <a:blip r:embed="rId30">
+                    <a:blip r:embed="rId32">
                       <a:lum/>
                       <a:alphaModFix/>
                     </a:blip>
@@ -4101,12 +7963,11 @@
       <w:pPr>
         <w:pStyle w:val="2"/>
       </w:pPr>
-      <w:bookmarkStart w:id="21" w:name="__RefHeading___Toc322_2656764749"/>
-      <w:r>
-        <w:lastRenderedPageBreak/>
+      <w:bookmarkStart w:id="30" w:name="_Toc241436402"/>
+      <w:r>
         <w:t>R#19 Interrupt Line Register</w:t>
       </w:r>
-      <w:bookmarkEnd w:id="21"/>
+      <w:bookmarkEnd w:id="30"/>
     </w:p>
     <w:p>
       <w:pPr>
@@ -4138,7 +7999,7 @@
                     <pic:cNvPicPr/>
                   </pic:nvPicPr>
                   <pic:blipFill>
-                    <a:blip r:embed="rId31">
+                    <a:blip r:embed="rId33">
                       <a:lum/>
                       <a:alphaModFix/>
                     </a:blip>
@@ -4168,11 +8029,11 @@
       <w:pPr>
         <w:pStyle w:val="2"/>
       </w:pPr>
-      <w:bookmarkStart w:id="22" w:name="__RefHeading___Toc324_2656764749"/>
+      <w:bookmarkStart w:id="31" w:name="_Toc241436403"/>
       <w:r>
         <w:t>R#20 Mode5</w:t>
       </w:r>
-      <w:bookmarkEnd w:id="22"/>
+      <w:bookmarkEnd w:id="31"/>
     </w:p>
     <w:p>
       <w:pPr>
@@ -4198,7 +8059,7 @@
                     <pic:cNvPicPr/>
                   </pic:nvPicPr>
                   <pic:blipFill>
-                    <a:blip r:embed="rId32"/>
+                    <a:blip r:embed="rId34"/>
                     <a:stretch>
                       <a:fillRect/>
                     </a:stretch>
@@ -4230,6 +8091,23 @@
     <w:p>
       <w:pPr>
         <w:pStyle w:val="Standard"/>
+        <w:rPr>
+          <w:b/>
+          <w:bCs/>
+        </w:rPr>
+      </w:pPr>
+      <w:r>
+        <w:rPr>
+          <w:rFonts w:hint="eastAsia"/>
+          <w:b/>
+          <w:bCs/>
+        </w:rPr>
+        <w:t>※このレジスタは VDP Port#4 の bit7 を 0 にしないと書き込めません。</w:t>
+      </w:r>
+    </w:p>
+    <w:p>
+      <w:pPr>
+        <w:pStyle w:val="Standard"/>
       </w:pPr>
       <w:r>
         <w:t>HS (High Speed command): 高速VDPコマンドモード指定。1 にすると高速になる。</w:t>
@@ -4240,6 +8118,7 @@
         <w:pStyle w:val="Standard"/>
       </w:pPr>
       <w:r>
+        <w:lastRenderedPageBreak/>
         <w:t>SVNS (Sprite Vertical position Non-following Scroll) : 1 にすると、スプライトが R#23 の値の影響を受けなくなる。Sprite mode1～3全てで有効。</w:t>
       </w:r>
     </w:p>
@@ -4316,11 +8195,11 @@
       <w:pPr>
         <w:pStyle w:val="2"/>
       </w:pPr>
-      <w:bookmarkStart w:id="23" w:name="__RefHeading___Toc326_2656764749"/>
+      <w:bookmarkStart w:id="32" w:name="_Toc241436404"/>
       <w:r>
         <w:t>R#21 Mode6</w:t>
       </w:r>
-      <w:bookmarkEnd w:id="23"/>
+      <w:bookmarkEnd w:id="32"/>
     </w:p>
     <w:p>
       <w:pPr>
@@ -4346,7 +8225,7 @@
                     <pic:cNvPicPr/>
                   </pic:nvPicPr>
                   <pic:blipFill>
-                    <a:blip r:embed="rId33"/>
+                    <a:blip r:embed="rId35"/>
                     <a:stretch>
                       <a:fillRect/>
                     </a:stretch>
@@ -4378,10 +8257,27 @@
     <w:p>
       <w:pPr>
         <w:pStyle w:val="Standard"/>
+        <w:rPr>
+          <w:b/>
+          <w:bCs/>
+        </w:rPr>
       </w:pPr>
       <w:r>
         <w:rPr>
           <w:rFonts w:hint="eastAsia"/>
+          <w:b/>
+          <w:bCs/>
+        </w:rPr>
+        <w:t>※このレジスタは VDP Port#4 の bit7 を 0 にしないと書き込めません。</w:t>
+      </w:r>
+    </w:p>
+    <w:p>
+      <w:pPr>
+        <w:pStyle w:val="Standard"/>
+      </w:pPr>
+      <w:r>
+        <w:rPr>
+          <w:rFonts w:hint="eastAsia"/>
         </w:rPr>
         <w:t>V58</w:t>
       </w:r>
@@ -4442,17 +8338,27 @@
       <w:pPr>
         <w:pStyle w:val="Standard"/>
       </w:pPr>
+      <w:r>
+        <w:rPr>
+          <w:rFonts w:hint="eastAsia"/>
+        </w:rPr>
+        <w:t>1 にすると、各種アドレスレジスタ (パターンジェネレーターテーブル、ネームテーブル、カラーテーブル等)の A17 が強制的に 0 に書き換えられます。</w:t>
+      </w:r>
+    </w:p>
+    <w:p>
+      <w:pPr>
+        <w:pStyle w:val="Standard"/>
+      </w:pPr>
     </w:p>
     <w:p>
       <w:pPr>
         <w:pStyle w:val="2"/>
       </w:pPr>
-      <w:bookmarkStart w:id="24" w:name="__RefHeading___Toc328_2656764749"/>
-      <w:r>
-        <w:lastRenderedPageBreak/>
+      <w:bookmarkStart w:id="33" w:name="_Toc241436405"/>
+      <w:r>
         <w:t>R#22 N/A</w:t>
       </w:r>
-      <w:bookmarkEnd w:id="24"/>
+      <w:bookmarkEnd w:id="33"/>
     </w:p>
     <w:p>
       <w:pPr>
@@ -4484,7 +8390,7 @@
                     <pic:cNvPicPr/>
                   </pic:nvPicPr>
                   <pic:blipFill>
-                    <a:blip r:embed="rId34">
+                    <a:blip r:embed="rId36">
                       <a:lum/>
                       <a:alphaModFix/>
                     </a:blip>
@@ -4514,11 +8420,11 @@
       <w:pPr>
         <w:pStyle w:val="2"/>
       </w:pPr>
-      <w:bookmarkStart w:id="25" w:name="__RefHeading___Toc330_2656764749"/>
+      <w:bookmarkStart w:id="34" w:name="_Toc241436406"/>
       <w:r>
         <w:t>R#23 Display Offset Register</w:t>
       </w:r>
-      <w:bookmarkEnd w:id="25"/>
+      <w:bookmarkEnd w:id="34"/>
     </w:p>
     <w:p>
       <w:pPr>
@@ -4550,7 +8456,7 @@
                     <pic:cNvPicPr/>
                   </pic:nvPicPr>
                   <pic:blipFill>
-                    <a:blip r:embed="rId35">
+                    <a:blip r:embed="rId37">
                       <a:lum/>
                       <a:alphaModFix/>
                     </a:blip>
@@ -4580,11 +8486,12 @@
       <w:pPr>
         <w:pStyle w:val="2"/>
       </w:pPr>
-      <w:bookmarkStart w:id="26" w:name="__RefHeading___Toc332_2656764749"/>
-      <w:r>
+      <w:bookmarkStart w:id="35" w:name="_Toc241436407"/>
+      <w:r>
+        <w:lastRenderedPageBreak/>
         <w:t>R#24 N/A</w:t>
       </w:r>
-      <w:bookmarkEnd w:id="26"/>
+      <w:bookmarkEnd w:id="35"/>
     </w:p>
     <w:p>
       <w:pPr>
@@ -4603,11 +8510,11 @@
       <w:pPr>
         <w:pStyle w:val="2"/>
       </w:pPr>
-      <w:bookmarkStart w:id="27" w:name="__RefHeading___Toc334_2656764749"/>
+      <w:bookmarkStart w:id="36" w:name="_Toc241436408"/>
       <w:r>
         <w:t>R#25 Mode4</w:t>
       </w:r>
-      <w:bookmarkEnd w:id="27"/>
+      <w:bookmarkEnd w:id="36"/>
     </w:p>
     <w:p>
       <w:pPr>
@@ -4630,200 +8537,6 @@
             <wp:effectExtent l="0" t="0" r="0" b="0"/>
             <wp:wrapSquare wrapText="bothSides"/>
             <wp:docPr id="1157552637" name="画像26"/>
-            <wp:cNvGraphicFramePr/>
-            <a:graphic xmlns:a="http://schemas.openxmlformats.org/drawingml/2006/main">
-              <a:graphicData uri="http://schemas.openxmlformats.org/drawingml/2006/picture">
-                <pic:pic xmlns:pic="http://schemas.openxmlformats.org/drawingml/2006/picture">
-                  <pic:nvPicPr>
-                    <pic:cNvPr id="0" name=""/>
-                    <pic:cNvPicPr/>
-                  </pic:nvPicPr>
-                  <pic:blipFill>
-                    <a:blip r:embed="rId36">
-                      <a:lum/>
-                      <a:alphaModFix/>
-                    </a:blip>
-                    <a:srcRect/>
-                    <a:stretch>
-                      <a:fillRect/>
-                    </a:stretch>
-                  </pic:blipFill>
-                  <pic:spPr>
-                    <a:xfrm>
-                      <a:off x="0" y="0"/>
-                      <a:ext cx="6120000" cy="782280"/>
-                    </a:xfrm>
-                    <a:prstGeom prst="rect">
-                      <a:avLst/>
-                    </a:prstGeom>
-                    <a:noFill/>
-                  </pic:spPr>
-                </pic:pic>
-              </a:graphicData>
-            </a:graphic>
-          </wp:anchor>
-        </w:drawing>
-      </w:r>
-    </w:p>
-    <w:p>
-      <w:pPr>
-        <w:pStyle w:val="Standard"/>
-      </w:pPr>
-      <w:r>
-        <w:t>SP2:</w:t>
-      </w:r>
-    </w:p>
-    <w:p>
-      <w:pPr>
-        <w:pStyle w:val="Standard"/>
-      </w:pPr>
-      <w:r>
-        <w:t>MSK:</w:t>
-      </w:r>
-    </w:p>
-    <w:p>
-      <w:pPr>
-        <w:pStyle w:val="Standard"/>
-      </w:pPr>
-      <w:r>
-        <w:t>YJK (Y,J,K Color mode) : 1にすると自然画モードに切り替える。Graphic7 である必要がある。その他のモードでの動作は保証しない。</w:t>
-      </w:r>
-    </w:p>
-    <w:p>
-      <w:pPr>
-        <w:pStyle w:val="Standard"/>
-      </w:pPr>
-      <w:r>
-        <w:t>YAE (Y Attribute Enable) : 1 にすると</w:t>
-      </w:r>
-      <w:proofErr w:type="spellStart"/>
-      <w:r>
-        <w:t>YJK+Palette</w:t>
-      </w:r>
-      <w:proofErr w:type="spellEnd"/>
-      <w:r>
-        <w:t>のハイブリッドモードに切り替える。Graphic7 で、かつ YJK=1 である必要がある。その他のモードでの動作は保証しない。</w:t>
-      </w:r>
-    </w:p>
-    <w:p>
-      <w:pPr>
-        <w:pStyle w:val="Standard"/>
-      </w:pPr>
-      <w:r>
-        <w:t>CMD (Command enable) : 1にすると、ビットマップではない画面モードで、VDPコマンドを使えるようになる。Graphic7 の想定で動作する。</w:t>
-      </w:r>
-    </w:p>
-    <w:p>
-      <w:pPr>
-        <w:pStyle w:val="Standard"/>
-      </w:pPr>
-      <w:r>
-        <w:t>SPS (Sprite Priority Shuffle) : 1にすると、スプライトプライオリティシャッフル機能を有効にする（水平に沢山並んだときに消えずに点滅するようになる）。</w:t>
-      </w:r>
-    </w:p>
-    <w:p>
-      <w:pPr>
-        <w:pStyle w:val="Standard"/>
-      </w:pPr>
-    </w:p>
-    <w:p>
-      <w:pPr>
-        <w:pStyle w:val="2"/>
-      </w:pPr>
-      <w:bookmarkStart w:id="28" w:name="__RefHeading___Toc336_2656764749"/>
-      <w:r>
-        <w:t>R#26 Horizontal Offset Register (By Character Units)</w:t>
-      </w:r>
-      <w:bookmarkEnd w:id="28"/>
-    </w:p>
-    <w:p>
-      <w:pPr>
-        <w:pStyle w:val="Standard"/>
-      </w:pPr>
-      <w:r>
-        <w:rPr>
-          <w:noProof/>
-        </w:rPr>
-        <w:drawing>
-          <wp:anchor distT="0" distB="0" distL="114300" distR="114300" simplePos="0" relativeHeight="24" behindDoc="0" locked="0" layoutInCell="1" allowOverlap="1" wp14:anchorId="20D157B0" wp14:editId="1A1DC5A5">
-            <wp:simplePos x="0" y="0"/>
-            <wp:positionH relativeFrom="column">
-              <wp:posOffset>118800</wp:posOffset>
-            </wp:positionH>
-            <wp:positionV relativeFrom="paragraph">
-              <wp:posOffset>0</wp:posOffset>
-            </wp:positionV>
-            <wp:extent cx="6120000" cy="778680"/>
-            <wp:effectExtent l="0" t="0" r="0" b="2370"/>
-            <wp:wrapSquare wrapText="bothSides"/>
-            <wp:docPr id="1555869073" name="画像27"/>
-            <wp:cNvGraphicFramePr/>
-            <a:graphic xmlns:a="http://schemas.openxmlformats.org/drawingml/2006/main">
-              <a:graphicData uri="http://schemas.openxmlformats.org/drawingml/2006/picture">
-                <pic:pic xmlns:pic="http://schemas.openxmlformats.org/drawingml/2006/picture">
-                  <pic:nvPicPr>
-                    <pic:cNvPr id="0" name=""/>
-                    <pic:cNvPicPr/>
-                  </pic:nvPicPr>
-                  <pic:blipFill>
-                    <a:blip r:embed="rId37">
-                      <a:lum/>
-                      <a:alphaModFix/>
-                    </a:blip>
-                    <a:srcRect/>
-                    <a:stretch>
-                      <a:fillRect/>
-                    </a:stretch>
-                  </pic:blipFill>
-                  <pic:spPr>
-                    <a:xfrm>
-                      <a:off x="0" y="0"/>
-                      <a:ext cx="6120000" cy="778680"/>
-                    </a:xfrm>
-                    <a:prstGeom prst="rect">
-                      <a:avLst/>
-                    </a:prstGeom>
-                    <a:noFill/>
-                  </pic:spPr>
-                </pic:pic>
-              </a:graphicData>
-            </a:graphic>
-          </wp:anchor>
-        </w:drawing>
-      </w:r>
-    </w:p>
-    <w:p>
-      <w:pPr>
-        <w:pStyle w:val="2"/>
-      </w:pPr>
-      <w:bookmarkStart w:id="29" w:name="__RefHeading___Toc338_2656764749"/>
-      <w:r>
-        <w:lastRenderedPageBreak/>
-        <w:t>R#27 Horizontal Offset Register (By Dot Units)</w:t>
-      </w:r>
-      <w:bookmarkEnd w:id="29"/>
-    </w:p>
-    <w:p>
-      <w:pPr>
-        <w:pStyle w:val="Standard"/>
-      </w:pPr>
-      <w:r>
-        <w:rPr>
-          <w:noProof/>
-        </w:rPr>
-        <w:drawing>
-          <wp:anchor distT="0" distB="0" distL="114300" distR="114300" simplePos="0" relativeHeight="25" behindDoc="0" locked="0" layoutInCell="1" allowOverlap="1" wp14:anchorId="03340218" wp14:editId="7D40FA34">
-            <wp:simplePos x="0" y="0"/>
-            <wp:positionH relativeFrom="column">
-              <wp:align>center</wp:align>
-            </wp:positionH>
-            <wp:positionV relativeFrom="paragraph">
-              <wp:align>top</wp:align>
-            </wp:positionV>
-            <wp:extent cx="6120000" cy="782280"/>
-            <wp:effectExtent l="0" t="0" r="0" b="0"/>
-            <wp:wrapSquare wrapText="bothSides"/>
-            <wp:docPr id="768763971" name="画像28"/>
             <wp:cNvGraphicFramePr/>
             <a:graphic xmlns:a="http://schemas.openxmlformats.org/drawingml/2006/main">
               <a:graphicData uri="http://schemas.openxmlformats.org/drawingml/2006/picture">
@@ -4863,16 +8576,209 @@
       <w:pPr>
         <w:pStyle w:val="Standard"/>
       </w:pPr>
+      <w:r>
+        <w:t>SP2:</w:t>
+      </w:r>
+    </w:p>
+    <w:p>
+      <w:pPr>
+        <w:pStyle w:val="Standard"/>
+      </w:pPr>
+      <w:r>
+        <w:t>MSK:</w:t>
+      </w:r>
+    </w:p>
+    <w:p>
+      <w:pPr>
+        <w:pStyle w:val="Standard"/>
+      </w:pPr>
+      <w:r>
+        <w:t>YJK (Y,J,K Color mode) : 1にすると自然画モードに切り替える。Graphic7 である必要がある。その他のモードでの動作は保証しない。</w:t>
+      </w:r>
+    </w:p>
+    <w:p>
+      <w:pPr>
+        <w:pStyle w:val="Standard"/>
+      </w:pPr>
+      <w:r>
+        <w:t>YAE (Y Attribute Enable) : 1 にすると</w:t>
+      </w:r>
+      <w:proofErr w:type="spellStart"/>
+      <w:r>
+        <w:t>YJK+Palette</w:t>
+      </w:r>
+      <w:proofErr w:type="spellEnd"/>
+      <w:r>
+        <w:t>のハイブリッドモードに切り替える。Graphic7 で、かつ YJK=1 である必要がある。その他のモードでの動作は保証しない。</w:t>
+      </w:r>
+    </w:p>
+    <w:p>
+      <w:pPr>
+        <w:pStyle w:val="Standard"/>
+      </w:pPr>
+      <w:r>
+        <w:t>CMD (Command enable) : 1にすると、ビットマップではない画面モードで、VDPコマンドを使えるようになる。Graphic7 の想定で動作する。</w:t>
+      </w:r>
+    </w:p>
+    <w:p>
+      <w:pPr>
+        <w:pStyle w:val="Standard"/>
+      </w:pPr>
+      <w:r>
+        <w:t>SPS (Sprite Priority Shuffle) : 1にすると、スプライトプライオリティシャッフル機能を有効にする（水平に沢山並んだときに消えずに点滅するようになる）。</w:t>
+      </w:r>
+    </w:p>
+    <w:p>
+      <w:pPr>
+        <w:pStyle w:val="Standard"/>
+      </w:pPr>
+    </w:p>
+    <w:p>
+      <w:pPr>
+        <w:pStyle w:val="2"/>
+      </w:pPr>
+      <w:bookmarkStart w:id="37" w:name="_Toc241436409"/>
+      <w:r>
+        <w:t>R#26 Horizontal Offset Register (By Character Units)</w:t>
+      </w:r>
+      <w:bookmarkEnd w:id="37"/>
+    </w:p>
+    <w:p>
+      <w:pPr>
+        <w:pStyle w:val="Standard"/>
+      </w:pPr>
+      <w:r>
+        <w:rPr>
+          <w:noProof/>
+        </w:rPr>
+        <w:drawing>
+          <wp:anchor distT="0" distB="0" distL="114300" distR="114300" simplePos="0" relativeHeight="24" behindDoc="0" locked="0" layoutInCell="1" allowOverlap="1" wp14:anchorId="20D157B0" wp14:editId="1A1DC5A5">
+            <wp:simplePos x="0" y="0"/>
+            <wp:positionH relativeFrom="column">
+              <wp:posOffset>118800</wp:posOffset>
+            </wp:positionH>
+            <wp:positionV relativeFrom="paragraph">
+              <wp:posOffset>0</wp:posOffset>
+            </wp:positionV>
+            <wp:extent cx="6120000" cy="778680"/>
+            <wp:effectExtent l="0" t="0" r="0" b="2370"/>
+            <wp:wrapSquare wrapText="bothSides"/>
+            <wp:docPr id="1555869073" name="画像27"/>
+            <wp:cNvGraphicFramePr/>
+            <a:graphic xmlns:a="http://schemas.openxmlformats.org/drawingml/2006/main">
+              <a:graphicData uri="http://schemas.openxmlformats.org/drawingml/2006/picture">
+                <pic:pic xmlns:pic="http://schemas.openxmlformats.org/drawingml/2006/picture">
+                  <pic:nvPicPr>
+                    <pic:cNvPr id="0" name=""/>
+                    <pic:cNvPicPr/>
+                  </pic:nvPicPr>
+                  <pic:blipFill>
+                    <a:blip r:embed="rId39">
+                      <a:lum/>
+                      <a:alphaModFix/>
+                    </a:blip>
+                    <a:srcRect/>
+                    <a:stretch>
+                      <a:fillRect/>
+                    </a:stretch>
+                  </pic:blipFill>
+                  <pic:spPr>
+                    <a:xfrm>
+                      <a:off x="0" y="0"/>
+                      <a:ext cx="6120000" cy="778680"/>
+                    </a:xfrm>
+                    <a:prstGeom prst="rect">
+                      <a:avLst/>
+                    </a:prstGeom>
+                    <a:noFill/>
+                  </pic:spPr>
+                </pic:pic>
+              </a:graphicData>
+            </a:graphic>
+          </wp:anchor>
+        </w:drawing>
+      </w:r>
+    </w:p>
+    <w:p>
+      <w:pPr>
+        <w:pStyle w:val="2"/>
+      </w:pPr>
+      <w:bookmarkStart w:id="38" w:name="_Toc241436410"/>
+      <w:r>
+        <w:t>R#27 Horizontal Offset Register (By Dot Units)</w:t>
+      </w:r>
+      <w:bookmarkEnd w:id="38"/>
+    </w:p>
+    <w:p>
+      <w:pPr>
+        <w:pStyle w:val="Standard"/>
+      </w:pPr>
+      <w:r>
+        <w:rPr>
+          <w:noProof/>
+        </w:rPr>
+        <w:drawing>
+          <wp:anchor distT="0" distB="0" distL="114300" distR="114300" simplePos="0" relativeHeight="25" behindDoc="0" locked="0" layoutInCell="1" allowOverlap="1" wp14:anchorId="03340218" wp14:editId="7D40FA34">
+            <wp:simplePos x="0" y="0"/>
+            <wp:positionH relativeFrom="column">
+              <wp:align>center</wp:align>
+            </wp:positionH>
+            <wp:positionV relativeFrom="paragraph">
+              <wp:align>top</wp:align>
+            </wp:positionV>
+            <wp:extent cx="6120000" cy="782280"/>
+            <wp:effectExtent l="0" t="0" r="0" b="0"/>
+            <wp:wrapSquare wrapText="bothSides"/>
+            <wp:docPr id="768763971" name="画像28"/>
+            <wp:cNvGraphicFramePr/>
+            <a:graphic xmlns:a="http://schemas.openxmlformats.org/drawingml/2006/main">
+              <a:graphicData uri="http://schemas.openxmlformats.org/drawingml/2006/picture">
+                <pic:pic xmlns:pic="http://schemas.openxmlformats.org/drawingml/2006/picture">
+                  <pic:nvPicPr>
+                    <pic:cNvPr id="0" name=""/>
+                    <pic:cNvPicPr/>
+                  </pic:nvPicPr>
+                  <pic:blipFill>
+                    <a:blip r:embed="rId40">
+                      <a:lum/>
+                      <a:alphaModFix/>
+                    </a:blip>
+                    <a:srcRect/>
+                    <a:stretch>
+                      <a:fillRect/>
+                    </a:stretch>
+                  </pic:blipFill>
+                  <pic:spPr>
+                    <a:xfrm>
+                      <a:off x="0" y="0"/>
+                      <a:ext cx="6120000" cy="782280"/>
+                    </a:xfrm>
+                    <a:prstGeom prst="rect">
+                      <a:avLst/>
+                    </a:prstGeom>
+                    <a:noFill/>
+                  </pic:spPr>
+                </pic:pic>
+              </a:graphicData>
+            </a:graphic>
+          </wp:anchor>
+        </w:drawing>
+      </w:r>
+    </w:p>
+    <w:p>
+      <w:pPr>
+        <w:pStyle w:val="Standard"/>
+      </w:pPr>
     </w:p>
     <w:p>
       <w:pPr>
         <w:pStyle w:val="1"/>
       </w:pPr>
-      <w:bookmarkStart w:id="30" w:name="__RefHeading___Toc340_2656764749"/>
+      <w:bookmarkStart w:id="39" w:name="_Toc241436411"/>
       <w:r>
         <w:t>コマンドレジスタ</w:t>
       </w:r>
-      <w:bookmarkEnd w:id="30"/>
+      <w:bookmarkEnd w:id="39"/>
     </w:p>
     <w:p>
       <w:pPr>
@@ -4883,11 +8789,12 @@
       <w:pPr>
         <w:pStyle w:val="2"/>
       </w:pPr>
-      <w:bookmarkStart w:id="31" w:name="__RefHeading___Toc342_2656764749"/>
-      <w:r>
+      <w:bookmarkStart w:id="40" w:name="_Toc241436412"/>
+      <w:r>
+        <w:lastRenderedPageBreak/>
         <w:t>R#32, R#33 Source X Register</w:t>
       </w:r>
-      <w:bookmarkEnd w:id="31"/>
+      <w:bookmarkEnd w:id="40"/>
     </w:p>
     <w:p>
       <w:pPr>
@@ -4919,7 +8826,7 @@
                     <pic:cNvPicPr/>
                   </pic:nvPicPr>
                   <pic:blipFill>
-                    <a:blip r:embed="rId39">
+                    <a:blip r:embed="rId41">
                       <a:lum/>
                       <a:alphaModFix/>
                     </a:blip>
@@ -4959,11 +8866,11 @@
       <w:pPr>
         <w:pStyle w:val="2"/>
       </w:pPr>
-      <w:bookmarkStart w:id="32" w:name="__RefHeading___Toc344_2656764749"/>
+      <w:bookmarkStart w:id="41" w:name="_Toc241436413"/>
       <w:r>
         <w:t>R#34, R#35 Source Y Register</w:t>
       </w:r>
-      <w:bookmarkEnd w:id="32"/>
+      <w:bookmarkEnd w:id="41"/>
     </w:p>
     <w:p>
       <w:pPr>
@@ -4995,7 +8902,7 @@
                     <pic:cNvPicPr/>
                   </pic:nvPicPr>
                   <pic:blipFill>
-                    <a:blip r:embed="rId40">
+                    <a:blip r:embed="rId42">
                       <a:lum/>
                       <a:alphaModFix/>
                     </a:blip>
@@ -5040,12 +8947,11 @@
       <w:pPr>
         <w:pStyle w:val="2"/>
       </w:pPr>
-      <w:bookmarkStart w:id="33" w:name="__RefHeading___Toc346_2656764749"/>
-      <w:r>
-        <w:lastRenderedPageBreak/>
+      <w:bookmarkStart w:id="42" w:name="_Toc241436414"/>
+      <w:r>
         <w:t>R#36, R#37 Destination X Register</w:t>
       </w:r>
-      <w:bookmarkEnd w:id="33"/>
+      <w:bookmarkEnd w:id="42"/>
     </w:p>
     <w:p>
       <w:pPr>
@@ -5077,7 +8983,7 @@
                     <pic:cNvPicPr/>
                   </pic:nvPicPr>
                   <pic:blipFill>
-                    <a:blip r:embed="rId41">
+                    <a:blip r:embed="rId43">
                       <a:lum/>
                       <a:alphaModFix/>
                     </a:blip>
@@ -5127,11 +9033,12 @@
       <w:pPr>
         <w:pStyle w:val="2"/>
       </w:pPr>
-      <w:bookmarkStart w:id="34" w:name="__RefHeading___Toc348_2656764749"/>
-      <w:r>
+      <w:bookmarkStart w:id="43" w:name="_Toc241436415"/>
+      <w:r>
+        <w:lastRenderedPageBreak/>
         <w:t>R#38, R#39 Destination Y Register</w:t>
       </w:r>
-      <w:bookmarkEnd w:id="34"/>
+      <w:bookmarkEnd w:id="43"/>
     </w:p>
     <w:p>
       <w:pPr>
@@ -5163,7 +9070,7 @@
                     <pic:cNvPicPr/>
                   </pic:nvPicPr>
                   <pic:blipFill>
-                    <a:blip r:embed="rId42">
+                    <a:blip r:embed="rId44">
                       <a:lum/>
                       <a:alphaModFix/>
                     </a:blip>
@@ -5213,11 +9120,11 @@
       <w:pPr>
         <w:pStyle w:val="2"/>
       </w:pPr>
-      <w:bookmarkStart w:id="35" w:name="__RefHeading___Toc350_2656764749"/>
+      <w:bookmarkStart w:id="44" w:name="_Toc241436416"/>
       <w:r>
         <w:t>R#40, R#41 Number Of Dots X Register</w:t>
       </w:r>
-      <w:bookmarkEnd w:id="35"/>
+      <w:bookmarkEnd w:id="44"/>
     </w:p>
     <w:p>
       <w:pPr>
@@ -5249,7 +9156,7 @@
                     <pic:cNvPicPr/>
                   </pic:nvPicPr>
                   <pic:blipFill>
-                    <a:blip r:embed="rId43">
+                    <a:blip r:embed="rId45">
                       <a:lum/>
                       <a:alphaModFix/>
                     </a:blip>
@@ -5299,12 +9206,11 @@
       <w:pPr>
         <w:pStyle w:val="2"/>
       </w:pPr>
-      <w:bookmarkStart w:id="36" w:name="__RefHeading___Toc352_2656764749"/>
-      <w:r>
-        <w:lastRenderedPageBreak/>
+      <w:bookmarkStart w:id="45" w:name="_Toc241436417"/>
+      <w:r>
         <w:t>R#42, R#43 Number Of Dots Y Register</w:t>
       </w:r>
-      <w:bookmarkEnd w:id="36"/>
+      <w:bookmarkEnd w:id="45"/>
     </w:p>
     <w:p>
       <w:pPr>
@@ -5336,7 +9242,7 @@
                     <pic:cNvPicPr/>
                   </pic:nvPicPr>
                   <pic:blipFill>
-                    <a:blip r:embed="rId44">
+                    <a:blip r:embed="rId46">
                       <a:lum/>
                       <a:alphaModFix/>
                     </a:blip>
@@ -5386,11 +9292,12 @@
       <w:pPr>
         <w:pStyle w:val="2"/>
       </w:pPr>
-      <w:bookmarkStart w:id="37" w:name="__RefHeading___Toc354_2656764749"/>
-      <w:r>
+      <w:bookmarkStart w:id="46" w:name="_Toc241436418"/>
+      <w:r>
+        <w:lastRenderedPageBreak/>
         <w:t>R#44 Color Register</w:t>
       </w:r>
-      <w:bookmarkEnd w:id="37"/>
+      <w:bookmarkEnd w:id="46"/>
     </w:p>
     <w:p>
       <w:pPr>
@@ -5422,7 +9329,7 @@
                     <pic:cNvPicPr/>
                   </pic:nvPicPr>
                   <pic:blipFill>
-                    <a:blip r:embed="rId45">
+                    <a:blip r:embed="rId47">
                       <a:lum/>
                       <a:alphaModFix/>
                     </a:blip>
@@ -5467,11 +9374,11 @@
       <w:pPr>
         <w:pStyle w:val="2"/>
       </w:pPr>
-      <w:bookmarkStart w:id="38" w:name="__RefHeading___Toc356_2656764749"/>
+      <w:bookmarkStart w:id="47" w:name="_Toc241436419"/>
       <w:r>
         <w:t>R#45 Argument Register</w:t>
       </w:r>
-      <w:bookmarkEnd w:id="38"/>
+      <w:bookmarkEnd w:id="47"/>
     </w:p>
     <w:p>
       <w:pPr>
@@ -5503,7 +9410,7 @@
                     <pic:cNvPicPr/>
                   </pic:nvPicPr>
                   <pic:blipFill>
-                    <a:blip r:embed="rId46">
+                    <a:blip r:embed="rId48">
                       <a:lum/>
                       <a:alphaModFix/>
                     </a:blip>
@@ -5575,12 +9482,11 @@
       <w:pPr>
         <w:pStyle w:val="2"/>
       </w:pPr>
-      <w:bookmarkStart w:id="39" w:name="__RefHeading___Toc358_2656764749"/>
-      <w:r>
-        <w:lastRenderedPageBreak/>
+      <w:bookmarkStart w:id="48" w:name="_Toc241436420"/>
+      <w:r>
         <w:t>R#46 Command Register</w:t>
       </w:r>
-      <w:bookmarkEnd w:id="39"/>
+      <w:bookmarkEnd w:id="48"/>
     </w:p>
     <w:p>
       <w:pPr>
@@ -5612,7 +9518,7 @@
                     <pic:cNvPicPr/>
                   </pic:nvPicPr>
                   <pic:blipFill>
-                    <a:blip r:embed="rId47">
+                    <a:blip r:embed="rId49">
                       <a:lum/>
                       <a:alphaModFix/>
                     </a:blip>
@@ -5667,11 +9573,12 @@
       <w:pPr>
         <w:pStyle w:val="2"/>
       </w:pPr>
-      <w:bookmarkStart w:id="40" w:name="__RefHeading___Toc451_2656764749"/>
-      <w:r>
+      <w:bookmarkStart w:id="49" w:name="_Toc241436421"/>
+      <w:r>
+        <w:lastRenderedPageBreak/>
         <w:t>R#47, R#48, R#49, R#50 Rotation unit vector</w:t>
       </w:r>
-      <w:bookmarkEnd w:id="40"/>
+      <w:bookmarkEnd w:id="49"/>
     </w:p>
     <w:p>
       <w:pPr>
@@ -5703,7 +9610,7 @@
                     <pic:cNvPicPr/>
                   </pic:nvPicPr>
                   <pic:blipFill>
-                    <a:blip r:embed="rId48">
+                    <a:blip r:embed="rId50">
                       <a:lum/>
                       <a:alphaModFix/>
                     </a:blip>
@@ -5746,12 +9653,11 @@
       <w:pPr>
         <w:pStyle w:val="2"/>
       </w:pPr>
-      <w:bookmarkStart w:id="41" w:name="__RefHeading___Toc455_2656764749"/>
-      <w:r>
-        <w:lastRenderedPageBreak/>
+      <w:bookmarkStart w:id="50" w:name="_Toc241436422"/>
+      <w:r>
         <w:t>R#51, R#52, R#53, R#54 Output window start</w:t>
       </w:r>
-      <w:bookmarkEnd w:id="41"/>
+      <w:bookmarkEnd w:id="50"/>
     </w:p>
     <w:p>
       <w:pPr>
@@ -5783,7 +9689,7 @@
                     <pic:cNvPicPr/>
                   </pic:nvPicPr>
                   <pic:blipFill>
-                    <a:blip r:embed="rId49">
+                    <a:blip r:embed="rId51">
                       <a:lum/>
                       <a:alphaModFix/>
                     </a:blip>
@@ -5821,11 +9727,12 @@
       <w:pPr>
         <w:pStyle w:val="2"/>
       </w:pPr>
-      <w:bookmarkStart w:id="42" w:name="__RefHeading___Toc459_2656764749"/>
-      <w:r>
+      <w:bookmarkStart w:id="51" w:name="_Toc241436423"/>
+      <w:r>
+        <w:lastRenderedPageBreak/>
         <w:t>R#55, R#56, R#57, R#58 Output window end</w:t>
       </w:r>
-      <w:bookmarkEnd w:id="42"/>
+      <w:bookmarkEnd w:id="51"/>
     </w:p>
     <w:p>
       <w:pPr>
@@ -5857,7 +9764,7 @@
                     <pic:cNvPicPr/>
                   </pic:nvPicPr>
                   <pic:blipFill>
-                    <a:blip r:embed="rId50">
+                    <a:blip r:embed="rId52">
                       <a:lum/>
                       <a:alphaModFix/>
                     </a:blip>
@@ -5900,11 +9807,11 @@
       <w:pPr>
         <w:pStyle w:val="1"/>
       </w:pPr>
-      <w:bookmarkStart w:id="43" w:name="__RefHeading___Toc360_2656764749"/>
+      <w:bookmarkStart w:id="52" w:name="_Toc241436424"/>
       <w:r>
         <w:t>ステータスレジスタ</w:t>
       </w:r>
-      <w:bookmarkEnd w:id="43"/>
+      <w:bookmarkEnd w:id="52"/>
     </w:p>
     <w:p>
       <w:pPr>
@@ -5915,11 +9822,11 @@
       <w:pPr>
         <w:pStyle w:val="2"/>
       </w:pPr>
-      <w:bookmarkStart w:id="44" w:name="__RefHeading___Toc362_2656764749"/>
+      <w:bookmarkStart w:id="53" w:name="_Toc241436425"/>
       <w:r>
         <w:t>S#0 Status register 0</w:t>
       </w:r>
-      <w:bookmarkEnd w:id="44"/>
+      <w:bookmarkEnd w:id="53"/>
     </w:p>
     <w:p>
       <w:pPr>
@@ -5951,7 +9858,7 @@
                     <pic:cNvPicPr/>
                   </pic:nvPicPr>
                   <pic:blipFill>
-                    <a:blip r:embed="rId51">
+                    <a:blip r:embed="rId53">
                       <a:lum/>
                       <a:alphaModFix/>
                     </a:blip>
@@ -6018,11 +9925,12 @@
       <w:pPr>
         <w:pStyle w:val="2"/>
       </w:pPr>
-      <w:bookmarkStart w:id="45" w:name="__RefHeading___Toc364_2656764749"/>
-      <w:r>
+      <w:bookmarkStart w:id="54" w:name="_Toc241436426"/>
+      <w:r>
+        <w:lastRenderedPageBreak/>
         <w:t>S#1 Status register 1</w:t>
       </w:r>
-      <w:bookmarkEnd w:id="45"/>
+      <w:bookmarkEnd w:id="54"/>
     </w:p>
     <w:p>
       <w:pPr>
@@ -6054,7 +9962,7 @@
                     <pic:cNvPicPr/>
                   </pic:nvPicPr>
                   <pic:blipFill>
-                    <a:blip r:embed="rId52">
+                    <a:blip r:embed="rId54">
                       <a:lum/>
                       <a:alphaModFix/>
                     </a:blip>
@@ -6145,12 +10053,11 @@
       <w:pPr>
         <w:pStyle w:val="2"/>
       </w:pPr>
-      <w:bookmarkStart w:id="46" w:name="__RefHeading___Toc366_2656764749"/>
-      <w:r>
-        <w:lastRenderedPageBreak/>
+      <w:bookmarkStart w:id="55" w:name="_Toc241436427"/>
+      <w:r>
         <w:t>S#2 Status register 2</w:t>
       </w:r>
-      <w:bookmarkEnd w:id="46"/>
+      <w:bookmarkEnd w:id="55"/>
     </w:p>
     <w:p>
       <w:pPr>
@@ -6182,7 +10089,7 @@
                     <pic:cNvPicPr/>
                   </pic:nvPicPr>
                   <pic:blipFill>
-                    <a:blip r:embed="rId53">
+                    <a:blip r:embed="rId55">
                       <a:lum/>
                       <a:alphaModFix/>
                     </a:blip>
@@ -6265,11 +10172,12 @@
       <w:pPr>
         <w:pStyle w:val="2"/>
       </w:pPr>
-      <w:bookmarkStart w:id="47" w:name="__RefHeading___Toc368_2656764749"/>
-      <w:r>
+      <w:bookmarkStart w:id="56" w:name="_Toc241436428"/>
+      <w:r>
+        <w:lastRenderedPageBreak/>
         <w:t>S#3, S#4, S#5, S#6 Column/Row register</w:t>
       </w:r>
-      <w:bookmarkEnd w:id="47"/>
+      <w:bookmarkEnd w:id="56"/>
     </w:p>
     <w:p>
       <w:pPr>
@@ -6301,7 +10209,7 @@
                     <pic:cNvPicPr/>
                   </pic:nvPicPr>
                   <pic:blipFill>
-                    <a:blip r:embed="rId54">
+                    <a:blip r:embed="rId56">
                       <a:lum/>
                       <a:alphaModFix/>
                     </a:blip>
@@ -6354,11 +10262,11 @@
       <w:pPr>
         <w:pStyle w:val="2"/>
       </w:pPr>
-      <w:bookmarkStart w:id="48" w:name="__RefHeading___Toc372_2656764749"/>
+      <w:bookmarkStart w:id="57" w:name="_Toc241436429"/>
       <w:r>
         <w:t>S#7 Color register</w:t>
       </w:r>
-      <w:bookmarkEnd w:id="48"/>
+      <w:bookmarkEnd w:id="57"/>
     </w:p>
     <w:p>
       <w:pPr>
@@ -6390,7 +10298,7 @@
                     <pic:cNvPicPr/>
                   </pic:nvPicPr>
                   <pic:blipFill>
-                    <a:blip r:embed="rId55">
+                    <a:blip r:embed="rId57">
                       <a:lum/>
                       <a:alphaModFix/>
                     </a:blip>
@@ -6433,11 +10341,11 @@
       <w:pPr>
         <w:pStyle w:val="2"/>
       </w:pPr>
-      <w:bookmarkStart w:id="49" w:name="__RefHeading___Toc374_2656764749"/>
+      <w:bookmarkStart w:id="58" w:name="_Toc241436430"/>
       <w:r>
         <w:t>S#8, S#9 Border X register</w:t>
       </w:r>
-      <w:bookmarkEnd w:id="49"/>
+      <w:bookmarkEnd w:id="58"/>
     </w:p>
     <w:p>
       <w:pPr>
@@ -6469,7 +10377,7 @@
                     <pic:cNvPicPr/>
                   </pic:nvPicPr>
                   <pic:blipFill>
-                    <a:blip r:embed="rId56">
+                    <a:blip r:embed="rId58">
                       <a:lum/>
                       <a:alphaModFix/>
                     </a:blip>
@@ -6500,6 +10408,7 @@
         <w:pStyle w:val="Standard"/>
       </w:pPr>
       <w:r>
+        <w:lastRenderedPageBreak/>
         <w:t>SRCHコマンドによって検出された境界の X座標がセットされる。詳細は、SRCHコマンドの説明を参照。</w:t>
       </w:r>
     </w:p>
@@ -6524,8 +10433,8 @@
       </w:pPr>
     </w:p>
     <w:sectPr>
-      <w:headerReference w:type="default" r:id="rId57"/>
-      <w:footerReference w:type="default" r:id="rId58"/>
+      <w:headerReference w:type="default" r:id="rId59"/>
+      <w:footerReference w:type="default" r:id="rId60"/>
       <w:pgSz w:w="11906" w:h="16838"/>
       <w:pgMar w:top="1134" w:right="1134" w:bottom="1134" w:left="1134" w:header="720" w:footer="720" w:gutter="0"/>
       <w:cols w:space="720"/>
@@ -7053,6 +10962,25 @@
       <w:szCs w:val="32"/>
     </w:rPr>
   </w:style>
+  <w:style w:type="paragraph" w:styleId="3">
+    <w:name w:val="heading 3"/>
+    <w:basedOn w:val="a"/>
+    <w:next w:val="a"/>
+    <w:link w:val="30"/>
+    <w:uiPriority w:val="9"/>
+    <w:unhideWhenUsed/>
+    <w:qFormat/>
+    <w:rsid w:val="002022A7"/>
+    <w:pPr>
+      <w:keepNext/>
+      <w:ind w:leftChars="400" w:left="400"/>
+      <w:outlineLvl w:val="2"/>
+    </w:pPr>
+    <w:rPr>
+      <w:rFonts w:asciiTheme="majorHAnsi" w:eastAsiaTheme="majorEastAsia" w:hAnsiTheme="majorHAnsi" w:cs="Mangal"/>
+      <w:szCs w:val="21"/>
+    </w:rPr>
+  </w:style>
   <w:style w:type="character" w:default="1" w:styleId="a0">
     <w:name w:val="Default Paragraph Font"/>
     <w:uiPriority w:val="1"/>
@@ -7213,6 +11141,73 @@
   </w:style>
   <w:style w:type="character" w:customStyle="1" w:styleId="IndexLink">
     <w:name w:val="Index Link"/>
+  </w:style>
+  <w:style w:type="character" w:customStyle="1" w:styleId="30">
+    <w:name w:val="見出し 3 (文字)"/>
+    <w:basedOn w:val="a0"/>
+    <w:link w:val="3"/>
+    <w:uiPriority w:val="9"/>
+    <w:rsid w:val="002022A7"/>
+    <w:rPr>
+      <w:rFonts w:asciiTheme="majorHAnsi" w:eastAsiaTheme="majorEastAsia" w:hAnsiTheme="majorHAnsi" w:cs="Mangal"/>
+      <w:szCs w:val="21"/>
+    </w:rPr>
+  </w:style>
+  <w:style w:type="table" w:styleId="a8">
+    <w:name w:val="Table Grid"/>
+    <w:basedOn w:val="a1"/>
+    <w:uiPriority w:val="39"/>
+    <w:rsid w:val="002022A7"/>
+    <w:tblPr>
+      <w:tblBorders>
+        <w:top w:val="single" w:sz="4" w:space="0" w:color="auto"/>
+        <w:left w:val="single" w:sz="4" w:space="0" w:color="auto"/>
+        <w:bottom w:val="single" w:sz="4" w:space="0" w:color="auto"/>
+        <w:right w:val="single" w:sz="4" w:space="0" w:color="auto"/>
+        <w:insideH w:val="single" w:sz="4" w:space="0" w:color="auto"/>
+        <w:insideV w:val="single" w:sz="4" w:space="0" w:color="auto"/>
+      </w:tblBorders>
+    </w:tblPr>
+  </w:style>
+  <w:style w:type="paragraph" w:styleId="10">
+    <w:name w:val="toc 1"/>
+    <w:basedOn w:val="a"/>
+    <w:next w:val="a"/>
+    <w:autoRedefine/>
+    <w:uiPriority w:val="39"/>
+    <w:unhideWhenUsed/>
+    <w:rsid w:val="00DC7E50"/>
+    <w:rPr>
+      <w:rFonts w:cs="Mangal"/>
+      <w:szCs w:val="21"/>
+    </w:rPr>
+  </w:style>
+  <w:style w:type="paragraph" w:styleId="20">
+    <w:name w:val="toc 2"/>
+    <w:basedOn w:val="a"/>
+    <w:next w:val="a"/>
+    <w:autoRedefine/>
+    <w:uiPriority w:val="39"/>
+    <w:unhideWhenUsed/>
+    <w:rsid w:val="00DC7E50"/>
+    <w:pPr>
+      <w:ind w:leftChars="100" w:left="240"/>
+    </w:pPr>
+    <w:rPr>
+      <w:rFonts w:cs="Mangal"/>
+      <w:szCs w:val="21"/>
+    </w:rPr>
+  </w:style>
+  <w:style w:type="character" w:styleId="a9">
+    <w:name w:val="Hyperlink"/>
+    <w:basedOn w:val="a0"/>
+    <w:uiPriority w:val="99"/>
+    <w:unhideWhenUsed/>
+    <w:rsid w:val="00DC7E50"/>
+    <w:rPr>
+      <w:color w:val="467886" w:themeColor="hyperlink"/>
+      <w:u w:val="single"/>
+    </w:rPr>
   </w:style>
 </w:styles>
 </file>
@@ -7530,4 +11525,16 @@
     </a:ext>
   </a:extLst>
 </a:theme>
+</file>
+
+<file path=customXml/item1.xml><?xml version="1.0" encoding="utf-8"?>
+<b:Sources xmlns:b="http://schemas.openxmlformats.org/officeDocument/2006/bibliography" xmlns="http://schemas.openxmlformats.org/officeDocument/2006/bibliography" SelectedStyle="\APASixthEditionOfficeOnline.xsl" StyleName="APA" Version="6"/>
+</file>
+
+<file path=customXml/itemProps1.xml><?xml version="1.0" encoding="utf-8"?>
+<ds:datastoreItem xmlns:ds="http://schemas.openxmlformats.org/officeDocument/2006/customXml" ds:itemID="{B4DDB958-D511-4F45-A3C6-27BBAD56E348}">
+  <ds:schemaRefs>
+    <ds:schemaRef ds:uri="http://schemas.openxmlformats.org/officeDocument/2006/bibliography"/>
+  </ds:schemaRefs>
+</ds:datastoreItem>
 </file>
--- a/labo/FPGA_MSXtR_VDP_Stack_001/src/v9968/manual/v9968_programmers_manual_register_map.docx
+++ b/labo/FPGA_MSXtR_VDP_Stack_001/src/v9968/manual/v9968_programmers_manual_register_map.docx
@@ -3854,7 +3854,21 @@
         <w:pStyle w:val="Standard"/>
       </w:pPr>
       <w:r>
-        <w:t xml:space="preserve">　本書では、V9968のレジスター構成を説明する。</w:t>
+        <w:t xml:space="preserve">　本書では、</w:t>
+      </w:r>
+      <w:r>
+        <w:t>V9968</w:t>
+      </w:r>
+      <w:r>
+        <w:t>の</w:t>
+      </w:r>
+      <w:proofErr w:type="gramStart"/>
+      <w:r>
+        <w:t>レジスター</w:t>
+      </w:r>
+      <w:proofErr w:type="gramEnd"/>
+      <w:r>
+        <w:t>構成を説明する。</w:t>
       </w:r>
     </w:p>
     <w:p>
@@ -3933,7 +3947,19 @@
         <w:pStyle w:val="Standard"/>
       </w:pPr>
       <w:r>
-        <w:t xml:space="preserve">　グレーのビットは、無効ビットである。コントロールレジスタの場合、何を書き込んでも、何も作用しない。V9958の時点で無効だったビットと、V9968で無効に変わったビットがある。</w:t>
+        <w:t xml:space="preserve">　グレーのビットは、無効ビットである。コントロールレジスタの場合、何を書き込んでも、何も作用しない。</w:t>
+      </w:r>
+      <w:r>
+        <w:t>V9958</w:t>
+      </w:r>
+      <w:r>
+        <w:t>の時点で無効だったビットと、</w:t>
+      </w:r>
+      <w:r>
+        <w:t>V9968</w:t>
+      </w:r>
+      <w:r>
+        <w:t>で無効に変わったビットがある。</w:t>
       </w:r>
     </w:p>
     <w:p>
@@ -4007,7 +4033,13 @@
         <w:pStyle w:val="Standard"/>
       </w:pPr>
       <w:r>
-        <w:t xml:space="preserve">　薄紫のビットは、V9968で追加・変更が入ったビットである。何らかの新しい機能がある。</w:t>
+        <w:t xml:space="preserve">　薄紫のビットは、</w:t>
+      </w:r>
+      <w:r>
+        <w:t>V9968</w:t>
+      </w:r>
+      <w:r>
+        <w:t>で追加・変更が入ったビットである。何らかの新しい機能がある。</w:t>
       </w:r>
     </w:p>
     <w:p>
@@ -4081,7 +4113,13 @@
         <w:pStyle w:val="Standard"/>
       </w:pPr>
       <w:r>
-        <w:t xml:space="preserve">　白いビットは、V9958の機能をそのまま継承しているビットである。</w:t>
+        <w:t xml:space="preserve">　白いビットは、</w:t>
+      </w:r>
+      <w:r>
+        <w:t>V9958</w:t>
+      </w:r>
+      <w:r>
+        <w:t>の機能をそのまま継承しているビットである。</w:t>
       </w:r>
     </w:p>
     <w:p>
@@ -4412,6 +4450,7 @@
             <w:r>
               <w:tab/>
             </w:r>
+            <w:proofErr w:type="gramStart"/>
             <w:r>
               <w:rPr>
                 <w:rFonts w:hint="eastAsia"/>
@@ -4428,7 +4467,14 @@
               <w:rPr>
                 <w:rFonts w:hint="eastAsia"/>
               </w:rPr>
-              <w:t>(C), A</w:t>
+              <w:t>(</w:t>
+            </w:r>
+            <w:proofErr w:type="gramEnd"/>
+            <w:r>
+              <w:rPr>
+                <w:rFonts w:hint="eastAsia"/>
+              </w:rPr>
+              <w:t>C), A</w:t>
             </w:r>
           </w:p>
           <w:p>
@@ -4492,6 +4538,7 @@
             <w:r>
               <w:tab/>
             </w:r>
+            <w:proofErr w:type="gramStart"/>
             <w:r>
               <w:rPr>
                 <w:rFonts w:hint="eastAsia"/>
@@ -4508,7 +4555,14 @@
               <w:rPr>
                 <w:rFonts w:hint="eastAsia"/>
               </w:rPr>
-              <w:t>(C), A</w:t>
+              <w:t>(</w:t>
+            </w:r>
+            <w:proofErr w:type="gramEnd"/>
+            <w:r>
+              <w:rPr>
+                <w:rFonts w:hint="eastAsia"/>
+              </w:rPr>
+              <w:t>C), A</w:t>
             </w:r>
           </w:p>
           <w:p>
@@ -5062,7 +5116,21 @@
         <w:rPr>
           <w:rFonts w:hint="eastAsia"/>
         </w:rPr>
-        <w:t xml:space="preserve">　V9968では、V9958と同じように割り込み制御することもできますが、ステータスレジスタを読んだだけで割り込みがクリアされてしまったり、少し癖のある挙動が難点だったのが V9958までの割り込みです。</w:t>
+        <w:t xml:space="preserve">　V9968では、V9958と同じように割り込み制御することもできますが、ステータスレジスタを読んだだけで割り込みがクリアされて</w:t>
+      </w:r>
+      <w:proofErr w:type="gramStart"/>
+      <w:r>
+        <w:rPr>
+          <w:rFonts w:hint="eastAsia"/>
+        </w:rPr>
+        <w:t>しまったり</w:t>
+      </w:r>
+      <w:proofErr w:type="gramEnd"/>
+      <w:r>
+        <w:rPr>
+          <w:rFonts w:hint="eastAsia"/>
+        </w:rPr>
+        <w:t>、少し癖のある挙動が難点だったのが V9958までの割り込みです。</w:t>
       </w:r>
     </w:p>
     <w:p>
@@ -5103,7 +5171,21 @@
         <w:rPr>
           <w:rFonts w:hint="eastAsia"/>
         </w:rPr>
-        <w:t>][0][0][0][0][CI][LI][FI]</w:t>
+        <w:t>][0][0][0][0][CI][</w:t>
+      </w:r>
+      <w:proofErr w:type="gramStart"/>
+      <w:r>
+        <w:rPr>
+          <w:rFonts w:hint="eastAsia"/>
+        </w:rPr>
+        <w:t>LI][</w:t>
+      </w:r>
+      <w:proofErr w:type="gramEnd"/>
+      <w:r>
+        <w:rPr>
+          <w:rFonts w:hint="eastAsia"/>
+        </w:rPr>
+        <w:t>FI]</w:t>
       </w:r>
     </w:p>
     <w:p>
@@ -5133,7 +5215,19 @@
         <w:rPr>
           <w:rFonts w:hint="eastAsia"/>
         </w:rPr>
-        <w:t xml:space="preserve"> (デフォルト=1) : これは、1にしておくと R#20, R#21 に書き込めなくなります。デフォルトで 1 です。R#20, R#21 に書き込みたい場合は、まずこのビットを 1 にする必要があります。読み書き可能です。</w:t>
+        <w:t xml:space="preserve"> (デフォルト=1) : これは、1にしておくと R#20, R#21 に書き込めなくなります。デフォルトで 1 です。R#20, R#21 に書き込みたい場合は、まずこのビットを </w:t>
+      </w:r>
+      <w:r>
+        <w:rPr>
+          <w:rFonts w:hint="eastAsia"/>
+        </w:rPr>
+        <w:t>0</w:t>
+      </w:r>
+      <w:r>
+        <w:rPr>
+          <w:rFonts w:hint="eastAsia"/>
+        </w:rPr>
+        <w:t xml:space="preserve"> にする必要があります。読み書き可能です。</w:t>
       </w:r>
     </w:p>
     <w:p>
@@ -5278,46 +5372,124 @@
         <w:pStyle w:val="Standard"/>
       </w:pPr>
       <w:r>
-        <w:t xml:space="preserve">　M5,M4,M3 は、画面モードを設定する。R#1のところでまとめて説明する。</w:t>
-      </w:r>
-    </w:p>
-    <w:p>
-      <w:pPr>
-        <w:pStyle w:val="Standard"/>
-      </w:pPr>
-    </w:p>
-    <w:p>
-      <w:pPr>
-        <w:pStyle w:val="Standard"/>
-      </w:pPr>
-      <w:r>
-        <w:t xml:space="preserve">　IE1 は、走査線割込許可レジスタ。ここに1を書き込むとR#19で指定した走査線が表示されるタイミングで、割り込みが発生するようになる。</w:t>
-      </w:r>
-    </w:p>
-    <w:p>
-      <w:pPr>
-        <w:pStyle w:val="Standard"/>
-      </w:pPr>
-    </w:p>
-    <w:p>
-      <w:pPr>
-        <w:pStyle w:val="Standard"/>
-      </w:pPr>
-      <w:r>
-        <w:t xml:space="preserve">　IE2 は、V9938 でライトペン割り込みに使われていたレジスタだが、V9958で廃止となっており、V9968でも無効となっている。</w:t>
-      </w:r>
-    </w:p>
-    <w:p>
-      <w:pPr>
-        <w:pStyle w:val="Standard"/>
-      </w:pPr>
-    </w:p>
-    <w:p>
-      <w:pPr>
-        <w:pStyle w:val="Standard"/>
-      </w:pPr>
-      <w:r>
-        <w:t xml:space="preserve">　DG は、VDPのカラーバスの動作モードを指定するレジスタだが、V9968 では無効となっている。通常のMSXでは使われていない。</w:t>
+        <w:t xml:space="preserve">　</w:t>
+      </w:r>
+      <w:r>
+        <w:t xml:space="preserve">M5,M4,M3 </w:t>
+      </w:r>
+      <w:r>
+        <w:t>は、画面モードを設定する。</w:t>
+      </w:r>
+      <w:r>
+        <w:t>R#1</w:t>
+      </w:r>
+      <w:r>
+        <w:t>のところでまとめて説明する。</w:t>
+      </w:r>
+    </w:p>
+    <w:p>
+      <w:pPr>
+        <w:pStyle w:val="Standard"/>
+      </w:pPr>
+    </w:p>
+    <w:p>
+      <w:pPr>
+        <w:pStyle w:val="Standard"/>
+      </w:pPr>
+      <w:r>
+        <w:t xml:space="preserve">　</w:t>
+      </w:r>
+      <w:r>
+        <w:t xml:space="preserve">IE1 </w:t>
+      </w:r>
+      <w:r>
+        <w:t>は、走査線割込許可レジスタ。ここに</w:t>
+      </w:r>
+      <w:r>
+        <w:t>1</w:t>
+      </w:r>
+      <w:r>
+        <w:t>を書き込むと</w:t>
+      </w:r>
+      <w:r>
+        <w:t>R#19</w:t>
+      </w:r>
+      <w:r>
+        <w:t>で指定した走査線が表示されるタイミングで、割り込みが発生するようになる。</w:t>
+      </w:r>
+    </w:p>
+    <w:p>
+      <w:pPr>
+        <w:pStyle w:val="Standard"/>
+      </w:pPr>
+    </w:p>
+    <w:p>
+      <w:pPr>
+        <w:pStyle w:val="Standard"/>
+      </w:pPr>
+      <w:r>
+        <w:t xml:space="preserve">　</w:t>
+      </w:r>
+      <w:r>
+        <w:t xml:space="preserve">IE2 </w:t>
+      </w:r>
+      <w:r>
+        <w:t>は、</w:t>
+      </w:r>
+      <w:r>
+        <w:t xml:space="preserve">V9938 </w:t>
+      </w:r>
+      <w:r>
+        <w:t>でライトペン割り込みに使われていたレジスタだが、</w:t>
+      </w:r>
+      <w:r>
+        <w:t>V9958</w:t>
+      </w:r>
+      <w:r>
+        <w:t>で廃止となっており、</w:t>
+      </w:r>
+      <w:r>
+        <w:t>V9968</w:t>
+      </w:r>
+      <w:r>
+        <w:t>でも無効となっている。</w:t>
+      </w:r>
+    </w:p>
+    <w:p>
+      <w:pPr>
+        <w:pStyle w:val="Standard"/>
+      </w:pPr>
+    </w:p>
+    <w:p>
+      <w:pPr>
+        <w:pStyle w:val="Standard"/>
+      </w:pPr>
+      <w:r>
+        <w:t xml:space="preserve">　</w:t>
+      </w:r>
+      <w:r>
+        <w:t xml:space="preserve">DG </w:t>
+      </w:r>
+      <w:r>
+        <w:t>は、</w:t>
+      </w:r>
+      <w:r>
+        <w:t>VDP</w:t>
+      </w:r>
+      <w:r>
+        <w:t>のカラーバスの動作モードを指定するレジスタだが、</w:t>
+      </w:r>
+      <w:r>
+        <w:t xml:space="preserve">V9968 </w:t>
+      </w:r>
+      <w:r>
+        <w:t>では無効となっている。通常の</w:t>
+      </w:r>
+      <w:r>
+        <w:t>MSX</w:t>
+      </w:r>
+      <w:r>
+        <w:t>では使われていない。</w:t>
       </w:r>
     </w:p>
     <w:p>
@@ -5414,33 +5586,153 @@
         <w:pStyle w:val="Standard"/>
       </w:pPr>
       <w:r>
-        <w:t xml:space="preserve">　M1,M2 は、画面モードを設定する。R#0のM5,M4,M3 と合わせて、下記の設定で各種画面モードを指定できる。モード一覧を表 1 画面モード設定にまとめておく。</w:t>
-      </w:r>
-    </w:p>
-    <w:p>
-      <w:pPr>
-        <w:pStyle w:val="Standard"/>
-      </w:pPr>
-    </w:p>
-    <w:p>
-      <w:pPr>
-        <w:pStyle w:val="Standard"/>
-      </w:pPr>
-      <w:r>
-        <w:t xml:space="preserve">　MAG　は、Sprite mode1及び Sprite mode2 における拡大表示指定である。0で等倍。1で水平垂直2倍。Sprite mode3 では無視される。</w:t>
-      </w:r>
-    </w:p>
-    <w:p>
-      <w:pPr>
-        <w:pStyle w:val="Standard"/>
-      </w:pPr>
-    </w:p>
-    <w:p>
-      <w:pPr>
-        <w:pStyle w:val="Standard"/>
-      </w:pPr>
-      <w:r>
-        <w:t xml:space="preserve">　SI は、Sprite mode1及びSprite mode2 におけるスプライトサイズ指定である。0で8ドット×8ドットサイズ。1で16ドット×16ドットサイズになる。</w:t>
+        <w:t xml:space="preserve">　</w:t>
+      </w:r>
+      <w:r>
+        <w:t xml:space="preserve">M1,M2 </w:t>
+      </w:r>
+      <w:r>
+        <w:t>は、画面モードを設定する。</w:t>
+      </w:r>
+      <w:r>
+        <w:t>R#0</w:t>
+      </w:r>
+      <w:r>
+        <w:t>の</w:t>
+      </w:r>
+      <w:r>
+        <w:t xml:space="preserve">M5,M4,M3 </w:t>
+      </w:r>
+      <w:r>
+        <w:t>と合わせて、下記の設定で各種画面モードを指定できる。モード一覧を表</w:t>
+      </w:r>
+      <w:r>
+        <w:t xml:space="preserve"> 1 </w:t>
+      </w:r>
+      <w:r>
+        <w:t>画面モード設定にまとめておく。</w:t>
+      </w:r>
+    </w:p>
+    <w:p>
+      <w:pPr>
+        <w:pStyle w:val="Standard"/>
+      </w:pPr>
+    </w:p>
+    <w:p>
+      <w:pPr>
+        <w:pStyle w:val="Standard"/>
+      </w:pPr>
+      <w:r>
+        <w:t xml:space="preserve">　</w:t>
+      </w:r>
+      <w:r>
+        <w:t>MAG</w:t>
+      </w:r>
+      <w:r>
+        <w:t xml:space="preserve">　は、</w:t>
+      </w:r>
+      <w:r>
+        <w:t>Sprite mode1</w:t>
+      </w:r>
+      <w:r>
+        <w:t>及び</w:t>
+      </w:r>
+      <w:r>
+        <w:t xml:space="preserve"> Sprite mode2 </w:t>
+      </w:r>
+      <w:r>
+        <w:t>における拡大表示指定である。</w:t>
+      </w:r>
+      <w:r>
+        <w:t>0</w:t>
+      </w:r>
+      <w:r>
+        <w:t>で等倍。</w:t>
+      </w:r>
+      <w:r>
+        <w:t>1</w:t>
+      </w:r>
+      <w:r>
+        <w:t>で水平垂直</w:t>
+      </w:r>
+      <w:r>
+        <w:t>2</w:t>
+      </w:r>
+      <w:r>
+        <w:t>倍。</w:t>
+      </w:r>
+      <w:r>
+        <w:t xml:space="preserve">Sprite mode3 </w:t>
+      </w:r>
+      <w:r>
+        <w:t>では無視される。</w:t>
+      </w:r>
+    </w:p>
+    <w:p>
+      <w:pPr>
+        <w:pStyle w:val="Standard"/>
+      </w:pPr>
+    </w:p>
+    <w:p>
+      <w:pPr>
+        <w:pStyle w:val="Standard"/>
+      </w:pPr>
+      <w:r>
+        <w:t xml:space="preserve">　</w:t>
+      </w:r>
+      <w:r>
+        <w:t xml:space="preserve">SI </w:t>
+      </w:r>
+      <w:r>
+        <w:t>は、</w:t>
+      </w:r>
+      <w:r>
+        <w:t>Sprite mode1</w:t>
+      </w:r>
+      <w:r>
+        <w:t>及び</w:t>
+      </w:r>
+      <w:r>
+        <w:t xml:space="preserve">Sprite mode2 </w:t>
+      </w:r>
+      <w:r>
+        <w:t>におけるスプライトサイズ指定である。</w:t>
+      </w:r>
+      <w:r>
+        <w:t>0</w:t>
+      </w:r>
+      <w:r>
+        <w:t>で</w:t>
+      </w:r>
+      <w:r>
+        <w:t>8</w:t>
+      </w:r>
+      <w:r>
+        <w:t>ドット</w:t>
+      </w:r>
+      <w:r>
+        <w:t>×8</w:t>
+      </w:r>
+      <w:r>
+        <w:t>ドットサイズ。</w:t>
+      </w:r>
+      <w:r>
+        <w:t>1</w:t>
+      </w:r>
+      <w:r>
+        <w:t>で</w:t>
+      </w:r>
+      <w:r>
+        <w:t>16</w:t>
+      </w:r>
+      <w:r>
+        <w:t>ドット</w:t>
+      </w:r>
+      <w:r>
+        <w:t>×16</w:t>
+      </w:r>
+      <w:r>
+        <w:t>ドットサイズになる。</w:t>
       </w:r>
     </w:p>
     <w:p>
@@ -5454,28 +5746,70 @@
       </w:pPr>
       <w:r>
         <w:lastRenderedPageBreak/>
-        <w:t xml:space="preserve">　IE0 は、垂直同期割込許可レジスタ。ここに1を書き込むと垂直ブランキング期間開始のタイミングで、割込が発生するようになる。</w:t>
-      </w:r>
-    </w:p>
-    <w:p>
-      <w:pPr>
-        <w:pStyle w:val="Standard"/>
-      </w:pPr>
-    </w:p>
-    <w:p>
-      <w:pPr>
-        <w:pStyle w:val="Standard"/>
-      </w:pPr>
-      <w:r>
-        <w:t xml:space="preserve">　BL　は、画面表示レジスタである。0で非表示、1で表示となる。</w:t>
-      </w:r>
-    </w:p>
-    <w:p>
-      <w:pPr>
-        <w:pStyle w:val="Standard"/>
-      </w:pPr>
-      <w:r>
-        <w:t xml:space="preserve">　非表示の場合、画面は周辺色一色になり、表示のためのVRAMアクセスを行わなくなる。VDPが最も速い状態となる。</w:t>
+        <w:t xml:space="preserve">　</w:t>
+      </w:r>
+      <w:r>
+        <w:t xml:space="preserve">IE0 </w:t>
+      </w:r>
+      <w:r>
+        <w:t>は、垂直同期割込許可レジスタ。ここに</w:t>
+      </w:r>
+      <w:r>
+        <w:t>1</w:t>
+      </w:r>
+      <w:r>
+        <w:t>を書き込むと垂直ブランキング期間開始のタイミングで、割込が発生するようになる。</w:t>
+      </w:r>
+    </w:p>
+    <w:p>
+      <w:pPr>
+        <w:pStyle w:val="Standard"/>
+      </w:pPr>
+    </w:p>
+    <w:p>
+      <w:pPr>
+        <w:pStyle w:val="Standard"/>
+      </w:pPr>
+      <w:r>
+        <w:t xml:space="preserve">　</w:t>
+      </w:r>
+      <w:r>
+        <w:t>BL</w:t>
+      </w:r>
+      <w:r>
+        <w:t xml:space="preserve">　は、画面表示レジスタである。</w:t>
+      </w:r>
+      <w:r>
+        <w:t>0</w:t>
+      </w:r>
+      <w:r>
+        <w:t>で非表示、</w:t>
+      </w:r>
+      <w:r>
+        <w:t>1</w:t>
+      </w:r>
+      <w:r>
+        <w:t>で表示となる。</w:t>
+      </w:r>
+    </w:p>
+    <w:p>
+      <w:pPr>
+        <w:pStyle w:val="Standard"/>
+      </w:pPr>
+      <w:r>
+        <w:t xml:space="preserve">　非表示の場合、画面は周辺色一色になり、表示のための</w:t>
+      </w:r>
+      <w:r>
+        <w:t>VRAM</w:t>
+      </w:r>
+      <w:r>
+        <w:t>アクセスを行わなくなる。</w:t>
+      </w:r>
+      <w:r>
+        <w:t>VDP</w:t>
+      </w:r>
+      <w:r>
+        <w:t>が最も速い状態となる。</w:t>
       </w:r>
     </w:p>
     <w:p>
@@ -5490,7 +5824,13 @@
         <w:jc w:val="center"/>
       </w:pPr>
       <w:r>
-        <w:t>表 1 画面モード設定</w:t>
+        <w:t>表</w:t>
+      </w:r>
+      <w:r>
+        <w:t xml:space="preserve"> 1 </w:t>
+      </w:r>
+      <w:r>
+        <w:t>画面モード設定</w:t>
       </w:r>
     </w:p>
     <w:tbl>
@@ -5531,7 +5871,15 @@
               <w:jc w:val="center"/>
             </w:pPr>
             <w:r>
-              <w:t xml:space="preserve"> {M5,M4,M3,M2,M1}</w:t>
+              <w:t xml:space="preserve"> {M</w:t>
+            </w:r>
+            <w:proofErr w:type="gramStart"/>
+            <w:r>
+              <w:t>5,M4,M3,M2,M</w:t>
+            </w:r>
+            <w:proofErr w:type="gramEnd"/>
+            <w:r>
+              <w:t>1}</w:t>
             </w:r>
           </w:p>
         </w:tc>
@@ -5584,7 +5932,10 @@
               <w:jc w:val="center"/>
             </w:pPr>
             <w:r>
-              <w:t>MSX-BASICのモード</w:t>
+              <w:t>MSX-BASIC</w:t>
+            </w:r>
+            <w:r>
+              <w:t>のモード</w:t>
             </w:r>
           </w:p>
         </w:tc>
@@ -6434,7 +6785,22 @@
         <w:pStyle w:val="Standard"/>
       </w:pPr>
       <w:r>
-        <w:t xml:space="preserve">　TEXT0, TEXT1, MULTI COLOR, GRAPHIC1,  GRAPHIC2,  GRAPHIC3 では全ビット有効。A17 は、R#2</w:t>
+        <w:t xml:space="preserve">　</w:t>
+      </w:r>
+      <w:r>
+        <w:t xml:space="preserve">TEXT0, TEXT1, MULTI COLOR, GRAPHIC1,  GRAPHIC2,  GRAPHIC3 </w:t>
+      </w:r>
+      <w:r>
+        <w:t>では全ビット有効。</w:t>
+      </w:r>
+      <w:r>
+        <w:t xml:space="preserve">A17 </w:t>
+      </w:r>
+      <w:r>
+        <w:t>は、</w:t>
+      </w:r>
+      <w:r>
+        <w:t>R#2</w:t>
       </w:r>
       <w:r>
         <w:rPr>
@@ -6488,7 +6854,10 @@
         <w:t>A17に</w:t>
       </w:r>
       <w:r>
-        <w:t>1を書いても</w:t>
+        <w:t>1</w:t>
+      </w:r>
+      <w:r>
+        <w:t>を書いても</w:t>
       </w:r>
       <w:r>
         <w:rPr>
@@ -6590,7 +6959,43 @@
       </w:pPr>
       <w:r>
         <w:lastRenderedPageBreak/>
-        <w:t xml:space="preserve">　GRAPHIC4,  GRAPHIC5 では、bit4～bit0 は 1 を指定する。A17 は、R#20の</w:t>
+        <w:t xml:space="preserve">　</w:t>
+      </w:r>
+      <w:r>
+        <w:t xml:space="preserve">GRAPHIC4,  GRAPHIC5 </w:t>
+      </w:r>
+      <w:r>
+        <w:t>では、</w:t>
+      </w:r>
+      <w:r>
+        <w:t>bit4</w:t>
+      </w:r>
+      <w:r>
+        <w:t>～</w:t>
+      </w:r>
+      <w:r>
+        <w:t xml:space="preserve">bit0 </w:t>
+      </w:r>
+      <w:r>
+        <w:t>は</w:t>
+      </w:r>
+      <w:r>
+        <w:t xml:space="preserve"> 1 </w:t>
+      </w:r>
+      <w:r>
+        <w:t>を指定する。</w:t>
+      </w:r>
+      <w:r>
+        <w:t xml:space="preserve">A17 </w:t>
+      </w:r>
+      <w:r>
+        <w:t>は、</w:t>
+      </w:r>
+      <w:r>
+        <w:t>R#20</w:t>
+      </w:r>
+      <w:r>
+        <w:t>の</w:t>
       </w:r>
       <w:r>
         <w:rPr>
@@ -6626,7 +7031,19 @@
         <w:t>1</w:t>
       </w:r>
       <w:r>
-        <w:t>のときは、1を書いても 0を書いたことになる。</w:t>
+        <w:t>のときは、</w:t>
+      </w:r>
+      <w:r>
+        <w:t>1</w:t>
+      </w:r>
+      <w:r>
+        <w:t>を書いても</w:t>
+      </w:r>
+      <w:r>
+        <w:t xml:space="preserve"> 0</w:t>
+      </w:r>
+      <w:r>
+        <w:t>を書いたことになる。</w:t>
       </w:r>
     </w:p>
     <w:p>
@@ -6700,7 +7117,46 @@
         <w:pStyle w:val="Standard"/>
       </w:pPr>
       <w:r>
-        <w:t xml:space="preserve">　GRAPHIC6,  GRAPHIC7では、bit4～bit0 は 1 を指定し、他のモードとは bit の位置が異なることに注意すること。A17 は、R#2</w:t>
+        <w:t xml:space="preserve">　</w:t>
+      </w:r>
+      <w:r>
+        <w:t>GRAPHIC6,  GRAPHIC7</w:t>
+      </w:r>
+      <w:r>
+        <w:t>では、</w:t>
+      </w:r>
+      <w:r>
+        <w:t>bit4</w:t>
+      </w:r>
+      <w:r>
+        <w:t>～</w:t>
+      </w:r>
+      <w:r>
+        <w:t xml:space="preserve">bit0 </w:t>
+      </w:r>
+      <w:r>
+        <w:t>は</w:t>
+      </w:r>
+      <w:r>
+        <w:t xml:space="preserve"> 1 </w:t>
+      </w:r>
+      <w:r>
+        <w:t>を指定し、他のモードとは</w:t>
+      </w:r>
+      <w:r>
+        <w:t xml:space="preserve"> bit </w:t>
+      </w:r>
+      <w:r>
+        <w:t>の位置が異なることに注意すること。</w:t>
+      </w:r>
+      <w:r>
+        <w:t xml:space="preserve">A17 </w:t>
+      </w:r>
+      <w:r>
+        <w:t>は、</w:t>
+      </w:r>
+      <w:r>
+        <w:t>R#2</w:t>
       </w:r>
       <w:r>
         <w:rPr>
@@ -6745,20 +7201,68 @@
         <w:t>1</w:t>
       </w:r>
       <w:r>
-        <w:t>のときは、1を書いても 0を書いたことになる。</w:t>
-      </w:r>
-    </w:p>
-    <w:p>
-      <w:pPr>
-        <w:pStyle w:val="Standard"/>
-      </w:pPr>
-    </w:p>
-    <w:p>
-      <w:pPr>
-        <w:pStyle w:val="Standard"/>
-      </w:pPr>
-      <w:r>
-        <w:t xml:space="preserve">　GRAPHIC4, GRAPHIC5, GRAPHIC6, GRAPHIC7 の1を指定するビットは、内部演算でアドレス計算する際に AND演算によってミックスされる。従って、0 を指定すると、強制的にそのビットは 0固定に出来るため、繰り返しパターンの表示が可能となる。詳細は、v9968_programmers_manual_screen_mode の説明を参照。</w:t>
+        <w:t>のときは、</w:t>
+      </w:r>
+      <w:r>
+        <w:t>1</w:t>
+      </w:r>
+      <w:r>
+        <w:t>を書いても</w:t>
+      </w:r>
+      <w:r>
+        <w:t xml:space="preserve"> 0</w:t>
+      </w:r>
+      <w:r>
+        <w:t>を書いたことになる。</w:t>
+      </w:r>
+    </w:p>
+    <w:p>
+      <w:pPr>
+        <w:pStyle w:val="Standard"/>
+      </w:pPr>
+    </w:p>
+    <w:p>
+      <w:pPr>
+        <w:pStyle w:val="Standard"/>
+      </w:pPr>
+      <w:r>
+        <w:t xml:space="preserve">　</w:t>
+      </w:r>
+      <w:r>
+        <w:t xml:space="preserve">GRAPHIC4, GRAPHIC5, GRAPHIC6, GRAPHIC7 </w:t>
+      </w:r>
+      <w:r>
+        <w:t>の</w:t>
+      </w:r>
+      <w:r>
+        <w:t>1</w:t>
+      </w:r>
+      <w:r>
+        <w:t>を指定するビットは、内部演算でアドレス計算する際に</w:t>
+      </w:r>
+      <w:r>
+        <w:t xml:space="preserve"> AND</w:t>
+      </w:r>
+      <w:r>
+        <w:t>演算によってミックスされる。従って、</w:t>
+      </w:r>
+      <w:r>
+        <w:t xml:space="preserve">0 </w:t>
+      </w:r>
+      <w:r>
+        <w:t>を指定すると、強制的にそのビットは</w:t>
+      </w:r>
+      <w:r>
+        <w:t xml:space="preserve"> 0</w:t>
+      </w:r>
+      <w:r>
+        <w:t>固定に出来るため、繰り返しパターンの表示が可能となる。詳細は、</w:t>
+      </w:r>
+      <w:r>
+        <w:t xml:space="preserve">v9968_programmers_manual_screen_mode </w:t>
+      </w:r>
+      <w:r>
+        <w:t>の説明を参照。</w:t>
       </w:r>
     </w:p>
     <w:p>
@@ -6969,7 +7473,22 @@
         <w:pStyle w:val="Standard"/>
       </w:pPr>
       <w:r>
-        <w:t>Sprite Mode1 では、Sprite Attribute Table のアドレスの bit7-14 を指定する。</w:t>
+        <w:t xml:space="preserve">Sprite Mode1 </w:t>
+      </w:r>
+      <w:r>
+        <w:t>では、</w:t>
+      </w:r>
+      <w:r>
+        <w:t xml:space="preserve">Sprite Attribute Table </w:t>
+      </w:r>
+      <w:r>
+        <w:t>のアドレスの</w:t>
+      </w:r>
+      <w:r>
+        <w:t xml:space="preserve"> bit7-14 </w:t>
+      </w:r>
+      <w:r>
+        <w:t>を指定する。</w:t>
       </w:r>
     </w:p>
     <w:p>
@@ -7044,15 +7563,75 @@
         <w:pStyle w:val="Standard"/>
       </w:pPr>
       <w:r>
-        <w:t>Sprite Mode2及びSprite Mode3 では、Sprite Attribute Table のアドレスの bit9-14 を指定する。R#5 bit1, bit0 は、Sprite Attribute Table のアドレスの bit8, 7 のANDマスク機能である。通常は 1 を立てて、マスクしないようにする。</w:t>
-      </w:r>
-    </w:p>
-    <w:p>
-      <w:pPr>
-        <w:pStyle w:val="Standard"/>
-      </w:pPr>
-      <w:r>
-        <w:t>Sprite Mode2 では、Sprite Color Table のアドレスも兼ねている。</w:t>
+        <w:t>Sprite Mode2</w:t>
+      </w:r>
+      <w:r>
+        <w:t>及び</w:t>
+      </w:r>
+      <w:r>
+        <w:t xml:space="preserve">Sprite Mode3 </w:t>
+      </w:r>
+      <w:r>
+        <w:t>では、</w:t>
+      </w:r>
+      <w:r>
+        <w:t xml:space="preserve">Sprite Attribute Table </w:t>
+      </w:r>
+      <w:r>
+        <w:t>のアドレスの</w:t>
+      </w:r>
+      <w:r>
+        <w:t xml:space="preserve"> bit9-14 </w:t>
+      </w:r>
+      <w:r>
+        <w:t>を指定する。</w:t>
+      </w:r>
+      <w:r>
+        <w:t xml:space="preserve">R#5 bit1, bit0 </w:t>
+      </w:r>
+      <w:r>
+        <w:t>は、</w:t>
+      </w:r>
+      <w:r>
+        <w:t xml:space="preserve">Sprite Attribute Table </w:t>
+      </w:r>
+      <w:r>
+        <w:t>のアドレスの</w:t>
+      </w:r>
+      <w:r>
+        <w:t xml:space="preserve"> bit8, 7 </w:t>
+      </w:r>
+      <w:r>
+        <w:t>の</w:t>
+      </w:r>
+      <w:r>
+        <w:t>AND</w:t>
+      </w:r>
+      <w:r>
+        <w:t>マスク機能である。通常は</w:t>
+      </w:r>
+      <w:r>
+        <w:t xml:space="preserve"> 1 </w:t>
+      </w:r>
+      <w:r>
+        <w:t>を立てて、マスクしないようにする。</w:t>
+      </w:r>
+    </w:p>
+    <w:p>
+      <w:pPr>
+        <w:pStyle w:val="Standard"/>
+      </w:pPr>
+      <w:r>
+        <w:t xml:space="preserve">Sprite Mode2 </w:t>
+      </w:r>
+      <w:r>
+        <w:t>では、</w:t>
+      </w:r>
+      <w:r>
+        <w:t xml:space="preserve">Sprite Color Table </w:t>
+      </w:r>
+      <w:r>
+        <w:t>のアドレスも兼ねている。</w:t>
       </w:r>
     </w:p>
     <w:p>
@@ -7136,7 +7715,52 @@
         <w:pStyle w:val="Standard"/>
       </w:pPr>
       <w:r>
-        <w:t>Sprite Mode 1～3における、スプライト形状を指定する Sprite Pattern Generator Table のアドレスを指定する。アドレスの bit11～17 を指定可能である。bit10～0 は 0 固定。</w:t>
+        <w:t>Sprite Mode 1</w:t>
+      </w:r>
+      <w:r>
+        <w:t>～</w:t>
+      </w:r>
+      <w:r>
+        <w:t>3</w:t>
+      </w:r>
+      <w:r>
+        <w:t>における、スプライト形状を指定する</w:t>
+      </w:r>
+      <w:r>
+        <w:t xml:space="preserve"> Sprite Pattern Generator Table </w:t>
+      </w:r>
+      <w:r>
+        <w:t>のアドレスを指定する。アドレスの</w:t>
+      </w:r>
+      <w:r>
+        <w:t xml:space="preserve"> bit11</w:t>
+      </w:r>
+      <w:r>
+        <w:t>～</w:t>
+      </w:r>
+      <w:r>
+        <w:t xml:space="preserve">17 </w:t>
+      </w:r>
+      <w:r>
+        <w:t>を指定可能である。</w:t>
+      </w:r>
+      <w:r>
+        <w:t>bit10</w:t>
+      </w:r>
+      <w:r>
+        <w:t>～</w:t>
+      </w:r>
+      <w:r>
+        <w:t xml:space="preserve">0 </w:t>
+      </w:r>
+      <w:r>
+        <w:t>は</w:t>
+      </w:r>
+      <w:r>
+        <w:t xml:space="preserve"> 0 </w:t>
+      </w:r>
+      <w:r>
+        <w:t>固定。</w:t>
       </w:r>
     </w:p>
     <w:p>
@@ -7215,15 +7839,48 @@
         <w:pStyle w:val="Standard"/>
       </w:pPr>
       <w:r>
-        <w:t>TEXT1及びTEXT2 では、bit7-4 は前景色、bit3-0 は背景色＝周辺色である。</w:t>
-      </w:r>
-    </w:p>
-    <w:p>
-      <w:pPr>
-        <w:pStyle w:val="Standard"/>
-      </w:pPr>
-      <w:r>
-        <w:t>その他の画面モードでは、bit7-4 は無効。bit3-0が周辺色である。</w:t>
+        <w:t>TEXT1</w:t>
+      </w:r>
+      <w:r>
+        <w:t>及び</w:t>
+      </w:r>
+      <w:r>
+        <w:t xml:space="preserve">TEXT2 </w:t>
+      </w:r>
+      <w:r>
+        <w:t>では、</w:t>
+      </w:r>
+      <w:r>
+        <w:t xml:space="preserve">bit7-4 </w:t>
+      </w:r>
+      <w:r>
+        <w:t>は前景色、</w:t>
+      </w:r>
+      <w:r>
+        <w:t xml:space="preserve">bit3-0 </w:t>
+      </w:r>
+      <w:r>
+        <w:t>は背景色＝周辺色である。</w:t>
+      </w:r>
+    </w:p>
+    <w:p>
+      <w:pPr>
+        <w:pStyle w:val="Standard"/>
+      </w:pPr>
+      <w:r>
+        <w:t>その他の画面モードでは、</w:t>
+      </w:r>
+      <w:r>
+        <w:t xml:space="preserve">bit7-4 </w:t>
+      </w:r>
+      <w:r>
+        <w:t>は無効。</w:t>
+      </w:r>
+      <w:r>
+        <w:t>bit3-0</w:t>
+      </w:r>
+      <w:r>
+        <w:t>が周辺色である。</w:t>
       </w:r>
     </w:p>
     <w:p>
@@ -8085,7 +8742,16 @@
         <w:pStyle w:val="Standard"/>
       </w:pPr>
       <w:r>
-        <w:t>V9968 の新機能をON/OFFするレジスタである。</w:t>
+        <w:t xml:space="preserve">V9968 </w:t>
+      </w:r>
+      <w:r>
+        <w:t>の新機能を</w:t>
+      </w:r>
+      <w:r>
+        <w:t>ON/OFF</w:t>
+      </w:r>
+      <w:r>
+        <w:t>するレジスタである。</w:t>
       </w:r>
     </w:p>
     <w:p>
@@ -8110,7 +8776,22 @@
         <w:pStyle w:val="Standard"/>
       </w:pPr>
       <w:r>
-        <w:t>HS (High Speed command): 高速VDPコマンドモード指定。1 にすると高速になる。</w:t>
+        <w:t xml:space="preserve">HS (High Speed command): </w:t>
+      </w:r>
+      <w:r>
+        <w:t>高速</w:t>
+      </w:r>
+      <w:r>
+        <w:t>VDP</w:t>
+      </w:r>
+      <w:r>
+        <w:t>コマンドモード指定。</w:t>
+      </w:r>
+      <w:r>
+        <w:t xml:space="preserve">1 </w:t>
+      </w:r>
+      <w:r>
+        <w:t>にすると高速になる。</w:t>
       </w:r>
     </w:p>
     <w:p>
@@ -8119,23 +8800,62 @@
       </w:pPr>
       <w:r>
         <w:lastRenderedPageBreak/>
-        <w:t>SVNS (Sprite Vertical position Non-following Scroll) : 1 にすると、スプライトが R#23 の値の影響を受けなくなる。Sprite mode1～3全てで有効。</w:t>
-      </w:r>
-    </w:p>
-    <w:p>
-      <w:pPr>
-        <w:pStyle w:val="Standard"/>
-      </w:pPr>
-      <w:r>
-        <w:t>ILNS (Interrupt Line Non-following Scroll) : 1 にすると、走査線割り込みが R#23 の値の影響を受けなくなる。</w:t>
-      </w:r>
-    </w:p>
-    <w:p>
-      <w:pPr>
-        <w:pStyle w:val="Standard"/>
-      </w:pPr>
-      <w:r>
-        <w:t>SP3 (Sprite mode 3) : 1 にすると、スプライトを Sprite mode3 に切り替える。</w:t>
+        <w:t xml:space="preserve">SVNS (Sprite Vertical position Non-following Scroll) : 1 </w:t>
+      </w:r>
+      <w:r>
+        <w:t>にすると、スプライトが</w:t>
+      </w:r>
+      <w:r>
+        <w:t xml:space="preserve"> R#23 </w:t>
+      </w:r>
+      <w:r>
+        <w:t>の値の影響を受けなくなる。</w:t>
+      </w:r>
+      <w:r>
+        <w:t>Sprite mode1</w:t>
+      </w:r>
+      <w:r>
+        <w:t>～</w:t>
+      </w:r>
+      <w:r>
+        <w:t>3</w:t>
+      </w:r>
+      <w:r>
+        <w:t>全てで有効。</w:t>
+      </w:r>
+    </w:p>
+    <w:p>
+      <w:pPr>
+        <w:pStyle w:val="Standard"/>
+      </w:pPr>
+      <w:r>
+        <w:t xml:space="preserve">ILNS (Interrupt Line Non-following Scroll) : 1 </w:t>
+      </w:r>
+      <w:r>
+        <w:t>にすると、走査線割り込みが</w:t>
+      </w:r>
+      <w:r>
+        <w:t xml:space="preserve"> R#23 </w:t>
+      </w:r>
+      <w:r>
+        <w:t>の値の影響を受けなくなる。</w:t>
+      </w:r>
+    </w:p>
+    <w:p>
+      <w:pPr>
+        <w:pStyle w:val="Standard"/>
+      </w:pPr>
+      <w:r>
+        <w:t xml:space="preserve">SP3 (Sprite mode 3) : 1 </w:t>
+      </w:r>
+      <w:r>
+        <w:t>にすると、スプライトを</w:t>
+      </w:r>
+      <w:r>
+        <w:t xml:space="preserve"> Sprite mode3 </w:t>
+      </w:r>
+      <w:r>
+        <w:t>に切り替える。</w:t>
       </w:r>
     </w:p>
     <w:p>
@@ -8151,7 +8871,16 @@
       </w:r>
       <w:proofErr w:type="spellEnd"/>
       <w:r>
-        <w:t>) : 1 にすると、32768色から選択するパレットに切り替わる。</w:t>
+        <w:t xml:space="preserve">) : 1 </w:t>
+      </w:r>
+      <w:r>
+        <w:t>にすると、</w:t>
+      </w:r>
+      <w:r>
+        <w:t>32768</w:t>
+      </w:r>
+      <w:r>
+        <w:t>色から選択するパレットに切り替わる。</w:t>
       </w:r>
     </w:p>
     <w:p>
@@ -8183,7 +8912,40 @@
         <w:pStyle w:val="Standard"/>
       </w:pPr>
       <w:r>
-        <w:t>S16 (Sprite horizontal 16 planes per line mode) : Sprite mode1及び2 で 1 にすると、水平に 16枚までスプライトを並べられるようになる。Sprite mode3 では常に 16枚。</w:t>
+        <w:t>S16 (Sprite horizontal 16 planes per line mode) : Sprite mode1</w:t>
+      </w:r>
+      <w:r>
+        <w:t>及び</w:t>
+      </w:r>
+      <w:r>
+        <w:t xml:space="preserve">2 </w:t>
+      </w:r>
+      <w:r>
+        <w:t>で</w:t>
+      </w:r>
+      <w:r>
+        <w:t xml:space="preserve"> 1 </w:t>
+      </w:r>
+      <w:r>
+        <w:t>にすると、水平に</w:t>
+      </w:r>
+      <w:r>
+        <w:t xml:space="preserve"> 16</w:t>
+      </w:r>
+      <w:r>
+        <w:t>枚までスプライトを並べられるようになる。</w:t>
+      </w:r>
+      <w:r>
+        <w:t xml:space="preserve">Sprite mode3 </w:t>
+      </w:r>
+      <w:r>
+        <w:t>では常に</w:t>
+      </w:r>
+      <w:r>
+        <w:t xml:space="preserve"> 16</w:t>
+      </w:r>
+      <w:r>
+        <w:t>枚。</w:t>
       </w:r>
     </w:p>
     <w:p>
@@ -8251,7 +9013,16 @@
         <w:pStyle w:val="Standard"/>
       </w:pPr>
       <w:r>
-        <w:t>V9968 の新機能をON/OFFするレジスタである。</w:t>
+        <w:t xml:space="preserve">V9968 </w:t>
+      </w:r>
+      <w:r>
+        <w:t>の新機能を</w:t>
+      </w:r>
+      <w:r>
+        <w:t>ON/OFF</w:t>
+      </w:r>
+      <w:r>
+        <w:t>するレジスタである。</w:t>
       </w:r>
     </w:p>
     <w:p>
@@ -8299,7 +9070,22 @@
         <w:pStyle w:val="Standard"/>
       </w:pPr>
       <w:r>
-        <w:t>0 にすると VDP ID が V9968 (00011) にな</w:t>
+        <w:t xml:space="preserve">0 </w:t>
+      </w:r>
+      <w:r>
+        <w:t>にすると</w:t>
+      </w:r>
+      <w:r>
+        <w:t xml:space="preserve"> VDP ID </w:t>
+      </w:r>
+      <w:r>
+        <w:t>が</w:t>
+      </w:r>
+      <w:r>
+        <w:t xml:space="preserve"> V9968 (00011) </w:t>
+      </w:r>
+      <w:r>
+        <w:t>にな</w:t>
       </w:r>
       <w:r>
         <w:rPr>
@@ -8308,7 +9094,19 @@
         <w:t>り</w:t>
       </w:r>
       <w:r>
-        <w:t>（※VDP ID は S#1）</w:t>
+        <w:t>（</w:t>
+      </w:r>
+      <w:r>
+        <w:t xml:space="preserve">※VDP ID </w:t>
+      </w:r>
+      <w:r>
+        <w:t>は</w:t>
+      </w:r>
+      <w:r>
+        <w:t xml:space="preserve"> S#1</w:t>
+      </w:r>
+      <w:r>
+        <w:t>）</w:t>
       </w:r>
       <w:r>
         <w:rPr>
@@ -8593,15 +9391,27 @@
         <w:pStyle w:val="Standard"/>
       </w:pPr>
       <w:r>
-        <w:t>YJK (Y,J,K Color mode) : 1にすると自然画モードに切り替える。Graphic7 である必要がある。その他のモードでの動作は保証しない。</w:t>
-      </w:r>
-    </w:p>
-    <w:p>
-      <w:pPr>
-        <w:pStyle w:val="Standard"/>
-      </w:pPr>
-      <w:r>
-        <w:t>YAE (Y Attribute Enable) : 1 にすると</w:t>
+        <w:t>YJK (Y,J,K Color mode) : 1</w:t>
+      </w:r>
+      <w:r>
+        <w:t>にすると自然画モードに切り替える。</w:t>
+      </w:r>
+      <w:r>
+        <w:t xml:space="preserve">Graphic7 </w:t>
+      </w:r>
+      <w:r>
+        <w:t>である必要がある。その他のモードでの動作は保証しない。</w:t>
+      </w:r>
+    </w:p>
+    <w:p>
+      <w:pPr>
+        <w:pStyle w:val="Standard"/>
+      </w:pPr>
+      <w:r>
+        <w:t xml:space="preserve">YAE (Y Attribute Enable) : 1 </w:t>
+      </w:r>
+      <w:r>
+        <w:t>にすると</w:t>
       </w:r>
       <w:proofErr w:type="spellStart"/>
       <w:r>
@@ -8609,23 +9419,53 @@
       </w:r>
       <w:proofErr w:type="spellEnd"/>
       <w:r>
-        <w:t>のハイブリッドモードに切り替える。Graphic7 で、かつ YJK=1 である必要がある。その他のモードでの動作は保証しない。</w:t>
-      </w:r>
-    </w:p>
-    <w:p>
-      <w:pPr>
-        <w:pStyle w:val="Standard"/>
-      </w:pPr>
-      <w:r>
-        <w:t>CMD (Command enable) : 1にすると、ビットマップではない画面モードで、VDPコマンドを使えるようになる。Graphic7 の想定で動作する。</w:t>
-      </w:r>
-    </w:p>
-    <w:p>
-      <w:pPr>
-        <w:pStyle w:val="Standard"/>
-      </w:pPr>
-      <w:r>
-        <w:t>SPS (Sprite Priority Shuffle) : 1にすると、スプライトプライオリティシャッフル機能を有効にする（水平に沢山並んだときに消えずに点滅するようになる）。</w:t>
+        <w:t>のハイブリッドモードに切り替える。</w:t>
+      </w:r>
+      <w:r>
+        <w:t xml:space="preserve">Graphic7 </w:t>
+      </w:r>
+      <w:r>
+        <w:t>で、かつ</w:t>
+      </w:r>
+      <w:r>
+        <w:t xml:space="preserve"> YJK=1 </w:t>
+      </w:r>
+      <w:r>
+        <w:t>である必要がある。その他のモードでの動作は保証しない。</w:t>
+      </w:r>
+    </w:p>
+    <w:p>
+      <w:pPr>
+        <w:pStyle w:val="Standard"/>
+      </w:pPr>
+      <w:r>
+        <w:t>CMD (Command enable) : 1</w:t>
+      </w:r>
+      <w:r>
+        <w:t>にすると、ビットマップではない画面モードで、</w:t>
+      </w:r>
+      <w:r>
+        <w:t>VDP</w:t>
+      </w:r>
+      <w:r>
+        <w:t>コマンドを使えるようになる。</w:t>
+      </w:r>
+      <w:r>
+        <w:t xml:space="preserve">Graphic7 </w:t>
+      </w:r>
+      <w:r>
+        <w:t>の想定で動作する。</w:t>
+      </w:r>
+    </w:p>
+    <w:p>
+      <w:pPr>
+        <w:pStyle w:val="Standard"/>
+      </w:pPr>
+      <w:r>
+        <w:t>SPS (Sprite Priority Shuffle) : 1</w:t>
+      </w:r>
+      <w:r>
+        <w:t>にすると、スプライトプライオリティシャッフル機能を有効にする（水平に沢山並んだときに消えずに点滅するようになる）。</w:t>
       </w:r>
     </w:p>
     <w:p>
@@ -9122,7 +9962,15 @@
       </w:pPr>
       <w:bookmarkStart w:id="44" w:name="_Toc241436416"/>
       <w:r>
-        <w:t>R#40, R#41 Number Of Dots X Register</w:t>
+        <w:t xml:space="preserve">R#40, R#41 Number </w:t>
+      </w:r>
+      <w:proofErr w:type="gramStart"/>
+      <w:r>
+        <w:t>Of</w:t>
+      </w:r>
+      <w:proofErr w:type="gramEnd"/>
+      <w:r>
+        <w:t xml:space="preserve"> Dots X Register</w:t>
       </w:r>
       <w:bookmarkEnd w:id="44"/>
     </w:p>
@@ -9208,7 +10056,15 @@
       </w:pPr>
       <w:bookmarkStart w:id="45" w:name="_Toc241436417"/>
       <w:r>
-        <w:t>R#42, R#43 Number Of Dots Y Register</w:t>
+        <w:t xml:space="preserve">R#42, R#43 Number </w:t>
+      </w:r>
+      <w:proofErr w:type="gramStart"/>
+      <w:r>
+        <w:t>Of</w:t>
+      </w:r>
+      <w:proofErr w:type="gramEnd"/>
+      <w:r>
+        <w:t xml:space="preserve"> Dots Y Register</w:t>
       </w:r>
       <w:bookmarkEnd w:id="45"/>
     </w:p>
@@ -9441,15 +10297,78 @@
         <w:pStyle w:val="Standard"/>
       </w:pPr>
       <w:r>
-        <w:t>FG4 (Force Graphic4): 1 にすると、VDPコマンド実行時に、強制的に Graphic4 (SCREEN5) として実行する。主に Sprite mode3 のパターンを VDPコマンドで加工するために利用する機能である。全画面モードで利用可能。</w:t>
-      </w:r>
-    </w:p>
-    <w:p>
-      <w:pPr>
-        <w:pStyle w:val="Standard"/>
-      </w:pPr>
-      <w:r>
-        <w:t xml:space="preserve">MXC : 従来の裏VRAM に対応したソフトのためのダミーレジスタである。1を立てると、表VRAMに対してCPUからアクセス出来なくなる。VRAM読みだし結果は </w:t>
+        <w:t xml:space="preserve">FG4 (Force Graphic4): 1 </w:t>
+      </w:r>
+      <w:r>
+        <w:t>にすると、</w:t>
+      </w:r>
+      <w:r>
+        <w:t>VDP</w:t>
+      </w:r>
+      <w:r>
+        <w:t>コマンド実行時に、強制的に</w:t>
+      </w:r>
+      <w:r>
+        <w:t xml:space="preserve"> Graphic4 (SCREEN5) </w:t>
+      </w:r>
+      <w:r>
+        <w:t>として実行する。主に</w:t>
+      </w:r>
+      <w:r>
+        <w:t xml:space="preserve"> Sprite mode3 </w:t>
+      </w:r>
+      <w:r>
+        <w:t>のパターンを</w:t>
+      </w:r>
+      <w:r>
+        <w:t xml:space="preserve"> VDP</w:t>
+      </w:r>
+      <w:r>
+        <w:t>コマンドで加工するために利用する機能である。全画面モードで利用可能。</w:t>
+      </w:r>
+    </w:p>
+    <w:p>
+      <w:pPr>
+        <w:pStyle w:val="Standard"/>
+      </w:pPr>
+      <w:r>
+        <w:t xml:space="preserve">MXC : </w:t>
+      </w:r>
+      <w:r>
+        <w:t>従来の裏</w:t>
+      </w:r>
+      <w:r>
+        <w:t xml:space="preserve">VRAM </w:t>
+      </w:r>
+      <w:r>
+        <w:t>に対応したソフトのためのダミーレジスタである。</w:t>
+      </w:r>
+      <w:r>
+        <w:t>1</w:t>
+      </w:r>
+      <w:r>
+        <w:t>を立てると、表</w:t>
+      </w:r>
+      <w:r>
+        <w:t>VRAM</w:t>
+      </w:r>
+      <w:r>
+        <w:t>に対して</w:t>
+      </w:r>
+      <w:r>
+        <w:t>CPU</w:t>
+      </w:r>
+      <w:r>
+        <w:t>からアクセス出来なくなる。</w:t>
+      </w:r>
+      <w:r>
+        <w:t>VRAM</w:t>
+      </w:r>
+      <w:r>
+        <w:t>読みだし結果は</w:t>
+      </w:r>
+      <w:r>
+        <w:t xml:space="preserve"> </w:t>
       </w:r>
       <w:proofErr w:type="spellStart"/>
       <w:r>
@@ -9457,15 +10376,69 @@
       </w:r>
       <w:proofErr w:type="spellEnd"/>
       <w:r>
-        <w:t xml:space="preserve"> になる。ECOM=0 の場合にのみ有効。</w:t>
-      </w:r>
-    </w:p>
-    <w:p>
-      <w:pPr>
-        <w:pStyle w:val="Standard"/>
-      </w:pPr>
-      <w:r>
-        <w:t>XHR (X Half Rotate): ECOM=1 の場合にのみ有効。1 にすると、LRMM の単位ベクトルの X成分は2倍にされて加算される。90°回転したベクトルもＸ成分が2倍される。Graphic5, 6 による縦長ドットモードで整合をとるための機能である。</w:t>
+        <w:t xml:space="preserve"> </w:t>
+      </w:r>
+      <w:r>
+        <w:t>になる。</w:t>
+      </w:r>
+      <w:r>
+        <w:t xml:space="preserve">ECOM=0 </w:t>
+      </w:r>
+      <w:r>
+        <w:t>の場合にのみ有効。</w:t>
+      </w:r>
+    </w:p>
+    <w:p>
+      <w:pPr>
+        <w:pStyle w:val="Standard"/>
+      </w:pPr>
+      <w:r>
+        <w:t xml:space="preserve">XHR (X Half Rotate): ECOM=1 </w:t>
+      </w:r>
+      <w:r>
+        <w:t>の場合にのみ有効。</w:t>
+      </w:r>
+      <w:r>
+        <w:t xml:space="preserve">1 </w:t>
+      </w:r>
+      <w:r>
+        <w:t>にすると、</w:t>
+      </w:r>
+      <w:r>
+        <w:t xml:space="preserve">LRMM </w:t>
+      </w:r>
+      <w:r>
+        <w:t>の単位ベクトルの</w:t>
+      </w:r>
+      <w:r>
+        <w:t xml:space="preserve"> X</w:t>
+      </w:r>
+      <w:r>
+        <w:t>成分は</w:t>
+      </w:r>
+      <w:r>
+        <w:t>2</w:t>
+      </w:r>
+      <w:r>
+        <w:t>倍にされて加算される。</w:t>
+      </w:r>
+      <w:r>
+        <w:t>90°</w:t>
+      </w:r>
+      <w:r>
+        <w:t>回転したベクトルもＸ成分が</w:t>
+      </w:r>
+      <w:r>
+        <w:t>2</w:t>
+      </w:r>
+      <w:r>
+        <w:t>倍される。</w:t>
+      </w:r>
+      <w:r>
+        <w:t xml:space="preserve">Graphic5, 6 </w:t>
+      </w:r>
+      <w:r>
+        <w:t>による縦長ドットモードで整合をとるための機能である。</w:t>
       </w:r>
     </w:p>
     <w:p>
@@ -9641,7 +10614,25 @@
         <w:pStyle w:val="Standard"/>
       </w:pPr>
       <w:r>
-        <w:t xml:space="preserve">　LRMMコマンドの回転単位ベクトルを指定する。小数部8bitの符号付き固定小数点数で指定する。具体的な指定内容は、LRMMコマンドの説明を参照。</w:t>
+        <w:t xml:space="preserve">　</w:t>
+      </w:r>
+      <w:r>
+        <w:t>LRMM</w:t>
+      </w:r>
+      <w:r>
+        <w:t>コマンドの回転単位ベクトルを指定する。小数部</w:t>
+      </w:r>
+      <w:r>
+        <w:t>8bit</w:t>
+      </w:r>
+      <w:r>
+        <w:t>の符号付き固定小数点数で指定する。具体的な指定内容は、</w:t>
+      </w:r>
+      <w:r>
+        <w:t>LRMM</w:t>
+      </w:r>
+      <w:r>
+        <w:t>コマンドの説明を参照。</w:t>
       </w:r>
     </w:p>
     <w:p>
@@ -9720,7 +10711,16 @@
         <w:pStyle w:val="Textbody"/>
       </w:pPr>
       <w:r>
-        <w:t xml:space="preserve"> LRMMコマンドの転送先のウィンドウの左上座標指定。このウィンドウに収まる範囲のみ描画される。この座標そのものは、ウィンドウの内側とみなされる。具体的な指定内容は、LRMMコマンドの説明を参照。</w:t>
+        <w:t xml:space="preserve"> LRMM</w:t>
+      </w:r>
+      <w:r>
+        <w:t>コマンドの転送先のウィンドウの左上座標指定。このウィンドウに収まる範囲のみ描画される。この座標そのものは、ウィンドウの内側とみなされる。具体的な指定内容は、</w:t>
+      </w:r>
+      <w:r>
+        <w:t>LRMM</w:t>
+      </w:r>
+      <w:r>
+        <w:t>コマンドの説明を参照。</w:t>
       </w:r>
     </w:p>
     <w:p>
@@ -9795,7 +10795,16 @@
         <w:pStyle w:val="Textbody"/>
       </w:pPr>
       <w:r>
-        <w:t xml:space="preserve"> LRMMコマンドの転送先のウィンドウの右下座標指定。このウィンドウに収まる範囲のみ描画される。この座標そのものは、ウィンドウの内側とみなされる。具体的な指定内容は、LRMMコマンドの説明を参照。</w:t>
+        <w:t xml:space="preserve"> LRMM</w:t>
+      </w:r>
+      <w:r>
+        <w:t>コマンドの転送先のウィンドウの右下座標指定。このウィンドウに収まる範囲のみ描画される。この座標そのものは、ウィンドウの内側とみなされる。具体的な指定内容は、</w:t>
+      </w:r>
+      <w:r>
+        <w:t>LRMM</w:t>
+      </w:r>
+      <w:r>
+        <w:t>コマンドの説明を参照。</w:t>
       </w:r>
     </w:p>
     <w:p>
@@ -9889,31 +10898,157 @@
         <w:pStyle w:val="Standard"/>
       </w:pPr>
       <w:r>
-        <w:t xml:space="preserve">　5TH4～0 は、Sprite mode1 では 5番目に並んで消えているスプライト番号。Sprite mode2 では 9番目に並んで消えているスプライト番号。Sprite mode3 では無効な値。</w:t>
-      </w:r>
-    </w:p>
-    <w:p>
-      <w:pPr>
-        <w:pStyle w:val="Standard"/>
-      </w:pPr>
-      <w:r>
-        <w:t xml:space="preserve">　C は、スプライトが衝突したことを示すフラグ。衝突している場合に1になる。</w:t>
-      </w:r>
-    </w:p>
-    <w:p>
-      <w:pPr>
-        <w:pStyle w:val="Standard"/>
-      </w:pPr>
-      <w:r>
-        <w:t xml:space="preserve">　5S は、Sprite mode1 では 5枚以上、Sprite mode2 では 9枚以上、Sprite mode3 では 17枚以上のスプライトが並んでおり、消えている状態のスプライトがあることを示すフラグ。1の場合は並んでいる。</w:t>
-      </w:r>
-    </w:p>
-    <w:p>
-      <w:pPr>
-        <w:pStyle w:val="Standard"/>
-      </w:pPr>
-      <w:r>
-        <w:t xml:space="preserve">　F は、垂直同期割込フラグ。割込が発生している場合に1になる。S#0を読みだすと0にクリアされる。</w:t>
+        <w:t xml:space="preserve">　</w:t>
+      </w:r>
+      <w:r>
+        <w:t>5TH4</w:t>
+      </w:r>
+      <w:r>
+        <w:t>～</w:t>
+      </w:r>
+      <w:r>
+        <w:t xml:space="preserve">0 </w:t>
+      </w:r>
+      <w:r>
+        <w:t>は、</w:t>
+      </w:r>
+      <w:r>
+        <w:t xml:space="preserve">Sprite mode1 </w:t>
+      </w:r>
+      <w:r>
+        <w:t>では</w:t>
+      </w:r>
+      <w:r>
+        <w:t xml:space="preserve"> 5</w:t>
+      </w:r>
+      <w:r>
+        <w:t>番目に並んで消えているスプライト番号。</w:t>
+      </w:r>
+      <w:r>
+        <w:t xml:space="preserve">Sprite mode2 </w:t>
+      </w:r>
+      <w:r>
+        <w:t>では</w:t>
+      </w:r>
+      <w:r>
+        <w:t xml:space="preserve"> 9</w:t>
+      </w:r>
+      <w:r>
+        <w:t>番目に並んで消えているスプライト番号。</w:t>
+      </w:r>
+      <w:r>
+        <w:t xml:space="preserve">Sprite mode3 </w:t>
+      </w:r>
+      <w:r>
+        <w:t>では無効な値。</w:t>
+      </w:r>
+    </w:p>
+    <w:p>
+      <w:pPr>
+        <w:pStyle w:val="Standard"/>
+      </w:pPr>
+      <w:r>
+        <w:t xml:space="preserve">　</w:t>
+      </w:r>
+      <w:r>
+        <w:t xml:space="preserve">C </w:t>
+      </w:r>
+      <w:r>
+        <w:t>は、スプライトが衝突したことを示すフラグ。衝突している場合に</w:t>
+      </w:r>
+      <w:r>
+        <w:t>1</w:t>
+      </w:r>
+      <w:r>
+        <w:t>になる。</w:t>
+      </w:r>
+    </w:p>
+    <w:p>
+      <w:pPr>
+        <w:pStyle w:val="Standard"/>
+      </w:pPr>
+      <w:r>
+        <w:t xml:space="preserve">　</w:t>
+      </w:r>
+      <w:r>
+        <w:t xml:space="preserve">5S </w:t>
+      </w:r>
+      <w:r>
+        <w:t>は、</w:t>
+      </w:r>
+      <w:r>
+        <w:t xml:space="preserve">Sprite mode1 </w:t>
+      </w:r>
+      <w:r>
+        <w:t>では</w:t>
+      </w:r>
+      <w:r>
+        <w:t xml:space="preserve"> 5</w:t>
+      </w:r>
+      <w:r>
+        <w:t>枚以上、</w:t>
+      </w:r>
+      <w:r>
+        <w:t xml:space="preserve">Sprite mode2 </w:t>
+      </w:r>
+      <w:r>
+        <w:t>では</w:t>
+      </w:r>
+      <w:r>
+        <w:t xml:space="preserve"> 9</w:t>
+      </w:r>
+      <w:r>
+        <w:t>枚以上、</w:t>
+      </w:r>
+      <w:r>
+        <w:t xml:space="preserve">Sprite mode3 </w:t>
+      </w:r>
+      <w:r>
+        <w:t>では</w:t>
+      </w:r>
+      <w:r>
+        <w:t xml:space="preserve"> 17</w:t>
+      </w:r>
+      <w:r>
+        <w:t>枚以上のスプライトが並んでおり、消えている状態のスプライトがあることを示すフラグ。</w:t>
+      </w:r>
+      <w:r>
+        <w:t>1</w:t>
+      </w:r>
+      <w:r>
+        <w:t>の場合は並んでいる。</w:t>
+      </w:r>
+    </w:p>
+    <w:p>
+      <w:pPr>
+        <w:pStyle w:val="Standard"/>
+      </w:pPr>
+      <w:r>
+        <w:t xml:space="preserve">　</w:t>
+      </w:r>
+      <w:r>
+        <w:t xml:space="preserve">F </w:t>
+      </w:r>
+      <w:r>
+        <w:t>は、垂直同期割込フラグ。割込が発生している場合に</w:t>
+      </w:r>
+      <w:r>
+        <w:t>1</w:t>
+      </w:r>
+      <w:r>
+        <w:t>になる。</w:t>
+      </w:r>
+      <w:r>
+        <w:t>S#0</w:t>
+      </w:r>
+      <w:r>
+        <w:t>を読みだすと</w:t>
+      </w:r>
+      <w:r>
+        <w:t>0</w:t>
+      </w:r>
+      <w:r>
+        <w:t>にクリアされる。</w:t>
       </w:r>
     </w:p>
     <w:p>
@@ -9993,55 +11128,163 @@
         <w:pStyle w:val="Standard"/>
       </w:pPr>
       <w:r>
-        <w:t xml:space="preserve">　FH は、水平帰線割込（ライン割込、走査線割込）が発生したら1になり、発生していなければ0になる。S#1 を読みだすと、0にクリアされる。</w:t>
-      </w:r>
-    </w:p>
-    <w:p>
-      <w:pPr>
-        <w:pStyle w:val="Standard"/>
-      </w:pPr>
-      <w:r>
-        <w:t xml:space="preserve">　ID#4～#0 は、VDPの識別子。</w:t>
-      </w:r>
-    </w:p>
-    <w:p>
-      <w:pPr>
-        <w:pStyle w:val="Standard"/>
-      </w:pPr>
-      <w:r>
-        <w:t xml:space="preserve">　　　V9938：00000</w:t>
-      </w:r>
-    </w:p>
-    <w:p>
-      <w:pPr>
-        <w:pStyle w:val="Standard"/>
-      </w:pPr>
-      <w:r>
-        <w:t xml:space="preserve">　　　V9958：00010</w:t>
-      </w:r>
-    </w:p>
-    <w:p>
-      <w:pPr>
-        <w:pStyle w:val="Standard"/>
-      </w:pPr>
-      <w:r>
-        <w:t xml:space="preserve">　　　V9968：00011</w:t>
-      </w:r>
-    </w:p>
-    <w:p>
-      <w:pPr>
-        <w:pStyle w:val="Standard"/>
-      </w:pPr>
-      <w:r>
-        <w:t xml:space="preserve">　　　V9978：00100</w:t>
-      </w:r>
-    </w:p>
-    <w:p>
-      <w:pPr>
-        <w:pStyle w:val="Standard"/>
-      </w:pPr>
-      <w:r>
-        <w:t xml:space="preserve">　LPS及びFLは、V9938 では、ライトペン関連のフラグだが、V9958で削除されており、無効。</w:t>
+        <w:t xml:space="preserve">　</w:t>
+      </w:r>
+      <w:r>
+        <w:t xml:space="preserve">FH </w:t>
+      </w:r>
+      <w:r>
+        <w:t>は、水平帰線割込（ライン割込、走査線割込）が発生したら</w:t>
+      </w:r>
+      <w:r>
+        <w:t>1</w:t>
+      </w:r>
+      <w:r>
+        <w:t>になり、発生していなければ</w:t>
+      </w:r>
+      <w:r>
+        <w:t>0</w:t>
+      </w:r>
+      <w:r>
+        <w:t>になる。</w:t>
+      </w:r>
+      <w:r>
+        <w:t xml:space="preserve">S#1 </w:t>
+      </w:r>
+      <w:r>
+        <w:t>を読みだすと、</w:t>
+      </w:r>
+      <w:r>
+        <w:t>0</w:t>
+      </w:r>
+      <w:r>
+        <w:t>にクリアされる。</w:t>
+      </w:r>
+    </w:p>
+    <w:p>
+      <w:pPr>
+        <w:pStyle w:val="Standard"/>
+      </w:pPr>
+      <w:r>
+        <w:t xml:space="preserve">　</w:t>
+      </w:r>
+      <w:r>
+        <w:t>ID#4</w:t>
+      </w:r>
+      <w:r>
+        <w:t>～</w:t>
+      </w:r>
+      <w:r>
+        <w:t xml:space="preserve">#0 </w:t>
+      </w:r>
+      <w:r>
+        <w:t>は、</w:t>
+      </w:r>
+      <w:r>
+        <w:t>VDP</w:t>
+      </w:r>
+      <w:r>
+        <w:t>の識別子。</w:t>
+      </w:r>
+    </w:p>
+    <w:p>
+      <w:pPr>
+        <w:pStyle w:val="Standard"/>
+      </w:pPr>
+      <w:r>
+        <w:t xml:space="preserve">　　　</w:t>
+      </w:r>
+      <w:r>
+        <w:t>V9938</w:t>
+      </w:r>
+      <w:r>
+        <w:t>：</w:t>
+      </w:r>
+      <w:r>
+        <w:t>00000</w:t>
+      </w:r>
+    </w:p>
+    <w:p>
+      <w:pPr>
+        <w:pStyle w:val="Standard"/>
+      </w:pPr>
+      <w:r>
+        <w:t xml:space="preserve">　　　</w:t>
+      </w:r>
+      <w:r>
+        <w:t>V9958</w:t>
+      </w:r>
+      <w:r>
+        <w:t>：</w:t>
+      </w:r>
+      <w:r>
+        <w:t>00010</w:t>
+      </w:r>
+    </w:p>
+    <w:p>
+      <w:pPr>
+        <w:pStyle w:val="Standard"/>
+      </w:pPr>
+      <w:r>
+        <w:t xml:space="preserve">　　　</w:t>
+      </w:r>
+      <w:r>
+        <w:t>V9968</w:t>
+      </w:r>
+      <w:r>
+        <w:t>：</w:t>
+      </w:r>
+      <w:r>
+        <w:t>00011</w:t>
+      </w:r>
+    </w:p>
+    <w:p>
+      <w:pPr>
+        <w:pStyle w:val="Standard"/>
+      </w:pPr>
+      <w:r>
+        <w:t xml:space="preserve">　　　</w:t>
+      </w:r>
+      <w:r>
+        <w:t>V9978</w:t>
+      </w:r>
+      <w:r>
+        <w:t>：</w:t>
+      </w:r>
+      <w:r>
+        <w:t>00100</w:t>
+      </w:r>
+    </w:p>
+    <w:p>
+      <w:pPr>
+        <w:pStyle w:val="Standard"/>
+      </w:pPr>
+      <w:r>
+        <w:t xml:space="preserve">　</w:t>
+      </w:r>
+      <w:r>
+        <w:t>LPS</w:t>
+      </w:r>
+      <w:r>
+        <w:t>及び</w:t>
+      </w:r>
+      <w:r>
+        <w:t>FL</w:t>
+      </w:r>
+      <w:r>
+        <w:t>は、</w:t>
+      </w:r>
+      <w:r>
+        <w:t xml:space="preserve">V9938 </w:t>
+      </w:r>
+      <w:r>
+        <w:t>では、ライトペン関連のフラグだが、</w:t>
+      </w:r>
+      <w:r>
+        <w:t>V9958</w:t>
+      </w:r>
+      <w:r>
+        <w:t>で削除されており、無効。</w:t>
       </w:r>
     </w:p>
     <w:p>
@@ -10120,47 +11363,221 @@
         <w:pStyle w:val="Standard"/>
       </w:pPr>
       <w:r>
-        <w:t xml:space="preserve">　CE は、VDPコマンド実行中フラグ。実行中には 1、停止中には 0 になる。</w:t>
-      </w:r>
-    </w:p>
-    <w:p>
-      <w:pPr>
-        <w:pStyle w:val="Standard"/>
-      </w:pPr>
-      <w:r>
-        <w:t xml:space="preserve">　EO は、even/oddフィールドフラグ。第1フィールドは 0、第2フィールドは 1 になる。</w:t>
-      </w:r>
-    </w:p>
-    <w:p>
-      <w:pPr>
-        <w:pStyle w:val="Standard"/>
-      </w:pPr>
-      <w:r>
-        <w:t xml:space="preserve">　BD は、境界検出フラグ。SRCH により境界を検出した場合には 1、未検出は 0 になる。S#9 を読むと 0 に戻る。詳細は、SRCHコマンドの説明を参照。</w:t>
-      </w:r>
-    </w:p>
-    <w:p>
-      <w:pPr>
-        <w:pStyle w:val="Standard"/>
-      </w:pPr>
-      <w:r>
-        <w:t xml:space="preserve">　HR は、水平ブランキング期間中フラグ（負論理）。 水平ブランキングは0 になり、それ以外では1になる。</w:t>
-      </w:r>
-    </w:p>
-    <w:p>
-      <w:pPr>
-        <w:pStyle w:val="Standard"/>
-      </w:pPr>
-      <w:r>
-        <w:t xml:space="preserve">　VR は、垂直ブランキング期間中フラグ（負論理）。垂直ブランキングは 0 になり、それ以外では1になる。</w:t>
-      </w:r>
-    </w:p>
-    <w:p>
-      <w:pPr>
-        <w:pStyle w:val="Standard"/>
-      </w:pPr>
-      <w:r>
-        <w:t xml:space="preserve">　TR は、HMMC, LMMC, LMCMコマンドにおける転送準備完了フラグ。1 は準備完了。0は準備未完了。詳細は、HMMC, LMMC, LMCMコマンドの説明を参照。</w:t>
+        <w:t xml:space="preserve">　</w:t>
+      </w:r>
+      <w:r>
+        <w:t xml:space="preserve">CE </w:t>
+      </w:r>
+      <w:r>
+        <w:t>は、</w:t>
+      </w:r>
+      <w:r>
+        <w:t>VDP</w:t>
+      </w:r>
+      <w:r>
+        <w:t>コマンド実行中フラグ。実行中には</w:t>
+      </w:r>
+      <w:r>
+        <w:t xml:space="preserve"> 1</w:t>
+      </w:r>
+      <w:r>
+        <w:t>、停止中には</w:t>
+      </w:r>
+      <w:r>
+        <w:t xml:space="preserve"> 0 </w:t>
+      </w:r>
+      <w:r>
+        <w:t>になる。</w:t>
+      </w:r>
+    </w:p>
+    <w:p>
+      <w:pPr>
+        <w:pStyle w:val="Standard"/>
+      </w:pPr>
+      <w:r>
+        <w:t xml:space="preserve">　</w:t>
+      </w:r>
+      <w:r>
+        <w:t xml:space="preserve">EO </w:t>
+      </w:r>
+      <w:r>
+        <w:t>は、</w:t>
+      </w:r>
+      <w:r>
+        <w:t>even/odd</w:t>
+      </w:r>
+      <w:r>
+        <w:t>フィールドフラグ。第</w:t>
+      </w:r>
+      <w:r>
+        <w:t>1</w:t>
+      </w:r>
+      <w:r>
+        <w:t>フィールドは</w:t>
+      </w:r>
+      <w:r>
+        <w:t xml:space="preserve"> 0</w:t>
+      </w:r>
+      <w:r>
+        <w:t>、第</w:t>
+      </w:r>
+      <w:r>
+        <w:t>2</w:t>
+      </w:r>
+      <w:r>
+        <w:t>フィールドは</w:t>
+      </w:r>
+      <w:r>
+        <w:t xml:space="preserve"> 1 </w:t>
+      </w:r>
+      <w:r>
+        <w:t>になる。</w:t>
+      </w:r>
+    </w:p>
+    <w:p>
+      <w:pPr>
+        <w:pStyle w:val="Standard"/>
+      </w:pPr>
+      <w:r>
+        <w:t xml:space="preserve">　</w:t>
+      </w:r>
+      <w:r>
+        <w:t xml:space="preserve">BD </w:t>
+      </w:r>
+      <w:r>
+        <w:t>は、境界検出フラグ。</w:t>
+      </w:r>
+      <w:r>
+        <w:t xml:space="preserve">SRCH </w:t>
+      </w:r>
+      <w:r>
+        <w:t>により境界を検出した場合には</w:t>
+      </w:r>
+      <w:r>
+        <w:t xml:space="preserve"> 1</w:t>
+      </w:r>
+      <w:r>
+        <w:t>、未検出は</w:t>
+      </w:r>
+      <w:r>
+        <w:t xml:space="preserve"> 0 </w:t>
+      </w:r>
+      <w:r>
+        <w:t>になる。</w:t>
+      </w:r>
+      <w:r>
+        <w:t xml:space="preserve">S#9 </w:t>
+      </w:r>
+      <w:r>
+        <w:t>を読むと</w:t>
+      </w:r>
+      <w:r>
+        <w:t xml:space="preserve"> 0 </w:t>
+      </w:r>
+      <w:r>
+        <w:t>に戻る。詳細は、</w:t>
+      </w:r>
+      <w:r>
+        <w:t>SRCH</w:t>
+      </w:r>
+      <w:r>
+        <w:t>コマンドの説明を参照。</w:t>
+      </w:r>
+    </w:p>
+    <w:p>
+      <w:pPr>
+        <w:pStyle w:val="Standard"/>
+      </w:pPr>
+      <w:r>
+        <w:t xml:space="preserve">　</w:t>
+      </w:r>
+      <w:r>
+        <w:t xml:space="preserve">HR </w:t>
+      </w:r>
+      <w:r>
+        <w:t>は、水平ブランキング期間中フラグ（負論理）。</w:t>
+      </w:r>
+      <w:r>
+        <w:t xml:space="preserve"> </w:t>
+      </w:r>
+      <w:r>
+        <w:t>水平ブランキングは</w:t>
+      </w:r>
+      <w:r>
+        <w:t xml:space="preserve">0 </w:t>
+      </w:r>
+      <w:r>
+        <w:t>になり、それ以外では</w:t>
+      </w:r>
+      <w:r>
+        <w:t>1</w:t>
+      </w:r>
+      <w:r>
+        <w:t>になる。</w:t>
+      </w:r>
+    </w:p>
+    <w:p>
+      <w:pPr>
+        <w:pStyle w:val="Standard"/>
+      </w:pPr>
+      <w:r>
+        <w:t xml:space="preserve">　</w:t>
+      </w:r>
+      <w:r>
+        <w:t xml:space="preserve">VR </w:t>
+      </w:r>
+      <w:r>
+        <w:t>は、垂直ブランキング期間中フラグ（負論理）。垂直ブランキングは</w:t>
+      </w:r>
+      <w:r>
+        <w:t xml:space="preserve"> 0 </w:t>
+      </w:r>
+      <w:r>
+        <w:t>になり、それ以外では</w:t>
+      </w:r>
+      <w:r>
+        <w:t>1</w:t>
+      </w:r>
+      <w:r>
+        <w:t>になる。</w:t>
+      </w:r>
+    </w:p>
+    <w:p>
+      <w:pPr>
+        <w:pStyle w:val="Standard"/>
+      </w:pPr>
+      <w:r>
+        <w:t xml:space="preserve">　</w:t>
+      </w:r>
+      <w:r>
+        <w:t xml:space="preserve">TR </w:t>
+      </w:r>
+      <w:r>
+        <w:t>は、</w:t>
+      </w:r>
+      <w:r>
+        <w:t>HMMC, LMMC, LMCM</w:t>
+      </w:r>
+      <w:r>
+        <w:t>コマンドにおける転送準備完了フラグ。</w:t>
+      </w:r>
+      <w:r>
+        <w:t xml:space="preserve">1 </w:t>
+      </w:r>
+      <w:r>
+        <w:t>は準備完了。</w:t>
+      </w:r>
+      <w:r>
+        <w:t>0</w:t>
+      </w:r>
+      <w:r>
+        <w:t>は準備未完了。詳細は、</w:t>
+      </w:r>
+      <w:r>
+        <w:t>HMMC, LMMC, LMCM</w:t>
+      </w:r>
+      <w:r>
+        <w:t>コマンドの説明を参照。</w:t>
       </w:r>
     </w:p>
     <w:p>
@@ -10329,7 +11746,31 @@
         <w:pStyle w:val="Standard"/>
       </w:pPr>
       <w:r>
-        <w:t xml:space="preserve">　POINTコマンド、LMCMコマンドにより読みだされた画素値がセットされる。詳細は、POINTコマンド及びLMCMコマンドの説明を参照。</w:t>
+        <w:t xml:space="preserve">　</w:t>
+      </w:r>
+      <w:r>
+        <w:t>POINT</w:t>
+      </w:r>
+      <w:r>
+        <w:t>コマンド、</w:t>
+      </w:r>
+      <w:r>
+        <w:t>LMCM</w:t>
+      </w:r>
+      <w:r>
+        <w:t>コマンドにより読みだされた画素値がセットされる。詳細は、</w:t>
+      </w:r>
+      <w:r>
+        <w:t>POINT</w:t>
+      </w:r>
+      <w:r>
+        <w:t>コマンド及び</w:t>
+      </w:r>
+      <w:r>
+        <w:t>LMCM</w:t>
+      </w:r>
+      <w:r>
+        <w:t>コマンドの説明を参照。</w:t>
       </w:r>
     </w:p>
     <w:p>
@@ -10409,7 +11850,22 @@
       </w:pPr>
       <w:r>
         <w:lastRenderedPageBreak/>
-        <w:t>SRCHコマンドによって検出された境界の X座標がセットされる。詳細は、SRCHコマンドの説明を参照。</w:t>
+        <w:t>SRCH</w:t>
+      </w:r>
+      <w:r>
+        <w:t>コマンドによって検出された境界の</w:t>
+      </w:r>
+      <w:r>
+        <w:t xml:space="preserve"> X</w:t>
+      </w:r>
+      <w:r>
+        <w:t>座標がセットされる。詳細は、</w:t>
+      </w:r>
+      <w:r>
+        <w:t>SRCH</w:t>
+      </w:r>
+      <w:r>
+        <w:t>コマンドの説明を参照。</w:t>
       </w:r>
     </w:p>
     <w:p>

--- a/labo/FPGA_MSXtR_VDP_Stack_001/src/v9968/manual/v9968_programmers_manual_register_map.docx
+++ b/labo/FPGA_MSXtR_VDP_Stack_001/src/v9968/manual/v9968_programmers_manual_register_map.docx
@@ -141,7 +141,6 @@
           <w:bCs/>
           <w:szCs w:val="24"/>
         </w:rPr>
-        <w:lastRenderedPageBreak/>
         <w:fldChar w:fldCharType="begin"/>
       </w:r>
       <w:r>
@@ -3844,7 +3843,6 @@
       </w:pPr>
       <w:bookmarkStart w:id="0" w:name="_Toc241436372"/>
       <w:r>
-        <w:lastRenderedPageBreak/>
         <w:t>はじめに</w:t>
       </w:r>
       <w:bookmarkEnd w:id="0"/>
@@ -3854,21 +3852,7 @@
         <w:pStyle w:val="Standard"/>
       </w:pPr>
       <w:r>
-        <w:t xml:space="preserve">　本書では、</w:t>
-      </w:r>
-      <w:r>
-        <w:t>V9968</w:t>
-      </w:r>
-      <w:r>
-        <w:t>の</w:t>
-      </w:r>
-      <w:proofErr w:type="gramStart"/>
-      <w:r>
-        <w:t>レジスター</w:t>
-      </w:r>
-      <w:proofErr w:type="gramEnd"/>
-      <w:r>
-        <w:t>構成を説明する。</w:t>
+        <w:t xml:space="preserve">　本書では、V9968のレジスター構成を説明する。</w:t>
       </w:r>
     </w:p>
     <w:p>
@@ -3947,19 +3931,7 @@
         <w:pStyle w:val="Standard"/>
       </w:pPr>
       <w:r>
-        <w:t xml:space="preserve">　グレーのビットは、無効ビットである。コントロールレジスタの場合、何を書き込んでも、何も作用しない。</w:t>
-      </w:r>
-      <w:r>
-        <w:t>V9958</w:t>
-      </w:r>
-      <w:r>
-        <w:t>の時点で無効だったビットと、</w:t>
-      </w:r>
-      <w:r>
-        <w:t>V9968</w:t>
-      </w:r>
-      <w:r>
-        <w:t>で無効に変わったビットがある。</w:t>
+        <w:t xml:space="preserve">　グレーのビットは、無効ビットである。コントロールレジスタの場合、何を書き込んでも、何も作用しない。V9958の時点で無効だったビットと、V9968で無効に変わったビットがある。</w:t>
       </w:r>
     </w:p>
     <w:p>
@@ -4033,13 +4005,7 @@
         <w:pStyle w:val="Standard"/>
       </w:pPr>
       <w:r>
-        <w:t xml:space="preserve">　薄紫のビットは、</w:t>
-      </w:r>
-      <w:r>
-        <w:t>V9968</w:t>
-      </w:r>
-      <w:r>
-        <w:t>で追加・変更が入ったビットである。何らかの新しい機能がある。</w:t>
+        <w:t xml:space="preserve">　薄紫のビットは、V9968で追加・変更が入ったビットである。何らかの新しい機能がある。</w:t>
       </w:r>
     </w:p>
     <w:p>
@@ -4113,13 +4079,7 @@
         <w:pStyle w:val="Standard"/>
       </w:pPr>
       <w:r>
-        <w:t xml:space="preserve">　白いビットは、</w:t>
-      </w:r>
-      <w:r>
-        <w:t>V9958</w:t>
-      </w:r>
-      <w:r>
-        <w:t>の機能をそのまま継承しているビットである。</w:t>
+        <w:t xml:space="preserve">　白いビットは、V9958の機能をそのまま継承しているビットである。</w:t>
       </w:r>
     </w:p>
     <w:p>
@@ -4450,7 +4410,6 @@
             <w:r>
               <w:tab/>
             </w:r>
-            <w:proofErr w:type="gramStart"/>
             <w:r>
               <w:rPr>
                 <w:rFonts w:hint="eastAsia"/>
@@ -4467,14 +4426,7 @@
               <w:rPr>
                 <w:rFonts w:hint="eastAsia"/>
               </w:rPr>
-              <w:t>(</w:t>
-            </w:r>
-            <w:proofErr w:type="gramEnd"/>
-            <w:r>
-              <w:rPr>
-                <w:rFonts w:hint="eastAsia"/>
-              </w:rPr>
-              <w:t>C), A</w:t>
+              <w:t>(C), A</w:t>
             </w:r>
           </w:p>
           <w:p>
@@ -4482,7 +4434,6 @@
               <w:pStyle w:val="Textbody"/>
             </w:pPr>
             <w:r>
-              <w:lastRenderedPageBreak/>
               <w:tab/>
             </w:r>
             <w:r>
@@ -4538,7 +4489,6 @@
             <w:r>
               <w:tab/>
             </w:r>
-            <w:proofErr w:type="gramStart"/>
             <w:r>
               <w:rPr>
                 <w:rFonts w:hint="eastAsia"/>
@@ -4555,14 +4505,7 @@
               <w:rPr>
                 <w:rFonts w:hint="eastAsia"/>
               </w:rPr>
-              <w:t>(</w:t>
-            </w:r>
-            <w:proofErr w:type="gramEnd"/>
-            <w:r>
-              <w:rPr>
-                <w:rFonts w:hint="eastAsia"/>
-              </w:rPr>
-              <w:t>C), A</w:t>
+              <w:t>(C), A</w:t>
             </w:r>
           </w:p>
           <w:p>
@@ -4598,14 +4541,12 @@
         </w:rPr>
         <w:t>関節指定によるコントロールレジスタの連続書き込み（非</w:t>
       </w:r>
-      <w:proofErr w:type="spellStart"/>
       <w:r>
         <w:rPr>
           <w:rFonts w:hint="eastAsia"/>
         </w:rPr>
         <w:t>inc</w:t>
       </w:r>
-      <w:proofErr w:type="spellEnd"/>
       <w:r>
         <w:rPr>
           <w:rFonts w:hint="eastAsia"/>
@@ -4665,14 +4606,12 @@
         </w:rPr>
         <w:t>関節指定によるコントロールレジスタの連続書き込み（</w:t>
       </w:r>
-      <w:proofErr w:type="spellStart"/>
       <w:r>
         <w:rPr>
           <w:rFonts w:hint="eastAsia"/>
         </w:rPr>
         <w:t>inc</w:t>
       </w:r>
-      <w:proofErr w:type="spellEnd"/>
       <w:r>
         <w:rPr>
           <w:rFonts w:hint="eastAsia"/>
@@ -4690,21 +4629,7 @@
         <w:rPr>
           <w:rFonts w:hint="eastAsia"/>
         </w:rPr>
-        <w:t xml:space="preserve">　関節指定によるコントロールレジスタの連続書き込み（非</w:t>
-      </w:r>
-      <w:proofErr w:type="spellStart"/>
-      <w:r>
-        <w:rPr>
-          <w:rFonts w:hint="eastAsia"/>
-        </w:rPr>
-        <w:t>inc</w:t>
-      </w:r>
-      <w:proofErr w:type="spellEnd"/>
-      <w:r>
-        <w:rPr>
-          <w:rFonts w:hint="eastAsia"/>
-        </w:rPr>
-        <w:t>）と似ていますが、R#17にはレジスタ番号をそのまま書き込みます。続けて、Port#3 に値を書きこむと、その値が R#17 に指定したレジスタに書き込まれ、R#17の値はインクリメントされます。続けて Port#3 に値を書きこむと、R#17が指すレジスタに書き込むことができます。</w:t>
+        <w:t xml:space="preserve">　関節指定によるコントロールレジスタの連続書き込み（非inc）と似ていますが、R#17にはレジスタ番号をそのまま書き込みます。続けて、Port#3 に値を書きこむと、その値が R#17 に指定したレジスタに書き込まれ、R#17の値はインクリメントされます。続けて Port#3 に値を書きこむと、R#17が指すレジスタに書き込むことができます。</w:t>
       </w:r>
     </w:p>
     <w:p>
@@ -4791,7 +4716,6 @@
         <w:rPr>
           <w:noProof/>
         </w:rPr>
-        <w:lastRenderedPageBreak/>
         <w:drawing>
           <wp:inline distT="0" distB="0" distL="0" distR="0" wp14:anchorId="56182AFF" wp14:editId="461CDF29">
             <wp:extent cx="6120130" cy="1377315"/>
@@ -5023,7 +4947,6 @@
         <w:rPr>
           <w:rFonts w:hint="eastAsia"/>
         </w:rPr>
-        <w:lastRenderedPageBreak/>
         <w:t>CPU</w:t>
       </w:r>
       <w:r>
@@ -5116,106 +5039,50 @@
         <w:rPr>
           <w:rFonts w:hint="eastAsia"/>
         </w:rPr>
-        <w:t xml:space="preserve">　V9968では、V9958と同じように割り込み制御することもできますが、ステータスレジスタを読んだだけで割り込みがクリアされて</w:t>
-      </w:r>
-      <w:proofErr w:type="gramStart"/>
+        <w:t xml:space="preserve">　V9968では、V9958と同じように割り込み制御することもできますが、ステータスレジスタを読んだだけで割り込みがクリアされてしまったり、少し癖のある挙動が難点だったのが V9958までの割り込みです。</w:t>
+      </w:r>
+    </w:p>
+    <w:p>
+      <w:pPr>
+        <w:pStyle w:val="Textbody"/>
+      </w:pPr>
       <w:r>
         <w:rPr>
           <w:rFonts w:hint="eastAsia"/>
         </w:rPr>
-        <w:t>しまったり</w:t>
-      </w:r>
-      <w:proofErr w:type="gramEnd"/>
+        <w:t xml:space="preserve">　V9968には、Port#4 が新設されており、下記のような意味を持っています。</w:t>
+      </w:r>
+    </w:p>
+    <w:p>
+      <w:pPr>
+        <w:pStyle w:val="Textbody"/>
+      </w:pPr>
+    </w:p>
+    <w:p>
+      <w:pPr>
+        <w:pStyle w:val="Textbody"/>
+      </w:pPr>
       <w:r>
         <w:rPr>
           <w:rFonts w:hint="eastAsia"/>
         </w:rPr>
-        <w:t>、少し癖のある挙動が難点だったのが V9958までの割り込みです。</w:t>
+        <w:t xml:space="preserve">　Port#4 [LockExtReg][0][0][0][0][CI][LI][FI]</w:t>
       </w:r>
     </w:p>
     <w:p>
       <w:pPr>
         <w:pStyle w:val="Textbody"/>
       </w:pPr>
+    </w:p>
+    <w:p>
+      <w:pPr>
+        <w:pStyle w:val="Textbody"/>
+      </w:pPr>
       <w:r>
         <w:rPr>
           <w:rFonts w:hint="eastAsia"/>
         </w:rPr>
-        <w:t xml:space="preserve">　V9968には、Port#4 が新設されており、下記のような意味を持っています。</w:t>
-      </w:r>
-    </w:p>
-    <w:p>
-      <w:pPr>
-        <w:pStyle w:val="Textbody"/>
-      </w:pPr>
-    </w:p>
-    <w:p>
-      <w:pPr>
-        <w:pStyle w:val="Textbody"/>
-      </w:pPr>
-      <w:r>
-        <w:rPr>
-          <w:rFonts w:hint="eastAsia"/>
-        </w:rPr>
-        <w:t xml:space="preserve">　Port#4 [</w:t>
-      </w:r>
-      <w:proofErr w:type="spellStart"/>
-      <w:r>
-        <w:rPr>
-          <w:rFonts w:hint="eastAsia"/>
-        </w:rPr>
-        <w:t>LockExtReg</w:t>
-      </w:r>
-      <w:proofErr w:type="spellEnd"/>
-      <w:r>
-        <w:rPr>
-          <w:rFonts w:hint="eastAsia"/>
-        </w:rPr>
-        <w:t>][0][0][0][0][CI][</w:t>
-      </w:r>
-      <w:proofErr w:type="gramStart"/>
-      <w:r>
-        <w:rPr>
-          <w:rFonts w:hint="eastAsia"/>
-        </w:rPr>
-        <w:t>LI][</w:t>
-      </w:r>
-      <w:proofErr w:type="gramEnd"/>
-      <w:r>
-        <w:rPr>
-          <w:rFonts w:hint="eastAsia"/>
-        </w:rPr>
-        <w:t>FI]</w:t>
-      </w:r>
-    </w:p>
-    <w:p>
-      <w:pPr>
-        <w:pStyle w:val="Textbody"/>
-      </w:pPr>
-    </w:p>
-    <w:p>
-      <w:pPr>
-        <w:pStyle w:val="Textbody"/>
-      </w:pPr>
-      <w:r>
-        <w:rPr>
-          <w:rFonts w:hint="eastAsia"/>
-        </w:rPr>
-        <w:t xml:space="preserve">　</w:t>
-      </w:r>
-      <w:proofErr w:type="spellStart"/>
-      <w:r>
-        <w:rPr>
-          <w:rFonts w:hint="eastAsia"/>
-        </w:rPr>
-        <w:t>LockExtReg</w:t>
-      </w:r>
-      <w:proofErr w:type="spellEnd"/>
-      <w:r>
-        <w:rPr>
-          <w:rFonts w:hint="eastAsia"/>
-        </w:rPr>
-        <w:t xml:space="preserve"> (デフォルト=1) : これは、1にしておくと R#20, R#21 に書き込めなくなります。デフォルトで 1 です。R#20, R#21 に書き込みたい場合は、まずこのビットを </w:t>
+        <w:t xml:space="preserve">　LockExtReg (デフォルト=1) : これは、1にしておくと R#20, R#21 に書き込めなくなります。デフォルトで 1 です。R#20, R#21 に書き込みたい場合は、まずこのビットを </w:t>
       </w:r>
       <w:r>
         <w:rPr>
@@ -5372,124 +5239,46 @@
         <w:pStyle w:val="Standard"/>
       </w:pPr>
       <w:r>
-        <w:t xml:space="preserve">　</w:t>
-      </w:r>
-      <w:r>
-        <w:t xml:space="preserve">M5,M4,M3 </w:t>
-      </w:r>
-      <w:r>
-        <w:t>は、画面モードを設定する。</w:t>
-      </w:r>
-      <w:r>
-        <w:t>R#1</w:t>
-      </w:r>
-      <w:r>
-        <w:t>のところでまとめて説明する。</w:t>
-      </w:r>
-    </w:p>
-    <w:p>
-      <w:pPr>
-        <w:pStyle w:val="Standard"/>
-      </w:pPr>
-    </w:p>
-    <w:p>
-      <w:pPr>
-        <w:pStyle w:val="Standard"/>
-      </w:pPr>
-      <w:r>
-        <w:t xml:space="preserve">　</w:t>
-      </w:r>
-      <w:r>
-        <w:t xml:space="preserve">IE1 </w:t>
-      </w:r>
-      <w:r>
-        <w:t>は、走査線割込許可レジスタ。ここに</w:t>
-      </w:r>
-      <w:r>
-        <w:t>1</w:t>
-      </w:r>
-      <w:r>
-        <w:t>を書き込むと</w:t>
-      </w:r>
-      <w:r>
-        <w:t>R#19</w:t>
-      </w:r>
-      <w:r>
-        <w:t>で指定した走査線が表示されるタイミングで、割り込みが発生するようになる。</w:t>
-      </w:r>
-    </w:p>
-    <w:p>
-      <w:pPr>
-        <w:pStyle w:val="Standard"/>
-      </w:pPr>
-    </w:p>
-    <w:p>
-      <w:pPr>
-        <w:pStyle w:val="Standard"/>
-      </w:pPr>
-      <w:r>
-        <w:t xml:space="preserve">　</w:t>
-      </w:r>
-      <w:r>
-        <w:t xml:space="preserve">IE2 </w:t>
-      </w:r>
-      <w:r>
-        <w:t>は、</w:t>
-      </w:r>
-      <w:r>
-        <w:t xml:space="preserve">V9938 </w:t>
-      </w:r>
-      <w:r>
-        <w:t>でライトペン割り込みに使われていたレジスタだが、</w:t>
-      </w:r>
-      <w:r>
-        <w:t>V9958</w:t>
-      </w:r>
-      <w:r>
-        <w:t>で廃止となっており、</w:t>
-      </w:r>
-      <w:r>
-        <w:t>V9968</w:t>
-      </w:r>
-      <w:r>
-        <w:t>でも無効となっている。</w:t>
-      </w:r>
-    </w:p>
-    <w:p>
-      <w:pPr>
-        <w:pStyle w:val="Standard"/>
-      </w:pPr>
-    </w:p>
-    <w:p>
-      <w:pPr>
-        <w:pStyle w:val="Standard"/>
-      </w:pPr>
-      <w:r>
-        <w:t xml:space="preserve">　</w:t>
-      </w:r>
-      <w:r>
-        <w:t xml:space="preserve">DG </w:t>
-      </w:r>
-      <w:r>
-        <w:t>は、</w:t>
-      </w:r>
-      <w:r>
-        <w:t>VDP</w:t>
-      </w:r>
-      <w:r>
-        <w:t>のカラーバスの動作モードを指定するレジスタだが、</w:t>
-      </w:r>
-      <w:r>
-        <w:t xml:space="preserve">V9968 </w:t>
-      </w:r>
-      <w:r>
-        <w:t>では無効となっている。通常の</w:t>
-      </w:r>
-      <w:r>
-        <w:t>MSX</w:t>
-      </w:r>
-      <w:r>
-        <w:t>では使われていない。</w:t>
+        <w:t xml:space="preserve">　M5,M4,M3 は、画面モードを設定する。R#1のところでまとめて説明する。</w:t>
+      </w:r>
+    </w:p>
+    <w:p>
+      <w:pPr>
+        <w:pStyle w:val="Standard"/>
+      </w:pPr>
+    </w:p>
+    <w:p>
+      <w:pPr>
+        <w:pStyle w:val="Standard"/>
+      </w:pPr>
+      <w:r>
+        <w:t xml:space="preserve">　IE1 は、走査線割込許可レジスタ。ここに1を書き込むとR#19で指定した走査線が表示されるタイミングで、割り込みが発生するようになる。</w:t>
+      </w:r>
+    </w:p>
+    <w:p>
+      <w:pPr>
+        <w:pStyle w:val="Standard"/>
+      </w:pPr>
+    </w:p>
+    <w:p>
+      <w:pPr>
+        <w:pStyle w:val="Standard"/>
+      </w:pPr>
+      <w:r>
+        <w:t xml:space="preserve">　IE2 は、V9938 でライトペン割り込みに使われていたレジスタだが、V9958で廃止となっており、V9968でも無効となっている。</w:t>
+      </w:r>
+    </w:p>
+    <w:p>
+      <w:pPr>
+        <w:pStyle w:val="Standard"/>
+      </w:pPr>
+    </w:p>
+    <w:p>
+      <w:pPr>
+        <w:pStyle w:val="Standard"/>
+      </w:pPr>
+      <w:r>
+        <w:t xml:space="preserve">　DG は、VDPのカラーバスの動作モードを指定するレジスタだが、V9968 では無効となっている。通常のMSXでは使われていない。</w:t>
       </w:r>
     </w:p>
     <w:p>
@@ -5586,230 +5375,67 @@
         <w:pStyle w:val="Standard"/>
       </w:pPr>
       <w:r>
-        <w:t xml:space="preserve">　</w:t>
-      </w:r>
-      <w:r>
-        <w:t xml:space="preserve">M1,M2 </w:t>
-      </w:r>
-      <w:r>
-        <w:t>は、画面モードを設定する。</w:t>
-      </w:r>
-      <w:r>
-        <w:t>R#0</w:t>
-      </w:r>
-      <w:r>
-        <w:t>の</w:t>
-      </w:r>
-      <w:r>
-        <w:t xml:space="preserve">M5,M4,M3 </w:t>
-      </w:r>
-      <w:r>
-        <w:t>と合わせて、下記の設定で各種画面モードを指定できる。モード一覧を表</w:t>
-      </w:r>
-      <w:r>
-        <w:t xml:space="preserve"> 1 </w:t>
-      </w:r>
-      <w:r>
-        <w:t>画面モード設定にまとめておく。</w:t>
-      </w:r>
-    </w:p>
-    <w:p>
-      <w:pPr>
-        <w:pStyle w:val="Standard"/>
-      </w:pPr>
-    </w:p>
-    <w:p>
-      <w:pPr>
-        <w:pStyle w:val="Standard"/>
-      </w:pPr>
-      <w:r>
-        <w:t xml:space="preserve">　</w:t>
-      </w:r>
-      <w:r>
-        <w:t>MAG</w:t>
-      </w:r>
-      <w:r>
-        <w:t xml:space="preserve">　は、</w:t>
-      </w:r>
-      <w:r>
-        <w:t>Sprite mode1</w:t>
-      </w:r>
-      <w:r>
-        <w:t>及び</w:t>
-      </w:r>
-      <w:r>
-        <w:t xml:space="preserve"> Sprite mode2 </w:t>
-      </w:r>
-      <w:r>
-        <w:t>における拡大表示指定である。</w:t>
-      </w:r>
-      <w:r>
-        <w:t>0</w:t>
-      </w:r>
-      <w:r>
-        <w:t>で等倍。</w:t>
-      </w:r>
-      <w:r>
-        <w:t>1</w:t>
-      </w:r>
-      <w:r>
-        <w:t>で水平垂直</w:t>
-      </w:r>
-      <w:r>
-        <w:t>2</w:t>
-      </w:r>
-      <w:r>
-        <w:t>倍。</w:t>
-      </w:r>
-      <w:r>
-        <w:t xml:space="preserve">Sprite mode3 </w:t>
-      </w:r>
-      <w:r>
-        <w:t>では無視される。</w:t>
-      </w:r>
-    </w:p>
-    <w:p>
-      <w:pPr>
-        <w:pStyle w:val="Standard"/>
-      </w:pPr>
-    </w:p>
-    <w:p>
-      <w:pPr>
-        <w:pStyle w:val="Standard"/>
-      </w:pPr>
-      <w:r>
-        <w:t xml:space="preserve">　</w:t>
-      </w:r>
-      <w:r>
-        <w:t xml:space="preserve">SI </w:t>
-      </w:r>
-      <w:r>
-        <w:t>は、</w:t>
-      </w:r>
-      <w:r>
-        <w:t>Sprite mode1</w:t>
-      </w:r>
-      <w:r>
-        <w:t>及び</w:t>
-      </w:r>
-      <w:r>
-        <w:t xml:space="preserve">Sprite mode2 </w:t>
-      </w:r>
-      <w:r>
-        <w:t>におけるスプライトサイズ指定である。</w:t>
-      </w:r>
-      <w:r>
-        <w:t>0</w:t>
-      </w:r>
-      <w:r>
-        <w:t>で</w:t>
-      </w:r>
-      <w:r>
-        <w:t>8</w:t>
-      </w:r>
-      <w:r>
-        <w:t>ドット</w:t>
-      </w:r>
-      <w:r>
-        <w:t>×8</w:t>
-      </w:r>
-      <w:r>
-        <w:t>ドットサイズ。</w:t>
-      </w:r>
-      <w:r>
-        <w:t>1</w:t>
-      </w:r>
-      <w:r>
-        <w:t>で</w:t>
-      </w:r>
-      <w:r>
-        <w:t>16</w:t>
-      </w:r>
-      <w:r>
-        <w:t>ドット</w:t>
-      </w:r>
-      <w:r>
-        <w:t>×16</w:t>
-      </w:r>
-      <w:r>
-        <w:t>ドットサイズになる。</w:t>
-      </w:r>
-    </w:p>
-    <w:p>
-      <w:pPr>
-        <w:pStyle w:val="Standard"/>
-      </w:pPr>
-    </w:p>
-    <w:p>
-      <w:pPr>
-        <w:pStyle w:val="Standard"/>
-      </w:pPr>
-      <w:r>
-        <w:lastRenderedPageBreak/>
-        <w:t xml:space="preserve">　</w:t>
-      </w:r>
-      <w:r>
-        <w:t xml:space="preserve">IE0 </w:t>
-      </w:r>
-      <w:r>
-        <w:t>は、垂直同期割込許可レジスタ。ここに</w:t>
-      </w:r>
-      <w:r>
-        <w:t>1</w:t>
-      </w:r>
-      <w:r>
-        <w:t>を書き込むと垂直ブランキング期間開始のタイミングで、割込が発生するようになる。</w:t>
-      </w:r>
-    </w:p>
-    <w:p>
-      <w:pPr>
-        <w:pStyle w:val="Standard"/>
-      </w:pPr>
-    </w:p>
-    <w:p>
-      <w:pPr>
-        <w:pStyle w:val="Standard"/>
-      </w:pPr>
-      <w:r>
-        <w:t xml:space="preserve">　</w:t>
-      </w:r>
-      <w:r>
-        <w:t>BL</w:t>
-      </w:r>
-      <w:r>
-        <w:t xml:space="preserve">　は、画面表示レジスタである。</w:t>
-      </w:r>
-      <w:r>
-        <w:t>0</w:t>
-      </w:r>
-      <w:r>
-        <w:t>で非表示、</w:t>
-      </w:r>
-      <w:r>
-        <w:t>1</w:t>
-      </w:r>
-      <w:r>
-        <w:t>で表示となる。</w:t>
-      </w:r>
-    </w:p>
-    <w:p>
-      <w:pPr>
-        <w:pStyle w:val="Standard"/>
-      </w:pPr>
-      <w:r>
-        <w:t xml:space="preserve">　非表示の場合、画面は周辺色一色になり、表示のための</w:t>
-      </w:r>
-      <w:r>
-        <w:t>VRAM</w:t>
-      </w:r>
-      <w:r>
-        <w:t>アクセスを行わなくなる。</w:t>
-      </w:r>
-      <w:r>
-        <w:t>VDP</w:t>
-      </w:r>
-      <w:r>
-        <w:t>が最も速い状態となる。</w:t>
+        <w:t xml:space="preserve">　M1,M2 は、画面モードを設定する。R#0のM5,M4,M3 と合わせて、下記の設定で各種画面モードを指定できる。モード一覧を表 1 画面モード設定にまとめておく。</w:t>
+      </w:r>
+    </w:p>
+    <w:p>
+      <w:pPr>
+        <w:pStyle w:val="Standard"/>
+      </w:pPr>
+    </w:p>
+    <w:p>
+      <w:pPr>
+        <w:pStyle w:val="Standard"/>
+      </w:pPr>
+      <w:r>
+        <w:t xml:space="preserve">　MAG　は、Sprite mode1及び Sprite mode2 における拡大表示指定である。0で等倍。1で水平垂直2倍。Sprite mode3 では無視される。</w:t>
+      </w:r>
+    </w:p>
+    <w:p>
+      <w:pPr>
+        <w:pStyle w:val="Standard"/>
+      </w:pPr>
+    </w:p>
+    <w:p>
+      <w:pPr>
+        <w:pStyle w:val="Standard"/>
+      </w:pPr>
+      <w:r>
+        <w:t xml:space="preserve">　SI は、Sprite mode1及びSprite mode2 におけるスプライトサイズ指定である。0で8ドット×8ドットサイズ。1で16ドット×16ドットサイズになる。</w:t>
+      </w:r>
+    </w:p>
+    <w:p>
+      <w:pPr>
+        <w:pStyle w:val="Standard"/>
+      </w:pPr>
+    </w:p>
+    <w:p>
+      <w:pPr>
+        <w:pStyle w:val="Standard"/>
+      </w:pPr>
+      <w:r>
+        <w:t xml:space="preserve">　IE0 は、垂直同期割込許可レジスタ。ここに1を書き込むと垂直ブランキング期間開始のタイミングで、割込が発生するようになる。</w:t>
+      </w:r>
+    </w:p>
+    <w:p>
+      <w:pPr>
+        <w:pStyle w:val="Standard"/>
+      </w:pPr>
+    </w:p>
+    <w:p>
+      <w:pPr>
+        <w:pStyle w:val="Standard"/>
+      </w:pPr>
+      <w:r>
+        <w:t xml:space="preserve">　BL　は、画面表示レジスタである。0で非表示、1で表示となる。</w:t>
+      </w:r>
+    </w:p>
+    <w:p>
+      <w:pPr>
+        <w:pStyle w:val="Standard"/>
+      </w:pPr>
+      <w:r>
+        <w:t xml:space="preserve">　非表示の場合、画面は周辺色一色になり、表示のためのVRAMアクセスを行わなくなる。VDPが最も速い状態となる。</w:t>
       </w:r>
     </w:p>
     <w:p>
@@ -5824,13 +5450,7 @@
         <w:jc w:val="center"/>
       </w:pPr>
       <w:r>
-        <w:t>表</w:t>
-      </w:r>
-      <w:r>
-        <w:t xml:space="preserve"> 1 </w:t>
-      </w:r>
-      <w:r>
-        <w:t>画面モード設定</w:t>
+        <w:t>表 1 画面モード設定</w:t>
       </w:r>
     </w:p>
     <w:tbl>
@@ -5871,15 +5491,7 @@
               <w:jc w:val="center"/>
             </w:pPr>
             <w:r>
-              <w:t xml:space="preserve"> {M</w:t>
-            </w:r>
-            <w:proofErr w:type="gramStart"/>
-            <w:r>
-              <w:t>5,M4,M3,M2,M</w:t>
-            </w:r>
-            <w:proofErr w:type="gramEnd"/>
-            <w:r>
-              <w:t>1}</w:t>
+              <w:t xml:space="preserve"> {M5,M4,M3,M2,M1}</w:t>
             </w:r>
           </w:p>
         </w:tc>
@@ -5932,10 +5544,7 @@
               <w:jc w:val="center"/>
             </w:pPr>
             <w:r>
-              <w:t>MSX-BASIC</w:t>
-            </w:r>
-            <w:r>
-              <w:t>のモード</w:t>
+              <w:t>MSX-BASICのモード</w:t>
             </w:r>
           </w:p>
         </w:tc>
@@ -6785,22 +6394,7 @@
         <w:pStyle w:val="Standard"/>
       </w:pPr>
       <w:r>
-        <w:t xml:space="preserve">　</w:t>
-      </w:r>
-      <w:r>
-        <w:t xml:space="preserve">TEXT0, TEXT1, MULTI COLOR, GRAPHIC1,  GRAPHIC2,  GRAPHIC3 </w:t>
-      </w:r>
-      <w:r>
-        <w:t>では全ビット有効。</w:t>
-      </w:r>
-      <w:r>
-        <w:t xml:space="preserve">A17 </w:t>
-      </w:r>
-      <w:r>
-        <w:t>は、</w:t>
-      </w:r>
-      <w:r>
-        <w:t>R#2</w:t>
+        <w:t xml:space="preserve">　TEXT0, TEXT1, MULTI COLOR, GRAPHIC1,  GRAPHIC2,  GRAPHIC3 では全ビット有効。A17 は、R#2</w:t>
       </w:r>
       <w:r>
         <w:rPr>
@@ -6854,10 +6448,7 @@
         <w:t>A17に</w:t>
       </w:r>
       <w:r>
-        <w:t>1</w:t>
-      </w:r>
-      <w:r>
-        <w:t>を書いても</w:t>
+        <w:t>1を書いても</w:t>
       </w:r>
       <w:r>
         <w:rPr>
@@ -6958,44 +6549,7 @@
         <w:pStyle w:val="Standard"/>
       </w:pPr>
       <w:r>
-        <w:lastRenderedPageBreak/>
-        <w:t xml:space="preserve">　</w:t>
-      </w:r>
-      <w:r>
-        <w:t xml:space="preserve">GRAPHIC4,  GRAPHIC5 </w:t>
-      </w:r>
-      <w:r>
-        <w:t>では、</w:t>
-      </w:r>
-      <w:r>
-        <w:t>bit4</w:t>
-      </w:r>
-      <w:r>
-        <w:t>～</w:t>
-      </w:r>
-      <w:r>
-        <w:t xml:space="preserve">bit0 </w:t>
-      </w:r>
-      <w:r>
-        <w:t>は</w:t>
-      </w:r>
-      <w:r>
-        <w:t xml:space="preserve"> 1 </w:t>
-      </w:r>
-      <w:r>
-        <w:t>を指定する。</w:t>
-      </w:r>
-      <w:r>
-        <w:t xml:space="preserve">A17 </w:t>
-      </w:r>
-      <w:r>
-        <w:t>は、</w:t>
-      </w:r>
-      <w:r>
-        <w:t>R#20</w:t>
-      </w:r>
-      <w:r>
-        <w:t>の</w:t>
+        <w:t xml:space="preserve">　GRAPHIC4,  GRAPHIC5 では、bit4～bit0 は 1 を指定する。A17 は、R#20の</w:t>
       </w:r>
       <w:r>
         <w:rPr>
@@ -7031,19 +6585,7 @@
         <w:t>1</w:t>
       </w:r>
       <w:r>
-        <w:t>のときは、</w:t>
-      </w:r>
-      <w:r>
-        <w:t>1</w:t>
-      </w:r>
-      <w:r>
-        <w:t>を書いても</w:t>
-      </w:r>
-      <w:r>
-        <w:t xml:space="preserve"> 0</w:t>
-      </w:r>
-      <w:r>
-        <w:t>を書いたことになる。</w:t>
+        <w:t>のときは、1を書いても 0を書いたことになる。</w:t>
       </w:r>
     </w:p>
     <w:p>
@@ -7117,46 +6659,7 @@
         <w:pStyle w:val="Standard"/>
       </w:pPr>
       <w:r>
-        <w:t xml:space="preserve">　</w:t>
-      </w:r>
-      <w:r>
-        <w:t>GRAPHIC6,  GRAPHIC7</w:t>
-      </w:r>
-      <w:r>
-        <w:t>では、</w:t>
-      </w:r>
-      <w:r>
-        <w:t>bit4</w:t>
-      </w:r>
-      <w:r>
-        <w:t>～</w:t>
-      </w:r>
-      <w:r>
-        <w:t xml:space="preserve">bit0 </w:t>
-      </w:r>
-      <w:r>
-        <w:t>は</w:t>
-      </w:r>
-      <w:r>
-        <w:t xml:space="preserve"> 1 </w:t>
-      </w:r>
-      <w:r>
-        <w:t>を指定し、他のモードとは</w:t>
-      </w:r>
-      <w:r>
-        <w:t xml:space="preserve"> bit </w:t>
-      </w:r>
-      <w:r>
-        <w:t>の位置が異なることに注意すること。</w:t>
-      </w:r>
-      <w:r>
-        <w:t xml:space="preserve">A17 </w:t>
-      </w:r>
-      <w:r>
-        <w:t>は、</w:t>
-      </w:r>
-      <w:r>
-        <w:t>R#2</w:t>
+        <w:t xml:space="preserve">　GRAPHIC6,  GRAPHIC7では、bit4～bit0 は 1 を指定し、他のモードとは bit の位置が異なることに注意すること。A17 は、R#2</w:t>
       </w:r>
       <w:r>
         <w:rPr>
@@ -7201,68 +6704,20 @@
         <w:t>1</w:t>
       </w:r>
       <w:r>
-        <w:t>のときは、</w:t>
-      </w:r>
-      <w:r>
-        <w:t>1</w:t>
-      </w:r>
-      <w:r>
-        <w:t>を書いても</w:t>
-      </w:r>
-      <w:r>
-        <w:t xml:space="preserve"> 0</w:t>
-      </w:r>
-      <w:r>
-        <w:t>を書いたことになる。</w:t>
-      </w:r>
-    </w:p>
-    <w:p>
-      <w:pPr>
-        <w:pStyle w:val="Standard"/>
-      </w:pPr>
-    </w:p>
-    <w:p>
-      <w:pPr>
-        <w:pStyle w:val="Standard"/>
-      </w:pPr>
-      <w:r>
-        <w:t xml:space="preserve">　</w:t>
-      </w:r>
-      <w:r>
-        <w:t xml:space="preserve">GRAPHIC4, GRAPHIC5, GRAPHIC6, GRAPHIC7 </w:t>
-      </w:r>
-      <w:r>
-        <w:t>の</w:t>
-      </w:r>
-      <w:r>
-        <w:t>1</w:t>
-      </w:r>
-      <w:r>
-        <w:t>を指定するビットは、内部演算でアドレス計算する際に</w:t>
-      </w:r>
-      <w:r>
-        <w:t xml:space="preserve"> AND</w:t>
-      </w:r>
-      <w:r>
-        <w:t>演算によってミックスされる。従って、</w:t>
-      </w:r>
-      <w:r>
-        <w:t xml:space="preserve">0 </w:t>
-      </w:r>
-      <w:r>
-        <w:t>を指定すると、強制的にそのビットは</w:t>
-      </w:r>
-      <w:r>
-        <w:t xml:space="preserve"> 0</w:t>
-      </w:r>
-      <w:r>
-        <w:t>固定に出来るため、繰り返しパターンの表示が可能となる。詳細は、</w:t>
-      </w:r>
-      <w:r>
-        <w:t xml:space="preserve">v9968_programmers_manual_screen_mode </w:t>
-      </w:r>
-      <w:r>
-        <w:t>の説明を参照。</w:t>
+        <w:t>のときは、1を書いても 0を書いたことになる。</w:t>
+      </w:r>
+    </w:p>
+    <w:p>
+      <w:pPr>
+        <w:pStyle w:val="Standard"/>
+      </w:pPr>
+    </w:p>
+    <w:p>
+      <w:pPr>
+        <w:pStyle w:val="Standard"/>
+      </w:pPr>
+      <w:r>
+        <w:t xml:space="preserve">　GRAPHIC4, GRAPHIC5, GRAPHIC6, GRAPHIC7 の1を指定するビットは、内部演算でアドレス計算する際に AND演算によってミックスされる。従って、0 を指定すると、強制的にそのビットは 0固定に出来るため、繰り返しパターンの表示が可能となる。詳細は、v9968_programmers_manual_screen_mode の説明を参照。</w:t>
       </w:r>
     </w:p>
     <w:p>
@@ -7473,22 +6928,7 @@
         <w:pStyle w:val="Standard"/>
       </w:pPr>
       <w:r>
-        <w:t xml:space="preserve">Sprite Mode1 </w:t>
-      </w:r>
-      <w:r>
-        <w:t>では、</w:t>
-      </w:r>
-      <w:r>
-        <w:t xml:space="preserve">Sprite Attribute Table </w:t>
-      </w:r>
-      <w:r>
-        <w:t>のアドレスの</w:t>
-      </w:r>
-      <w:r>
-        <w:t xml:space="preserve"> bit7-14 </w:t>
-      </w:r>
-      <w:r>
-        <w:t>を指定する。</w:t>
+        <w:t>Sprite Mode1 では、Sprite Attribute Table のアドレスの bit7-14 を指定する。</w:t>
       </w:r>
     </w:p>
     <w:p>
@@ -7509,7 +6949,6 @@
         <w:rPr>
           <w:noProof/>
         </w:rPr>
-        <w:lastRenderedPageBreak/>
         <w:drawing>
           <wp:anchor distT="0" distB="0" distL="114300" distR="114300" simplePos="0" relativeHeight="5" behindDoc="0" locked="0" layoutInCell="1" allowOverlap="1" wp14:anchorId="6BC52CD3" wp14:editId="06559E01">
             <wp:simplePos x="0" y="0"/>
@@ -7563,75 +7002,15 @@
         <w:pStyle w:val="Standard"/>
       </w:pPr>
       <w:r>
-        <w:t>Sprite Mode2</w:t>
-      </w:r>
-      <w:r>
-        <w:t>及び</w:t>
-      </w:r>
-      <w:r>
-        <w:t xml:space="preserve">Sprite Mode3 </w:t>
-      </w:r>
-      <w:r>
-        <w:t>では、</w:t>
-      </w:r>
-      <w:r>
-        <w:t xml:space="preserve">Sprite Attribute Table </w:t>
-      </w:r>
-      <w:r>
-        <w:t>のアドレスの</w:t>
-      </w:r>
-      <w:r>
-        <w:t xml:space="preserve"> bit9-14 </w:t>
-      </w:r>
-      <w:r>
-        <w:t>を指定する。</w:t>
-      </w:r>
-      <w:r>
-        <w:t xml:space="preserve">R#5 bit1, bit0 </w:t>
-      </w:r>
-      <w:r>
-        <w:t>は、</w:t>
-      </w:r>
-      <w:r>
-        <w:t xml:space="preserve">Sprite Attribute Table </w:t>
-      </w:r>
-      <w:r>
-        <w:t>のアドレスの</w:t>
-      </w:r>
-      <w:r>
-        <w:t xml:space="preserve"> bit8, 7 </w:t>
-      </w:r>
-      <w:r>
-        <w:t>の</w:t>
-      </w:r>
-      <w:r>
-        <w:t>AND</w:t>
-      </w:r>
-      <w:r>
-        <w:t>マスク機能である。通常は</w:t>
-      </w:r>
-      <w:r>
-        <w:t xml:space="preserve"> 1 </w:t>
-      </w:r>
-      <w:r>
-        <w:t>を立てて、マスクしないようにする。</w:t>
-      </w:r>
-    </w:p>
-    <w:p>
-      <w:pPr>
-        <w:pStyle w:val="Standard"/>
-      </w:pPr>
-      <w:r>
-        <w:t xml:space="preserve">Sprite Mode2 </w:t>
-      </w:r>
-      <w:r>
-        <w:t>では、</w:t>
-      </w:r>
-      <w:r>
-        <w:t xml:space="preserve">Sprite Color Table </w:t>
-      </w:r>
-      <w:r>
-        <w:t>のアドレスも兼ねている。</w:t>
+        <w:t>Sprite Mode2及びSprite Mode3 では、Sprite Attribute Table のアドレスの bit9-14 を指定する。R#5 bit1, bit0 は、Sprite Attribute Table のアドレスの bit8, 7 のANDマスク機能である。通常は 1 を立てて、マスクしないようにする。</w:t>
+      </w:r>
+    </w:p>
+    <w:p>
+      <w:pPr>
+        <w:pStyle w:val="Standard"/>
+      </w:pPr>
+      <w:r>
+        <w:t>Sprite Mode2 では、Sprite Color Table のアドレスも兼ねている。</w:t>
       </w:r>
     </w:p>
     <w:p>
@@ -7715,52 +7094,7 @@
         <w:pStyle w:val="Standard"/>
       </w:pPr>
       <w:r>
-        <w:t>Sprite Mode 1</w:t>
-      </w:r>
-      <w:r>
-        <w:t>～</w:t>
-      </w:r>
-      <w:r>
-        <w:t>3</w:t>
-      </w:r>
-      <w:r>
-        <w:t>における、スプライト形状を指定する</w:t>
-      </w:r>
-      <w:r>
-        <w:t xml:space="preserve"> Sprite Pattern Generator Table </w:t>
-      </w:r>
-      <w:r>
-        <w:t>のアドレスを指定する。アドレスの</w:t>
-      </w:r>
-      <w:r>
-        <w:t xml:space="preserve"> bit11</w:t>
-      </w:r>
-      <w:r>
-        <w:t>～</w:t>
-      </w:r>
-      <w:r>
-        <w:t xml:space="preserve">17 </w:t>
-      </w:r>
-      <w:r>
-        <w:t>を指定可能である。</w:t>
-      </w:r>
-      <w:r>
-        <w:t>bit10</w:t>
-      </w:r>
-      <w:r>
-        <w:t>～</w:t>
-      </w:r>
-      <w:r>
-        <w:t xml:space="preserve">0 </w:t>
-      </w:r>
-      <w:r>
-        <w:t>は</w:t>
-      </w:r>
-      <w:r>
-        <w:t xml:space="preserve"> 0 </w:t>
-      </w:r>
-      <w:r>
-        <w:t>固定。</w:t>
+        <w:t>Sprite Mode 1～3における、スプライト形状を指定する Sprite Pattern Generator Table のアドレスを指定する。アドレスの bit11～17 を指定可能である。bit10～0 は 0 固定。</w:t>
       </w:r>
     </w:p>
     <w:p>
@@ -7839,48 +7173,15 @@
         <w:pStyle w:val="Standard"/>
       </w:pPr>
       <w:r>
-        <w:t>TEXT1</w:t>
-      </w:r>
-      <w:r>
-        <w:t>及び</w:t>
-      </w:r>
-      <w:r>
-        <w:t xml:space="preserve">TEXT2 </w:t>
-      </w:r>
-      <w:r>
-        <w:t>では、</w:t>
-      </w:r>
-      <w:r>
-        <w:t xml:space="preserve">bit7-4 </w:t>
-      </w:r>
-      <w:r>
-        <w:t>は前景色、</w:t>
-      </w:r>
-      <w:r>
-        <w:t xml:space="preserve">bit3-0 </w:t>
-      </w:r>
-      <w:r>
-        <w:t>は背景色＝周辺色である。</w:t>
-      </w:r>
-    </w:p>
-    <w:p>
-      <w:pPr>
-        <w:pStyle w:val="Standard"/>
-      </w:pPr>
-      <w:r>
-        <w:t>その他の画面モードでは、</w:t>
-      </w:r>
-      <w:r>
-        <w:t xml:space="preserve">bit7-4 </w:t>
-      </w:r>
-      <w:r>
-        <w:t>は無効。</w:t>
-      </w:r>
-      <w:r>
-        <w:t>bit3-0</w:t>
-      </w:r>
-      <w:r>
-        <w:t>が周辺色である。</w:t>
+        <w:t>TEXT1及びTEXT2 では、bit7-4 は前景色、bit3-0 は背景色＝周辺色である。</w:t>
+      </w:r>
+    </w:p>
+    <w:p>
+      <w:pPr>
+        <w:pStyle w:val="Standard"/>
+      </w:pPr>
+      <w:r>
+        <w:t>その他の画面モードでは、bit7-4 は無効。bit3-0が周辺色である。</w:t>
       </w:r>
     </w:p>
     <w:p>
@@ -7960,7 +7261,6 @@
       </w:pPr>
       <w:bookmarkStart w:id="20" w:name="_Toc241436392"/>
       <w:r>
-        <w:lastRenderedPageBreak/>
         <w:t>R#9 Mode3</w:t>
       </w:r>
       <w:bookmarkEnd w:id="20"/>
@@ -8357,7 +7657,6 @@
       </w:pPr>
       <w:bookmarkStart w:id="26" w:name="_Toc241436398"/>
       <w:r>
-        <w:lastRenderedPageBreak/>
         <w:t>R#15 Status Register Pointer</w:t>
       </w:r>
       <w:bookmarkEnd w:id="26"/>
@@ -8742,16 +8041,7 @@
         <w:pStyle w:val="Standard"/>
       </w:pPr>
       <w:r>
-        <w:t xml:space="preserve">V9968 </w:t>
-      </w:r>
-      <w:r>
-        <w:t>の新機能を</w:t>
-      </w:r>
-      <w:r>
-        <w:t>ON/OFF</w:t>
-      </w:r>
-      <w:r>
-        <w:t>するレジスタである。</w:t>
+        <w:t>V9968 の新機能をON/OFFするレジスタである。</w:t>
       </w:r>
     </w:p>
     <w:p>
@@ -8776,127 +8066,47 @@
         <w:pStyle w:val="Standard"/>
       </w:pPr>
       <w:r>
-        <w:t xml:space="preserve">HS (High Speed command): </w:t>
-      </w:r>
-      <w:r>
-        <w:t>高速</w:t>
-      </w:r>
-      <w:r>
-        <w:t>VDP</w:t>
-      </w:r>
-      <w:r>
-        <w:t>コマンドモード指定。</w:t>
-      </w:r>
-      <w:r>
-        <w:t xml:space="preserve">1 </w:t>
-      </w:r>
-      <w:r>
-        <w:t>にすると高速になる。</w:t>
-      </w:r>
-    </w:p>
-    <w:p>
-      <w:pPr>
-        <w:pStyle w:val="Standard"/>
-      </w:pPr>
-      <w:r>
-        <w:lastRenderedPageBreak/>
-        <w:t xml:space="preserve">SVNS (Sprite Vertical position Non-following Scroll) : 1 </w:t>
-      </w:r>
-      <w:r>
-        <w:t>にすると、スプライトが</w:t>
-      </w:r>
-      <w:r>
-        <w:t xml:space="preserve"> R#23 </w:t>
-      </w:r>
-      <w:r>
-        <w:t>の値の影響を受けなくなる。</w:t>
-      </w:r>
-      <w:r>
-        <w:t>Sprite mode1</w:t>
-      </w:r>
-      <w:r>
-        <w:t>～</w:t>
-      </w:r>
-      <w:r>
-        <w:t>3</w:t>
-      </w:r>
-      <w:r>
-        <w:t>全てで有効。</w:t>
-      </w:r>
-    </w:p>
-    <w:p>
-      <w:pPr>
-        <w:pStyle w:val="Standard"/>
-      </w:pPr>
-      <w:r>
-        <w:t xml:space="preserve">ILNS (Interrupt Line Non-following Scroll) : 1 </w:t>
-      </w:r>
-      <w:r>
-        <w:t>にすると、走査線割り込みが</w:t>
-      </w:r>
-      <w:r>
-        <w:t xml:space="preserve"> R#23 </w:t>
-      </w:r>
-      <w:r>
-        <w:t>の値の影響を受けなくなる。</w:t>
-      </w:r>
-    </w:p>
-    <w:p>
-      <w:pPr>
-        <w:pStyle w:val="Standard"/>
-      </w:pPr>
-      <w:r>
-        <w:t xml:space="preserve">SP3 (Sprite mode 3) : 1 </w:t>
-      </w:r>
-      <w:r>
-        <w:t>にすると、スプライトを</w:t>
-      </w:r>
-      <w:r>
-        <w:t xml:space="preserve"> Sprite mode3 </w:t>
-      </w:r>
-      <w:r>
-        <w:t>に切り替える。</w:t>
-      </w:r>
-    </w:p>
-    <w:p>
-      <w:pPr>
-        <w:pStyle w:val="Standard"/>
-      </w:pPr>
-      <w:r>
-        <w:t xml:space="preserve">EPAL (Expanded </w:t>
-      </w:r>
-      <w:proofErr w:type="spellStart"/>
-      <w:r>
-        <w:t>PALette</w:t>
-      </w:r>
-      <w:proofErr w:type="spellEnd"/>
-      <w:r>
-        <w:t xml:space="preserve">) : 1 </w:t>
-      </w:r>
-      <w:r>
-        <w:t>にすると、</w:t>
-      </w:r>
-      <w:r>
-        <w:t>32768</w:t>
-      </w:r>
-      <w:r>
-        <w:t>色から選択するパレットに切り替わる。</w:t>
-      </w:r>
-    </w:p>
-    <w:p>
-      <w:pPr>
-        <w:pStyle w:val="Standard"/>
-      </w:pPr>
-      <w:r>
-        <w:t xml:space="preserve">FIL (Flat </w:t>
-      </w:r>
-      <w:proofErr w:type="spellStart"/>
-      <w:r>
-        <w:t>InterLace</w:t>
-      </w:r>
-      <w:proofErr w:type="spellEnd"/>
-      <w:r>
-        <w:t xml:space="preserve"> mode) : 1にすると、インターレースによる疑似垂直高解像度表示時に、VRAM の並びをフラットに扱うように変更した新しいインターレースモードにする。R#9 の設定よりもこちらの設定の方が優先。</w:t>
+        <w:t>HS (High Speed command): 高速VDPコマンドモード指定。1 にすると高速になる。</w:t>
+      </w:r>
+    </w:p>
+    <w:p>
+      <w:pPr>
+        <w:pStyle w:val="Standard"/>
+      </w:pPr>
+      <w:r>
+        <w:t>SVNS (Sprite Vertical position Non-following Scroll) : 1 にすると、スプライトが R#23 の値の影響を受けなくなる。Sprite mode1～3全てで有効。</w:t>
+      </w:r>
+    </w:p>
+    <w:p>
+      <w:pPr>
+        <w:pStyle w:val="Standard"/>
+      </w:pPr>
+      <w:r>
+        <w:t>ILNS (Interrupt Line Non-following Scroll) : 1 にすると、走査線割り込みが R#23 の値の影響を受けなくなる。</w:t>
+      </w:r>
+    </w:p>
+    <w:p>
+      <w:pPr>
+        <w:pStyle w:val="Standard"/>
+      </w:pPr>
+      <w:r>
+        <w:t>SP3 (Sprite mode 3) : 1 にすると、スプライトを Sprite mode3 に切り替える。</w:t>
+      </w:r>
+    </w:p>
+    <w:p>
+      <w:pPr>
+        <w:pStyle w:val="Standard"/>
+      </w:pPr>
+      <w:r>
+        <w:t>EPAL (Expanded PALette) : 1 にすると、32768色から選択するパレットに切り替わる。</w:t>
+      </w:r>
+    </w:p>
+    <w:p>
+      <w:pPr>
+        <w:pStyle w:val="Standard"/>
+      </w:pPr>
+      <w:r>
+        <w:t>FIL (Flat InterLace mode) : 1にすると、インターレースによる疑似垂直高解像度表示時に、VRAM の並びをフラットに扱うように変更した新しいインターレースモードにする。R#9 の設定よりもこちらの設定の方が優先。</w:t>
       </w:r>
     </w:p>
     <w:p>
@@ -8912,40 +8122,7 @@
         <w:pStyle w:val="Standard"/>
       </w:pPr>
       <w:r>
-        <w:t>S16 (Sprite horizontal 16 planes per line mode) : Sprite mode1</w:t>
-      </w:r>
-      <w:r>
-        <w:t>及び</w:t>
-      </w:r>
-      <w:r>
-        <w:t xml:space="preserve">2 </w:t>
-      </w:r>
-      <w:r>
-        <w:t>で</w:t>
-      </w:r>
-      <w:r>
-        <w:t xml:space="preserve"> 1 </w:t>
-      </w:r>
-      <w:r>
-        <w:t>にすると、水平に</w:t>
-      </w:r>
-      <w:r>
-        <w:t xml:space="preserve"> 16</w:t>
-      </w:r>
-      <w:r>
-        <w:t>枚までスプライトを並べられるようになる。</w:t>
-      </w:r>
-      <w:r>
-        <w:t xml:space="preserve">Sprite mode3 </w:t>
-      </w:r>
-      <w:r>
-        <w:t>では常に</w:t>
-      </w:r>
-      <w:r>
-        <w:t xml:space="preserve"> 16</w:t>
-      </w:r>
-      <w:r>
-        <w:t>枚。</w:t>
+        <w:t>S16 (Sprite horizontal 16 planes per line mode) : Sprite mode1及び2 で 1 にすると、水平に 16枚までスプライトを並べられるようになる。Sprite mode3 では常に 16枚。</w:t>
       </w:r>
     </w:p>
     <w:p>
@@ -9013,16 +8190,7 @@
         <w:pStyle w:val="Standard"/>
       </w:pPr>
       <w:r>
-        <w:t xml:space="preserve">V9968 </w:t>
-      </w:r>
-      <w:r>
-        <w:t>の新機能を</w:t>
-      </w:r>
-      <w:r>
-        <w:t>ON/OFF</w:t>
-      </w:r>
-      <w:r>
-        <w:t>するレジスタである。</w:t>
+        <w:t>V9968 の新機能をON/OFFするレジスタである。</w:t>
       </w:r>
     </w:p>
     <w:p>
@@ -9070,22 +8238,7 @@
         <w:pStyle w:val="Standard"/>
       </w:pPr>
       <w:r>
-        <w:t xml:space="preserve">0 </w:t>
-      </w:r>
-      <w:r>
-        <w:t>にすると</w:t>
-      </w:r>
-      <w:r>
-        <w:t xml:space="preserve"> VDP ID </w:t>
-      </w:r>
-      <w:r>
-        <w:t>が</w:t>
-      </w:r>
-      <w:r>
-        <w:t xml:space="preserve"> V9968 (00011) </w:t>
-      </w:r>
-      <w:r>
-        <w:t>にな</w:t>
+        <w:t>0 にすると VDP ID が V9968 (00011) にな</w:t>
       </w:r>
       <w:r>
         <w:rPr>
@@ -9094,19 +8247,7 @@
         <w:t>り</w:t>
       </w:r>
       <w:r>
-        <w:t>（</w:t>
-      </w:r>
-      <w:r>
-        <w:t xml:space="preserve">※VDP ID </w:t>
-      </w:r>
-      <w:r>
-        <w:t>は</w:t>
-      </w:r>
-      <w:r>
-        <w:t xml:space="preserve"> S#1</w:t>
-      </w:r>
-      <w:r>
-        <w:t>）</w:t>
+        <w:t>（※VDP ID は S#1）</w:t>
       </w:r>
       <w:r>
         <w:rPr>
@@ -9286,7 +8427,6 @@
       </w:pPr>
       <w:bookmarkStart w:id="35" w:name="_Toc241436407"/>
       <w:r>
-        <w:lastRenderedPageBreak/>
         <w:t>R#24 N/A</w:t>
       </w:r>
       <w:bookmarkEnd w:id="35"/>
@@ -9391,81 +8531,31 @@
         <w:pStyle w:val="Standard"/>
       </w:pPr>
       <w:r>
-        <w:t>YJK (Y,J,K Color mode) : 1</w:t>
-      </w:r>
-      <w:r>
-        <w:t>にすると自然画モードに切り替える。</w:t>
-      </w:r>
-      <w:r>
-        <w:t xml:space="preserve">Graphic7 </w:t>
-      </w:r>
-      <w:r>
-        <w:t>である必要がある。その他のモードでの動作は保証しない。</w:t>
-      </w:r>
-    </w:p>
-    <w:p>
-      <w:pPr>
-        <w:pStyle w:val="Standard"/>
-      </w:pPr>
-      <w:r>
-        <w:t xml:space="preserve">YAE (Y Attribute Enable) : 1 </w:t>
-      </w:r>
-      <w:r>
-        <w:t>にすると</w:t>
-      </w:r>
-      <w:proofErr w:type="spellStart"/>
-      <w:r>
-        <w:t>YJK+Palette</w:t>
-      </w:r>
-      <w:proofErr w:type="spellEnd"/>
-      <w:r>
-        <w:t>のハイブリッドモードに切り替える。</w:t>
-      </w:r>
-      <w:r>
-        <w:t xml:space="preserve">Graphic7 </w:t>
-      </w:r>
-      <w:r>
-        <w:t>で、かつ</w:t>
-      </w:r>
-      <w:r>
-        <w:t xml:space="preserve"> YJK=1 </w:t>
-      </w:r>
-      <w:r>
-        <w:t>である必要がある。その他のモードでの動作は保証しない。</w:t>
-      </w:r>
-    </w:p>
-    <w:p>
-      <w:pPr>
-        <w:pStyle w:val="Standard"/>
-      </w:pPr>
-      <w:r>
-        <w:t>CMD (Command enable) : 1</w:t>
-      </w:r>
-      <w:r>
-        <w:t>にすると、ビットマップではない画面モードで、</w:t>
-      </w:r>
-      <w:r>
-        <w:t>VDP</w:t>
-      </w:r>
-      <w:r>
-        <w:t>コマンドを使えるようになる。</w:t>
-      </w:r>
-      <w:r>
-        <w:t xml:space="preserve">Graphic7 </w:t>
-      </w:r>
-      <w:r>
-        <w:t>の想定で動作する。</w:t>
-      </w:r>
-    </w:p>
-    <w:p>
-      <w:pPr>
-        <w:pStyle w:val="Standard"/>
-      </w:pPr>
-      <w:r>
-        <w:t>SPS (Sprite Priority Shuffle) : 1</w:t>
-      </w:r>
-      <w:r>
-        <w:t>にすると、スプライトプライオリティシャッフル機能を有効にする（水平に沢山並んだときに消えずに点滅するようになる）。</w:t>
+        <w:t>YJK (Y,J,K Color mode) : 1にすると自然画モードに切り替える。Graphic7 である必要がある。その他のモードでの動作は保証しない。</w:t>
+      </w:r>
+    </w:p>
+    <w:p>
+      <w:pPr>
+        <w:pStyle w:val="Standard"/>
+      </w:pPr>
+      <w:r>
+        <w:t>YAE (Y Attribute Enable) : 1 にするとYJK+Paletteのハイブリッドモードに切り替える。Graphic7 で、かつ YJK=1 である必要がある。その他のモードでの動作は保証しない。</w:t>
+      </w:r>
+    </w:p>
+    <w:p>
+      <w:pPr>
+        <w:pStyle w:val="Standard"/>
+      </w:pPr>
+      <w:r>
+        <w:t>CMD (Command enable) : 1にすると、ビットマップではない画面モードで、VDPコマンドを使えるようになる。Graphic7 の想定で動作する。</w:t>
+      </w:r>
+    </w:p>
+    <w:p>
+      <w:pPr>
+        <w:pStyle w:val="Standard"/>
+      </w:pPr>
+      <w:r>
+        <w:t>SPS (Sprite Priority Shuffle) : 1にすると、スプライトプライオリティシャッフル機能を有効にする（水平に沢山並んだときに消えずに点滅するようになる）。</w:t>
       </w:r>
     </w:p>
     <w:p>
@@ -9631,7 +8721,6 @@
       </w:pPr>
       <w:bookmarkStart w:id="40" w:name="_Toc241436412"/>
       <w:r>
-        <w:lastRenderedPageBreak/>
         <w:t>R#32, R#33 Source X Register</w:t>
       </w:r>
       <w:bookmarkEnd w:id="40"/>
@@ -9875,7 +8964,6 @@
       </w:pPr>
       <w:bookmarkStart w:id="43" w:name="_Toc241436415"/>
       <w:r>
-        <w:lastRenderedPageBreak/>
         <w:t>R#38, R#39 Destination Y Register</w:t>
       </w:r>
       <w:bookmarkEnd w:id="43"/>
@@ -9962,15 +9050,7 @@
       </w:pPr>
       <w:bookmarkStart w:id="44" w:name="_Toc241436416"/>
       <w:r>
-        <w:t xml:space="preserve">R#40, R#41 Number </w:t>
-      </w:r>
-      <w:proofErr w:type="gramStart"/>
-      <w:r>
-        <w:t>Of</w:t>
-      </w:r>
-      <w:proofErr w:type="gramEnd"/>
-      <w:r>
-        <w:t xml:space="preserve"> Dots X Register</w:t>
+        <w:t>R#40, R#41 Number Of Dots X Register</w:t>
       </w:r>
       <w:bookmarkEnd w:id="44"/>
     </w:p>
@@ -10056,15 +9136,7 @@
       </w:pPr>
       <w:bookmarkStart w:id="45" w:name="_Toc241436417"/>
       <w:r>
-        <w:t xml:space="preserve">R#42, R#43 Number </w:t>
-      </w:r>
-      <w:proofErr w:type="gramStart"/>
-      <w:r>
-        <w:t>Of</w:t>
-      </w:r>
-      <w:proofErr w:type="gramEnd"/>
-      <w:r>
-        <w:t xml:space="preserve"> Dots Y Register</w:t>
+        <w:t>R#42, R#43 Number Of Dots Y Register</w:t>
       </w:r>
       <w:bookmarkEnd w:id="45"/>
     </w:p>
@@ -10150,7 +9222,6 @@
       </w:pPr>
       <w:bookmarkStart w:id="46" w:name="_Toc241436418"/>
       <w:r>
-        <w:lastRenderedPageBreak/>
         <w:t>R#44 Color Register</w:t>
       </w:r>
       <w:bookmarkEnd w:id="46"/>
@@ -10297,148 +9368,23 @@
         <w:pStyle w:val="Standard"/>
       </w:pPr>
       <w:r>
-        <w:t xml:space="preserve">FG4 (Force Graphic4): 1 </w:t>
-      </w:r>
-      <w:r>
-        <w:t>にすると、</w:t>
-      </w:r>
-      <w:r>
-        <w:t>VDP</w:t>
-      </w:r>
-      <w:r>
-        <w:t>コマンド実行時に、強制的に</w:t>
-      </w:r>
-      <w:r>
-        <w:t xml:space="preserve"> Graphic4 (SCREEN5) </w:t>
-      </w:r>
-      <w:r>
-        <w:t>として実行する。主に</w:t>
-      </w:r>
-      <w:r>
-        <w:t xml:space="preserve"> Sprite mode3 </w:t>
-      </w:r>
-      <w:r>
-        <w:t>のパターンを</w:t>
-      </w:r>
-      <w:r>
-        <w:t xml:space="preserve"> VDP</w:t>
-      </w:r>
-      <w:r>
-        <w:t>コマンドで加工するために利用する機能である。全画面モードで利用可能。</w:t>
-      </w:r>
-    </w:p>
-    <w:p>
-      <w:pPr>
-        <w:pStyle w:val="Standard"/>
-      </w:pPr>
-      <w:r>
-        <w:t xml:space="preserve">MXC : </w:t>
-      </w:r>
-      <w:r>
-        <w:t>従来の裏</w:t>
-      </w:r>
-      <w:r>
-        <w:t xml:space="preserve">VRAM </w:t>
-      </w:r>
-      <w:r>
-        <w:t>に対応したソフトのためのダミーレジスタである。</w:t>
-      </w:r>
-      <w:r>
-        <w:t>1</w:t>
-      </w:r>
-      <w:r>
-        <w:t>を立てると、表</w:t>
-      </w:r>
-      <w:r>
-        <w:t>VRAM</w:t>
-      </w:r>
-      <w:r>
-        <w:t>に対して</w:t>
-      </w:r>
-      <w:r>
-        <w:t>CPU</w:t>
-      </w:r>
-      <w:r>
-        <w:t>からアクセス出来なくなる。</w:t>
-      </w:r>
-      <w:r>
-        <w:t>VRAM</w:t>
-      </w:r>
-      <w:r>
-        <w:t>読みだし結果は</w:t>
-      </w:r>
-      <w:r>
-        <w:t xml:space="preserve"> </w:t>
-      </w:r>
-      <w:proofErr w:type="spellStart"/>
-      <w:r>
-        <w:t>FFh</w:t>
-      </w:r>
-      <w:proofErr w:type="spellEnd"/>
-      <w:r>
-        <w:t xml:space="preserve"> </w:t>
-      </w:r>
-      <w:r>
-        <w:t>になる。</w:t>
-      </w:r>
-      <w:r>
-        <w:t xml:space="preserve">ECOM=0 </w:t>
-      </w:r>
-      <w:r>
-        <w:t>の場合にのみ有効。</w:t>
-      </w:r>
-    </w:p>
-    <w:p>
-      <w:pPr>
-        <w:pStyle w:val="Standard"/>
-      </w:pPr>
-      <w:r>
-        <w:t xml:space="preserve">XHR (X Half Rotate): ECOM=1 </w:t>
-      </w:r>
-      <w:r>
-        <w:t>の場合にのみ有効。</w:t>
-      </w:r>
-      <w:r>
-        <w:t xml:space="preserve">1 </w:t>
-      </w:r>
-      <w:r>
-        <w:t>にすると、</w:t>
-      </w:r>
-      <w:r>
-        <w:t xml:space="preserve">LRMM </w:t>
-      </w:r>
-      <w:r>
-        <w:t>の単位ベクトルの</w:t>
-      </w:r>
-      <w:r>
-        <w:t xml:space="preserve"> X</w:t>
-      </w:r>
-      <w:r>
-        <w:t>成分は</w:t>
-      </w:r>
-      <w:r>
-        <w:t>2</w:t>
-      </w:r>
-      <w:r>
-        <w:t>倍にされて加算される。</w:t>
-      </w:r>
-      <w:r>
-        <w:t>90°</w:t>
-      </w:r>
-      <w:r>
-        <w:t>回転したベクトルもＸ成分が</w:t>
-      </w:r>
-      <w:r>
-        <w:t>2</w:t>
-      </w:r>
-      <w:r>
-        <w:t>倍される。</w:t>
-      </w:r>
-      <w:r>
-        <w:t xml:space="preserve">Graphic5, 6 </w:t>
-      </w:r>
-      <w:r>
-        <w:t>による縦長ドットモードで整合をとるための機能である。</w:t>
+        <w:t>FG4 (Force Graphic4): 1 にすると、VDPコマンド実行時に、強制的に Graphic4 (SCREEN5) として実行する。主に Sprite mode3 のパターンを VDPコマンドで加工するために利用する機能である。全画面モードで利用可能。</w:t>
+      </w:r>
+    </w:p>
+    <w:p>
+      <w:pPr>
+        <w:pStyle w:val="Standard"/>
+      </w:pPr>
+      <w:r>
+        <w:t>MXC : 従来の裏VRAM に対応したソフトのためのダミーレジスタである。1を立てると、表VRAMに対してCPUからアクセス出来なくなる。VRAM読みだし結果は FFh になる。ECOM=0 の場合にのみ有効。</w:t>
+      </w:r>
+    </w:p>
+    <w:p>
+      <w:pPr>
+        <w:pStyle w:val="Standard"/>
+      </w:pPr>
+      <w:r>
+        <w:t>XHR (X Half Rotate): ECOM=1 の場合にのみ有効。1 にすると、LRMM の単位ベクトルの X成分は2倍にされて加算される。90°回転したベクトルもＸ成分が2倍される。Graphic5, 6 による縦長ドットモードで整合をとるための機能である。</w:t>
       </w:r>
     </w:p>
     <w:p>
@@ -10548,7 +9494,6 @@
       </w:pPr>
       <w:bookmarkStart w:id="49" w:name="_Toc241436421"/>
       <w:r>
-        <w:lastRenderedPageBreak/>
         <w:t>R#47, R#48, R#49, R#50 Rotation unit vector</w:t>
       </w:r>
       <w:bookmarkEnd w:id="49"/>
@@ -10614,25 +9559,7 @@
         <w:pStyle w:val="Standard"/>
       </w:pPr>
       <w:r>
-        <w:t xml:space="preserve">　</w:t>
-      </w:r>
-      <w:r>
-        <w:t>LRMM</w:t>
-      </w:r>
-      <w:r>
-        <w:t>コマンドの回転単位ベクトルを指定する。小数部</w:t>
-      </w:r>
-      <w:r>
-        <w:t>8bit</w:t>
-      </w:r>
-      <w:r>
-        <w:t>の符号付き固定小数点数で指定する。具体的な指定内容は、</w:t>
-      </w:r>
-      <w:r>
-        <w:t>LRMM</w:t>
-      </w:r>
-      <w:r>
-        <w:t>コマンドの説明を参照。</w:t>
+        <w:t xml:space="preserve">　LRMMコマンドの回転単位ベクトルを指定する。小数部8bitの符号付き固定小数点数で指定する。具体的な指定内容は、LRMMコマンドの説明を参照。</w:t>
       </w:r>
     </w:p>
     <w:p>
@@ -10711,16 +9638,7 @@
         <w:pStyle w:val="Textbody"/>
       </w:pPr>
       <w:r>
-        <w:t xml:space="preserve"> LRMM</w:t>
-      </w:r>
-      <w:r>
-        <w:t>コマンドの転送先のウィンドウの左上座標指定。このウィンドウに収まる範囲のみ描画される。この座標そのものは、ウィンドウの内側とみなされる。具体的な指定内容は、</w:t>
-      </w:r>
-      <w:r>
-        <w:t>LRMM</w:t>
-      </w:r>
-      <w:r>
-        <w:t>コマンドの説明を参照。</w:t>
+        <w:t xml:space="preserve"> LRMMコマンドの転送先のウィンドウの左上座標指定。このウィンドウに収まる範囲のみ描画される。この座標そのものは、ウィンドウの内側とみなされる。具体的な指定内容は、LRMMコマンドの説明を参照。</w:t>
       </w:r>
     </w:p>
     <w:p>
@@ -10729,7 +9647,6 @@
       </w:pPr>
       <w:bookmarkStart w:id="51" w:name="_Toc241436423"/>
       <w:r>
-        <w:lastRenderedPageBreak/>
         <w:t>R#55, R#56, R#57, R#58 Output window end</w:t>
       </w:r>
       <w:bookmarkEnd w:id="51"/>
@@ -10795,16 +9712,7 @@
         <w:pStyle w:val="Textbody"/>
       </w:pPr>
       <w:r>
-        <w:t xml:space="preserve"> LRMM</w:t>
-      </w:r>
-      <w:r>
-        <w:t>コマンドの転送先のウィンドウの右下座標指定。このウィンドウに収まる範囲のみ描画される。この座標そのものは、ウィンドウの内側とみなされる。具体的な指定内容は、</w:t>
-      </w:r>
-      <w:r>
-        <w:t>LRMM</w:t>
-      </w:r>
-      <w:r>
-        <w:t>コマンドの説明を参照。</w:t>
+        <w:t xml:space="preserve"> LRMMコマンドの転送先のウィンドウの右下座標指定。このウィンドウに収まる範囲のみ描画される。この座標そのものは、ウィンドウの内側とみなされる。具体的な指定内容は、LRMMコマンドの説明を参照。</w:t>
       </w:r>
     </w:p>
     <w:p>
@@ -10898,157 +9806,31 @@
         <w:pStyle w:val="Standard"/>
       </w:pPr>
       <w:r>
-        <w:t xml:space="preserve">　</w:t>
-      </w:r>
-      <w:r>
-        <w:t>5TH4</w:t>
-      </w:r>
-      <w:r>
-        <w:t>～</w:t>
-      </w:r>
-      <w:r>
-        <w:t xml:space="preserve">0 </w:t>
-      </w:r>
-      <w:r>
-        <w:t>は、</w:t>
-      </w:r>
-      <w:r>
-        <w:t xml:space="preserve">Sprite mode1 </w:t>
-      </w:r>
-      <w:r>
-        <w:t>では</w:t>
-      </w:r>
-      <w:r>
-        <w:t xml:space="preserve"> 5</w:t>
-      </w:r>
-      <w:r>
-        <w:t>番目に並んで消えているスプライト番号。</w:t>
-      </w:r>
-      <w:r>
-        <w:t xml:space="preserve">Sprite mode2 </w:t>
-      </w:r>
-      <w:r>
-        <w:t>では</w:t>
-      </w:r>
-      <w:r>
-        <w:t xml:space="preserve"> 9</w:t>
-      </w:r>
-      <w:r>
-        <w:t>番目に並んで消えているスプライト番号。</w:t>
-      </w:r>
-      <w:r>
-        <w:t xml:space="preserve">Sprite mode3 </w:t>
-      </w:r>
-      <w:r>
-        <w:t>では無効な値。</w:t>
-      </w:r>
-    </w:p>
-    <w:p>
-      <w:pPr>
-        <w:pStyle w:val="Standard"/>
-      </w:pPr>
-      <w:r>
-        <w:t xml:space="preserve">　</w:t>
-      </w:r>
-      <w:r>
-        <w:t xml:space="preserve">C </w:t>
-      </w:r>
-      <w:r>
-        <w:t>は、スプライトが衝突したことを示すフラグ。衝突している場合に</w:t>
-      </w:r>
-      <w:r>
-        <w:t>1</w:t>
-      </w:r>
-      <w:r>
-        <w:t>になる。</w:t>
-      </w:r>
-    </w:p>
-    <w:p>
-      <w:pPr>
-        <w:pStyle w:val="Standard"/>
-      </w:pPr>
-      <w:r>
-        <w:t xml:space="preserve">　</w:t>
-      </w:r>
-      <w:r>
-        <w:t xml:space="preserve">5S </w:t>
-      </w:r>
-      <w:r>
-        <w:t>は、</w:t>
-      </w:r>
-      <w:r>
-        <w:t xml:space="preserve">Sprite mode1 </w:t>
-      </w:r>
-      <w:r>
-        <w:t>では</w:t>
-      </w:r>
-      <w:r>
-        <w:t xml:space="preserve"> 5</w:t>
-      </w:r>
-      <w:r>
-        <w:t>枚以上、</w:t>
-      </w:r>
-      <w:r>
-        <w:t xml:space="preserve">Sprite mode2 </w:t>
-      </w:r>
-      <w:r>
-        <w:t>では</w:t>
-      </w:r>
-      <w:r>
-        <w:t xml:space="preserve"> 9</w:t>
-      </w:r>
-      <w:r>
-        <w:t>枚以上、</w:t>
-      </w:r>
-      <w:r>
-        <w:t xml:space="preserve">Sprite mode3 </w:t>
-      </w:r>
-      <w:r>
-        <w:t>では</w:t>
-      </w:r>
-      <w:r>
-        <w:t xml:space="preserve"> 17</w:t>
-      </w:r>
-      <w:r>
-        <w:t>枚以上のスプライトが並んでおり、消えている状態のスプライトがあることを示すフラグ。</w:t>
-      </w:r>
-      <w:r>
-        <w:t>1</w:t>
-      </w:r>
-      <w:r>
-        <w:t>の場合は並んでいる。</w:t>
-      </w:r>
-    </w:p>
-    <w:p>
-      <w:pPr>
-        <w:pStyle w:val="Standard"/>
-      </w:pPr>
-      <w:r>
-        <w:t xml:space="preserve">　</w:t>
-      </w:r>
-      <w:r>
-        <w:t xml:space="preserve">F </w:t>
-      </w:r>
-      <w:r>
-        <w:t>は、垂直同期割込フラグ。割込が発生している場合に</w:t>
-      </w:r>
-      <w:r>
-        <w:t>1</w:t>
-      </w:r>
-      <w:r>
-        <w:t>になる。</w:t>
-      </w:r>
-      <w:r>
-        <w:t>S#0</w:t>
-      </w:r>
-      <w:r>
-        <w:t>を読みだすと</w:t>
-      </w:r>
-      <w:r>
-        <w:t>0</w:t>
-      </w:r>
-      <w:r>
-        <w:t>にクリアされる。</w:t>
+        <w:t xml:space="preserve">　5TH4～0 は、Sprite mode1 では 5番目に並んで消えているスプライト番号。Sprite mode2 では 9番目に並んで消えているスプライト番号。Sprite mode3 では無効な値。</w:t>
+      </w:r>
+    </w:p>
+    <w:p>
+      <w:pPr>
+        <w:pStyle w:val="Standard"/>
+      </w:pPr>
+      <w:r>
+        <w:t xml:space="preserve">　C は、スプライトが衝突したことを示すフラグ。衝突している場合に1になる。</w:t>
+      </w:r>
+    </w:p>
+    <w:p>
+      <w:pPr>
+        <w:pStyle w:val="Standard"/>
+      </w:pPr>
+      <w:r>
+        <w:t xml:space="preserve">　5S は、Sprite mode1 では 5枚以上、Sprite mode2 では 9枚以上、Sprite mode3 では 17枚以上のスプライトが並んでおり、消えている状態のスプライトがあることを示すフラグ。1の場合は並んでいる。</w:t>
+      </w:r>
+    </w:p>
+    <w:p>
+      <w:pPr>
+        <w:pStyle w:val="Standard"/>
+      </w:pPr>
+      <w:r>
+        <w:t xml:space="preserve">　F は、垂直同期割込フラグ。割込が発生している場合に1になる。S#0を読みだすと0にクリアされる。</w:t>
       </w:r>
     </w:p>
     <w:p>
@@ -11062,7 +9844,6 @@
       </w:pPr>
       <w:bookmarkStart w:id="54" w:name="_Toc241436426"/>
       <w:r>
-        <w:lastRenderedPageBreak/>
         <w:t>S#1 Status register 1</w:t>
       </w:r>
       <w:bookmarkEnd w:id="54"/>
@@ -11128,163 +9909,55 @@
         <w:pStyle w:val="Standard"/>
       </w:pPr>
       <w:r>
-        <w:t xml:space="preserve">　</w:t>
-      </w:r>
-      <w:r>
-        <w:t xml:space="preserve">FH </w:t>
-      </w:r>
-      <w:r>
-        <w:t>は、水平帰線割込（ライン割込、走査線割込）が発生したら</w:t>
-      </w:r>
-      <w:r>
-        <w:t>1</w:t>
-      </w:r>
-      <w:r>
-        <w:t>になり、発生していなければ</w:t>
-      </w:r>
-      <w:r>
-        <w:t>0</w:t>
-      </w:r>
-      <w:r>
-        <w:t>になる。</w:t>
-      </w:r>
-      <w:r>
-        <w:t xml:space="preserve">S#1 </w:t>
-      </w:r>
-      <w:r>
-        <w:t>を読みだすと、</w:t>
-      </w:r>
-      <w:r>
-        <w:t>0</w:t>
-      </w:r>
-      <w:r>
-        <w:t>にクリアされる。</w:t>
-      </w:r>
-    </w:p>
-    <w:p>
-      <w:pPr>
-        <w:pStyle w:val="Standard"/>
-      </w:pPr>
-      <w:r>
-        <w:t xml:space="preserve">　</w:t>
-      </w:r>
-      <w:r>
-        <w:t>ID#4</w:t>
-      </w:r>
-      <w:r>
-        <w:t>～</w:t>
-      </w:r>
-      <w:r>
-        <w:t xml:space="preserve">#0 </w:t>
-      </w:r>
-      <w:r>
-        <w:t>は、</w:t>
-      </w:r>
-      <w:r>
-        <w:t>VDP</w:t>
-      </w:r>
-      <w:r>
-        <w:t>の識別子。</w:t>
-      </w:r>
-    </w:p>
-    <w:p>
-      <w:pPr>
-        <w:pStyle w:val="Standard"/>
-      </w:pPr>
-      <w:r>
-        <w:t xml:space="preserve">　　　</w:t>
-      </w:r>
-      <w:r>
-        <w:t>V9938</w:t>
-      </w:r>
-      <w:r>
-        <w:t>：</w:t>
-      </w:r>
-      <w:r>
-        <w:t>00000</w:t>
-      </w:r>
-    </w:p>
-    <w:p>
-      <w:pPr>
-        <w:pStyle w:val="Standard"/>
-      </w:pPr>
-      <w:r>
-        <w:t xml:space="preserve">　　　</w:t>
-      </w:r>
-      <w:r>
-        <w:t>V9958</w:t>
-      </w:r>
-      <w:r>
-        <w:t>：</w:t>
-      </w:r>
-      <w:r>
-        <w:t>00010</w:t>
-      </w:r>
-    </w:p>
-    <w:p>
-      <w:pPr>
-        <w:pStyle w:val="Standard"/>
-      </w:pPr>
-      <w:r>
-        <w:t xml:space="preserve">　　　</w:t>
-      </w:r>
-      <w:r>
-        <w:t>V9968</w:t>
-      </w:r>
-      <w:r>
-        <w:t>：</w:t>
-      </w:r>
-      <w:r>
-        <w:t>00011</w:t>
-      </w:r>
-    </w:p>
-    <w:p>
-      <w:pPr>
-        <w:pStyle w:val="Standard"/>
-      </w:pPr>
-      <w:r>
-        <w:t xml:space="preserve">　　　</w:t>
-      </w:r>
-      <w:r>
-        <w:t>V9978</w:t>
-      </w:r>
-      <w:r>
-        <w:t>：</w:t>
-      </w:r>
-      <w:r>
-        <w:t>00100</w:t>
-      </w:r>
-    </w:p>
-    <w:p>
-      <w:pPr>
-        <w:pStyle w:val="Standard"/>
-      </w:pPr>
-      <w:r>
-        <w:t xml:space="preserve">　</w:t>
-      </w:r>
-      <w:r>
-        <w:t>LPS</w:t>
-      </w:r>
-      <w:r>
-        <w:t>及び</w:t>
-      </w:r>
-      <w:r>
-        <w:t>FL</w:t>
-      </w:r>
-      <w:r>
-        <w:t>は、</w:t>
-      </w:r>
-      <w:r>
-        <w:t xml:space="preserve">V9938 </w:t>
-      </w:r>
-      <w:r>
-        <w:t>では、ライトペン関連のフラグだが、</w:t>
-      </w:r>
-      <w:r>
-        <w:t>V9958</w:t>
-      </w:r>
-      <w:r>
-        <w:t>で削除されており、無効。</w:t>
+        <w:t xml:space="preserve">　FH は、水平帰線割込（ライン割込、走査線割込）が発生したら1になり、発生していなければ0になる。S#1 を読みだすと、0にクリアされる。</w:t>
+      </w:r>
+    </w:p>
+    <w:p>
+      <w:pPr>
+        <w:pStyle w:val="Standard"/>
+      </w:pPr>
+      <w:r>
+        <w:t xml:space="preserve">　ID#4～#0 は、VDPの識別子。</w:t>
+      </w:r>
+    </w:p>
+    <w:p>
+      <w:pPr>
+        <w:pStyle w:val="Standard"/>
+      </w:pPr>
+      <w:r>
+        <w:t xml:space="preserve">　　　V9938：00000</w:t>
+      </w:r>
+    </w:p>
+    <w:p>
+      <w:pPr>
+        <w:pStyle w:val="Standard"/>
+      </w:pPr>
+      <w:r>
+        <w:t xml:space="preserve">　　　V9958：00010</w:t>
+      </w:r>
+    </w:p>
+    <w:p>
+      <w:pPr>
+        <w:pStyle w:val="Standard"/>
+      </w:pPr>
+      <w:r>
+        <w:t xml:space="preserve">　　　V9968：00011</w:t>
+      </w:r>
+    </w:p>
+    <w:p>
+      <w:pPr>
+        <w:pStyle w:val="Standard"/>
+      </w:pPr>
+      <w:r>
+        <w:t xml:space="preserve">　　　V9978：00100</w:t>
+      </w:r>
+    </w:p>
+    <w:p>
+      <w:pPr>
+        <w:pStyle w:val="Standard"/>
+      </w:pPr>
+      <w:r>
+        <w:t xml:space="preserve">　LPS及びFLは、V9938 では、ライトペン関連のフラグだが、V9958で削除されており、無効。</w:t>
       </w:r>
     </w:p>
     <w:p>
@@ -11363,28 +10036,46 @@
         <w:pStyle w:val="Standard"/>
       </w:pPr>
       <w:r>
-        <w:t xml:space="preserve">　</w:t>
-      </w:r>
-      <w:r>
-        <w:t xml:space="preserve">CE </w:t>
-      </w:r>
-      <w:r>
-        <w:t>は、</w:t>
-      </w:r>
-      <w:r>
-        <w:t>VDP</w:t>
-      </w:r>
-      <w:r>
-        <w:t>コマンド実行中フラグ。実行中には</w:t>
-      </w:r>
-      <w:r>
-        <w:t xml:space="preserve"> 1</w:t>
-      </w:r>
-      <w:r>
-        <w:t>、停止中には</w:t>
-      </w:r>
-      <w:r>
-        <w:t xml:space="preserve"> 0 </w:t>
+        <w:t xml:space="preserve">　CE は、VDPコマンド実行中フラグ。実行中には 1、停止中には 0 になる。</w:t>
+      </w:r>
+    </w:p>
+    <w:p>
+      <w:pPr>
+        <w:pStyle w:val="Standard"/>
+      </w:pPr>
+      <w:r>
+        <w:t xml:space="preserve">　EO は、even/oddフィールドフラグ。第1フィールドは 0、第2フィールドは 1 になる。</w:t>
+      </w:r>
+    </w:p>
+    <w:p>
+      <w:pPr>
+        <w:pStyle w:val="Standard"/>
+      </w:pPr>
+      <w:r>
+        <w:t xml:space="preserve">　BD は、境界検出フラグ。SRCH により境界を検出した場合には 1、未検出は 0 になる。S#9 を読むと 0 に戻る。詳細は、SRCHコマンドの説明を参照。</w:t>
+      </w:r>
+    </w:p>
+    <w:p>
+      <w:pPr>
+        <w:pStyle w:val="Standard"/>
+      </w:pPr>
+      <w:r>
+        <w:t xml:space="preserve">　HR は、水平ブランキング期間中フラグ。 水平ブランキングは</w:t>
+      </w:r>
+      <w:r>
+        <w:rPr>
+          <w:rFonts w:hint="eastAsia"/>
+        </w:rPr>
+        <w:t>1</w:t>
+      </w:r>
+      <w:r>
+        <w:t xml:space="preserve"> になり、それ以外では</w:t>
+      </w:r>
+      <w:r>
+        <w:rPr>
+          <w:rFonts w:hint="eastAsia"/>
+        </w:rPr>
+        <w:t>0</w:t>
       </w:r>
       <w:r>
         <w:t>になる。</w:t>
@@ -11395,40 +10086,22 @@
         <w:pStyle w:val="Standard"/>
       </w:pPr>
       <w:r>
-        <w:t xml:space="preserve">　</w:t>
-      </w:r>
-      <w:r>
-        <w:t xml:space="preserve">EO </w:t>
-      </w:r>
-      <w:r>
-        <w:t>は、</w:t>
-      </w:r>
-      <w:r>
-        <w:t>even/odd</w:t>
-      </w:r>
-      <w:r>
-        <w:t>フィールドフラグ。第</w:t>
-      </w:r>
-      <w:r>
+        <w:t xml:space="preserve">　VR は、垂直ブランキング期間中フラグ。垂直ブランキングは </w:t>
+      </w:r>
+      <w:r>
+        <w:rPr>
+          <w:rFonts w:hint="eastAsia"/>
+        </w:rPr>
         <w:t>1</w:t>
       </w:r>
       <w:r>
-        <w:t>フィールドは</w:t>
-      </w:r>
-      <w:r>
-        <w:t xml:space="preserve"> 0</w:t>
-      </w:r>
-      <w:r>
-        <w:t>、第</w:t>
-      </w:r>
-      <w:r>
-        <w:t>2</w:t>
-      </w:r>
-      <w:r>
-        <w:t>フィールドは</w:t>
-      </w:r>
-      <w:r>
-        <w:t xml:space="preserve"> 1 </w:t>
+        <w:t xml:space="preserve"> になり、それ以外では</w:t>
+      </w:r>
+      <w:r>
+        <w:rPr>
+          <w:rFonts w:hint="eastAsia"/>
+        </w:rPr>
+        <w:t>0</w:t>
       </w:r>
       <w:r>
         <w:t>になる。</w:t>
@@ -11439,145 +10112,7 @@
         <w:pStyle w:val="Standard"/>
       </w:pPr>
       <w:r>
-        <w:t xml:space="preserve">　</w:t>
-      </w:r>
-      <w:r>
-        <w:t xml:space="preserve">BD </w:t>
-      </w:r>
-      <w:r>
-        <w:t>は、境界検出フラグ。</w:t>
-      </w:r>
-      <w:r>
-        <w:t xml:space="preserve">SRCH </w:t>
-      </w:r>
-      <w:r>
-        <w:t>により境界を検出した場合には</w:t>
-      </w:r>
-      <w:r>
-        <w:t xml:space="preserve"> 1</w:t>
-      </w:r>
-      <w:r>
-        <w:t>、未検出は</w:t>
-      </w:r>
-      <w:r>
-        <w:t xml:space="preserve"> 0 </w:t>
-      </w:r>
-      <w:r>
-        <w:t>になる。</w:t>
-      </w:r>
-      <w:r>
-        <w:t xml:space="preserve">S#9 </w:t>
-      </w:r>
-      <w:r>
-        <w:t>を読むと</w:t>
-      </w:r>
-      <w:r>
-        <w:t xml:space="preserve"> 0 </w:t>
-      </w:r>
-      <w:r>
-        <w:t>に戻る。詳細は、</w:t>
-      </w:r>
-      <w:r>
-        <w:t>SRCH</w:t>
-      </w:r>
-      <w:r>
-        <w:t>コマンドの説明を参照。</w:t>
-      </w:r>
-    </w:p>
-    <w:p>
-      <w:pPr>
-        <w:pStyle w:val="Standard"/>
-      </w:pPr>
-      <w:r>
-        <w:t xml:space="preserve">　</w:t>
-      </w:r>
-      <w:r>
-        <w:t xml:space="preserve">HR </w:t>
-      </w:r>
-      <w:r>
-        <w:t>は、水平ブランキング期間中フラグ（負論理）。</w:t>
-      </w:r>
-      <w:r>
-        <w:t xml:space="preserve"> </w:t>
-      </w:r>
-      <w:r>
-        <w:t>水平ブランキングは</w:t>
-      </w:r>
-      <w:r>
-        <w:t xml:space="preserve">0 </w:t>
-      </w:r>
-      <w:r>
-        <w:t>になり、それ以外では</w:t>
-      </w:r>
-      <w:r>
-        <w:t>1</w:t>
-      </w:r>
-      <w:r>
-        <w:t>になる。</w:t>
-      </w:r>
-    </w:p>
-    <w:p>
-      <w:pPr>
-        <w:pStyle w:val="Standard"/>
-      </w:pPr>
-      <w:r>
-        <w:t xml:space="preserve">　</w:t>
-      </w:r>
-      <w:r>
-        <w:t xml:space="preserve">VR </w:t>
-      </w:r>
-      <w:r>
-        <w:t>は、垂直ブランキング期間中フラグ（負論理）。垂直ブランキングは</w:t>
-      </w:r>
-      <w:r>
-        <w:t xml:space="preserve"> 0 </w:t>
-      </w:r>
-      <w:r>
-        <w:t>になり、それ以外では</w:t>
-      </w:r>
-      <w:r>
-        <w:t>1</w:t>
-      </w:r>
-      <w:r>
-        <w:t>になる。</w:t>
-      </w:r>
-    </w:p>
-    <w:p>
-      <w:pPr>
-        <w:pStyle w:val="Standard"/>
-      </w:pPr>
-      <w:r>
-        <w:t xml:space="preserve">　</w:t>
-      </w:r>
-      <w:r>
-        <w:t xml:space="preserve">TR </w:t>
-      </w:r>
-      <w:r>
-        <w:t>は、</w:t>
-      </w:r>
-      <w:r>
-        <w:t>HMMC, LMMC, LMCM</w:t>
-      </w:r>
-      <w:r>
-        <w:t>コマンドにおける転送準備完了フラグ。</w:t>
-      </w:r>
-      <w:r>
-        <w:t xml:space="preserve">1 </w:t>
-      </w:r>
-      <w:r>
-        <w:t>は準備完了。</w:t>
-      </w:r>
-      <w:r>
-        <w:t>0</w:t>
-      </w:r>
-      <w:r>
-        <w:t>は準備未完了。詳細は、</w:t>
-      </w:r>
-      <w:r>
-        <w:t>HMMC, LMMC, LMCM</w:t>
-      </w:r>
-      <w:r>
-        <w:t>コマンドの説明を参照。</w:t>
+        <w:t xml:space="preserve">　TR は、HMMC, LMMC, LMCMコマンドにおける転送準備完了フラグ。1 は準備完了。0は準備未完了。詳細は、HMMC, LMMC, LMCMコマンドの説明を参照。</w:t>
       </w:r>
     </w:p>
     <w:p>
@@ -11591,7 +10126,6 @@
       </w:pPr>
       <w:bookmarkStart w:id="56" w:name="_Toc241436428"/>
       <w:r>
-        <w:lastRenderedPageBreak/>
         <w:t>S#3, S#4, S#5, S#6 Column/Row register</w:t>
       </w:r>
       <w:bookmarkEnd w:id="56"/>
@@ -11746,31 +10280,7 @@
         <w:pStyle w:val="Standard"/>
       </w:pPr>
       <w:r>
-        <w:t xml:space="preserve">　</w:t>
-      </w:r>
-      <w:r>
-        <w:t>POINT</w:t>
-      </w:r>
-      <w:r>
-        <w:t>コマンド、</w:t>
-      </w:r>
-      <w:r>
-        <w:t>LMCM</w:t>
-      </w:r>
-      <w:r>
-        <w:t>コマンドにより読みだされた画素値がセットされる。詳細は、</w:t>
-      </w:r>
-      <w:r>
-        <w:t>POINT</w:t>
-      </w:r>
-      <w:r>
-        <w:t>コマンド及び</w:t>
-      </w:r>
-      <w:r>
-        <w:t>LMCM</w:t>
-      </w:r>
-      <w:r>
-        <w:t>コマンドの説明を参照。</w:t>
+        <w:t xml:space="preserve">　POINTコマンド、LMCMコマンドにより読みだされた画素値がセットされる。詳細は、POINTコマンド及びLMCMコマンドの説明を参照。</w:t>
       </w:r>
     </w:p>
     <w:p>
@@ -11849,23 +10359,7 @@
         <w:pStyle w:val="Standard"/>
       </w:pPr>
       <w:r>
-        <w:lastRenderedPageBreak/>
-        <w:t>SRCH</w:t>
-      </w:r>
-      <w:r>
-        <w:t>コマンドによって検出された境界の</w:t>
-      </w:r>
-      <w:r>
-        <w:t xml:space="preserve"> X</w:t>
-      </w:r>
-      <w:r>
-        <w:t>座標がセットされる。詳細は、</w:t>
-      </w:r>
-      <w:r>
-        <w:t>SRCH</w:t>
-      </w:r>
-      <w:r>
-        <w:t>コマンドの説明を参照。</w:t>
+        <w:t>SRCHコマンドによって検出された境界の X座標がセットされる。詳細は、SRCHコマンドの説明を参照。</w:t>
       </w:r>
     </w:p>
     <w:p>
